--- a/Documentation/Test descriptions/Version 4.1/Brugervejledning for IBOS Punktnodelæser.v4.1.docx
+++ b/Documentation/Test descriptions/Version 4.1/Brugervejledning for IBOS Punktnodelæser.v4.1.docx
@@ -34,6 +34,16 @@
     </w:p>
     <w:p>
       <w:pPr>
+        <w:pStyle w:val="Overskrift1"/>
+        <w:rPr/>
+      </w:pPr>
+      <w:r>
+        <w:rPr/>
+        <w:t>Funktionsbeskrivelse</w:t>
+      </w:r>
+    </w:p>
+    <w:p>
+      <w:pPr>
         <w:pStyle w:val="Prformaterettekst"/>
         <w:bidi w:val="0"/>
         <w:spacing w:before="0" w:after="0"/>
@@ -136,21 +146,7 @@
           <w:b/>
           <w:bCs/>
         </w:rPr>
-        <w:t xml:space="preserve">En </w:t>
-      </w:r>
-      <w:r>
-        <w:rPr>
-          <w:b/>
-          <w:bCs/>
-        </w:rPr>
-        <w:t>m</w:t>
-      </w:r>
-      <w:r>
-        <w:rPr>
-          <w:b/>
-          <w:bCs/>
-        </w:rPr>
-        <w:t>enu:</w:t>
+        <w:t>En menu:</w:t>
       </w:r>
     </w:p>
     <w:p>
@@ -475,31 +471,23 @@
       </w:pPr>
       <w:r>
         <w:rPr/>
-        <w:t>På næste side vises et typisk</w:t>
-      </w:r>
-      <w:r>
-        <w:rPr/>
-        <w:t>e</w:t>
-      </w:r>
-      <w:r>
-        <w:rPr/>
-        <w:t xml:space="preserve"> eksempel</w:t>
-      </w:r>
-      <w:r>
-        <w:rPr/>
-        <w:t>er</w:t>
-      </w:r>
-      <w:r>
-        <w:rPr/>
-        <w:t xml:space="preserve"> på visningen </w:t>
-      </w:r>
-      <w:r>
-        <w:rPr/>
-        <w:t>udsnit</w:t>
-      </w:r>
-      <w:r>
-        <w:rPr/>
-        <w:t xml:space="preserve"> af nummer 262 i Højskolesangbogen: Kaj Munks ”Den blå anemone”.</w:t>
+        <w:t xml:space="preserve">På næste side vises et typisk eksempel på visningen </w:t>
+      </w:r>
+      <w:r>
+        <w:rPr/>
+        <w:t>af starten af ”Højre Hånd”</w:t>
+      </w:r>
+      <w:r>
+        <w:rPr/>
+        <w:t xml:space="preserve"> </w:t>
+      </w:r>
+      <w:r>
+        <w:rPr/>
+        <w:t>for</w:t>
+      </w:r>
+      <w:r>
+        <w:rPr/>
+        <w:t xml:space="preserve"> nummer 262 i Højskolesangbogen: Kaj Munks ”Den blå anemone”.</w:t>
       </w:r>
     </w:p>
     <w:p>
@@ -535,12 +523,1783 @@
         <w:bidi w:val="0"/>
         <w:spacing w:before="0" w:after="0"/>
         <w:jc w:val="left"/>
-        <w:rPr/>
-      </w:pPr>
-      <w:r>
-        <w:rPr/>
-      </w:r>
-    </w:p>
+        <w:rPr>
+          <w:b/>
+          <w:b/>
+          <w:bCs/>
+        </w:rPr>
+      </w:pPr>
+      <w:r>
+        <w:rPr>
+          <w:b/>
+          <w:bCs/>
+        </w:rPr>
+      </w:r>
+    </w:p>
+    <w:p>
+      <w:pPr>
+        <w:pStyle w:val="Prformaterettekst"/>
+        <w:bidi w:val="0"/>
+        <w:spacing w:before="0" w:after="0"/>
+        <w:jc w:val="left"/>
+        <w:rPr>
+          <w:b/>
+          <w:b/>
+          <w:bCs/>
+        </w:rPr>
+      </w:pPr>
+      <w:r>
+        <w:rPr>
+          <w:b/>
+          <w:bCs/>
+        </w:rPr>
+        <w:t>Starten på Højre hånd med eksempler på stor bistemme og intervalnotation</w:t>
+      </w:r>
+    </w:p>
+    <w:tbl>
+      <w:tblPr>
+        <w:tblW w:w="9638" w:type="dxa"/>
+        <w:jc w:val="left"/>
+        <w:tblInd w:w="0" w:type="dxa"/>
+        <w:tblCellMar>
+          <w:top w:w="55" w:type="dxa"/>
+          <w:left w:w="55" w:type="dxa"/>
+          <w:bottom w:w="55" w:type="dxa"/>
+          <w:right w:w="55" w:type="dxa"/>
+        </w:tblCellMar>
+      </w:tblPr>
+      <w:tblGrid>
+        <w:gridCol w:w="9638"/>
+      </w:tblGrid>
+      <w:tr>
+        <w:trPr/>
+        <w:tc>
+          <w:tcPr>
+            <w:tcW w:w="9638" w:type="dxa"/>
+            <w:tcBorders>
+              <w:top w:val="single" w:sz="4" w:space="0" w:color="000000"/>
+              <w:left w:val="single" w:sz="4" w:space="0" w:color="000000"/>
+              <w:bottom w:val="single" w:sz="4" w:space="0" w:color="000000"/>
+            </w:tcBorders>
+            <w:shd w:fill="auto" w:val="clear"/>
+          </w:tcPr>
+          <w:p>
+            <w:pPr>
+              <w:pStyle w:val="Tabelindhold"/>
+              <w:jc w:val="left"/>
+              <w:rPr>
+                <w:rFonts w:ascii="Liberation Serif" w:hAnsi="Liberation Serif"/>
+                <w:b w:val="false"/>
+                <w:b w:val="false"/>
+                <w:bCs w:val="false"/>
+                <w:i w:val="false"/>
+                <w:i w:val="false"/>
+                <w:iCs w:val="false"/>
+                <w:strike w:val="false"/>
+                <w:dstrike w:val="false"/>
+                <w:outline w:val="false"/>
+                <w:shadow w:val="false"/>
+                <w:color w:val="000000"/>
+                <w:sz w:val="24"/>
+                <w:szCs w:val="24"/>
+                <w:u w:val="none"/>
+              </w:rPr>
+            </w:pPr>
+            <w:r>
+              <w:rPr>
+                <w:b w:val="false"/>
+                <w:bCs w:val="false"/>
+                <w:i w:val="false"/>
+                <w:iCs w:val="false"/>
+                <w:strike w:val="false"/>
+                <w:dstrike w:val="false"/>
+                <w:outline w:val="false"/>
+                <w:shadow w:val="false"/>
+                <w:color w:val="000000"/>
+                <w:sz w:val="24"/>
+                <w:szCs w:val="24"/>
+                <w:u w:val="none"/>
+              </w:rPr>
+              <w:t>Side 1 Linie   8  ⠨⠜⠄⠣⠣⠣⠀⠼⠙⠲⠀⠸⠚⠀⠐⠋⠸⠚⠐⠋⠛⠳⠓⠋⠣⠜</w:t>
+            </w:r>
+          </w:p>
+          <w:p>
+            <w:pPr>
+              <w:pStyle w:val="Tabelindhold"/>
+              <w:jc w:val="left"/>
+              <w:rPr>
+                <w:rFonts w:ascii="Liberation Serif" w:hAnsi="Liberation Serif"/>
+                <w:b w:val="false"/>
+                <w:b w:val="false"/>
+                <w:bCs w:val="false"/>
+                <w:i w:val="false"/>
+                <w:i w:val="false"/>
+                <w:iCs w:val="false"/>
+                <w:strike w:val="false"/>
+                <w:dstrike w:val="false"/>
+                <w:outline w:val="false"/>
+                <w:shadow w:val="false"/>
+                <w:color w:val="000000"/>
+                <w:sz w:val="24"/>
+                <w:szCs w:val="24"/>
+                <w:u w:val="none"/>
+              </w:rPr>
+            </w:pPr>
+            <w:r>
+              <w:rPr>
+                <w:b w:val="false"/>
+                <w:bCs w:val="false"/>
+                <w:i w:val="false"/>
+                <w:iCs w:val="false"/>
+                <w:strike w:val="false"/>
+                <w:dstrike w:val="false"/>
+                <w:outline w:val="false"/>
+                <w:shadow w:val="false"/>
+                <w:color w:val="000000"/>
+                <w:sz w:val="24"/>
+                <w:szCs w:val="24"/>
+                <w:u w:val="none"/>
+              </w:rPr>
+              <w:t xml:space="preserve">⠨⠜⠄ Højre hånd </w:t>
+            </w:r>
+          </w:p>
+          <w:p>
+            <w:pPr>
+              <w:pStyle w:val="Tabelindhold"/>
+              <w:jc w:val="left"/>
+              <w:rPr>
+                <w:rFonts w:ascii="Liberation Serif" w:hAnsi="Liberation Serif"/>
+                <w:b w:val="false"/>
+                <w:b w:val="false"/>
+                <w:bCs w:val="false"/>
+                <w:i w:val="false"/>
+                <w:i w:val="false"/>
+                <w:iCs w:val="false"/>
+                <w:strike w:val="false"/>
+                <w:dstrike w:val="false"/>
+                <w:outline w:val="false"/>
+                <w:shadow w:val="false"/>
+                <w:color w:val="000000"/>
+                <w:sz w:val="24"/>
+                <w:szCs w:val="24"/>
+                <w:u w:val="none"/>
+              </w:rPr>
+            </w:pPr>
+            <w:r>
+              <w:rPr>
+                <w:b w:val="false"/>
+                <w:bCs w:val="false"/>
+                <w:i w:val="false"/>
+                <w:iCs w:val="false"/>
+                <w:strike w:val="false"/>
+                <w:dstrike w:val="false"/>
+                <w:outline w:val="false"/>
+                <w:shadow w:val="false"/>
+                <w:color w:val="000000"/>
+                <w:sz w:val="24"/>
+                <w:szCs w:val="24"/>
+                <w:u w:val="none"/>
+              </w:rPr>
+              <w:t xml:space="preserve">⠣⠣⠣⠀ Faste fortegn-3 </w:t>
+            </w:r>
+          </w:p>
+          <w:p>
+            <w:pPr>
+              <w:pStyle w:val="Tabelindhold"/>
+              <w:jc w:val="left"/>
+              <w:rPr>
+                <w:rFonts w:ascii="Liberation Serif" w:hAnsi="Liberation Serif"/>
+                <w:b w:val="false"/>
+                <w:b w:val="false"/>
+                <w:bCs w:val="false"/>
+                <w:i w:val="false"/>
+                <w:i w:val="false"/>
+                <w:iCs w:val="false"/>
+                <w:strike w:val="false"/>
+                <w:dstrike w:val="false"/>
+                <w:outline w:val="false"/>
+                <w:shadow w:val="false"/>
+                <w:color w:val="000000"/>
+                <w:sz w:val="24"/>
+                <w:szCs w:val="24"/>
+                <w:u w:val="none"/>
+              </w:rPr>
+            </w:pPr>
+            <w:r>
+              <w:rPr>
+                <w:b w:val="false"/>
+                <w:bCs w:val="false"/>
+                <w:i w:val="false"/>
+                <w:iCs w:val="false"/>
+                <w:strike w:val="false"/>
+                <w:dstrike w:val="false"/>
+                <w:outline w:val="false"/>
+                <w:shadow w:val="false"/>
+                <w:color w:val="000000"/>
+                <w:sz w:val="24"/>
+                <w:szCs w:val="24"/>
+                <w:u w:val="none"/>
+              </w:rPr>
+              <w:t xml:space="preserve">⠼⠙⠲⠀ Taktart4/4 </w:t>
+            </w:r>
+          </w:p>
+          <w:p>
+            <w:pPr>
+              <w:pStyle w:val="Tabelindhold"/>
+              <w:jc w:val="left"/>
+              <w:rPr>
+                <w:rFonts w:ascii="Liberation Serif" w:hAnsi="Liberation Serif"/>
+                <w:b w:val="false"/>
+                <w:b w:val="false"/>
+                <w:bCs w:val="false"/>
+                <w:i w:val="false"/>
+                <w:i w:val="false"/>
+                <w:iCs w:val="false"/>
+                <w:strike w:val="false"/>
+                <w:dstrike w:val="false"/>
+                <w:outline w:val="false"/>
+                <w:shadow w:val="false"/>
+                <w:color w:val="000000"/>
+                <w:sz w:val="24"/>
+                <w:szCs w:val="24"/>
+                <w:u w:val="none"/>
+              </w:rPr>
+            </w:pPr>
+            <w:r>
+              <w:rPr>
+                <w:b w:val="false"/>
+                <w:bCs w:val="false"/>
+                <w:i w:val="false"/>
+                <w:iCs w:val="false"/>
+                <w:strike w:val="false"/>
+                <w:dstrike w:val="false"/>
+                <w:outline w:val="false"/>
+                <w:shadow w:val="false"/>
+                <w:color w:val="000000"/>
+                <w:sz w:val="24"/>
+                <w:szCs w:val="24"/>
+                <w:u w:val="none"/>
+              </w:rPr>
+              <w:t xml:space="preserve">⠸ Oktav3 </w:t>
+            </w:r>
+          </w:p>
+          <w:p>
+            <w:pPr>
+              <w:pStyle w:val="Tabelindhold"/>
+              <w:jc w:val="left"/>
+              <w:rPr>
+                <w:rFonts w:ascii="Liberation Serif" w:hAnsi="Liberation Serif"/>
+                <w:b w:val="false"/>
+                <w:b w:val="false"/>
+                <w:bCs w:val="false"/>
+                <w:i w:val="false"/>
+                <w:i w:val="false"/>
+                <w:iCs w:val="false"/>
+                <w:strike w:val="false"/>
+                <w:dstrike w:val="false"/>
+                <w:outline w:val="false"/>
+                <w:shadow w:val="false"/>
+                <w:color w:val="000000"/>
+                <w:sz w:val="24"/>
+                <w:szCs w:val="24"/>
+                <w:u w:val="none"/>
+              </w:rPr>
+            </w:pPr>
+            <w:r>
+              <w:rPr>
+                <w:b w:val="false"/>
+                <w:bCs w:val="false"/>
+                <w:i w:val="false"/>
+                <w:iCs w:val="false"/>
+                <w:strike w:val="false"/>
+                <w:dstrike w:val="false"/>
+                <w:outline w:val="false"/>
+                <w:shadow w:val="false"/>
+                <w:color w:val="000000"/>
+                <w:sz w:val="24"/>
+                <w:szCs w:val="24"/>
+                <w:u w:val="none"/>
+              </w:rPr>
+              <w:t xml:space="preserve">⠚ B/8 </w:t>
+            </w:r>
+          </w:p>
+          <w:p>
+            <w:pPr>
+              <w:pStyle w:val="Tabelindhold"/>
+              <w:jc w:val="left"/>
+              <w:rPr>
+                <w:rFonts w:ascii="Liberation Serif" w:hAnsi="Liberation Serif"/>
+                <w:b w:val="false"/>
+                <w:b w:val="false"/>
+                <w:bCs w:val="false"/>
+                <w:i w:val="false"/>
+                <w:i w:val="false"/>
+                <w:iCs w:val="false"/>
+                <w:strike w:val="false"/>
+                <w:dstrike w:val="false"/>
+                <w:outline w:val="false"/>
+                <w:shadow w:val="false"/>
+                <w:color w:val="000000"/>
+                <w:sz w:val="24"/>
+                <w:szCs w:val="24"/>
+                <w:u w:val="none"/>
+              </w:rPr>
+            </w:pPr>
+            <w:r>
+              <w:rPr>
+                <w:b w:val="false"/>
+                <w:bCs w:val="false"/>
+                <w:i w:val="false"/>
+                <w:iCs w:val="false"/>
+                <w:strike w:val="false"/>
+                <w:dstrike w:val="false"/>
+                <w:outline w:val="false"/>
+                <w:shadow w:val="false"/>
+                <w:color w:val="000000"/>
+                <w:sz w:val="24"/>
+                <w:szCs w:val="24"/>
+                <w:u w:val="none"/>
+              </w:rPr>
+              <w:t xml:space="preserve">⠀ Taktstreg </w:t>
+            </w:r>
+          </w:p>
+          <w:p>
+            <w:pPr>
+              <w:pStyle w:val="Tabelindhold"/>
+              <w:jc w:val="left"/>
+              <w:rPr>
+                <w:rFonts w:ascii="Liberation Serif" w:hAnsi="Liberation Serif"/>
+                <w:b w:val="false"/>
+                <w:b w:val="false"/>
+                <w:bCs w:val="false"/>
+                <w:i w:val="false"/>
+                <w:i w:val="false"/>
+                <w:iCs w:val="false"/>
+                <w:strike w:val="false"/>
+                <w:dstrike w:val="false"/>
+                <w:outline w:val="false"/>
+                <w:shadow w:val="false"/>
+                <w:color w:val="000000"/>
+                <w:sz w:val="24"/>
+                <w:szCs w:val="24"/>
+                <w:u w:val="none"/>
+              </w:rPr>
+            </w:pPr>
+            <w:r>
+              <w:rPr>
+                <w:b w:val="false"/>
+                <w:bCs w:val="false"/>
+                <w:i w:val="false"/>
+                <w:iCs w:val="false"/>
+                <w:strike w:val="false"/>
+                <w:dstrike w:val="false"/>
+                <w:outline w:val="false"/>
+                <w:shadow w:val="false"/>
+                <w:color w:val="000000"/>
+                <w:sz w:val="24"/>
+                <w:szCs w:val="24"/>
+                <w:u w:val="none"/>
+              </w:rPr>
+              <w:t xml:space="preserve">⠐ Oktav4 </w:t>
+            </w:r>
+          </w:p>
+          <w:p>
+            <w:pPr>
+              <w:pStyle w:val="Tabelindhold"/>
+              <w:jc w:val="left"/>
+              <w:rPr>
+                <w:rFonts w:ascii="Liberation Serif" w:hAnsi="Liberation Serif"/>
+                <w:b w:val="false"/>
+                <w:b w:val="false"/>
+                <w:bCs w:val="false"/>
+                <w:i w:val="false"/>
+                <w:i w:val="false"/>
+                <w:iCs w:val="false"/>
+                <w:strike w:val="false"/>
+                <w:dstrike w:val="false"/>
+                <w:outline w:val="false"/>
+                <w:shadow w:val="false"/>
+                <w:color w:val="000000"/>
+                <w:sz w:val="24"/>
+                <w:szCs w:val="24"/>
+                <w:u w:val="none"/>
+              </w:rPr>
+            </w:pPr>
+            <w:r>
+              <w:rPr>
+                <w:b w:val="false"/>
+                <w:bCs w:val="false"/>
+                <w:i w:val="false"/>
+                <w:iCs w:val="false"/>
+                <w:strike w:val="false"/>
+                <w:dstrike w:val="false"/>
+                <w:outline w:val="false"/>
+                <w:shadow w:val="false"/>
+                <w:color w:val="000000"/>
+                <w:sz w:val="24"/>
+                <w:szCs w:val="24"/>
+                <w:u w:val="none"/>
+              </w:rPr>
+              <w:t xml:space="preserve">⠋ E/8 </w:t>
+            </w:r>
+          </w:p>
+          <w:p>
+            <w:pPr>
+              <w:pStyle w:val="Tabelindhold"/>
+              <w:jc w:val="left"/>
+              <w:rPr>
+                <w:rFonts w:ascii="Liberation Serif" w:hAnsi="Liberation Serif"/>
+                <w:b w:val="false"/>
+                <w:b w:val="false"/>
+                <w:bCs w:val="false"/>
+                <w:i w:val="false"/>
+                <w:i w:val="false"/>
+                <w:iCs w:val="false"/>
+                <w:strike w:val="false"/>
+                <w:dstrike w:val="false"/>
+                <w:outline w:val="false"/>
+                <w:shadow w:val="false"/>
+                <w:color w:val="000000"/>
+                <w:sz w:val="24"/>
+                <w:szCs w:val="24"/>
+                <w:u w:val="none"/>
+              </w:rPr>
+            </w:pPr>
+            <w:r>
+              <w:rPr>
+                <w:b w:val="false"/>
+                <w:bCs w:val="false"/>
+                <w:i w:val="false"/>
+                <w:iCs w:val="false"/>
+                <w:strike w:val="false"/>
+                <w:dstrike w:val="false"/>
+                <w:outline w:val="false"/>
+                <w:shadow w:val="false"/>
+                <w:color w:val="000000"/>
+                <w:sz w:val="24"/>
+                <w:szCs w:val="24"/>
+                <w:u w:val="none"/>
+              </w:rPr>
+              <w:t xml:space="preserve">⠸ Oktav3 </w:t>
+            </w:r>
+          </w:p>
+          <w:p>
+            <w:pPr>
+              <w:pStyle w:val="Tabelindhold"/>
+              <w:jc w:val="left"/>
+              <w:rPr>
+                <w:rFonts w:ascii="Liberation Serif" w:hAnsi="Liberation Serif"/>
+                <w:b w:val="false"/>
+                <w:b w:val="false"/>
+                <w:bCs w:val="false"/>
+                <w:i w:val="false"/>
+                <w:i w:val="false"/>
+                <w:iCs w:val="false"/>
+                <w:strike w:val="false"/>
+                <w:dstrike w:val="false"/>
+                <w:outline w:val="false"/>
+                <w:shadow w:val="false"/>
+                <w:color w:val="000000"/>
+                <w:sz w:val="24"/>
+                <w:szCs w:val="24"/>
+                <w:u w:val="none"/>
+              </w:rPr>
+            </w:pPr>
+            <w:r>
+              <w:rPr>
+                <w:b w:val="false"/>
+                <w:bCs w:val="false"/>
+                <w:i w:val="false"/>
+                <w:iCs w:val="false"/>
+                <w:strike w:val="false"/>
+                <w:dstrike w:val="false"/>
+                <w:outline w:val="false"/>
+                <w:shadow w:val="false"/>
+                <w:color w:val="000000"/>
+                <w:sz w:val="24"/>
+                <w:szCs w:val="24"/>
+                <w:u w:val="none"/>
+              </w:rPr>
+              <w:t xml:space="preserve">⠚ B/8 </w:t>
+            </w:r>
+          </w:p>
+          <w:p>
+            <w:pPr>
+              <w:pStyle w:val="Tabelindhold"/>
+              <w:jc w:val="left"/>
+              <w:rPr>
+                <w:rFonts w:ascii="Liberation Serif" w:hAnsi="Liberation Serif"/>
+                <w:b w:val="false"/>
+                <w:b w:val="false"/>
+                <w:bCs w:val="false"/>
+                <w:i w:val="false"/>
+                <w:i w:val="false"/>
+                <w:iCs w:val="false"/>
+                <w:strike w:val="false"/>
+                <w:dstrike w:val="false"/>
+                <w:outline w:val="false"/>
+                <w:shadow w:val="false"/>
+                <w:color w:val="000000"/>
+                <w:sz w:val="24"/>
+                <w:szCs w:val="24"/>
+                <w:u w:val="none"/>
+              </w:rPr>
+            </w:pPr>
+            <w:r>
+              <w:rPr>
+                <w:b w:val="false"/>
+                <w:bCs w:val="false"/>
+                <w:i w:val="false"/>
+                <w:iCs w:val="false"/>
+                <w:strike w:val="false"/>
+                <w:dstrike w:val="false"/>
+                <w:outline w:val="false"/>
+                <w:shadow w:val="false"/>
+                <w:color w:val="000000"/>
+                <w:sz w:val="24"/>
+                <w:szCs w:val="24"/>
+                <w:u w:val="none"/>
+              </w:rPr>
+              <w:t xml:space="preserve">⠐ Oktav4 </w:t>
+            </w:r>
+          </w:p>
+          <w:p>
+            <w:pPr>
+              <w:pStyle w:val="Tabelindhold"/>
+              <w:jc w:val="left"/>
+              <w:rPr>
+                <w:rFonts w:ascii="Liberation Serif" w:hAnsi="Liberation Serif"/>
+                <w:b w:val="false"/>
+                <w:b w:val="false"/>
+                <w:bCs w:val="false"/>
+                <w:i w:val="false"/>
+                <w:i w:val="false"/>
+                <w:iCs w:val="false"/>
+                <w:strike w:val="false"/>
+                <w:dstrike w:val="false"/>
+                <w:outline w:val="false"/>
+                <w:shadow w:val="false"/>
+                <w:color w:val="000000"/>
+                <w:sz w:val="24"/>
+                <w:szCs w:val="24"/>
+                <w:u w:val="none"/>
+              </w:rPr>
+            </w:pPr>
+            <w:r>
+              <w:rPr>
+                <w:b w:val="false"/>
+                <w:bCs w:val="false"/>
+                <w:i w:val="false"/>
+                <w:iCs w:val="false"/>
+                <w:strike w:val="false"/>
+                <w:dstrike w:val="false"/>
+                <w:outline w:val="false"/>
+                <w:shadow w:val="false"/>
+                <w:color w:val="000000"/>
+                <w:sz w:val="24"/>
+                <w:szCs w:val="24"/>
+                <w:u w:val="none"/>
+              </w:rPr>
+              <w:t xml:space="preserve">⠋ E/8 </w:t>
+            </w:r>
+          </w:p>
+          <w:p>
+            <w:pPr>
+              <w:pStyle w:val="Tabelindhold"/>
+              <w:jc w:val="left"/>
+              <w:rPr>
+                <w:rFonts w:ascii="Liberation Serif" w:hAnsi="Liberation Serif"/>
+                <w:b w:val="false"/>
+                <w:b w:val="false"/>
+                <w:bCs w:val="false"/>
+                <w:i w:val="false"/>
+                <w:i w:val="false"/>
+                <w:iCs w:val="false"/>
+                <w:strike w:val="false"/>
+                <w:dstrike w:val="false"/>
+                <w:outline w:val="false"/>
+                <w:shadow w:val="false"/>
+                <w:color w:val="000000"/>
+                <w:sz w:val="24"/>
+                <w:szCs w:val="24"/>
+                <w:u w:val="none"/>
+              </w:rPr>
+            </w:pPr>
+            <w:r>
+              <w:rPr>
+                <w:b w:val="false"/>
+                <w:bCs w:val="false"/>
+                <w:i w:val="false"/>
+                <w:iCs w:val="false"/>
+                <w:strike w:val="false"/>
+                <w:dstrike w:val="false"/>
+                <w:outline w:val="false"/>
+                <w:shadow w:val="false"/>
+                <w:color w:val="000000"/>
+                <w:sz w:val="24"/>
+                <w:szCs w:val="24"/>
+                <w:u w:val="none"/>
+              </w:rPr>
+              <w:t xml:space="preserve">⠛ F/8 </w:t>
+            </w:r>
+          </w:p>
+          <w:p>
+            <w:pPr>
+              <w:pStyle w:val="Tabelindhold"/>
+              <w:jc w:val="left"/>
+              <w:rPr>
+                <w:rFonts w:ascii="Liberation Serif" w:hAnsi="Liberation Serif"/>
+                <w:b w:val="false"/>
+                <w:b w:val="false"/>
+                <w:bCs w:val="false"/>
+                <w:i w:val="false"/>
+                <w:i w:val="false"/>
+                <w:iCs w:val="false"/>
+                <w:strike w:val="false"/>
+                <w:dstrike w:val="false"/>
+                <w:outline w:val="false"/>
+                <w:shadow w:val="false"/>
+                <w:color w:val="000000"/>
+                <w:sz w:val="24"/>
+                <w:szCs w:val="24"/>
+                <w:u w:val="none"/>
+              </w:rPr>
+            </w:pPr>
+            <w:r>
+              <w:rPr>
+                <w:b w:val="false"/>
+                <w:bCs w:val="false"/>
+                <w:i w:val="false"/>
+                <w:iCs w:val="false"/>
+                <w:strike w:val="false"/>
+                <w:dstrike w:val="false"/>
+                <w:outline w:val="false"/>
+                <w:shadow w:val="false"/>
+                <w:color w:val="000000"/>
+                <w:sz w:val="24"/>
+                <w:szCs w:val="24"/>
+                <w:u w:val="none"/>
+              </w:rPr>
+              <w:t xml:space="preserve">⠳ G/4 </w:t>
+            </w:r>
+          </w:p>
+          <w:p>
+            <w:pPr>
+              <w:pStyle w:val="Tabelindhold"/>
+              <w:jc w:val="left"/>
+              <w:rPr>
+                <w:rFonts w:ascii="Liberation Serif" w:hAnsi="Liberation Serif"/>
+                <w:b w:val="false"/>
+                <w:b w:val="false"/>
+                <w:bCs w:val="false"/>
+                <w:i w:val="false"/>
+                <w:i w:val="false"/>
+                <w:iCs w:val="false"/>
+                <w:strike w:val="false"/>
+                <w:dstrike w:val="false"/>
+                <w:outline w:val="false"/>
+                <w:shadow w:val="false"/>
+                <w:color w:val="000000"/>
+                <w:sz w:val="24"/>
+                <w:szCs w:val="24"/>
+                <w:u w:val="none"/>
+              </w:rPr>
+            </w:pPr>
+            <w:r>
+              <w:rPr>
+                <w:b w:val="false"/>
+                <w:bCs w:val="false"/>
+                <w:i w:val="false"/>
+                <w:iCs w:val="false"/>
+                <w:strike w:val="false"/>
+                <w:dstrike w:val="false"/>
+                <w:outline w:val="false"/>
+                <w:shadow w:val="false"/>
+                <w:color w:val="000000"/>
+                <w:sz w:val="24"/>
+                <w:szCs w:val="24"/>
+                <w:u w:val="none"/>
+              </w:rPr>
+              <w:t xml:space="preserve">⠓ G/8 </w:t>
+            </w:r>
+          </w:p>
+          <w:p>
+            <w:pPr>
+              <w:pStyle w:val="Tabelindhold"/>
+              <w:jc w:val="left"/>
+              <w:rPr>
+                <w:rFonts w:ascii="Liberation Serif" w:hAnsi="Liberation Serif"/>
+                <w:b w:val="false"/>
+                <w:b w:val="false"/>
+                <w:bCs w:val="false"/>
+                <w:i w:val="false"/>
+                <w:i w:val="false"/>
+                <w:iCs w:val="false"/>
+                <w:strike w:val="false"/>
+                <w:dstrike w:val="false"/>
+                <w:outline w:val="false"/>
+                <w:shadow w:val="false"/>
+                <w:color w:val="000000"/>
+                <w:sz w:val="24"/>
+                <w:szCs w:val="24"/>
+                <w:u w:val="none"/>
+              </w:rPr>
+            </w:pPr>
+            <w:r>
+              <w:rPr>
+                <w:b w:val="false"/>
+                <w:bCs w:val="false"/>
+                <w:i w:val="false"/>
+                <w:iCs w:val="false"/>
+                <w:strike w:val="false"/>
+                <w:dstrike w:val="false"/>
+                <w:outline w:val="false"/>
+                <w:shadow w:val="false"/>
+                <w:color w:val="000000"/>
+                <w:sz w:val="24"/>
+                <w:szCs w:val="24"/>
+                <w:u w:val="none"/>
+              </w:rPr>
+              <w:t xml:space="preserve">⠋ E/8 </w:t>
+            </w:r>
+          </w:p>
+          <w:p>
+            <w:pPr>
+              <w:pStyle w:val="Tabelindhold"/>
+              <w:jc w:val="left"/>
+              <w:rPr>
+                <w:rFonts w:ascii="Liberation Serif" w:hAnsi="Liberation Serif"/>
+                <w:b w:val="false"/>
+                <w:b w:val="false"/>
+                <w:bCs w:val="false"/>
+                <w:i w:val="false"/>
+                <w:i w:val="false"/>
+                <w:iCs w:val="false"/>
+                <w:strike w:val="false"/>
+                <w:dstrike w:val="false"/>
+                <w:outline w:val="false"/>
+                <w:shadow w:val="false"/>
+                <w:color w:val="000000"/>
+                <w:sz w:val="24"/>
+                <w:szCs w:val="24"/>
+                <w:u w:val="none"/>
+              </w:rPr>
+            </w:pPr>
+            <w:r>
+              <w:rPr>
+                <w:b w:val="false"/>
+                <w:bCs w:val="false"/>
+                <w:i w:val="false"/>
+                <w:iCs w:val="false"/>
+                <w:strike w:val="false"/>
+                <w:dstrike w:val="false"/>
+                <w:outline w:val="false"/>
+                <w:shadow w:val="false"/>
+                <w:color w:val="000000"/>
+                <w:sz w:val="24"/>
+                <w:szCs w:val="24"/>
+                <w:u w:val="none"/>
+              </w:rPr>
+              <w:t xml:space="preserve">⠣⠜ Stor bistemme </w:t>
+            </w:r>
+          </w:p>
+          <w:p>
+            <w:pPr>
+              <w:pStyle w:val="Tabelindhold"/>
+              <w:jc w:val="left"/>
+              <w:rPr>
+                <w:rFonts w:ascii="Liberation Serif" w:hAnsi="Liberation Serif"/>
+                <w:b w:val="false"/>
+                <w:b w:val="false"/>
+                <w:bCs w:val="false"/>
+                <w:i w:val="false"/>
+                <w:i w:val="false"/>
+                <w:iCs w:val="false"/>
+                <w:strike w:val="false"/>
+                <w:dstrike w:val="false"/>
+                <w:outline w:val="false"/>
+                <w:shadow w:val="false"/>
+                <w:color w:val="000000"/>
+                <w:sz w:val="24"/>
+                <w:szCs w:val="24"/>
+                <w:u w:val="none"/>
+              </w:rPr>
+            </w:pPr>
+            <w:r>
+              <w:rPr>
+                <w:b w:val="false"/>
+                <w:bCs w:val="false"/>
+                <w:i w:val="false"/>
+                <w:iCs w:val="false"/>
+                <w:strike w:val="false"/>
+                <w:dstrike w:val="false"/>
+                <w:outline w:val="false"/>
+                <w:shadow w:val="false"/>
+                <w:color w:val="000000"/>
+                <w:sz w:val="24"/>
+                <w:szCs w:val="24"/>
+                <w:u w:val="none"/>
+              </w:rPr>
+              <w:t xml:space="preserve"> </w:t>
+            </w:r>
+            <w:r>
+              <w:rPr>
+                <w:b w:val="false"/>
+                <w:bCs w:val="false"/>
+                <w:i w:val="false"/>
+                <w:iCs w:val="false"/>
+                <w:strike w:val="false"/>
+                <w:dstrike w:val="false"/>
+                <w:outline w:val="false"/>
+                <w:shadow w:val="false"/>
+                <w:color w:val="000000"/>
+                <w:sz w:val="24"/>
+                <w:szCs w:val="24"/>
+                <w:u w:val="none"/>
+              </w:rPr>
+              <w:t xml:space="preserve">Ny linie </w:t>
+            </w:r>
+          </w:p>
+          <w:p>
+            <w:pPr>
+              <w:pStyle w:val="Tabelindhold"/>
+              <w:jc w:val="left"/>
+              <w:rPr>
+                <w:rFonts w:ascii="Liberation Serif" w:hAnsi="Liberation Serif"/>
+                <w:b w:val="false"/>
+                <w:b w:val="false"/>
+                <w:bCs w:val="false"/>
+                <w:i w:val="false"/>
+                <w:i w:val="false"/>
+                <w:iCs w:val="false"/>
+                <w:strike w:val="false"/>
+                <w:dstrike w:val="false"/>
+                <w:outline w:val="false"/>
+                <w:shadow w:val="false"/>
+                <w:color w:val="000000"/>
+                <w:sz w:val="24"/>
+                <w:szCs w:val="24"/>
+                <w:u w:val="none"/>
+              </w:rPr>
+            </w:pPr>
+            <w:r>
+              <w:rPr>
+                <w:b w:val="false"/>
+                <w:bCs w:val="false"/>
+                <w:i w:val="false"/>
+                <w:iCs w:val="false"/>
+                <w:strike w:val="false"/>
+                <w:dstrike w:val="false"/>
+                <w:outline w:val="false"/>
+                <w:shadow w:val="false"/>
+                <w:color w:val="000000"/>
+                <w:sz w:val="24"/>
+                <w:szCs w:val="24"/>
+                <w:u w:val="none"/>
+              </w:rPr>
+              <w:t>Side 1 Linie   9  ⠀⠀⠸⠳⠪⠐⠱⠬⠣⠱⠬⠀⠐⠛⠓⠊⠓⠚⠓⠛⠓⠣⠜</w:t>
+            </w:r>
+          </w:p>
+          <w:p>
+            <w:pPr>
+              <w:pStyle w:val="Tabelindhold"/>
+              <w:jc w:val="left"/>
+              <w:rPr>
+                <w:rFonts w:ascii="Liberation Serif" w:hAnsi="Liberation Serif"/>
+                <w:b w:val="false"/>
+                <w:b w:val="false"/>
+                <w:bCs w:val="false"/>
+                <w:i w:val="false"/>
+                <w:i w:val="false"/>
+                <w:iCs w:val="false"/>
+                <w:strike w:val="false"/>
+                <w:dstrike w:val="false"/>
+                <w:outline w:val="false"/>
+                <w:shadow w:val="false"/>
+                <w:color w:val="000000"/>
+                <w:sz w:val="24"/>
+                <w:szCs w:val="24"/>
+                <w:u w:val="none"/>
+              </w:rPr>
+            </w:pPr>
+            <w:r>
+              <w:rPr>
+                <w:b w:val="false"/>
+                <w:bCs w:val="false"/>
+                <w:i w:val="false"/>
+                <w:iCs w:val="false"/>
+                <w:strike w:val="false"/>
+                <w:dstrike w:val="false"/>
+                <w:outline w:val="false"/>
+                <w:shadow w:val="false"/>
+                <w:color w:val="000000"/>
+                <w:sz w:val="24"/>
+                <w:szCs w:val="24"/>
+                <w:u w:val="none"/>
+              </w:rPr>
+              <w:t xml:space="preserve">⠀⠀ Taktstreg </w:t>
+            </w:r>
+          </w:p>
+          <w:p>
+            <w:pPr>
+              <w:pStyle w:val="Tabelindhold"/>
+              <w:jc w:val="left"/>
+              <w:rPr>
+                <w:rFonts w:ascii="Liberation Serif" w:hAnsi="Liberation Serif"/>
+                <w:b w:val="false"/>
+                <w:b w:val="false"/>
+                <w:bCs w:val="false"/>
+                <w:i w:val="false"/>
+                <w:i w:val="false"/>
+                <w:iCs w:val="false"/>
+                <w:strike w:val="false"/>
+                <w:dstrike w:val="false"/>
+                <w:outline w:val="false"/>
+                <w:shadow w:val="false"/>
+                <w:color w:val="000000"/>
+                <w:sz w:val="24"/>
+                <w:szCs w:val="24"/>
+                <w:u w:val="none"/>
+              </w:rPr>
+            </w:pPr>
+            <w:r>
+              <w:rPr>
+                <w:b w:val="false"/>
+                <w:bCs w:val="false"/>
+                <w:i w:val="false"/>
+                <w:iCs w:val="false"/>
+                <w:strike w:val="false"/>
+                <w:dstrike w:val="false"/>
+                <w:outline w:val="false"/>
+                <w:shadow w:val="false"/>
+                <w:color w:val="000000"/>
+                <w:sz w:val="24"/>
+                <w:szCs w:val="24"/>
+                <w:u w:val="none"/>
+              </w:rPr>
+              <w:t xml:space="preserve">⠸ Oktav3 </w:t>
+            </w:r>
+          </w:p>
+          <w:p>
+            <w:pPr>
+              <w:pStyle w:val="Tabelindhold"/>
+              <w:jc w:val="left"/>
+              <w:rPr>
+                <w:rFonts w:ascii="Liberation Serif" w:hAnsi="Liberation Serif"/>
+                <w:b w:val="false"/>
+                <w:b w:val="false"/>
+                <w:bCs w:val="false"/>
+                <w:i w:val="false"/>
+                <w:i w:val="false"/>
+                <w:iCs w:val="false"/>
+                <w:strike w:val="false"/>
+                <w:dstrike w:val="false"/>
+                <w:outline w:val="false"/>
+                <w:shadow w:val="false"/>
+                <w:color w:val="000000"/>
+                <w:sz w:val="24"/>
+                <w:szCs w:val="24"/>
+                <w:u w:val="none"/>
+              </w:rPr>
+            </w:pPr>
+            <w:r>
+              <w:rPr>
+                <w:b w:val="false"/>
+                <w:bCs w:val="false"/>
+                <w:i w:val="false"/>
+                <w:iCs w:val="false"/>
+                <w:strike w:val="false"/>
+                <w:dstrike w:val="false"/>
+                <w:outline w:val="false"/>
+                <w:shadow w:val="false"/>
+                <w:color w:val="000000"/>
+                <w:sz w:val="24"/>
+                <w:szCs w:val="24"/>
+                <w:u w:val="none"/>
+              </w:rPr>
+              <w:t xml:space="preserve">⠳ G/4 </w:t>
+            </w:r>
+          </w:p>
+          <w:p>
+            <w:pPr>
+              <w:pStyle w:val="Tabelindhold"/>
+              <w:jc w:val="left"/>
+              <w:rPr>
+                <w:rFonts w:ascii="Liberation Serif" w:hAnsi="Liberation Serif"/>
+                <w:b w:val="false"/>
+                <w:b w:val="false"/>
+                <w:bCs w:val="false"/>
+                <w:i w:val="false"/>
+                <w:i w:val="false"/>
+                <w:iCs w:val="false"/>
+                <w:strike w:val="false"/>
+                <w:dstrike w:val="false"/>
+                <w:outline w:val="false"/>
+                <w:shadow w:val="false"/>
+                <w:color w:val="000000"/>
+                <w:sz w:val="24"/>
+                <w:szCs w:val="24"/>
+                <w:u w:val="none"/>
+              </w:rPr>
+            </w:pPr>
+            <w:r>
+              <w:rPr>
+                <w:b w:val="false"/>
+                <w:bCs w:val="false"/>
+                <w:i w:val="false"/>
+                <w:iCs w:val="false"/>
+                <w:strike w:val="false"/>
+                <w:dstrike w:val="false"/>
+                <w:outline w:val="false"/>
+                <w:shadow w:val="false"/>
+                <w:color w:val="000000"/>
+                <w:sz w:val="24"/>
+                <w:szCs w:val="24"/>
+                <w:u w:val="none"/>
+              </w:rPr>
+              <w:t xml:space="preserve">⠪ A/4 </w:t>
+            </w:r>
+          </w:p>
+          <w:p>
+            <w:pPr>
+              <w:pStyle w:val="Tabelindhold"/>
+              <w:jc w:val="left"/>
+              <w:rPr>
+                <w:rFonts w:ascii="Liberation Serif" w:hAnsi="Liberation Serif"/>
+                <w:b w:val="false"/>
+                <w:b w:val="false"/>
+                <w:bCs w:val="false"/>
+                <w:i w:val="false"/>
+                <w:i w:val="false"/>
+                <w:iCs w:val="false"/>
+                <w:strike w:val="false"/>
+                <w:dstrike w:val="false"/>
+                <w:outline w:val="false"/>
+                <w:shadow w:val="false"/>
+                <w:color w:val="000000"/>
+                <w:sz w:val="24"/>
+                <w:szCs w:val="24"/>
+                <w:u w:val="none"/>
+              </w:rPr>
+            </w:pPr>
+            <w:r>
+              <w:rPr>
+                <w:b w:val="false"/>
+                <w:bCs w:val="false"/>
+                <w:i w:val="false"/>
+                <w:iCs w:val="false"/>
+                <w:strike w:val="false"/>
+                <w:dstrike w:val="false"/>
+                <w:outline w:val="false"/>
+                <w:shadow w:val="false"/>
+                <w:color w:val="000000"/>
+                <w:sz w:val="24"/>
+                <w:szCs w:val="24"/>
+                <w:u w:val="none"/>
+              </w:rPr>
+              <w:t xml:space="preserve">⠐ Oktav4 </w:t>
+            </w:r>
+          </w:p>
+          <w:p>
+            <w:pPr>
+              <w:pStyle w:val="Tabelindhold"/>
+              <w:jc w:val="left"/>
+              <w:rPr>
+                <w:rFonts w:ascii="Liberation Serif" w:hAnsi="Liberation Serif"/>
+                <w:b w:val="false"/>
+                <w:b w:val="false"/>
+                <w:bCs w:val="false"/>
+                <w:i w:val="false"/>
+                <w:i w:val="false"/>
+                <w:iCs w:val="false"/>
+                <w:strike w:val="false"/>
+                <w:dstrike w:val="false"/>
+                <w:outline w:val="false"/>
+                <w:shadow w:val="false"/>
+                <w:color w:val="000000"/>
+                <w:sz w:val="24"/>
+                <w:szCs w:val="24"/>
+                <w:u w:val="none"/>
+              </w:rPr>
+            </w:pPr>
+            <w:r>
+              <w:rPr>
+                <w:b w:val="false"/>
+                <w:bCs w:val="false"/>
+                <w:i w:val="false"/>
+                <w:iCs w:val="false"/>
+                <w:strike w:val="false"/>
+                <w:dstrike w:val="false"/>
+                <w:outline w:val="false"/>
+                <w:shadow w:val="false"/>
+                <w:color w:val="000000"/>
+                <w:sz w:val="24"/>
+                <w:szCs w:val="24"/>
+                <w:u w:val="none"/>
+              </w:rPr>
+              <w:t xml:space="preserve">⠱ D/4 </w:t>
+            </w:r>
+          </w:p>
+          <w:p>
+            <w:pPr>
+              <w:pStyle w:val="Tabelindhold"/>
+              <w:jc w:val="left"/>
+              <w:rPr>
+                <w:rFonts w:ascii="Liberation Serif" w:hAnsi="Liberation Serif"/>
+                <w:b w:val="false"/>
+                <w:b w:val="false"/>
+                <w:bCs w:val="false"/>
+                <w:i w:val="false"/>
+                <w:i w:val="false"/>
+                <w:iCs w:val="false"/>
+                <w:strike w:val="false"/>
+                <w:dstrike w:val="false"/>
+                <w:outline w:val="false"/>
+                <w:shadow w:val="false"/>
+                <w:color w:val="000000"/>
+                <w:sz w:val="24"/>
+                <w:szCs w:val="24"/>
+                <w:u w:val="none"/>
+              </w:rPr>
+            </w:pPr>
+            <w:r>
+              <w:rPr>
+                <w:b w:val="false"/>
+                <w:bCs w:val="false"/>
+                <w:i w:val="false"/>
+                <w:iCs w:val="false"/>
+                <w:strike w:val="false"/>
+                <w:dstrike w:val="false"/>
+                <w:outline w:val="false"/>
+                <w:shadow w:val="false"/>
+                <w:color w:val="000000"/>
+                <w:sz w:val="24"/>
+                <w:szCs w:val="24"/>
+                <w:u w:val="none"/>
+              </w:rPr>
+              <w:t xml:space="preserve">⠬ Interval Terts </w:t>
+            </w:r>
+          </w:p>
+          <w:p>
+            <w:pPr>
+              <w:pStyle w:val="Tabelindhold"/>
+              <w:jc w:val="left"/>
+              <w:rPr>
+                <w:rFonts w:ascii="Liberation Serif" w:hAnsi="Liberation Serif"/>
+                <w:b w:val="false"/>
+                <w:b w:val="false"/>
+                <w:bCs w:val="false"/>
+                <w:i w:val="false"/>
+                <w:i w:val="false"/>
+                <w:iCs w:val="false"/>
+                <w:strike w:val="false"/>
+                <w:dstrike w:val="false"/>
+                <w:outline w:val="false"/>
+                <w:shadow w:val="false"/>
+                <w:color w:val="000000"/>
+                <w:sz w:val="24"/>
+                <w:szCs w:val="24"/>
+                <w:u w:val="none"/>
+              </w:rPr>
+            </w:pPr>
+            <w:r>
+              <w:rPr>
+                <w:b w:val="false"/>
+                <w:bCs w:val="false"/>
+                <w:i w:val="false"/>
+                <w:iCs w:val="false"/>
+                <w:strike w:val="false"/>
+                <w:dstrike w:val="false"/>
+                <w:outline w:val="false"/>
+                <w:shadow w:val="false"/>
+                <w:color w:val="000000"/>
+                <w:sz w:val="24"/>
+                <w:szCs w:val="24"/>
+                <w:u w:val="none"/>
+              </w:rPr>
+              <w:t xml:space="preserve">⠣ Løst b </w:t>
+            </w:r>
+          </w:p>
+          <w:p>
+            <w:pPr>
+              <w:pStyle w:val="Tabelindhold"/>
+              <w:jc w:val="left"/>
+              <w:rPr>
+                <w:rFonts w:ascii="Liberation Serif" w:hAnsi="Liberation Serif"/>
+                <w:b w:val="false"/>
+                <w:b w:val="false"/>
+                <w:bCs w:val="false"/>
+                <w:i w:val="false"/>
+                <w:i w:val="false"/>
+                <w:iCs w:val="false"/>
+                <w:strike w:val="false"/>
+                <w:dstrike w:val="false"/>
+                <w:outline w:val="false"/>
+                <w:shadow w:val="false"/>
+                <w:color w:val="000000"/>
+                <w:sz w:val="24"/>
+                <w:szCs w:val="24"/>
+                <w:u w:val="none"/>
+              </w:rPr>
+            </w:pPr>
+            <w:r>
+              <w:rPr>
+                <w:b w:val="false"/>
+                <w:bCs w:val="false"/>
+                <w:i w:val="false"/>
+                <w:iCs w:val="false"/>
+                <w:strike w:val="false"/>
+                <w:dstrike w:val="false"/>
+                <w:outline w:val="false"/>
+                <w:shadow w:val="false"/>
+                <w:color w:val="000000"/>
+                <w:sz w:val="24"/>
+                <w:szCs w:val="24"/>
+                <w:u w:val="none"/>
+              </w:rPr>
+              <w:t xml:space="preserve">⠱ D/4 </w:t>
+            </w:r>
+          </w:p>
+          <w:p>
+            <w:pPr>
+              <w:pStyle w:val="Tabelindhold"/>
+              <w:jc w:val="left"/>
+              <w:rPr>
+                <w:rFonts w:ascii="Liberation Serif" w:hAnsi="Liberation Serif"/>
+                <w:b w:val="false"/>
+                <w:b w:val="false"/>
+                <w:bCs w:val="false"/>
+                <w:i w:val="false"/>
+                <w:i w:val="false"/>
+                <w:iCs w:val="false"/>
+                <w:strike w:val="false"/>
+                <w:dstrike w:val="false"/>
+                <w:outline w:val="false"/>
+                <w:shadow w:val="false"/>
+                <w:color w:val="000000"/>
+                <w:sz w:val="24"/>
+                <w:szCs w:val="24"/>
+                <w:u w:val="none"/>
+              </w:rPr>
+            </w:pPr>
+            <w:r>
+              <w:rPr>
+                <w:b w:val="false"/>
+                <w:bCs w:val="false"/>
+                <w:i w:val="false"/>
+                <w:iCs w:val="false"/>
+                <w:strike w:val="false"/>
+                <w:dstrike w:val="false"/>
+                <w:outline w:val="false"/>
+                <w:shadow w:val="false"/>
+                <w:color w:val="000000"/>
+                <w:sz w:val="24"/>
+                <w:szCs w:val="24"/>
+                <w:u w:val="none"/>
+              </w:rPr>
+              <w:t xml:space="preserve">⠬ Interval Terts </w:t>
+            </w:r>
+          </w:p>
+          <w:p>
+            <w:pPr>
+              <w:pStyle w:val="Tabelindhold"/>
+              <w:jc w:val="left"/>
+              <w:rPr>
+                <w:rFonts w:ascii="Liberation Serif" w:hAnsi="Liberation Serif"/>
+                <w:b w:val="false"/>
+                <w:b w:val="false"/>
+                <w:bCs w:val="false"/>
+                <w:i w:val="false"/>
+                <w:i w:val="false"/>
+                <w:iCs w:val="false"/>
+                <w:strike w:val="false"/>
+                <w:dstrike w:val="false"/>
+                <w:outline w:val="false"/>
+                <w:shadow w:val="false"/>
+                <w:color w:val="000000"/>
+                <w:sz w:val="24"/>
+                <w:szCs w:val="24"/>
+                <w:u w:val="none"/>
+              </w:rPr>
+            </w:pPr>
+            <w:r>
+              <w:rPr>
+                <w:b w:val="false"/>
+                <w:bCs w:val="false"/>
+                <w:i w:val="false"/>
+                <w:iCs w:val="false"/>
+                <w:strike w:val="false"/>
+                <w:dstrike w:val="false"/>
+                <w:outline w:val="false"/>
+                <w:shadow w:val="false"/>
+                <w:color w:val="000000"/>
+                <w:sz w:val="24"/>
+                <w:szCs w:val="24"/>
+                <w:u w:val="none"/>
+              </w:rPr>
+              <w:t xml:space="preserve">⠀ Taktstreg </w:t>
+            </w:r>
+          </w:p>
+          <w:p>
+            <w:pPr>
+              <w:pStyle w:val="Tabelindhold"/>
+              <w:jc w:val="left"/>
+              <w:rPr>
+                <w:rFonts w:ascii="Liberation Serif" w:hAnsi="Liberation Serif"/>
+                <w:b w:val="false"/>
+                <w:b w:val="false"/>
+                <w:bCs w:val="false"/>
+                <w:i w:val="false"/>
+                <w:i w:val="false"/>
+                <w:iCs w:val="false"/>
+                <w:strike w:val="false"/>
+                <w:dstrike w:val="false"/>
+                <w:outline w:val="false"/>
+                <w:shadow w:val="false"/>
+                <w:color w:val="000000"/>
+                <w:sz w:val="24"/>
+                <w:szCs w:val="24"/>
+                <w:u w:val="none"/>
+              </w:rPr>
+            </w:pPr>
+            <w:r>
+              <w:rPr>
+                <w:b w:val="false"/>
+                <w:bCs w:val="false"/>
+                <w:i w:val="false"/>
+                <w:iCs w:val="false"/>
+                <w:strike w:val="false"/>
+                <w:dstrike w:val="false"/>
+                <w:outline w:val="false"/>
+                <w:shadow w:val="false"/>
+                <w:color w:val="000000"/>
+                <w:sz w:val="24"/>
+                <w:szCs w:val="24"/>
+                <w:u w:val="none"/>
+              </w:rPr>
+              <w:t xml:space="preserve">⠐ Oktav4 </w:t>
+            </w:r>
+          </w:p>
+          <w:p>
+            <w:pPr>
+              <w:pStyle w:val="Tabelindhold"/>
+              <w:jc w:val="left"/>
+              <w:rPr>
+                <w:rFonts w:ascii="Liberation Serif" w:hAnsi="Liberation Serif"/>
+                <w:b w:val="false"/>
+                <w:b w:val="false"/>
+                <w:bCs w:val="false"/>
+                <w:i w:val="false"/>
+                <w:i w:val="false"/>
+                <w:iCs w:val="false"/>
+                <w:strike w:val="false"/>
+                <w:dstrike w:val="false"/>
+                <w:outline w:val="false"/>
+                <w:shadow w:val="false"/>
+                <w:color w:val="000000"/>
+                <w:sz w:val="24"/>
+                <w:szCs w:val="24"/>
+                <w:u w:val="none"/>
+              </w:rPr>
+            </w:pPr>
+            <w:r>
+              <w:rPr>
+                <w:b w:val="false"/>
+                <w:bCs w:val="false"/>
+                <w:i w:val="false"/>
+                <w:iCs w:val="false"/>
+                <w:strike w:val="false"/>
+                <w:dstrike w:val="false"/>
+                <w:outline w:val="false"/>
+                <w:shadow w:val="false"/>
+                <w:color w:val="000000"/>
+                <w:sz w:val="24"/>
+                <w:szCs w:val="24"/>
+                <w:u w:val="none"/>
+              </w:rPr>
+              <w:t xml:space="preserve">⠛ F/8 </w:t>
+            </w:r>
+          </w:p>
+          <w:p>
+            <w:pPr>
+              <w:pStyle w:val="Tabelindhold"/>
+              <w:jc w:val="left"/>
+              <w:rPr>
+                <w:rFonts w:ascii="Liberation Serif" w:hAnsi="Liberation Serif"/>
+                <w:b w:val="false"/>
+                <w:b w:val="false"/>
+                <w:bCs w:val="false"/>
+                <w:i w:val="false"/>
+                <w:i w:val="false"/>
+                <w:iCs w:val="false"/>
+                <w:strike w:val="false"/>
+                <w:dstrike w:val="false"/>
+                <w:outline w:val="false"/>
+                <w:shadow w:val="false"/>
+                <w:color w:val="000000"/>
+                <w:sz w:val="24"/>
+                <w:szCs w:val="24"/>
+                <w:u w:val="none"/>
+              </w:rPr>
+            </w:pPr>
+            <w:r>
+              <w:rPr>
+                <w:b w:val="false"/>
+                <w:bCs w:val="false"/>
+                <w:i w:val="false"/>
+                <w:iCs w:val="false"/>
+                <w:strike w:val="false"/>
+                <w:dstrike w:val="false"/>
+                <w:outline w:val="false"/>
+                <w:shadow w:val="false"/>
+                <w:color w:val="000000"/>
+                <w:sz w:val="24"/>
+                <w:szCs w:val="24"/>
+                <w:u w:val="none"/>
+              </w:rPr>
+              <w:t xml:space="preserve">⠓ G/8 </w:t>
+            </w:r>
+          </w:p>
+          <w:p>
+            <w:pPr>
+              <w:pStyle w:val="Tabelindhold"/>
+              <w:jc w:val="left"/>
+              <w:rPr>
+                <w:rFonts w:ascii="Liberation Serif" w:hAnsi="Liberation Serif"/>
+                <w:b w:val="false"/>
+                <w:b w:val="false"/>
+                <w:bCs w:val="false"/>
+                <w:i w:val="false"/>
+                <w:i w:val="false"/>
+                <w:iCs w:val="false"/>
+                <w:strike w:val="false"/>
+                <w:dstrike w:val="false"/>
+                <w:outline w:val="false"/>
+                <w:shadow w:val="false"/>
+                <w:color w:val="000000"/>
+                <w:sz w:val="24"/>
+                <w:szCs w:val="24"/>
+                <w:u w:val="none"/>
+              </w:rPr>
+            </w:pPr>
+            <w:r>
+              <w:rPr>
+                <w:b w:val="false"/>
+                <w:bCs w:val="false"/>
+                <w:i w:val="false"/>
+                <w:iCs w:val="false"/>
+                <w:strike w:val="false"/>
+                <w:dstrike w:val="false"/>
+                <w:outline w:val="false"/>
+                <w:shadow w:val="false"/>
+                <w:color w:val="000000"/>
+                <w:sz w:val="24"/>
+                <w:szCs w:val="24"/>
+                <w:u w:val="none"/>
+              </w:rPr>
+              <w:t xml:space="preserve">⠊ A/8 </w:t>
+            </w:r>
+          </w:p>
+          <w:p>
+            <w:pPr>
+              <w:pStyle w:val="Tabelindhold"/>
+              <w:jc w:val="left"/>
+              <w:rPr>
+                <w:rFonts w:ascii="Liberation Serif" w:hAnsi="Liberation Serif"/>
+                <w:b w:val="false"/>
+                <w:b w:val="false"/>
+                <w:bCs w:val="false"/>
+                <w:i w:val="false"/>
+                <w:i w:val="false"/>
+                <w:iCs w:val="false"/>
+                <w:strike w:val="false"/>
+                <w:dstrike w:val="false"/>
+                <w:outline w:val="false"/>
+                <w:shadow w:val="false"/>
+                <w:color w:val="000000"/>
+                <w:sz w:val="24"/>
+                <w:szCs w:val="24"/>
+                <w:u w:val="none"/>
+              </w:rPr>
+            </w:pPr>
+            <w:r>
+              <w:rPr>
+                <w:b w:val="false"/>
+                <w:bCs w:val="false"/>
+                <w:i w:val="false"/>
+                <w:iCs w:val="false"/>
+                <w:strike w:val="false"/>
+                <w:dstrike w:val="false"/>
+                <w:outline w:val="false"/>
+                <w:shadow w:val="false"/>
+                <w:color w:val="000000"/>
+                <w:sz w:val="24"/>
+                <w:szCs w:val="24"/>
+                <w:u w:val="none"/>
+              </w:rPr>
+              <w:t xml:space="preserve">⠓ G/8 </w:t>
+            </w:r>
+          </w:p>
+          <w:p>
+            <w:pPr>
+              <w:pStyle w:val="Tabelindhold"/>
+              <w:jc w:val="left"/>
+              <w:rPr>
+                <w:rFonts w:ascii="Liberation Serif" w:hAnsi="Liberation Serif"/>
+                <w:b w:val="false"/>
+                <w:b w:val="false"/>
+                <w:bCs w:val="false"/>
+                <w:i w:val="false"/>
+                <w:i w:val="false"/>
+                <w:iCs w:val="false"/>
+                <w:strike w:val="false"/>
+                <w:dstrike w:val="false"/>
+                <w:outline w:val="false"/>
+                <w:shadow w:val="false"/>
+                <w:color w:val="000000"/>
+                <w:sz w:val="24"/>
+                <w:szCs w:val="24"/>
+                <w:u w:val="none"/>
+              </w:rPr>
+            </w:pPr>
+            <w:r>
+              <w:rPr>
+                <w:b w:val="false"/>
+                <w:bCs w:val="false"/>
+                <w:i w:val="false"/>
+                <w:iCs w:val="false"/>
+                <w:strike w:val="false"/>
+                <w:dstrike w:val="false"/>
+                <w:outline w:val="false"/>
+                <w:shadow w:val="false"/>
+                <w:color w:val="000000"/>
+                <w:sz w:val="24"/>
+                <w:szCs w:val="24"/>
+                <w:u w:val="none"/>
+              </w:rPr>
+              <w:t xml:space="preserve">⠚ B/8 </w:t>
+            </w:r>
+          </w:p>
+          <w:p>
+            <w:pPr>
+              <w:pStyle w:val="Tabelindhold"/>
+              <w:jc w:val="left"/>
+              <w:rPr>
+                <w:rFonts w:ascii="Liberation Serif" w:hAnsi="Liberation Serif"/>
+                <w:b w:val="false"/>
+                <w:b w:val="false"/>
+                <w:bCs w:val="false"/>
+                <w:i w:val="false"/>
+                <w:i w:val="false"/>
+                <w:iCs w:val="false"/>
+                <w:strike w:val="false"/>
+                <w:dstrike w:val="false"/>
+                <w:outline w:val="false"/>
+                <w:shadow w:val="false"/>
+                <w:color w:val="000000"/>
+                <w:sz w:val="24"/>
+                <w:szCs w:val="24"/>
+                <w:u w:val="none"/>
+              </w:rPr>
+            </w:pPr>
+            <w:r>
+              <w:rPr>
+                <w:b w:val="false"/>
+                <w:bCs w:val="false"/>
+                <w:i w:val="false"/>
+                <w:iCs w:val="false"/>
+                <w:strike w:val="false"/>
+                <w:dstrike w:val="false"/>
+                <w:outline w:val="false"/>
+                <w:shadow w:val="false"/>
+                <w:color w:val="000000"/>
+                <w:sz w:val="24"/>
+                <w:szCs w:val="24"/>
+                <w:u w:val="none"/>
+              </w:rPr>
+              <w:t xml:space="preserve">⠓ G/8 </w:t>
+            </w:r>
+          </w:p>
+          <w:p>
+            <w:pPr>
+              <w:pStyle w:val="Tabelindhold"/>
+              <w:jc w:val="left"/>
+              <w:rPr>
+                <w:rFonts w:ascii="Liberation Serif" w:hAnsi="Liberation Serif"/>
+                <w:b w:val="false"/>
+                <w:b w:val="false"/>
+                <w:bCs w:val="false"/>
+                <w:i w:val="false"/>
+                <w:i w:val="false"/>
+                <w:iCs w:val="false"/>
+                <w:strike w:val="false"/>
+                <w:dstrike w:val="false"/>
+                <w:outline w:val="false"/>
+                <w:shadow w:val="false"/>
+                <w:color w:val="000000"/>
+                <w:sz w:val="24"/>
+                <w:szCs w:val="24"/>
+                <w:u w:val="none"/>
+              </w:rPr>
+            </w:pPr>
+            <w:r>
+              <w:rPr>
+                <w:b w:val="false"/>
+                <w:bCs w:val="false"/>
+                <w:i w:val="false"/>
+                <w:iCs w:val="false"/>
+                <w:strike w:val="false"/>
+                <w:dstrike w:val="false"/>
+                <w:outline w:val="false"/>
+                <w:shadow w:val="false"/>
+                <w:color w:val="000000"/>
+                <w:sz w:val="24"/>
+                <w:szCs w:val="24"/>
+                <w:u w:val="none"/>
+              </w:rPr>
+              <w:t xml:space="preserve">⠛ F/8 </w:t>
+            </w:r>
+          </w:p>
+          <w:p>
+            <w:pPr>
+              <w:pStyle w:val="Tabelindhold"/>
+              <w:jc w:val="left"/>
+              <w:rPr>
+                <w:rFonts w:ascii="Liberation Serif" w:hAnsi="Liberation Serif"/>
+                <w:b w:val="false"/>
+                <w:b w:val="false"/>
+                <w:bCs w:val="false"/>
+                <w:i w:val="false"/>
+                <w:i w:val="false"/>
+                <w:iCs w:val="false"/>
+                <w:strike w:val="false"/>
+                <w:dstrike w:val="false"/>
+                <w:outline w:val="false"/>
+                <w:shadow w:val="false"/>
+                <w:color w:val="000000"/>
+                <w:sz w:val="24"/>
+                <w:szCs w:val="24"/>
+                <w:u w:val="none"/>
+              </w:rPr>
+            </w:pPr>
+            <w:r>
+              <w:rPr>
+                <w:b w:val="false"/>
+                <w:bCs w:val="false"/>
+                <w:i w:val="false"/>
+                <w:iCs w:val="false"/>
+                <w:strike w:val="false"/>
+                <w:dstrike w:val="false"/>
+                <w:outline w:val="false"/>
+                <w:shadow w:val="false"/>
+                <w:color w:val="000000"/>
+                <w:sz w:val="24"/>
+                <w:szCs w:val="24"/>
+                <w:u w:val="none"/>
+              </w:rPr>
+              <w:t xml:space="preserve">⠓ G/8 </w:t>
+            </w:r>
+          </w:p>
+          <w:p>
+            <w:pPr>
+              <w:pStyle w:val="Tabelindhold"/>
+              <w:jc w:val="left"/>
+              <w:rPr>
+                <w:rFonts w:ascii="Liberation Serif" w:hAnsi="Liberation Serif"/>
+                <w:b w:val="false"/>
+                <w:b w:val="false"/>
+                <w:bCs w:val="false"/>
+                <w:i w:val="false"/>
+                <w:i w:val="false"/>
+                <w:iCs w:val="false"/>
+                <w:strike w:val="false"/>
+                <w:dstrike w:val="false"/>
+                <w:outline w:val="false"/>
+                <w:shadow w:val="false"/>
+                <w:color w:val="000000"/>
+                <w:sz w:val="24"/>
+                <w:szCs w:val="24"/>
+                <w:u w:val="none"/>
+              </w:rPr>
+            </w:pPr>
+            <w:r>
+              <w:rPr>
+                <w:b w:val="false"/>
+                <w:bCs w:val="false"/>
+                <w:i w:val="false"/>
+                <w:iCs w:val="false"/>
+                <w:strike w:val="false"/>
+                <w:dstrike w:val="false"/>
+                <w:outline w:val="false"/>
+                <w:shadow w:val="false"/>
+                <w:color w:val="000000"/>
+                <w:sz w:val="24"/>
+                <w:szCs w:val="24"/>
+                <w:u w:val="none"/>
+              </w:rPr>
+              <w:t xml:space="preserve">⠣⠜ Stor bistemme </w:t>
+            </w:r>
+          </w:p>
+          <w:p>
+            <w:pPr>
+              <w:pStyle w:val="Tabelindhold"/>
+              <w:jc w:val="left"/>
+              <w:rPr>
+                <w:rFonts w:ascii="Liberation Serif" w:hAnsi="Liberation Serif"/>
+                <w:b w:val="false"/>
+                <w:b w:val="false"/>
+                <w:bCs w:val="false"/>
+                <w:i w:val="false"/>
+                <w:i w:val="false"/>
+                <w:iCs w:val="false"/>
+                <w:strike w:val="false"/>
+                <w:dstrike w:val="false"/>
+                <w:outline w:val="false"/>
+                <w:shadow w:val="false"/>
+                <w:color w:val="000000"/>
+                <w:sz w:val="24"/>
+                <w:szCs w:val="24"/>
+                <w:u w:val="none"/>
+              </w:rPr>
+            </w:pPr>
+            <w:r>
+              <w:rPr>
+                <w:b w:val="false"/>
+                <w:bCs w:val="false"/>
+                <w:i w:val="false"/>
+                <w:iCs w:val="false"/>
+                <w:strike w:val="false"/>
+                <w:dstrike w:val="false"/>
+                <w:outline w:val="false"/>
+                <w:shadow w:val="false"/>
+                <w:color w:val="000000"/>
+                <w:sz w:val="24"/>
+                <w:szCs w:val="24"/>
+                <w:u w:val="none"/>
+              </w:rPr>
+              <w:t xml:space="preserve"> </w:t>
+            </w:r>
+            <w:r>
+              <w:rPr>
+                <w:b w:val="false"/>
+                <w:bCs w:val="false"/>
+                <w:i w:val="false"/>
+                <w:iCs w:val="false"/>
+                <w:strike w:val="false"/>
+                <w:dstrike w:val="false"/>
+                <w:outline w:val="false"/>
+                <w:shadow w:val="false"/>
+                <w:color w:val="000000"/>
+                <w:sz w:val="24"/>
+                <w:szCs w:val="24"/>
+                <w:u w:val="none"/>
+              </w:rPr>
+              <w:t xml:space="preserve">Ny linie </w:t>
+            </w:r>
+          </w:p>
+        </w:tc>
+      </w:tr>
+    </w:tbl>
     <w:p>
       <w:pPr>
         <w:pStyle w:val="Prformaterettekst"/>
@@ -583,94 +2342,7 @@
     </w:p>
     <w:p>
       <w:pPr>
-        <w:pStyle w:val="Prformaterettekst"/>
-        <w:bidi w:val="0"/>
-        <w:spacing w:before="0" w:after="0"/>
-        <w:jc w:val="left"/>
-        <w:rPr/>
-      </w:pPr>
-      <w:r>
-        <w:rPr/>
-      </w:r>
-    </w:p>
-    <w:p>
-      <w:pPr>
-        <w:pStyle w:val="Prformaterettekst"/>
-        <w:bidi w:val="0"/>
-        <w:spacing w:before="0" w:after="0"/>
-        <w:jc w:val="left"/>
-        <w:rPr/>
-      </w:pPr>
-      <w:r>
-        <w:rPr/>
-      </w:r>
-    </w:p>
-    <w:p>
-      <w:pPr>
-        <w:pStyle w:val="Prformaterettekst"/>
-        <w:bidi w:val="0"/>
-        <w:spacing w:before="0" w:after="0"/>
-        <w:jc w:val="left"/>
-        <w:rPr/>
-      </w:pPr>
-      <w:r>
-        <w:rPr/>
-      </w:r>
-    </w:p>
-    <w:p>
-      <w:pPr>
-        <w:pStyle w:val="Prformaterettekst"/>
-        <w:bidi w:val="0"/>
-        <w:spacing w:before="0" w:after="0"/>
-        <w:jc w:val="left"/>
-        <w:rPr/>
-      </w:pPr>
-      <w:r>
-        <w:rPr/>
-      </w:r>
-    </w:p>
-    <w:p>
-      <w:pPr>
-        <w:pStyle w:val="Prformaterettekst"/>
-        <w:bidi w:val="0"/>
-        <w:spacing w:before="0" w:after="0"/>
-        <w:jc w:val="left"/>
-        <w:rPr/>
-      </w:pPr>
-      <w:r>
-        <w:rPr/>
-      </w:r>
-    </w:p>
-    <w:p>
-      <w:pPr>
-        <w:pStyle w:val="Prformaterettekst"/>
-        <w:bidi w:val="0"/>
-        <w:spacing w:before="0" w:after="0"/>
-        <w:jc w:val="left"/>
-        <w:rPr/>
-      </w:pPr>
-      <w:r>
-        <w:rPr/>
-      </w:r>
-    </w:p>
-    <w:p>
-      <w:pPr>
-        <w:pStyle w:val="Prformaterettekst"/>
-        <w:bidi w:val="0"/>
-        <w:spacing w:before="0" w:after="0"/>
-        <w:jc w:val="left"/>
-        <w:rPr/>
-      </w:pPr>
-      <w:r>
-        <w:rPr/>
-      </w:r>
-    </w:p>
-    <w:p>
-      <w:pPr>
-        <w:pStyle w:val="Prformaterettekst"/>
-        <w:bidi w:val="0"/>
-        <w:spacing w:before="0" w:after="0"/>
-        <w:jc w:val="left"/>
+        <w:pStyle w:val="Overskrift1"/>
         <w:rPr/>
       </w:pPr>
       <w:r>
@@ -1495,6 +3167,107 @@
     </w:sectPr>
   </w:body>
 </w:document>
+</file>
+
+<file path=word/numbering.xml><?xml version="1.0" encoding="utf-8"?>
+<w:numbering xmlns:w="http://schemas.openxmlformats.org/wordprocessingml/2006/main" xmlns:o="urn:schemas-microsoft-com:office:office" xmlns:r="http://schemas.openxmlformats.org/officeDocument/2006/relationships" xmlns:v="urn:schemas-microsoft-com:vml">
+  <w:abstractNum w:abstractNumId="1">
+    <w:lvl w:ilvl="0">
+      <w:start w:val="1"/>
+      <w:pStyle w:val="Overskrift1"/>
+      <w:numFmt w:val="none"/>
+      <w:suff w:val="nothing"/>
+      <w:lvlText w:val=""/>
+      <w:lvlJc w:val="left"/>
+      <w:pPr>
+        <w:ind w:left="0" w:hanging="0"/>
+      </w:pPr>
+    </w:lvl>
+    <w:lvl w:ilvl="1">
+      <w:start w:val="1"/>
+      <w:numFmt w:val="none"/>
+      <w:suff w:val="nothing"/>
+      <w:lvlText w:val=""/>
+      <w:lvlJc w:val="left"/>
+      <w:pPr>
+        <w:ind w:left="0" w:hanging="0"/>
+      </w:pPr>
+    </w:lvl>
+    <w:lvl w:ilvl="2">
+      <w:start w:val="1"/>
+      <w:numFmt w:val="none"/>
+      <w:suff w:val="nothing"/>
+      <w:lvlText w:val=""/>
+      <w:lvlJc w:val="left"/>
+      <w:pPr>
+        <w:ind w:left="0" w:hanging="0"/>
+      </w:pPr>
+    </w:lvl>
+    <w:lvl w:ilvl="3">
+      <w:start w:val="1"/>
+      <w:numFmt w:val="none"/>
+      <w:suff w:val="nothing"/>
+      <w:lvlText w:val=""/>
+      <w:lvlJc w:val="left"/>
+      <w:pPr>
+        <w:ind w:left="0" w:hanging="0"/>
+      </w:pPr>
+    </w:lvl>
+    <w:lvl w:ilvl="4">
+      <w:start w:val="1"/>
+      <w:numFmt w:val="none"/>
+      <w:suff w:val="nothing"/>
+      <w:lvlText w:val=""/>
+      <w:lvlJc w:val="left"/>
+      <w:pPr>
+        <w:ind w:left="0" w:hanging="0"/>
+      </w:pPr>
+    </w:lvl>
+    <w:lvl w:ilvl="5">
+      <w:start w:val="1"/>
+      <w:numFmt w:val="none"/>
+      <w:suff w:val="nothing"/>
+      <w:lvlText w:val=""/>
+      <w:lvlJc w:val="left"/>
+      <w:pPr>
+        <w:ind w:left="0" w:hanging="0"/>
+      </w:pPr>
+    </w:lvl>
+    <w:lvl w:ilvl="6">
+      <w:start w:val="1"/>
+      <w:numFmt w:val="none"/>
+      <w:suff w:val="nothing"/>
+      <w:lvlText w:val=""/>
+      <w:lvlJc w:val="left"/>
+      <w:pPr>
+        <w:ind w:left="0" w:hanging="0"/>
+      </w:pPr>
+    </w:lvl>
+    <w:lvl w:ilvl="7">
+      <w:start w:val="1"/>
+      <w:numFmt w:val="none"/>
+      <w:suff w:val="nothing"/>
+      <w:lvlText w:val=""/>
+      <w:lvlJc w:val="left"/>
+      <w:pPr>
+        <w:ind w:left="0" w:hanging="0"/>
+      </w:pPr>
+    </w:lvl>
+    <w:lvl w:ilvl="8">
+      <w:start w:val="1"/>
+      <w:numFmt w:val="none"/>
+      <w:suff w:val="nothing"/>
+      <w:lvlText w:val=""/>
+      <w:lvlJc w:val="left"/>
+      <w:pPr>
+        <w:ind w:left="0" w:hanging="0"/>
+      </w:pPr>
+    </w:lvl>
+  </w:abstractNum>
+  <w:num w:numId="1">
+    <w:abstractNumId w:val="1"/>
+  </w:num>
+</w:numbering>
 </file>
 
 <file path=word/styles.xml><?xml version="1.0" encoding="utf-8"?>
@@ -1527,6 +3300,26 @@
       <w:sz w:val="24"/>
       <w:szCs w:val="24"/>
       <w:lang w:val="da-DK" w:eastAsia="zh-CN" w:bidi="hi-IN"/>
+    </w:rPr>
+  </w:style>
+  <w:style w:type="paragraph" w:styleId="Overskrift1">
+    <w:name w:val="Heading 1"/>
+    <w:basedOn w:val="Overskrift"/>
+    <w:next w:val="Brdtekst"/>
+    <w:qFormat/>
+    <w:pPr>
+      <w:numPr>
+        <w:ilvl w:val="0"/>
+        <w:numId w:val="1"/>
+      </w:numPr>
+      <w:spacing w:before="240" w:after="120"/>
+      <w:outlineLvl w:val="0"/>
+    </w:pPr>
+    <w:rPr>
+      <w:b/>
+      <w:bCs/>
+      <w:sz w:val="36"/>
+      <w:szCs w:val="36"/>
     </w:rPr>
   </w:style>
   <w:style w:type="paragraph" w:styleId="Overskrift">
@@ -1615,5 +3408,14 @@
       <w:szCs w:val="56"/>
     </w:rPr>
   </w:style>
+  <w:style w:type="paragraph" w:styleId="Tabelindhold">
+    <w:name w:val="Tabelindhold"/>
+    <w:basedOn w:val="Normal"/>
+    <w:qFormat/>
+    <w:pPr>
+      <w:suppressLineNumbers/>
+    </w:pPr>
+    <w:rPr/>
+  </w:style>
 </w:styles>
 </file>
--- a/Documentation/Test descriptions/Version 4.1/Brugervejledning for IBOS Punktnodelæser.v4.1.docx
+++ b/Documentation/Test descriptions/Version 4.1/Brugervejledning for IBOS Punktnodelæser.v4.1.docx
@@ -7,6 +7,25 @@
         <w:pStyle w:val="Titel"/>
         <w:spacing w:before="240" w:after="120"/>
         <w:rPr>
+          <w:rFonts w:ascii="Verdana" w:hAnsi="Verdana"/>
+          <w:sz w:val="48"/>
+          <w:szCs w:val="48"/>
+        </w:rPr>
+      </w:pPr>
+      <w:r>
+        <w:rPr>
+          <w:rFonts w:ascii="Verdana" w:hAnsi="Verdana"/>
+          <w:sz w:val="48"/>
+          <w:szCs w:val="48"/>
+        </w:rPr>
+        <w:t>Brugervejledning for</w:t>
+      </w:r>
+    </w:p>
+    <w:p>
+      <w:pPr>
+        <w:pStyle w:val="Titel"/>
+        <w:spacing w:before="240" w:after="120"/>
+        <w:rPr>
           <w:b/>
           <w:b/>
           <w:bCs/>
@@ -14,10 +33,19 @@
       </w:pPr>
       <w:r>
         <w:rPr>
-          <w:sz w:val="44"/>
-          <w:szCs w:val="44"/>
-        </w:rPr>
-        <w:t>Brugervejledning for IBOS Punktnodelæser Version 4.1</w:t>
+          <w:rFonts w:ascii="Verdana" w:hAnsi="Verdana"/>
+          <w:sz w:val="48"/>
+          <w:szCs w:val="48"/>
+        </w:rPr>
+        <w:t xml:space="preserve"> </w:t>
+      </w:r>
+      <w:r>
+        <w:rPr>
+          <w:rFonts w:ascii="Verdana" w:hAnsi="Verdana"/>
+          <w:sz w:val="48"/>
+          <w:szCs w:val="48"/>
+        </w:rPr>
+        <w:t>IBOS Punktnodelæser Version 4.1</w:t>
       </w:r>
     </w:p>
     <w:p>
@@ -35,483 +63,1239 @@
     <w:p>
       <w:pPr>
         <w:pStyle w:val="Overskrift1"/>
-        <w:rPr/>
-      </w:pPr>
-      <w:r>
-        <w:rPr/>
-        <w:t>Funktionsbeskrivelse</w:t>
-      </w:r>
-    </w:p>
-    <w:p>
-      <w:pPr>
-        <w:pStyle w:val="Prformaterettekst"/>
-        <w:bidi w:val="0"/>
-        <w:spacing w:before="0" w:after="0"/>
-        <w:jc w:val="left"/>
-        <w:rPr/>
-      </w:pPr>
-      <w:r>
-        <w:rPr/>
-      </w:r>
-    </w:p>
-    <w:p>
-      <w:pPr>
-        <w:pStyle w:val="Prformaterettekst"/>
-        <w:bidi w:val="0"/>
-        <w:spacing w:before="0" w:after="0"/>
-        <w:jc w:val="left"/>
-        <w:rPr/>
-      </w:pPr>
-      <w:r>
-        <w:rPr/>
+        <w:numPr>
+          <w:ilvl w:val="0"/>
+          <w:numId w:val="2"/>
+        </w:numPr>
+        <w:rPr>
+          <w:rFonts w:ascii="Verdana" w:hAnsi="Verdana"/>
+        </w:rPr>
+      </w:pPr>
+      <w:r>
+        <w:rPr>
+          <w:rFonts w:ascii="Verdana" w:hAnsi="Verdana"/>
+        </w:rPr>
+        <w:t>Grundlæggende principper</w:t>
+      </w:r>
+    </w:p>
+    <w:p>
+      <w:pPr>
+        <w:pStyle w:val="Brdtekst"/>
+        <w:rPr>
+          <w:rFonts w:ascii="Verdana" w:hAnsi="Verdana"/>
+        </w:rPr>
+      </w:pPr>
+      <w:r>
+        <w:rPr>
+          <w:rFonts w:ascii="Verdana" w:hAnsi="Verdana"/>
+        </w:rPr>
+      </w:r>
+    </w:p>
+    <w:p>
+      <w:pPr>
+        <w:pStyle w:val="Brdtekst"/>
+        <w:rPr>
+          <w:rFonts w:ascii="Verdana" w:hAnsi="Verdana"/>
+        </w:rPr>
+      </w:pPr>
+      <w:r>
+        <w:rPr>
+          <w:rFonts w:ascii="Verdana" w:hAnsi="Verdana"/>
+        </w:rPr>
         <w:t>IBOS Punktnodelæser er et midlertidigt, selvstændigt PC-program til brug ved den indledende test af fortolkning af punktnoder i IBOS Nodelæser. Det er tanken at programmets funktion senere vil blive integreret ind i IBOS Nodelæser.</w:t>
       </w:r>
     </w:p>
     <w:p>
       <w:pPr>
-        <w:pStyle w:val="Prformaterettekst"/>
-        <w:bidi w:val="0"/>
-        <w:spacing w:before="0" w:after="0"/>
-        <w:jc w:val="left"/>
-        <w:rPr/>
-      </w:pPr>
-      <w:r>
-        <w:rPr/>
-      </w:r>
-    </w:p>
-    <w:p>
-      <w:pPr>
-        <w:pStyle w:val="Prformaterettekst"/>
-        <w:bidi w:val="0"/>
-        <w:spacing w:before="0" w:after="0"/>
-        <w:jc w:val="left"/>
-        <w:rPr/>
-      </w:pPr>
-      <w:r>
-        <w:rPr/>
-        <w:t>Principperne for brugergrænsefladen i IBOS Punktnodelæser er derfor præcis de samme som i IBOS Nodelæser:</w:t>
-      </w:r>
-    </w:p>
-    <w:p>
-      <w:pPr>
-        <w:pStyle w:val="Prformaterettekst"/>
-        <w:bidi w:val="0"/>
-        <w:spacing w:before="0" w:after="0"/>
-        <w:jc w:val="left"/>
-        <w:rPr/>
-      </w:pPr>
-      <w:r>
-        <w:rPr/>
-      </w:r>
-    </w:p>
-    <w:p>
-      <w:pPr>
-        <w:pStyle w:val="Prformaterettekst"/>
-        <w:bidi w:val="0"/>
-        <w:spacing w:before="0" w:after="0"/>
-        <w:jc w:val="left"/>
-        <w:rPr/>
-      </w:pPr>
-      <w:r>
-        <w:rPr/>
-        <w:t>Brugergrænsefladen består i hovedtrækkene af 3 almindelige Windows Forms kontroller:</w:t>
-      </w:r>
-    </w:p>
-    <w:p>
-      <w:pPr>
-        <w:pStyle w:val="Prformaterettekst"/>
-        <w:bidi w:val="0"/>
-        <w:spacing w:before="0" w:after="0"/>
-        <w:jc w:val="left"/>
-        <w:rPr/>
-      </w:pPr>
-      <w:r>
-        <w:rPr/>
-      </w:r>
-    </w:p>
-    <w:p>
-      <w:pPr>
-        <w:pStyle w:val="Prformaterettekst"/>
-        <w:bidi w:val="0"/>
-        <w:spacing w:before="0" w:after="0"/>
-        <w:jc w:val="left"/>
-        <w:rPr>
-          <w:b/>
-          <w:b/>
-          <w:bCs/>
-        </w:rPr>
-      </w:pPr>
-      <w:r>
-        <w:rPr>
-          <w:b/>
-          <w:bCs/>
-        </w:rPr>
-        <w:t>En menu:</w:t>
-      </w:r>
-    </w:p>
-    <w:p>
-      <w:pPr>
-        <w:pStyle w:val="Prformaterettekst"/>
-        <w:bidi w:val="0"/>
-        <w:spacing w:before="0" w:after="0"/>
-        <w:jc w:val="left"/>
-        <w:rPr/>
-      </w:pPr>
-      <w:r>
-        <w:rPr/>
-        <w:t>Indeholder menupunkter for indlæsning af punktnodefiler samt for eksport af genererede  MusicXml filer.</w:t>
-      </w:r>
-    </w:p>
-    <w:p>
-      <w:pPr>
-        <w:pStyle w:val="Prformaterettekst"/>
-        <w:bidi w:val="0"/>
-        <w:spacing w:before="0" w:after="0"/>
-        <w:jc w:val="left"/>
-        <w:rPr/>
-      </w:pPr>
-      <w:r>
-        <w:rPr/>
-      </w:r>
-    </w:p>
-    <w:p>
-      <w:pPr>
-        <w:pStyle w:val="Prformaterettekst"/>
-        <w:bidi w:val="0"/>
-        <w:spacing w:before="0" w:after="0"/>
-        <w:jc w:val="left"/>
-        <w:rPr>
-          <w:b/>
-          <w:b/>
-          <w:bCs/>
-        </w:rPr>
-      </w:pPr>
-      <w:r>
-        <w:rPr>
-          <w:b/>
-          <w:bCs/>
-        </w:rPr>
-        <w:t>En nodeliste:</w:t>
-      </w:r>
-    </w:p>
-    <w:p>
-      <w:pPr>
-        <w:pStyle w:val="Prformaterettekst"/>
-        <w:bidi w:val="0"/>
-        <w:spacing w:before="0" w:after="0"/>
-        <w:jc w:val="left"/>
-        <w:rPr/>
-      </w:pPr>
-      <w:r>
-        <w:rPr/>
-        <w:t>Indeholder den indlæste punktnode-fil, oversat til en simpel tekstrepræsentation.</w:t>
-      </w:r>
-    </w:p>
-    <w:p>
-      <w:pPr>
-        <w:pStyle w:val="Prformaterettekst"/>
-        <w:bidi w:val="0"/>
-        <w:spacing w:before="0" w:after="0"/>
-        <w:jc w:val="left"/>
-        <w:rPr/>
-      </w:pPr>
-      <w:r>
-        <w:rPr/>
-      </w:r>
-    </w:p>
-    <w:p>
-      <w:pPr>
-        <w:pStyle w:val="Prformaterettekst"/>
-        <w:bidi w:val="0"/>
-        <w:spacing w:before="0" w:after="0"/>
-        <w:jc w:val="left"/>
-        <w:rPr>
-          <w:b/>
-          <w:b/>
-          <w:bCs/>
-        </w:rPr>
-      </w:pPr>
-      <w:r>
-        <w:rPr>
-          <w:b/>
-          <w:bCs/>
-        </w:rPr>
-        <w:t>Et nodefilter:</w:t>
-      </w:r>
-    </w:p>
-    <w:p>
-      <w:pPr>
-        <w:pStyle w:val="Prformaterettekst"/>
-        <w:bidi w:val="0"/>
-        <w:spacing w:before="0" w:after="0"/>
-        <w:jc w:val="left"/>
-        <w:rPr/>
-      </w:pPr>
-      <w:r>
-        <w:rPr/>
-        <w:t>Tillader at brugeren at kontrollere hvilke detaljer, der vises i listbox’en.</w:t>
-      </w:r>
-    </w:p>
-    <w:p>
-      <w:pPr>
-        <w:pStyle w:val="Prformaterettekst"/>
-        <w:bidi w:val="0"/>
-        <w:spacing w:before="0" w:after="0"/>
-        <w:jc w:val="left"/>
-        <w:rPr/>
-      </w:pPr>
-      <w:r>
-        <w:rPr/>
-      </w:r>
-    </w:p>
-    <w:p>
-      <w:pPr>
-        <w:pStyle w:val="Prformaterettekst"/>
-        <w:bidi w:val="0"/>
-        <w:spacing w:before="0" w:after="0"/>
-        <w:jc w:val="left"/>
-        <w:rPr/>
-      </w:pPr>
-      <w:r>
-        <w:rPr/>
-        <w:t>Ved indlæsning og fortolkning af punktnodefiler vil der ofte optræde fejl, enten fordi der er fejl i punktnodefilen, eller fordi punktnodefilen indeholder konstruktioner, som  IBOS Punktnodelæser endnu ikke understøtter. I så fald vises efter indlæsning af punktnode-filen en medelelse, som opsummerer de fundne fejl.</w:t>
-      </w:r>
-    </w:p>
-    <w:p>
-      <w:pPr>
-        <w:pStyle w:val="Prformaterettekst"/>
-        <w:bidi w:val="0"/>
-        <w:spacing w:before="0" w:after="0"/>
-        <w:jc w:val="left"/>
-        <w:rPr/>
-      </w:pPr>
-      <w:r>
-        <w:rPr/>
-      </w:r>
-    </w:p>
-    <w:p>
-      <w:pPr>
-        <w:pStyle w:val="Prformaterettekst"/>
-        <w:bidi w:val="0"/>
-        <w:spacing w:before="0" w:after="0"/>
-        <w:jc w:val="left"/>
-        <w:rPr/>
-      </w:pPr>
-      <w:r>
-        <w:rPr/>
-        <w:t>Efter indlæsning og fortolkning af en punktnodefil vises dens indhold i en simpel tekstrepræsentation i listboxen:</w:t>
-      </w:r>
-    </w:p>
-    <w:p>
-      <w:pPr>
-        <w:pStyle w:val="Prformaterettekst"/>
-        <w:bidi w:val="0"/>
-        <w:spacing w:before="0" w:after="0"/>
-        <w:jc w:val="left"/>
-        <w:rPr/>
-      </w:pPr>
-      <w:r>
-        <w:rPr/>
-      </w:r>
-    </w:p>
-    <w:p>
-      <w:pPr>
-        <w:pStyle w:val="Prformaterettekst"/>
-        <w:bidi w:val="0"/>
-        <w:spacing w:before="0" w:after="0"/>
-        <w:jc w:val="left"/>
-        <w:rPr/>
-      </w:pPr>
-      <w:r>
-        <w:rPr/>
-        <w:t xml:space="preserve">For hver linje i punktnode-filen vises øverst en linje indeholdende: </w:t>
-      </w:r>
-    </w:p>
-    <w:p>
-      <w:pPr>
-        <w:pStyle w:val="Prformaterettekst"/>
-        <w:bidi w:val="0"/>
-        <w:spacing w:before="0" w:after="0"/>
-        <w:jc w:val="left"/>
-        <w:rPr/>
-      </w:pPr>
-      <w:r>
-        <w:rPr/>
+        <w:pStyle w:val="Brdtekst"/>
+        <w:rPr>
+          <w:rFonts w:ascii="Verdana" w:hAnsi="Verdana"/>
+        </w:rPr>
+      </w:pPr>
+      <w:r>
+        <w:rPr>
+          <w:rFonts w:ascii="Verdana" w:hAnsi="Verdana"/>
+        </w:rPr>
+        <w:t>Principperne for brugergrænsefladen i IBOS Punktnodelæser er derfor præcis de samme som i IBOS Nodelæser.</w:t>
+      </w:r>
+    </w:p>
+    <w:p>
+      <w:pPr>
+        <w:pStyle w:val="Brdtekst"/>
+        <w:rPr>
+          <w:rFonts w:ascii="Verdana" w:hAnsi="Verdana"/>
+        </w:rPr>
+      </w:pPr>
+      <w:r>
+        <w:rPr>
+          <w:rFonts w:cs="Verdana" w:ascii="Verdana" w:hAnsi="Verdana"/>
+          <w:color w:val="000000"/>
+        </w:rPr>
+        <w:t xml:space="preserve">IBOS </w:t>
+      </w:r>
+      <w:r>
+        <w:rPr>
+          <w:rFonts w:cs="Verdana" w:ascii="Verdana" w:hAnsi="Verdana"/>
+          <w:color w:val="000000"/>
+        </w:rPr>
+        <w:t>Punkt</w:t>
+      </w:r>
+      <w:r>
+        <w:rPr>
+          <w:rFonts w:cs="Verdana" w:ascii="Verdana" w:hAnsi="Verdana"/>
+          <w:color w:val="000000"/>
+        </w:rPr>
+        <w:t>n</w:t>
+      </w:r>
+      <w:r>
+        <w:rPr>
+          <w:rFonts w:cs="Verdana" w:ascii="Verdana" w:hAnsi="Verdana"/>
+          <w:color w:val="000000"/>
+        </w:rPr>
+        <w:t xml:space="preserve">odelæser er </w:t>
+      </w:r>
+      <w:r>
+        <w:rPr>
+          <w:rFonts w:cs="Verdana" w:ascii="Verdana" w:hAnsi="Verdana"/>
+          <w:color w:val="000000"/>
+        </w:rPr>
+        <w:t>således</w:t>
+      </w:r>
+      <w:r>
+        <w:rPr>
+          <w:rFonts w:cs="Verdana" w:ascii="Verdana" w:hAnsi="Verdana"/>
+          <w:color w:val="000000"/>
+        </w:rPr>
+        <w:t xml:space="preserve"> opbygget over </w:t>
+      </w:r>
+      <w:r>
+        <w:rPr>
+          <w:rFonts w:cs="Verdana" w:ascii="Verdana" w:hAnsi="Verdana"/>
+          <w:color w:val="000000"/>
+          <w:lang w:val="da-DK"/>
+        </w:rPr>
+        <w:t>fire</w:t>
+      </w:r>
+      <w:r>
+        <w:rPr>
+          <w:rFonts w:cs="Verdana" w:ascii="Verdana" w:hAnsi="Verdana"/>
+          <w:color w:val="000000"/>
+        </w:rPr>
+        <w:t xml:space="preserve"> kendte visnings-komponenter, som tilsammen tillader brugeren at åbne en </w:t>
+      </w:r>
+      <w:r>
+        <w:rPr>
+          <w:rFonts w:cs="Verdana" w:ascii="Verdana" w:hAnsi="Verdana"/>
+          <w:color w:val="000000"/>
+        </w:rPr>
+        <w:t>punktnodefil</w:t>
+      </w:r>
+      <w:r>
+        <w:rPr>
+          <w:rFonts w:cs="Verdana" w:ascii="Verdana" w:hAnsi="Verdana"/>
+          <w:color w:val="000000"/>
+        </w:rPr>
+        <w:t xml:space="preserve"> og navigere rundt i den. Disse</w:t>
+      </w:r>
+      <w:r>
+        <w:rPr>
+          <w:rFonts w:cs="Verdana" w:ascii="Verdana" w:hAnsi="Verdana"/>
+          <w:color w:val="000000"/>
+          <w:lang w:val="da-DK"/>
+        </w:rPr>
+        <w:t xml:space="preserve"> </w:t>
+      </w:r>
+      <w:r>
+        <w:rPr>
+          <w:rFonts w:cs="Verdana" w:ascii="Verdana" w:hAnsi="Verdana"/>
+          <w:color w:val="000000"/>
+        </w:rPr>
+        <w:t xml:space="preserve"> visnings-komponenter er:</w:t>
+      </w:r>
+    </w:p>
+    <w:tbl>
+      <w:tblPr>
+        <w:tblW w:w="9647" w:type="dxa"/>
+        <w:jc w:val="left"/>
+        <w:tblInd w:w="0" w:type="dxa"/>
+        <w:tblCellMar>
+          <w:top w:w="55" w:type="dxa"/>
+          <w:left w:w="55" w:type="dxa"/>
+          <w:bottom w:w="55" w:type="dxa"/>
+          <w:right w:w="55" w:type="dxa"/>
+        </w:tblCellMar>
+      </w:tblPr>
+      <w:tblGrid>
+        <w:gridCol w:w="2775"/>
+        <w:gridCol w:w="6871"/>
+      </w:tblGrid>
+      <w:tr>
+        <w:trPr/>
+        <w:tc>
+          <w:tcPr>
+            <w:tcW w:w="2775" w:type="dxa"/>
+            <w:tcBorders>
+              <w:top w:val="single" w:sz="2" w:space="0" w:color="000000"/>
+              <w:left w:val="single" w:sz="2" w:space="0" w:color="000000"/>
+              <w:bottom w:val="single" w:sz="2" w:space="0" w:color="000000"/>
+            </w:tcBorders>
+            <w:shd w:fill="auto" w:val="clear"/>
+          </w:tcPr>
+          <w:p>
+            <w:pPr>
+              <w:pStyle w:val="Brdtekst"/>
+              <w:spacing w:before="0" w:after="120"/>
+              <w:rPr/>
+            </w:pPr>
+            <w:r>
+              <w:rPr>
+                <w:rFonts w:cs="Verdana" w:ascii="Verdana" w:hAnsi="Verdana"/>
+                <w:b/>
+                <w:bCs/>
+                <w:color w:val="000000"/>
+              </w:rPr>
+              <w:t>Menulinien:</w:t>
+            </w:r>
+          </w:p>
+        </w:tc>
+        <w:tc>
+          <w:tcPr>
+            <w:tcW w:w="6871" w:type="dxa"/>
+            <w:tcBorders>
+              <w:top w:val="single" w:sz="2" w:space="0" w:color="000000"/>
+              <w:left w:val="single" w:sz="2" w:space="0" w:color="000000"/>
+              <w:bottom w:val="single" w:sz="2" w:space="0" w:color="000000"/>
+              <w:right w:val="single" w:sz="2" w:space="0" w:color="000000"/>
+            </w:tcBorders>
+            <w:shd w:fill="auto" w:val="clear"/>
+          </w:tcPr>
+          <w:p>
+            <w:pPr>
+              <w:pStyle w:val="Brdtekst"/>
+              <w:rPr/>
+            </w:pPr>
+            <w:r>
+              <w:rPr>
+                <w:rFonts w:cs="Verdana" w:ascii="Verdana" w:hAnsi="Verdana"/>
+                <w:color w:val="000000"/>
+              </w:rPr>
+              <w:t xml:space="preserve">Bruges primært til at </w:t>
+            </w:r>
+            <w:r>
+              <w:rPr>
+                <w:rFonts w:cs="Verdana" w:ascii="Verdana" w:hAnsi="Verdana"/>
+                <w:color w:val="000000"/>
+              </w:rPr>
+              <w:t xml:space="preserve">udvælge og </w:t>
+            </w:r>
+            <w:r>
+              <w:rPr>
+                <w:rFonts w:cs="Verdana" w:ascii="Verdana" w:hAnsi="Verdana"/>
+                <w:color w:val="000000"/>
+              </w:rPr>
+              <w:t xml:space="preserve">åbne </w:t>
+            </w:r>
+            <w:r>
+              <w:rPr>
+                <w:rFonts w:cs="Verdana" w:ascii="Verdana" w:hAnsi="Verdana"/>
+                <w:color w:val="000000"/>
+              </w:rPr>
+              <w:t>e</w:t>
+            </w:r>
+            <w:r>
+              <w:rPr>
+                <w:rFonts w:cs="Verdana" w:ascii="Verdana" w:hAnsi="Verdana"/>
+                <w:color w:val="000000"/>
+              </w:rPr>
+              <w:t xml:space="preserve">n </w:t>
+            </w:r>
+            <w:r>
+              <w:rPr>
+                <w:rFonts w:cs="Verdana" w:ascii="Verdana" w:hAnsi="Verdana"/>
+                <w:color w:val="000000"/>
+              </w:rPr>
+              <w:t>punktnodefil</w:t>
+            </w:r>
+            <w:r>
+              <w:rPr>
+                <w:rFonts w:cs="Verdana" w:ascii="Verdana" w:hAnsi="Verdana"/>
+                <w:color w:val="000000"/>
+                <w:lang w:val="da-DK"/>
+              </w:rPr>
+              <w:t>.</w:t>
+            </w:r>
+          </w:p>
+          <w:p>
+            <w:pPr>
+              <w:pStyle w:val="Brdtekst"/>
+              <w:widowControl w:val="false"/>
+              <w:suppressAutoHyphens w:val="true"/>
+              <w:spacing w:before="0" w:after="120"/>
+              <w:rPr/>
+            </w:pPr>
+            <w:r>
+              <w:rPr>
+                <w:rFonts w:cs="Verdana" w:ascii="Verdana" w:hAnsi="Verdana"/>
+                <w:color w:val="000000"/>
+                <w:lang w:val="da-DK"/>
+              </w:rPr>
+              <w:t>B</w:t>
+            </w:r>
+            <w:r>
+              <w:rPr>
+                <w:rFonts w:cs="Verdana" w:ascii="Verdana" w:hAnsi="Verdana"/>
+                <w:color w:val="000000"/>
+              </w:rPr>
+              <w:t xml:space="preserve">ruges </w:t>
+            </w:r>
+            <w:r>
+              <w:rPr>
+                <w:rFonts w:cs="Verdana" w:ascii="Verdana" w:hAnsi="Verdana"/>
+                <w:color w:val="000000"/>
+                <w:lang w:val="da-DK"/>
+              </w:rPr>
+              <w:t xml:space="preserve">desuden </w:t>
+            </w:r>
+            <w:r>
+              <w:rPr>
+                <w:rFonts w:cs="Verdana" w:ascii="Verdana" w:hAnsi="Verdana"/>
+                <w:color w:val="000000"/>
+              </w:rPr>
+              <w:t xml:space="preserve">til at aktivere de mange ekstra funktioner, som for eksempel at </w:t>
+            </w:r>
+            <w:r>
+              <w:rPr>
+                <w:rFonts w:cs="Verdana" w:ascii="Verdana" w:hAnsi="Verdana"/>
+                <w:color w:val="000000"/>
+              </w:rPr>
+              <w:t>udskrive punktnodefilen som</w:t>
+            </w:r>
+            <w:r>
+              <w:rPr>
+                <w:rFonts w:cs="Verdana" w:ascii="Verdana" w:hAnsi="Verdana"/>
+                <w:color w:val="000000"/>
+              </w:rPr>
+              <w:t xml:space="preserve"> MusicXml.</w:t>
+            </w:r>
+          </w:p>
+        </w:tc>
+      </w:tr>
+      <w:tr>
+        <w:trPr/>
+        <w:tc>
+          <w:tcPr>
+            <w:tcW w:w="2775" w:type="dxa"/>
+            <w:tcBorders>
+              <w:left w:val="single" w:sz="2" w:space="0" w:color="000000"/>
+              <w:bottom w:val="single" w:sz="2" w:space="0" w:color="000000"/>
+            </w:tcBorders>
+            <w:shd w:fill="auto" w:val="clear"/>
+          </w:tcPr>
+          <w:p>
+            <w:pPr>
+              <w:pStyle w:val="Brdtekst"/>
+              <w:spacing w:before="0" w:after="120"/>
+              <w:rPr/>
+            </w:pPr>
+            <w:r>
+              <w:rPr>
+                <w:rFonts w:cs="Verdana" w:ascii="Verdana" w:hAnsi="Verdana"/>
+                <w:b/>
+                <w:bCs/>
+                <w:color w:val="000000"/>
+              </w:rPr>
+              <w:t>Punktn</w:t>
+            </w:r>
+            <w:r>
+              <w:rPr>
+                <w:rFonts w:cs="Verdana" w:ascii="Verdana" w:hAnsi="Verdana"/>
+                <w:b/>
+                <w:bCs/>
+                <w:color w:val="000000"/>
+              </w:rPr>
+              <w:t>odelisten:</w:t>
+            </w:r>
+          </w:p>
+        </w:tc>
+        <w:tc>
+          <w:tcPr>
+            <w:tcW w:w="6871" w:type="dxa"/>
+            <w:tcBorders>
+              <w:left w:val="single" w:sz="2" w:space="0" w:color="000000"/>
+              <w:bottom w:val="single" w:sz="2" w:space="0" w:color="000000"/>
+              <w:right w:val="single" w:sz="2" w:space="0" w:color="000000"/>
+            </w:tcBorders>
+            <w:shd w:fill="auto" w:val="clear"/>
+          </w:tcPr>
+          <w:p>
+            <w:pPr>
+              <w:pStyle w:val="Normal"/>
+              <w:rPr/>
+            </w:pPr>
+            <w:r>
+              <w:rPr>
+                <w:rFonts w:cs="Verdana" w:ascii="Verdana" w:hAnsi="Verdana"/>
+                <w:color w:val="000000"/>
+              </w:rPr>
+              <w:t xml:space="preserve">Viser den valgte </w:t>
+            </w:r>
+            <w:r>
+              <w:rPr>
+                <w:rFonts w:cs="Verdana" w:ascii="Verdana" w:hAnsi="Verdana"/>
+                <w:color w:val="000000"/>
+              </w:rPr>
+              <w:t>punktnodefil</w:t>
+            </w:r>
+            <w:r>
+              <w:rPr>
+                <w:rFonts w:cs="Verdana" w:ascii="Verdana" w:hAnsi="Verdana"/>
+                <w:color w:val="000000"/>
+              </w:rPr>
+              <w:t xml:space="preserve"> i tekst-repræsentation og punktnode-repræsentation.</w:t>
+            </w:r>
+          </w:p>
+          <w:p>
+            <w:pPr>
+              <w:pStyle w:val="Normal"/>
+              <w:rPr/>
+            </w:pPr>
+            <w:r>
+              <w:rPr>
+                <w:rFonts w:cs="Verdana" w:ascii="Verdana" w:hAnsi="Verdana"/>
+                <w:color w:val="000000"/>
+              </w:rPr>
+              <w:t>Hvis JAWS kører, oplæses desuden den tilsvarende tekst-repræsentation.</w:t>
+            </w:r>
+          </w:p>
+          <w:p>
+            <w:pPr>
+              <w:pStyle w:val="Normal"/>
+              <w:rPr/>
+            </w:pPr>
+            <w:r>
+              <w:rPr>
+                <w:rFonts w:cs="Verdana" w:ascii="Verdana" w:hAnsi="Verdana"/>
+                <w:color w:val="000000"/>
+              </w:rPr>
+              <w:t>Og hvis et Braille-display er tilsluttet, vises både tekst-repræsentation og punktnode-repræsentation dér.</w:t>
+            </w:r>
+          </w:p>
+          <w:p>
+            <w:pPr>
+              <w:pStyle w:val="Brdtekst"/>
+              <w:spacing w:before="0" w:after="120"/>
+              <w:rPr/>
+            </w:pPr>
+            <w:r>
+              <w:rPr>
+                <w:rFonts w:cs="Verdana" w:ascii="Verdana" w:hAnsi="Verdana"/>
+                <w:color w:val="000000"/>
+              </w:rPr>
+              <w:t>Endelig afspilles nodelistens indhold som musik via PC'ens højttalere.</w:t>
+            </w:r>
+          </w:p>
+        </w:tc>
+      </w:tr>
+      <w:tr>
+        <w:trPr/>
+        <w:tc>
+          <w:tcPr>
+            <w:tcW w:w="2775" w:type="dxa"/>
+            <w:tcBorders>
+              <w:left w:val="single" w:sz="2" w:space="0" w:color="000000"/>
+              <w:bottom w:val="single" w:sz="2" w:space="0" w:color="000000"/>
+            </w:tcBorders>
+            <w:shd w:fill="auto" w:val="clear"/>
+          </w:tcPr>
+          <w:p>
+            <w:pPr>
+              <w:pStyle w:val="Brdtekst"/>
+              <w:spacing w:before="0" w:after="120"/>
+              <w:rPr/>
+            </w:pPr>
+            <w:r>
+              <w:rPr>
+                <w:rFonts w:cs="Verdana" w:ascii="Verdana" w:hAnsi="Verdana"/>
+                <w:b/>
+                <w:bCs/>
+                <w:color w:val="000000"/>
+              </w:rPr>
+              <w:t>Statuslinien</w:t>
+            </w:r>
+          </w:p>
+        </w:tc>
+        <w:tc>
+          <w:tcPr>
+            <w:tcW w:w="6871" w:type="dxa"/>
+            <w:tcBorders>
+              <w:left w:val="single" w:sz="2" w:space="0" w:color="000000"/>
+              <w:bottom w:val="single" w:sz="2" w:space="0" w:color="000000"/>
+              <w:right w:val="single" w:sz="2" w:space="0" w:color="000000"/>
+            </w:tcBorders>
+            <w:shd w:fill="auto" w:val="clear"/>
+          </w:tcPr>
+          <w:p>
+            <w:pPr>
+              <w:pStyle w:val="Brdtekst"/>
+              <w:widowControl w:val="false"/>
+              <w:suppressAutoHyphens w:val="true"/>
+              <w:spacing w:before="0" w:after="120"/>
+              <w:rPr/>
+            </w:pPr>
+            <w:r>
+              <w:rPr>
+                <w:rFonts w:cs="Verdana" w:ascii="Verdana" w:hAnsi="Verdana"/>
+                <w:color w:val="000000"/>
+              </w:rPr>
+              <w:t>Endnu ikke implementeret</w:t>
+            </w:r>
+          </w:p>
+        </w:tc>
+      </w:tr>
+      <w:tr>
+        <w:trPr/>
+        <w:tc>
+          <w:tcPr>
+            <w:tcW w:w="2775" w:type="dxa"/>
+            <w:tcBorders>
+              <w:left w:val="single" w:sz="2" w:space="0" w:color="000000"/>
+            </w:tcBorders>
+            <w:shd w:fill="auto" w:val="clear"/>
+          </w:tcPr>
+          <w:p>
+            <w:pPr>
+              <w:pStyle w:val="Brdtekst"/>
+              <w:spacing w:before="0" w:after="120"/>
+              <w:rPr/>
+            </w:pPr>
+            <w:r>
+              <w:rPr>
+                <w:rFonts w:cs="Verdana" w:ascii="Verdana" w:hAnsi="Verdana"/>
+                <w:b/>
+                <w:bCs/>
+                <w:color w:val="000000"/>
+              </w:rPr>
+              <w:t>Punktn</w:t>
+            </w:r>
+            <w:r>
+              <w:rPr>
+                <w:rFonts w:cs="Verdana" w:ascii="Verdana" w:hAnsi="Verdana"/>
+                <w:b/>
+                <w:bCs/>
+                <w:color w:val="000000"/>
+              </w:rPr>
+              <w:t>odefilteret:</w:t>
+            </w:r>
+          </w:p>
+        </w:tc>
+        <w:tc>
+          <w:tcPr>
+            <w:tcW w:w="6871" w:type="dxa"/>
+            <w:tcBorders>
+              <w:left w:val="single" w:sz="2" w:space="0" w:color="000000"/>
+              <w:right w:val="single" w:sz="2" w:space="0" w:color="000000"/>
+            </w:tcBorders>
+            <w:shd w:fill="auto" w:val="clear"/>
+          </w:tcPr>
+          <w:p>
+            <w:pPr>
+              <w:pStyle w:val="Brdtekst"/>
+              <w:spacing w:before="0" w:after="140"/>
+              <w:rPr/>
+            </w:pPr>
+            <w:r>
+              <w:rPr>
+                <w:rFonts w:cs="Verdana" w:ascii="Verdana" w:hAnsi="Verdana"/>
+                <w:color w:val="000000"/>
+              </w:rPr>
+              <w:t>Her kan den viderekomne bruger vælge</w:t>
+            </w:r>
+            <w:r>
+              <w:rPr>
+                <w:rFonts w:cs="Verdana" w:ascii="Verdana" w:hAnsi="Verdana"/>
+                <w:color w:val="000000"/>
+                <w:lang w:val="da-DK"/>
+              </w:rPr>
+              <w:t xml:space="preserve">, </w:t>
+            </w:r>
+            <w:r>
+              <w:rPr>
+                <w:rFonts w:cs="Verdana" w:ascii="Verdana" w:hAnsi="Verdana"/>
+                <w:color w:val="000000"/>
+                <w:lang w:val="da-DK"/>
+              </w:rPr>
+              <w:t>hvordan punktnodefilen skal præsenteres.</w:t>
+            </w:r>
+          </w:p>
+        </w:tc>
+      </w:tr>
+      <w:tr>
+        <w:trPr/>
+        <w:tc>
+          <w:tcPr>
+            <w:tcW w:w="2775" w:type="dxa"/>
+            <w:tcBorders>
+              <w:left w:val="single" w:sz="2" w:space="0" w:color="000000"/>
+              <w:bottom w:val="single" w:sz="2" w:space="0" w:color="000000"/>
+            </w:tcBorders>
+            <w:shd w:fill="auto" w:val="clear"/>
+          </w:tcPr>
+          <w:p>
+            <w:pPr>
+              <w:pStyle w:val="Brdtekst"/>
+              <w:spacing w:before="0" w:after="120"/>
+              <w:rPr/>
+            </w:pPr>
+            <w:r>
+              <w:rPr>
+                <w:rFonts w:cs="Verdana" w:ascii="Verdana" w:hAnsi="Verdana"/>
+                <w:b/>
+                <w:bCs/>
+                <w:color w:val="000000"/>
+              </w:rPr>
+              <w:t>Detaljelisten</w:t>
+            </w:r>
+          </w:p>
+        </w:tc>
+        <w:tc>
+          <w:tcPr>
+            <w:tcW w:w="6871" w:type="dxa"/>
+            <w:tcBorders>
+              <w:left w:val="single" w:sz="2" w:space="0" w:color="000000"/>
+              <w:bottom w:val="single" w:sz="2" w:space="0" w:color="000000"/>
+              <w:right w:val="single" w:sz="2" w:space="0" w:color="000000"/>
+            </w:tcBorders>
+            <w:shd w:fill="auto" w:val="clear"/>
+          </w:tcPr>
+          <w:p>
+            <w:pPr>
+              <w:pStyle w:val="Brdtekst"/>
+              <w:spacing w:before="0" w:after="140"/>
+              <w:rPr/>
+            </w:pPr>
+            <w:r>
+              <w:rPr>
+                <w:rFonts w:cs="Verdana" w:ascii="Verdana" w:hAnsi="Verdana"/>
+                <w:color w:val="000000"/>
+              </w:rPr>
+              <w:t>Endnu ikke implementeret</w:t>
+            </w:r>
+          </w:p>
+        </w:tc>
+      </w:tr>
+    </w:tbl>
+    <w:p>
+      <w:pPr>
+        <w:pStyle w:val="Brdtekst"/>
+        <w:rPr>
+          <w:rFonts w:ascii="Verdana" w:hAnsi="Verdana" w:cs="Verdana"/>
+          <w:color w:val="000000"/>
+        </w:rPr>
+      </w:pPr>
+      <w:r>
+        <w:rPr>
+          <w:rFonts w:cs="Verdana" w:ascii="Verdana" w:hAnsi="Verdana"/>
+          <w:color w:val="000000"/>
+        </w:rPr>
+      </w:r>
+    </w:p>
+    <w:p>
+      <w:pPr>
+        <w:pStyle w:val="Brdtekst"/>
+        <w:rPr>
+          <w:rFonts w:ascii="Verdana" w:hAnsi="Verdana" w:cs="Verdana"/>
+          <w:color w:val="000000"/>
+        </w:rPr>
+      </w:pPr>
+      <w:r>
+        <w:rPr>
+          <w:rFonts w:ascii="Verdana" w:hAnsi="Verdana"/>
+        </w:rPr>
+      </w:r>
+    </w:p>
+    <w:p>
+      <w:pPr>
+        <w:pStyle w:val="Brdtekst"/>
+        <w:rPr>
+          <w:rFonts w:ascii="Verdana" w:hAnsi="Verdana" w:cs="Verdana"/>
+          <w:color w:val="000000"/>
+        </w:rPr>
+      </w:pPr>
+      <w:r>
+        <w:rPr>
+          <w:rFonts w:ascii="Verdana" w:hAnsi="Verdana"/>
+        </w:rPr>
+      </w:r>
+      <w:r>
+        <w:br w:type="page"/>
+      </w:r>
+    </w:p>
+    <w:p>
+      <w:pPr>
+        <w:pStyle w:val="Brdtekst"/>
+        <w:rPr>
+          <w:rFonts w:ascii="Verdana" w:hAnsi="Verdana" w:cs="Verdana"/>
+          <w:color w:val="000000"/>
+        </w:rPr>
+      </w:pPr>
+      <w:r>
+        <w:rPr>
+          <w:rFonts w:cs="Verdana" w:ascii="Verdana" w:hAnsi="Verdana"/>
+          <w:color w:val="000000"/>
+        </w:rPr>
+      </w:r>
+    </w:p>
+    <w:p>
+      <w:pPr>
+        <w:pStyle w:val="Brdtekst"/>
+        <w:rPr/>
+      </w:pPr>
+      <w:r>
+        <w:rPr>
+          <w:rFonts w:cs="Verdana" w:ascii="Verdana" w:hAnsi="Verdana"/>
+          <w:color w:val="000000"/>
+        </w:rPr>
+        <w:t>Som i alle andre Windows-programmer kan man altid:</w:t>
+      </w:r>
+    </w:p>
+    <w:p>
+      <w:pPr>
+        <w:pStyle w:val="Brdtekst"/>
+        <w:numPr>
+          <w:ilvl w:val="0"/>
+          <w:numId w:val="3"/>
+        </w:numPr>
+        <w:rPr/>
+      </w:pPr>
+      <w:r>
+        <w:rPr>
+          <w:rFonts w:cs="Verdana" w:ascii="Verdana" w:hAnsi="Verdana"/>
+          <w:color w:val="000000"/>
+        </w:rPr>
+        <w:t>Aktivere Menulinien ved at trykke på ALT knappen.</w:t>
+      </w:r>
+    </w:p>
+    <w:p>
+      <w:pPr>
+        <w:pStyle w:val="Brdtekst"/>
+        <w:numPr>
+          <w:ilvl w:val="0"/>
+          <w:numId w:val="3"/>
+        </w:numPr>
+        <w:rPr/>
+      </w:pPr>
+      <w:r>
+        <w:rPr>
+          <w:rFonts w:cs="Verdana" w:ascii="Verdana" w:hAnsi="Verdana"/>
+          <w:color w:val="000000"/>
+        </w:rPr>
+        <w:t xml:space="preserve">Skifte mellem de vigtigste visningskomponenter  (i dette tilfælde </w:t>
+      </w:r>
+      <w:r>
+        <w:rPr>
+          <w:rFonts w:cs="Verdana" w:ascii="Verdana" w:hAnsi="Verdana"/>
+          <w:color w:val="000000"/>
+        </w:rPr>
+        <w:t>Punktn</w:t>
+      </w:r>
+      <w:r>
+        <w:rPr>
+          <w:rFonts w:cs="Verdana" w:ascii="Verdana" w:hAnsi="Verdana"/>
+          <w:color w:val="000000"/>
+        </w:rPr>
+        <w:t xml:space="preserve">odelisten og </w:t>
+      </w:r>
+      <w:r>
+        <w:rPr>
+          <w:rFonts w:cs="Verdana" w:ascii="Verdana" w:hAnsi="Verdana"/>
+          <w:color w:val="000000"/>
+        </w:rPr>
+        <w:t>Punktn</w:t>
+      </w:r>
+      <w:r>
+        <w:rPr>
+          <w:rFonts w:cs="Verdana" w:ascii="Verdana" w:hAnsi="Verdana"/>
+          <w:color w:val="000000"/>
+        </w:rPr>
+        <w:t>odefilteret) med TAB knappen.</w:t>
+      </w:r>
+    </w:p>
+    <w:p>
+      <w:pPr>
+        <w:pStyle w:val="Brdtekst"/>
+        <w:numPr>
+          <w:ilvl w:val="0"/>
+          <w:numId w:val="3"/>
+        </w:numPr>
+        <w:rPr/>
+      </w:pPr>
+      <w:r>
+        <w:rPr>
+          <w:rFonts w:cs="Verdana" w:ascii="Verdana" w:hAnsi="Verdana"/>
+          <w:color w:val="000000"/>
+        </w:rPr>
+        <w:t>Afbryde en igangværende handling med ESC knappen.</w:t>
+      </w:r>
+    </w:p>
+    <w:p>
+      <w:pPr>
+        <w:pStyle w:val="Brdtekst"/>
+        <w:numPr>
+          <w:ilvl w:val="0"/>
+          <w:numId w:val="3"/>
+        </w:numPr>
+        <w:rPr/>
+      </w:pPr>
+      <w:r>
+        <w:rPr>
+          <w:rFonts w:cs="Verdana" w:ascii="Verdana" w:hAnsi="Verdana"/>
+          <w:color w:val="000000"/>
+        </w:rPr>
+        <w:t>Lukke programmet med ALT + F4</w:t>
+      </w:r>
+    </w:p>
+    <w:p>
+      <w:pPr>
+        <w:pStyle w:val="Brdtekst"/>
+        <w:rPr>
+          <w:rFonts w:ascii="Verdana" w:hAnsi="Verdana" w:cs="Verdana"/>
+          <w:color w:val="000000"/>
+        </w:rPr>
+      </w:pPr>
+      <w:r>
+        <w:rPr>
+          <w:rFonts w:cs="Verdana" w:ascii="Verdana" w:hAnsi="Verdana"/>
+          <w:color w:val="000000"/>
+        </w:rPr>
+      </w:r>
+    </w:p>
+    <w:p>
+      <w:pPr>
+        <w:pStyle w:val="Brdtekst"/>
+        <w:rPr/>
+      </w:pPr>
+      <w:r>
+        <w:rPr>
+          <w:rFonts w:cs="Verdana" w:ascii="Verdana" w:hAnsi="Verdana"/>
+          <w:color w:val="000000"/>
+        </w:rPr>
+        <w:t>Desuden kan man</w:t>
+      </w:r>
+      <w:r>
+        <w:rPr>
+          <w:rFonts w:cs="Verdana" w:ascii="Verdana" w:hAnsi="Verdana"/>
+          <w:color w:val="000000"/>
+          <w:lang w:val="da-DK"/>
+        </w:rPr>
+        <w:t xml:space="preserve">, </w:t>
+      </w:r>
+      <w:r>
+        <w:rPr>
+          <w:rFonts w:cs="Verdana" w:ascii="Verdana" w:hAnsi="Verdana"/>
+          <w:color w:val="000000"/>
+        </w:rPr>
+        <w:t>hvis JAWS kører</w:t>
+      </w:r>
+      <w:r>
+        <w:rPr>
+          <w:rFonts w:cs="Verdana" w:ascii="Verdana" w:hAnsi="Verdana"/>
+          <w:color w:val="000000"/>
+          <w:lang w:val="da-DK"/>
+        </w:rPr>
+        <w:t>,</w:t>
+      </w:r>
+      <w:r>
+        <w:rPr>
+          <w:rFonts w:cs="Verdana" w:ascii="Verdana" w:hAnsi="Verdana"/>
+          <w:color w:val="000000"/>
+        </w:rPr>
+        <w:t xml:space="preserve"> benytte de gængse JAWS kommandoer</w:t>
+      </w:r>
+      <w:r>
+        <w:rPr>
+          <w:rFonts w:cs="Verdana" w:ascii="Verdana" w:hAnsi="Verdana"/>
+          <w:color w:val="000000"/>
+          <w:lang w:val="da-DK"/>
+        </w:rPr>
+        <w:t>.</w:t>
+      </w:r>
+      <w:r>
+        <w:rPr>
+          <w:rFonts w:cs="Verdana" w:ascii="Verdana" w:hAnsi="Verdana"/>
+          <w:color w:val="000000"/>
+        </w:rPr>
+        <w:t xml:space="preserve"> Man kan blandt andet</w:t>
+      </w:r>
+      <w:r>
+        <w:rPr>
+          <w:rFonts w:cs="Verdana" w:ascii="Verdana" w:hAnsi="Verdana"/>
+          <w:color w:val="000000"/>
+          <w:lang w:val="da-DK"/>
+        </w:rPr>
+        <w:t>:</w:t>
+      </w:r>
+    </w:p>
+    <w:p>
+      <w:pPr>
+        <w:pStyle w:val="Brdtekst"/>
+        <w:numPr>
+          <w:ilvl w:val="0"/>
+          <w:numId w:val="4"/>
+        </w:numPr>
+        <w:rPr/>
+      </w:pPr>
+      <w:r>
+        <w:rPr>
+          <w:rFonts w:cs="Verdana" w:ascii="Verdana" w:hAnsi="Verdana"/>
+          <w:color w:val="000000"/>
+        </w:rPr>
+        <w:t>Få oplæst en meddelelse ved at taste INSERT + B</w:t>
+      </w:r>
+    </w:p>
+    <w:p>
+      <w:pPr>
+        <w:pStyle w:val="Brdtekst"/>
+        <w:numPr>
+          <w:ilvl w:val="0"/>
+          <w:numId w:val="4"/>
+        </w:numPr>
+        <w:rPr/>
+      </w:pPr>
+      <w:r>
+        <w:rPr>
+          <w:rFonts w:cs="Verdana" w:ascii="Verdana" w:hAnsi="Verdana"/>
+          <w:color w:val="000000"/>
+        </w:rPr>
+        <w:t>Slå oplæsning fra/til ved at taste  INSERT + MELLEMRUM efterfulgt af s</w:t>
+      </w:r>
+    </w:p>
+    <w:p>
+      <w:pPr>
+        <w:pStyle w:val="Brdtekst"/>
+        <w:rPr>
+          <w:rFonts w:ascii="Verdana" w:hAnsi="Verdana"/>
+        </w:rPr>
+      </w:pPr>
+      <w:r>
+        <w:rPr>
+          <w:rFonts w:ascii="Verdana" w:hAnsi="Verdana"/>
+        </w:rPr>
+      </w:r>
+    </w:p>
+    <w:p>
+      <w:pPr>
+        <w:pStyle w:val="Overskrift1"/>
+        <w:rPr/>
+      </w:pPr>
+      <w:r>
+        <w:rPr/>
+        <w:t>Håndtering af fejl i punktnodefilen</w:t>
+      </w:r>
+    </w:p>
+    <w:p>
+      <w:pPr>
+        <w:pStyle w:val="Brdtekst"/>
+        <w:rPr>
+          <w:rFonts w:ascii="Verdana" w:hAnsi="Verdana"/>
+        </w:rPr>
+      </w:pPr>
+      <w:r>
+        <w:rPr>
+          <w:rFonts w:ascii="Verdana" w:hAnsi="Verdana"/>
+        </w:rPr>
+        <w:t>Ved indlæsning og fortolkning af punktnodefiler vil der ofte optræde fejl, enten fordi der er fejl i punktnodefilen, eller fordi punktnodefilen indeholder konstruktioner, som  IBOS Punktnodelæser endnu ikke understøtter. I så fald vises efter indlæsning af punktnode-filen en med</w:t>
+      </w:r>
+      <w:r>
+        <w:rPr>
+          <w:rFonts w:ascii="Verdana" w:hAnsi="Verdana"/>
+        </w:rPr>
+        <w:t>d</w:t>
+      </w:r>
+      <w:r>
+        <w:rPr>
+          <w:rFonts w:ascii="Verdana" w:hAnsi="Verdana"/>
+        </w:rPr>
+        <w:t xml:space="preserve">elelse, som opsummerer de fundne fejl. </w:t>
+      </w:r>
+      <w:r>
+        <w:rPr>
+          <w:rFonts w:ascii="Verdana" w:hAnsi="Verdana"/>
+        </w:rPr>
+        <w:t>I de fleste tilfælde kan man blot lukke meddelelsen og gå videre.</w:t>
+      </w:r>
+    </w:p>
+    <w:p>
+      <w:pPr>
+        <w:pStyle w:val="Overskrift1"/>
+        <w:rPr/>
+      </w:pPr>
+      <w:r>
+        <w:rPr/>
+        <w:t>Visning af den indlæste punktnodefil</w:t>
+      </w:r>
+    </w:p>
+    <w:p>
+      <w:pPr>
+        <w:pStyle w:val="Brdtekst"/>
+        <w:rPr>
+          <w:rFonts w:ascii="Verdana" w:hAnsi="Verdana"/>
+        </w:rPr>
+      </w:pPr>
+      <w:r>
+        <w:rPr>
+          <w:rFonts w:ascii="Verdana" w:hAnsi="Verdana"/>
+        </w:rPr>
+      </w:r>
+    </w:p>
+    <w:p>
+      <w:pPr>
+        <w:pStyle w:val="Brdtekst"/>
+        <w:rPr>
+          <w:rFonts w:ascii="Verdana" w:hAnsi="Verdana"/>
+        </w:rPr>
+      </w:pPr>
+      <w:r>
+        <w:rPr>
+          <w:rFonts w:ascii="Verdana" w:hAnsi="Verdana"/>
+        </w:rPr>
+        <w:t xml:space="preserve">Efter indlæsning og fortolkning af en punktnodefil vises dens indhold i en simpel tekstrepræsentation i </w:t>
+      </w:r>
+      <w:r>
+        <w:rPr>
+          <w:rFonts w:ascii="Verdana" w:hAnsi="Verdana"/>
+        </w:rPr>
+        <w:t>Punktnodelisten</w:t>
+      </w:r>
+      <w:r>
+        <w:rPr>
+          <w:rFonts w:ascii="Verdana" w:hAnsi="Verdana"/>
+        </w:rPr>
+        <w:t>:</w:t>
+      </w:r>
+    </w:p>
+    <w:p>
+      <w:pPr>
+        <w:pStyle w:val="Brdtekst"/>
+        <w:rPr>
+          <w:rFonts w:ascii="Verdana" w:hAnsi="Verdana"/>
+        </w:rPr>
+      </w:pPr>
+      <w:r>
+        <w:rPr>
+          <w:rFonts w:ascii="Verdana" w:hAnsi="Verdana"/>
+        </w:rPr>
+        <w:t xml:space="preserve">For hver linje i punktnodefilen vises øverst en linje indeholdende: </w:t>
+      </w:r>
+    </w:p>
+    <w:p>
+      <w:pPr>
+        <w:pStyle w:val="Brdtekst"/>
+        <w:rPr>
+          <w:rFonts w:ascii="Verdana" w:hAnsi="Verdana"/>
+        </w:rPr>
+      </w:pPr>
+      <w:r>
+        <w:rPr>
+          <w:rFonts w:ascii="Verdana" w:hAnsi="Verdana"/>
+        </w:rPr>
         <w:t xml:space="preserve">    • </w:t>
       </w:r>
       <w:r>
-        <w:rPr/>
+        <w:rPr>
+          <w:rFonts w:ascii="Verdana" w:hAnsi="Verdana"/>
+        </w:rPr>
         <w:t>Sidetal (Som almindelig tekst-Braille)</w:t>
       </w:r>
     </w:p>
     <w:p>
       <w:pPr>
-        <w:pStyle w:val="Prformaterettekst"/>
-        <w:bidi w:val="0"/>
-        <w:spacing w:before="0" w:after="0"/>
-        <w:jc w:val="left"/>
-        <w:rPr/>
-      </w:pPr>
-      <w:r>
-        <w:rPr/>
+        <w:pStyle w:val="Brdtekst"/>
+        <w:rPr>
+          <w:rFonts w:ascii="Verdana" w:hAnsi="Verdana"/>
+        </w:rPr>
+      </w:pPr>
+      <w:r>
+        <w:rPr>
+          <w:rFonts w:ascii="Verdana" w:hAnsi="Verdana"/>
+        </w:rPr>
         <w:t xml:space="preserve">    • </w:t>
       </w:r>
       <w:r>
-        <w:rPr/>
+        <w:rPr>
+          <w:rFonts w:ascii="Verdana" w:hAnsi="Verdana"/>
+        </w:rPr>
         <w:t>Linjenummer (Som almindelig tekst-Braille)</w:t>
       </w:r>
     </w:p>
     <w:p>
       <w:pPr>
-        <w:pStyle w:val="Prformaterettekst"/>
-        <w:bidi w:val="0"/>
-        <w:spacing w:before="0" w:after="0"/>
-        <w:jc w:val="left"/>
-        <w:rPr/>
-      </w:pPr>
-      <w:r>
-        <w:rPr/>
+        <w:pStyle w:val="Brdtekst"/>
+        <w:rPr>
+          <w:rFonts w:ascii="Verdana" w:hAnsi="Verdana"/>
+        </w:rPr>
+      </w:pPr>
+      <w:r>
+        <w:rPr>
+          <w:rFonts w:ascii="Verdana" w:hAnsi="Verdana"/>
+        </w:rPr>
         <w:t xml:space="preserve">    • </w:t>
       </w:r>
       <w:r>
-        <w:rPr/>
+        <w:rPr>
+          <w:rFonts w:ascii="Verdana" w:hAnsi="Verdana"/>
+        </w:rPr>
         <w:t>Linjens ufortolkede indhold (som rå Braille symboler)</w:t>
       </w:r>
     </w:p>
     <w:p>
       <w:pPr>
-        <w:pStyle w:val="Prformaterettekst"/>
-        <w:bidi w:val="0"/>
-        <w:spacing w:before="0" w:after="0"/>
-        <w:jc w:val="left"/>
-        <w:rPr/>
-      </w:pPr>
-      <w:r>
-        <w:rPr/>
-      </w:r>
-    </w:p>
-    <w:p>
-      <w:pPr>
-        <w:pStyle w:val="Prformaterettekst"/>
-        <w:bidi w:val="0"/>
-        <w:spacing w:before="0" w:after="0"/>
-        <w:jc w:val="left"/>
-        <w:rPr/>
-      </w:pPr>
-      <w:r>
-        <w:rPr/>
+        <w:pStyle w:val="Brdtekst"/>
+        <w:rPr>
+          <w:rFonts w:ascii="Verdana" w:hAnsi="Verdana"/>
+        </w:rPr>
+      </w:pPr>
+      <w:r>
+        <w:rPr>
+          <w:rFonts w:ascii="Verdana" w:hAnsi="Verdana"/>
+        </w:rPr>
         <w:t>Under denne linje vises et antal linjer, hver indeholdende en tekstbaseret fortolkning af en del af den rå Braille linje. Hver linje indeholder typisk:</w:t>
       </w:r>
     </w:p>
     <w:p>
       <w:pPr>
-        <w:pStyle w:val="Prformaterettekst"/>
-        <w:bidi w:val="0"/>
-        <w:spacing w:before="0" w:after="0"/>
-        <w:jc w:val="left"/>
-        <w:rPr/>
-      </w:pPr>
-      <w:r>
-        <w:rPr/>
-      </w:r>
-    </w:p>
-    <w:p>
-      <w:pPr>
-        <w:pStyle w:val="Prformaterettekst"/>
-        <w:bidi w:val="0"/>
-        <w:spacing w:before="0" w:after="0"/>
-        <w:jc w:val="left"/>
-        <w:rPr/>
-      </w:pPr>
-      <w:r>
-        <w:rPr/>
+        <w:pStyle w:val="Brdtekst"/>
+        <w:rPr>
+          <w:rFonts w:ascii="Verdana" w:hAnsi="Verdana"/>
+        </w:rPr>
+      </w:pPr>
+      <w:r>
+        <w:rPr>
+          <w:rFonts w:ascii="Verdana" w:hAnsi="Verdana"/>
+        </w:rPr>
         <w:t xml:space="preserve">    • </w:t>
       </w:r>
       <w:r>
-        <w:rPr/>
-        <w:t>Dét Braille-symbol, som fortolkes (Som et eller flere rå Braille tegn)</w:t>
-      </w:r>
-    </w:p>
-    <w:p>
-      <w:pPr>
-        <w:pStyle w:val="Prformaterettekst"/>
-        <w:bidi w:val="0"/>
-        <w:spacing w:before="0" w:after="0"/>
-        <w:jc w:val="left"/>
-        <w:rPr/>
-      </w:pPr>
-      <w:r>
-        <w:rPr/>
+        <w:rPr>
+          <w:rFonts w:ascii="Verdana" w:hAnsi="Verdana"/>
+        </w:rPr>
+        <w:t>D</w:t>
+      </w:r>
+      <w:r>
+        <w:rPr>
+          <w:rFonts w:ascii="Verdana" w:hAnsi="Verdana"/>
+        </w:rPr>
+        <w:t>e</w:t>
+      </w:r>
+      <w:r>
+        <w:rPr>
+          <w:rFonts w:ascii="Verdana" w:hAnsi="Verdana"/>
+        </w:rPr>
+        <w:t>t Braille-symbol, som fortolkes (Som et eller flere rå Braille tegn)</w:t>
+      </w:r>
+    </w:p>
+    <w:p>
+      <w:pPr>
+        <w:pStyle w:val="Brdtekst"/>
+        <w:rPr>
+          <w:rFonts w:ascii="Verdana" w:hAnsi="Verdana"/>
+        </w:rPr>
+      </w:pPr>
+      <w:r>
+        <w:rPr>
+          <w:rFonts w:ascii="Verdana" w:hAnsi="Verdana"/>
+        </w:rPr>
         <w:t xml:space="preserve">    • </w:t>
       </w:r>
       <w:r>
-        <w:rPr/>
+        <w:rPr>
+          <w:rFonts w:ascii="Verdana" w:hAnsi="Verdana"/>
+        </w:rPr>
         <w:t>Den fortolkede værdi (Som almindelig tekst)</w:t>
       </w:r>
     </w:p>
     <w:p>
       <w:pPr>
-        <w:pStyle w:val="Prformaterettekst"/>
-        <w:bidi w:val="0"/>
-        <w:spacing w:before="0" w:after="0"/>
-        <w:jc w:val="left"/>
-        <w:rPr/>
-      </w:pPr>
-      <w:r>
-        <w:rPr/>
-      </w:r>
-    </w:p>
-    <w:p>
-      <w:pPr>
-        <w:pStyle w:val="Prformaterettekst"/>
-        <w:bidi w:val="0"/>
-        <w:spacing w:before="0" w:after="0"/>
-        <w:jc w:val="left"/>
-        <w:rPr/>
-      </w:pPr>
-      <w:r>
-        <w:rPr/>
-        <w:t xml:space="preserve">På næste side vises et typisk eksempel på visningen </w:t>
-      </w:r>
-      <w:r>
-        <w:rPr/>
-        <w:t>af starten af ”Højre Hånd”</w:t>
-      </w:r>
-      <w:r>
-        <w:rPr/>
-        <w:t xml:space="preserve"> </w:t>
-      </w:r>
-      <w:r>
-        <w:rPr/>
-        <w:t>for</w:t>
-      </w:r>
-      <w:r>
-        <w:rPr/>
-        <w:t xml:space="preserve"> nummer 262 i Højskolesangbogen: Kaj Munks ”Den blå anemone”.</w:t>
-      </w:r>
-    </w:p>
-    <w:p>
-      <w:pPr>
-        <w:pStyle w:val="Prformaterettekst"/>
-        <w:bidi w:val="0"/>
-        <w:spacing w:before="0" w:after="0"/>
-        <w:jc w:val="left"/>
-        <w:rPr/>
-      </w:pPr>
-      <w:r>
-        <w:rPr/>
-      </w:r>
-    </w:p>
-    <w:p>
-      <w:pPr>
-        <w:pStyle w:val="Prformaterettekst"/>
-        <w:bidi w:val="0"/>
-        <w:spacing w:before="0" w:after="0"/>
-        <w:jc w:val="left"/>
-        <w:rPr/>
-      </w:pPr>
-      <w:r>
-        <w:rPr/>
+        <w:pStyle w:val="Brdtekst"/>
+        <w:rPr>
+          <w:rFonts w:ascii="Verdana" w:hAnsi="Verdana"/>
+        </w:rPr>
+      </w:pPr>
+      <w:r>
+        <w:rPr>
+          <w:rFonts w:ascii="Verdana" w:hAnsi="Verdana"/>
+        </w:rPr>
+      </w:r>
+    </w:p>
+    <w:p>
+      <w:pPr>
+        <w:pStyle w:val="Brdtekst"/>
+        <w:rPr>
+          <w:rFonts w:ascii="Verdana" w:hAnsi="Verdana"/>
+        </w:rPr>
+      </w:pPr>
+      <w:r>
+        <w:rPr>
+          <w:rFonts w:ascii="Verdana" w:hAnsi="Verdana"/>
+        </w:rPr>
+        <w:t>Herunder</w:t>
+      </w:r>
+      <w:r>
+        <w:rPr>
+          <w:rFonts w:ascii="Verdana" w:hAnsi="Verdana"/>
+        </w:rPr>
+        <w:t xml:space="preserve"> vises et typisk eksempel på visninge</w:t>
+      </w:r>
+      <w:r>
+        <w:rPr>
+          <w:rFonts w:ascii="Verdana" w:hAnsi="Verdana"/>
+        </w:rPr>
+        <w:t>n i Punktnodelisten af en indlæst og fortolket punktnodefil. Nemlig fra</w:t>
+      </w:r>
+      <w:r>
+        <w:rPr>
+          <w:rFonts w:ascii="Verdana" w:hAnsi="Verdana"/>
+        </w:rPr>
+        <w:t xml:space="preserve"> af starten af ”Højre Hånd” for nummer 262 i Højskolesangbogen: Kaj Munks ”Den blå anemone”.</w:t>
+      </w:r>
+    </w:p>
+    <w:p>
+      <w:pPr>
+        <w:pStyle w:val="Brdtekst"/>
+        <w:rPr>
+          <w:rFonts w:ascii="Verdana" w:hAnsi="Verdana"/>
+        </w:rPr>
+      </w:pPr>
+      <w:r>
+        <w:rPr>
+          <w:rFonts w:ascii="Verdana" w:hAnsi="Verdana"/>
+        </w:rPr>
+        <w:t>Bemærk at eksemplet både viser eksempler på brug af intervalnotation og bistemmenotation.</w:t>
+      </w:r>
+    </w:p>
+    <w:p>
+      <w:pPr>
+        <w:pStyle w:val="Brdtekst"/>
+        <w:rPr>
+          <w:rFonts w:ascii="Verdana" w:hAnsi="Verdana"/>
+        </w:rPr>
+      </w:pPr>
+      <w:r>
+        <w:rPr>
+          <w:rFonts w:ascii="Verdana" w:hAnsi="Verdana"/>
+        </w:rPr>
+      </w:r>
+    </w:p>
+    <w:p>
+      <w:pPr>
+        <w:pStyle w:val="Brdtekst"/>
+        <w:rPr>
+          <w:rFonts w:ascii="Verdana" w:hAnsi="Verdana"/>
+        </w:rPr>
+      </w:pPr>
+      <w:r>
+        <w:rPr>
+          <w:rFonts w:ascii="Verdana" w:hAnsi="Verdana"/>
+        </w:rPr>
       </w:r>
       <w:r>
         <w:br w:type="page"/>
@@ -2343,6 +3127,10 @@
     <w:p>
       <w:pPr>
         <w:pStyle w:val="Overskrift1"/>
+        <w:numPr>
+          <w:ilvl w:val="0"/>
+          <w:numId w:val="2"/>
+        </w:numPr>
         <w:rPr/>
       </w:pPr>
       <w:r>
@@ -3264,8 +4052,401 @@
       </w:pPr>
     </w:lvl>
   </w:abstractNum>
+  <w:abstractNum w:abstractNumId="2">
+    <w:lvl w:ilvl="0">
+      <w:start w:val="1"/>
+      <w:numFmt w:val="none"/>
+      <w:suff w:val="nothing"/>
+      <w:lvlText w:val=""/>
+      <w:lvlJc w:val="left"/>
+      <w:pPr>
+        <w:ind w:left="0" w:hanging="0"/>
+      </w:pPr>
+    </w:lvl>
+    <w:lvl w:ilvl="1">
+      <w:start w:val="1"/>
+      <w:numFmt w:val="none"/>
+      <w:suff w:val="nothing"/>
+      <w:lvlText w:val=""/>
+      <w:lvlJc w:val="left"/>
+      <w:pPr>
+        <w:ind w:left="0" w:hanging="0"/>
+      </w:pPr>
+    </w:lvl>
+    <w:lvl w:ilvl="2">
+      <w:start w:val="1"/>
+      <w:numFmt w:val="none"/>
+      <w:suff w:val="nothing"/>
+      <w:lvlText w:val=""/>
+      <w:lvlJc w:val="left"/>
+      <w:pPr>
+        <w:ind w:left="0" w:hanging="0"/>
+      </w:pPr>
+    </w:lvl>
+    <w:lvl w:ilvl="3">
+      <w:start w:val="1"/>
+      <w:numFmt w:val="none"/>
+      <w:suff w:val="nothing"/>
+      <w:lvlText w:val=""/>
+      <w:lvlJc w:val="left"/>
+      <w:pPr>
+        <w:ind w:left="0" w:hanging="0"/>
+      </w:pPr>
+    </w:lvl>
+    <w:lvl w:ilvl="4">
+      <w:start w:val="1"/>
+      <w:numFmt w:val="none"/>
+      <w:suff w:val="nothing"/>
+      <w:lvlText w:val=""/>
+      <w:lvlJc w:val="left"/>
+      <w:pPr>
+        <w:ind w:left="0" w:hanging="0"/>
+      </w:pPr>
+    </w:lvl>
+    <w:lvl w:ilvl="5">
+      <w:start w:val="1"/>
+      <w:numFmt w:val="none"/>
+      <w:suff w:val="nothing"/>
+      <w:lvlText w:val=""/>
+      <w:lvlJc w:val="left"/>
+      <w:pPr>
+        <w:ind w:left="0" w:hanging="0"/>
+      </w:pPr>
+    </w:lvl>
+    <w:lvl w:ilvl="6">
+      <w:start w:val="1"/>
+      <w:numFmt w:val="none"/>
+      <w:suff w:val="nothing"/>
+      <w:lvlText w:val=""/>
+      <w:lvlJc w:val="left"/>
+      <w:pPr>
+        <w:ind w:left="0" w:hanging="0"/>
+      </w:pPr>
+    </w:lvl>
+    <w:lvl w:ilvl="7">
+      <w:start w:val="1"/>
+      <w:numFmt w:val="none"/>
+      <w:suff w:val="nothing"/>
+      <w:lvlText w:val=""/>
+      <w:lvlJc w:val="left"/>
+      <w:pPr>
+        <w:ind w:left="0" w:hanging="0"/>
+      </w:pPr>
+    </w:lvl>
+    <w:lvl w:ilvl="8">
+      <w:start w:val="1"/>
+      <w:numFmt w:val="none"/>
+      <w:suff w:val="nothing"/>
+      <w:lvlText w:val=""/>
+      <w:lvlJc w:val="left"/>
+      <w:pPr>
+        <w:ind w:left="0" w:hanging="0"/>
+      </w:pPr>
+    </w:lvl>
+  </w:abstractNum>
+  <w:abstractNum w:abstractNumId="3">
+    <w:lvl w:ilvl="0">
+      <w:start w:val="1"/>
+      <w:numFmt w:val="bullet"/>
+      <w:lvlText w:val=""/>
+      <w:lvlJc w:val="left"/>
+      <w:pPr>
+        <w:tabs>
+          <w:tab w:val="num" w:pos="720"/>
+        </w:tabs>
+        <w:ind w:left="720" w:hanging="360"/>
+      </w:pPr>
+      <w:rPr>
+        <w:rFonts w:ascii="Symbol" w:hAnsi="Symbol" w:cs="Symbol" w:hint="default"/>
+        <w:rFonts w:cs="OpenSymbol"/>
+      </w:rPr>
+    </w:lvl>
+    <w:lvl w:ilvl="1">
+      <w:start w:val="1"/>
+      <w:numFmt w:val="bullet"/>
+      <w:lvlText w:val="◦"/>
+      <w:lvlJc w:val="left"/>
+      <w:pPr>
+        <w:tabs>
+          <w:tab w:val="num" w:pos="1080"/>
+        </w:tabs>
+        <w:ind w:left="1080" w:hanging="360"/>
+      </w:pPr>
+      <w:rPr>
+        <w:rFonts w:ascii="OpenSymbol" w:hAnsi="OpenSymbol" w:cs="OpenSymbol" w:hint="default"/>
+        <w:rFonts w:cs="OpenSymbol"/>
+      </w:rPr>
+    </w:lvl>
+    <w:lvl w:ilvl="2">
+      <w:start w:val="1"/>
+      <w:numFmt w:val="bullet"/>
+      <w:lvlText w:val="▪"/>
+      <w:lvlJc w:val="left"/>
+      <w:pPr>
+        <w:tabs>
+          <w:tab w:val="num" w:pos="1440"/>
+        </w:tabs>
+        <w:ind w:left="1440" w:hanging="360"/>
+      </w:pPr>
+      <w:rPr>
+        <w:rFonts w:ascii="OpenSymbol" w:hAnsi="OpenSymbol" w:cs="OpenSymbol" w:hint="default"/>
+        <w:rFonts w:cs="OpenSymbol"/>
+      </w:rPr>
+    </w:lvl>
+    <w:lvl w:ilvl="3">
+      <w:start w:val="1"/>
+      <w:numFmt w:val="bullet"/>
+      <w:lvlText w:val=""/>
+      <w:lvlJc w:val="left"/>
+      <w:pPr>
+        <w:tabs>
+          <w:tab w:val="num" w:pos="1800"/>
+        </w:tabs>
+        <w:ind w:left="1800" w:hanging="360"/>
+      </w:pPr>
+      <w:rPr>
+        <w:rFonts w:ascii="Symbol" w:hAnsi="Symbol" w:cs="Symbol" w:hint="default"/>
+        <w:rFonts w:cs="OpenSymbol"/>
+      </w:rPr>
+    </w:lvl>
+    <w:lvl w:ilvl="4">
+      <w:start w:val="1"/>
+      <w:numFmt w:val="bullet"/>
+      <w:lvlText w:val="◦"/>
+      <w:lvlJc w:val="left"/>
+      <w:pPr>
+        <w:tabs>
+          <w:tab w:val="num" w:pos="2160"/>
+        </w:tabs>
+        <w:ind w:left="2160" w:hanging="360"/>
+      </w:pPr>
+      <w:rPr>
+        <w:rFonts w:ascii="OpenSymbol" w:hAnsi="OpenSymbol" w:cs="OpenSymbol" w:hint="default"/>
+        <w:rFonts w:cs="OpenSymbol"/>
+      </w:rPr>
+    </w:lvl>
+    <w:lvl w:ilvl="5">
+      <w:start w:val="1"/>
+      <w:numFmt w:val="bullet"/>
+      <w:lvlText w:val="▪"/>
+      <w:lvlJc w:val="left"/>
+      <w:pPr>
+        <w:tabs>
+          <w:tab w:val="num" w:pos="2520"/>
+        </w:tabs>
+        <w:ind w:left="2520" w:hanging="360"/>
+      </w:pPr>
+      <w:rPr>
+        <w:rFonts w:ascii="OpenSymbol" w:hAnsi="OpenSymbol" w:cs="OpenSymbol" w:hint="default"/>
+        <w:rFonts w:cs="OpenSymbol"/>
+      </w:rPr>
+    </w:lvl>
+    <w:lvl w:ilvl="6">
+      <w:start w:val="1"/>
+      <w:numFmt w:val="bullet"/>
+      <w:lvlText w:val=""/>
+      <w:lvlJc w:val="left"/>
+      <w:pPr>
+        <w:tabs>
+          <w:tab w:val="num" w:pos="2880"/>
+        </w:tabs>
+        <w:ind w:left="2880" w:hanging="360"/>
+      </w:pPr>
+      <w:rPr>
+        <w:rFonts w:ascii="Symbol" w:hAnsi="Symbol" w:cs="Symbol" w:hint="default"/>
+        <w:rFonts w:cs="OpenSymbol"/>
+      </w:rPr>
+    </w:lvl>
+    <w:lvl w:ilvl="7">
+      <w:start w:val="1"/>
+      <w:numFmt w:val="bullet"/>
+      <w:lvlText w:val="◦"/>
+      <w:lvlJc w:val="left"/>
+      <w:pPr>
+        <w:tabs>
+          <w:tab w:val="num" w:pos="3240"/>
+        </w:tabs>
+        <w:ind w:left="3240" w:hanging="360"/>
+      </w:pPr>
+      <w:rPr>
+        <w:rFonts w:ascii="OpenSymbol" w:hAnsi="OpenSymbol" w:cs="OpenSymbol" w:hint="default"/>
+        <w:rFonts w:cs="OpenSymbol"/>
+      </w:rPr>
+    </w:lvl>
+    <w:lvl w:ilvl="8">
+      <w:start w:val="1"/>
+      <w:numFmt w:val="bullet"/>
+      <w:lvlText w:val="▪"/>
+      <w:lvlJc w:val="left"/>
+      <w:pPr>
+        <w:tabs>
+          <w:tab w:val="num" w:pos="3600"/>
+        </w:tabs>
+        <w:ind w:left="3600" w:hanging="360"/>
+      </w:pPr>
+      <w:rPr>
+        <w:rFonts w:ascii="OpenSymbol" w:hAnsi="OpenSymbol" w:cs="OpenSymbol" w:hint="default"/>
+        <w:rFonts w:cs="OpenSymbol"/>
+      </w:rPr>
+    </w:lvl>
+  </w:abstractNum>
+  <w:abstractNum w:abstractNumId="4">
+    <w:lvl w:ilvl="0">
+      <w:start w:val="1"/>
+      <w:numFmt w:val="bullet"/>
+      <w:lvlText w:val=""/>
+      <w:lvlJc w:val="left"/>
+      <w:pPr>
+        <w:tabs>
+          <w:tab w:val="num" w:pos="720"/>
+        </w:tabs>
+        <w:ind w:left="720" w:hanging="360"/>
+      </w:pPr>
+      <w:rPr>
+        <w:rFonts w:ascii="Symbol" w:hAnsi="Symbol" w:cs="Symbol" w:hint="default"/>
+        <w:rFonts w:cs="OpenSymbol"/>
+      </w:rPr>
+    </w:lvl>
+    <w:lvl w:ilvl="1">
+      <w:start w:val="1"/>
+      <w:numFmt w:val="bullet"/>
+      <w:lvlText w:val="◦"/>
+      <w:lvlJc w:val="left"/>
+      <w:pPr>
+        <w:tabs>
+          <w:tab w:val="num" w:pos="1080"/>
+        </w:tabs>
+        <w:ind w:left="1080" w:hanging="360"/>
+      </w:pPr>
+      <w:rPr>
+        <w:rFonts w:ascii="OpenSymbol" w:hAnsi="OpenSymbol" w:cs="OpenSymbol" w:hint="default"/>
+        <w:rFonts w:cs="OpenSymbol"/>
+      </w:rPr>
+    </w:lvl>
+    <w:lvl w:ilvl="2">
+      <w:start w:val="1"/>
+      <w:numFmt w:val="bullet"/>
+      <w:lvlText w:val="▪"/>
+      <w:lvlJc w:val="left"/>
+      <w:pPr>
+        <w:tabs>
+          <w:tab w:val="num" w:pos="1440"/>
+        </w:tabs>
+        <w:ind w:left="1440" w:hanging="360"/>
+      </w:pPr>
+      <w:rPr>
+        <w:rFonts w:ascii="OpenSymbol" w:hAnsi="OpenSymbol" w:cs="OpenSymbol" w:hint="default"/>
+        <w:rFonts w:cs="OpenSymbol"/>
+      </w:rPr>
+    </w:lvl>
+    <w:lvl w:ilvl="3">
+      <w:start w:val="1"/>
+      <w:numFmt w:val="bullet"/>
+      <w:lvlText w:val=""/>
+      <w:lvlJc w:val="left"/>
+      <w:pPr>
+        <w:tabs>
+          <w:tab w:val="num" w:pos="1800"/>
+        </w:tabs>
+        <w:ind w:left="1800" w:hanging="360"/>
+      </w:pPr>
+      <w:rPr>
+        <w:rFonts w:ascii="Symbol" w:hAnsi="Symbol" w:cs="Symbol" w:hint="default"/>
+        <w:rFonts w:cs="OpenSymbol"/>
+      </w:rPr>
+    </w:lvl>
+    <w:lvl w:ilvl="4">
+      <w:start w:val="1"/>
+      <w:numFmt w:val="bullet"/>
+      <w:lvlText w:val="◦"/>
+      <w:lvlJc w:val="left"/>
+      <w:pPr>
+        <w:tabs>
+          <w:tab w:val="num" w:pos="2160"/>
+        </w:tabs>
+        <w:ind w:left="2160" w:hanging="360"/>
+      </w:pPr>
+      <w:rPr>
+        <w:rFonts w:ascii="OpenSymbol" w:hAnsi="OpenSymbol" w:cs="OpenSymbol" w:hint="default"/>
+        <w:rFonts w:cs="OpenSymbol"/>
+      </w:rPr>
+    </w:lvl>
+    <w:lvl w:ilvl="5">
+      <w:start w:val="1"/>
+      <w:numFmt w:val="bullet"/>
+      <w:lvlText w:val="▪"/>
+      <w:lvlJc w:val="left"/>
+      <w:pPr>
+        <w:tabs>
+          <w:tab w:val="num" w:pos="2520"/>
+        </w:tabs>
+        <w:ind w:left="2520" w:hanging="360"/>
+      </w:pPr>
+      <w:rPr>
+        <w:rFonts w:ascii="OpenSymbol" w:hAnsi="OpenSymbol" w:cs="OpenSymbol" w:hint="default"/>
+        <w:rFonts w:cs="OpenSymbol"/>
+      </w:rPr>
+    </w:lvl>
+    <w:lvl w:ilvl="6">
+      <w:start w:val="1"/>
+      <w:numFmt w:val="bullet"/>
+      <w:lvlText w:val=""/>
+      <w:lvlJc w:val="left"/>
+      <w:pPr>
+        <w:tabs>
+          <w:tab w:val="num" w:pos="2880"/>
+        </w:tabs>
+        <w:ind w:left="2880" w:hanging="360"/>
+      </w:pPr>
+      <w:rPr>
+        <w:rFonts w:ascii="Symbol" w:hAnsi="Symbol" w:cs="Symbol" w:hint="default"/>
+        <w:rFonts w:cs="OpenSymbol"/>
+      </w:rPr>
+    </w:lvl>
+    <w:lvl w:ilvl="7">
+      <w:start w:val="1"/>
+      <w:numFmt w:val="bullet"/>
+      <w:lvlText w:val="◦"/>
+      <w:lvlJc w:val="left"/>
+      <w:pPr>
+        <w:tabs>
+          <w:tab w:val="num" w:pos="3240"/>
+        </w:tabs>
+        <w:ind w:left="3240" w:hanging="360"/>
+      </w:pPr>
+      <w:rPr>
+        <w:rFonts w:ascii="OpenSymbol" w:hAnsi="OpenSymbol" w:cs="OpenSymbol" w:hint="default"/>
+        <w:rFonts w:cs="OpenSymbol"/>
+      </w:rPr>
+    </w:lvl>
+    <w:lvl w:ilvl="8">
+      <w:start w:val="1"/>
+      <w:numFmt w:val="bullet"/>
+      <w:lvlText w:val="▪"/>
+      <w:lvlJc w:val="left"/>
+      <w:pPr>
+        <w:tabs>
+          <w:tab w:val="num" w:pos="3600"/>
+        </w:tabs>
+        <w:ind w:left="3600" w:hanging="360"/>
+      </w:pPr>
+      <w:rPr>
+        <w:rFonts w:ascii="OpenSymbol" w:hAnsi="OpenSymbol" w:cs="OpenSymbol" w:hint="default"/>
+        <w:rFonts w:cs="OpenSymbol"/>
+      </w:rPr>
+    </w:lvl>
+  </w:abstractNum>
   <w:num w:numId="1">
     <w:abstractNumId w:val="1"/>
+  </w:num>
+  <w:num w:numId="2">
+    <w:abstractNumId w:val="2"/>
+  </w:num>
+  <w:num w:numId="3">
+    <w:abstractNumId w:val="3"/>
+  </w:num>
+  <w:num w:numId="4">
+    <w:abstractNumId w:val="4"/>
   </w:num>
 </w:numbering>
 </file>

--- a/Documentation/Test descriptions/Version 4.1/Brugervejledning for IBOS Punktnodelæser.v4.1.docx
+++ b/Documentation/Test descriptions/Version 4.1/Brugervejledning for IBOS Punktnodelæser.v4.1.docx
@@ -65,7 +65,7 @@
         <w:pStyle w:val="Overskrift1"/>
         <w:numPr>
           <w:ilvl w:val="0"/>
-          <w:numId w:val="2"/>
+          <w:numId w:val="3"/>
         </w:numPr>
         <w:rPr>
           <w:rFonts w:ascii="Verdana" w:hAnsi="Verdana"/>
@@ -131,42 +131,7 @@
           <w:rFonts w:cs="Verdana" w:ascii="Verdana" w:hAnsi="Verdana"/>
           <w:color w:val="000000"/>
         </w:rPr>
-        <w:t xml:space="preserve">IBOS </w:t>
-      </w:r>
-      <w:r>
-        <w:rPr>
-          <w:rFonts w:cs="Verdana" w:ascii="Verdana" w:hAnsi="Verdana"/>
-          <w:color w:val="000000"/>
-        </w:rPr>
-        <w:t>Punkt</w:t>
-      </w:r>
-      <w:r>
-        <w:rPr>
-          <w:rFonts w:cs="Verdana" w:ascii="Verdana" w:hAnsi="Verdana"/>
-          <w:color w:val="000000"/>
-        </w:rPr>
-        <w:t>n</w:t>
-      </w:r>
-      <w:r>
-        <w:rPr>
-          <w:rFonts w:cs="Verdana" w:ascii="Verdana" w:hAnsi="Verdana"/>
-          <w:color w:val="000000"/>
-        </w:rPr>
-        <w:t xml:space="preserve">odelæser er </w:t>
-      </w:r>
-      <w:r>
-        <w:rPr>
-          <w:rFonts w:cs="Verdana" w:ascii="Verdana" w:hAnsi="Verdana"/>
-          <w:color w:val="000000"/>
-        </w:rPr>
-        <w:t>således</w:t>
-      </w:r>
-      <w:r>
-        <w:rPr>
-          <w:rFonts w:cs="Verdana" w:ascii="Verdana" w:hAnsi="Verdana"/>
-          <w:color w:val="000000"/>
-        </w:rPr>
-        <w:t xml:space="preserve"> opbygget over </w:t>
+        <w:t xml:space="preserve">IBOS Punktnodelæser er således opbygget over </w:t>
       </w:r>
       <w:r>
         <w:rPr>
@@ -181,21 +146,7 @@
           <w:rFonts w:cs="Verdana" w:ascii="Verdana" w:hAnsi="Verdana"/>
           <w:color w:val="000000"/>
         </w:rPr>
-        <w:t xml:space="preserve"> kendte visnings-komponenter, som tilsammen tillader brugeren at åbne en </w:t>
-      </w:r>
-      <w:r>
-        <w:rPr>
-          <w:rFonts w:cs="Verdana" w:ascii="Verdana" w:hAnsi="Verdana"/>
-          <w:color w:val="000000"/>
-        </w:rPr>
-        <w:t>punktnodefil</w:t>
-      </w:r>
-      <w:r>
-        <w:rPr>
-          <w:rFonts w:cs="Verdana" w:ascii="Verdana" w:hAnsi="Verdana"/>
-          <w:color w:val="000000"/>
-        </w:rPr>
-        <w:t xml:space="preserve"> og navigere rundt i den. Disse</w:t>
+        <w:t xml:space="preserve"> kendte visnings-komponenter, som tilsammen tillader brugeren at åbne en punktnodefil og navigere rundt i den. Disse</w:t>
       </w:r>
       <w:r>
         <w:rPr>
@@ -226,14 +177,14 @@
         </w:tblCellMar>
       </w:tblPr>
       <w:tblGrid>
-        <w:gridCol w:w="2775"/>
-        <w:gridCol w:w="6871"/>
+        <w:gridCol w:w="2774"/>
+        <w:gridCol w:w="6872"/>
       </w:tblGrid>
       <w:tr>
         <w:trPr/>
         <w:tc>
           <w:tcPr>
-            <w:tcW w:w="2775" w:type="dxa"/>
+            <w:tcW w:w="2774" w:type="dxa"/>
             <w:tcBorders>
               <w:top w:val="single" w:sz="2" w:space="0" w:color="000000"/>
               <w:left w:val="single" w:sz="2" w:space="0" w:color="000000"/>
@@ -260,7 +211,7 @@
         </w:tc>
         <w:tc>
           <w:tcPr>
-            <w:tcW w:w="6871" w:type="dxa"/>
+            <w:tcW w:w="6872" w:type="dxa"/>
             <w:tcBorders>
               <w:top w:val="single" w:sz="2" w:space="0" w:color="000000"/>
               <w:left w:val="single" w:sz="2" w:space="0" w:color="000000"/>
@@ -279,42 +230,7 @@
                 <w:rFonts w:cs="Verdana" w:ascii="Verdana" w:hAnsi="Verdana"/>
                 <w:color w:val="000000"/>
               </w:rPr>
-              <w:t xml:space="preserve">Bruges primært til at </w:t>
-            </w:r>
-            <w:r>
-              <w:rPr>
-                <w:rFonts w:cs="Verdana" w:ascii="Verdana" w:hAnsi="Verdana"/>
-                <w:color w:val="000000"/>
-              </w:rPr>
-              <w:t xml:space="preserve">udvælge og </w:t>
-            </w:r>
-            <w:r>
-              <w:rPr>
-                <w:rFonts w:cs="Verdana" w:ascii="Verdana" w:hAnsi="Verdana"/>
-                <w:color w:val="000000"/>
-              </w:rPr>
-              <w:t xml:space="preserve">åbne </w:t>
-            </w:r>
-            <w:r>
-              <w:rPr>
-                <w:rFonts w:cs="Verdana" w:ascii="Verdana" w:hAnsi="Verdana"/>
-                <w:color w:val="000000"/>
-              </w:rPr>
-              <w:t>e</w:t>
-            </w:r>
-            <w:r>
-              <w:rPr>
-                <w:rFonts w:cs="Verdana" w:ascii="Verdana" w:hAnsi="Verdana"/>
-                <w:color w:val="000000"/>
-              </w:rPr>
-              <w:t xml:space="preserve">n </w:t>
-            </w:r>
-            <w:r>
-              <w:rPr>
-                <w:rFonts w:cs="Verdana" w:ascii="Verdana" w:hAnsi="Verdana"/>
-                <w:color w:val="000000"/>
-              </w:rPr>
-              <w:t>punktnodefil</w:t>
+              <w:t>Bruges primært til at udvælge og åbne en punktnodefil</w:t>
             </w:r>
             <w:r>
               <w:rPr>
@@ -361,21 +277,21 @@
                 <w:rFonts w:cs="Verdana" w:ascii="Verdana" w:hAnsi="Verdana"/>
                 <w:color w:val="000000"/>
               </w:rPr>
-              <w:t xml:space="preserve">til at aktivere de mange ekstra funktioner, som for eksempel at </w:t>
+              <w:t xml:space="preserve">til at aktivere de mange ekstra funktioner, som for eksempel at udskrive punktnodefilen som MusicXml </w:t>
             </w:r>
             <w:r>
               <w:rPr>
                 <w:rFonts w:cs="Verdana" w:ascii="Verdana" w:hAnsi="Verdana"/>
                 <w:color w:val="000000"/>
               </w:rPr>
-              <w:t>udskrive punktnodefilen som</w:t>
+              <w:t>eller tekst</w:t>
             </w:r>
             <w:r>
               <w:rPr>
                 <w:rFonts w:cs="Verdana" w:ascii="Verdana" w:hAnsi="Verdana"/>
                 <w:color w:val="000000"/>
               </w:rPr>
-              <w:t xml:space="preserve"> MusicXml.</w:t>
+              <w:t>.</w:t>
             </w:r>
           </w:p>
         </w:tc>
@@ -384,7 +300,7 @@
         <w:trPr/>
         <w:tc>
           <w:tcPr>
-            <w:tcW w:w="2775" w:type="dxa"/>
+            <w:tcW w:w="2774" w:type="dxa"/>
             <w:tcBorders>
               <w:left w:val="single" w:sz="2" w:space="0" w:color="000000"/>
               <w:bottom w:val="single" w:sz="2" w:space="0" w:color="000000"/>
@@ -404,22 +320,13 @@
                 <w:bCs/>
                 <w:color w:val="000000"/>
               </w:rPr>
-              <w:t>Punktn</w:t>
-            </w:r>
-            <w:r>
-              <w:rPr>
-                <w:rFonts w:cs="Verdana" w:ascii="Verdana" w:hAnsi="Verdana"/>
-                <w:b/>
-                <w:bCs/>
-                <w:color w:val="000000"/>
-              </w:rPr>
-              <w:t>odelisten:</w:t>
+              <w:t>Punktnodelisten:</w:t>
             </w:r>
           </w:p>
         </w:tc>
         <w:tc>
           <w:tcPr>
-            <w:tcW w:w="6871" w:type="dxa"/>
+            <w:tcW w:w="6872" w:type="dxa"/>
             <w:tcBorders>
               <w:left w:val="single" w:sz="2" w:space="0" w:color="000000"/>
               <w:bottom w:val="single" w:sz="2" w:space="0" w:color="000000"/>
@@ -437,21 +344,7 @@
                 <w:rFonts w:cs="Verdana" w:ascii="Verdana" w:hAnsi="Verdana"/>
                 <w:color w:val="000000"/>
               </w:rPr>
-              <w:t xml:space="preserve">Viser den valgte </w:t>
-            </w:r>
-            <w:r>
-              <w:rPr>
-                <w:rFonts w:cs="Verdana" w:ascii="Verdana" w:hAnsi="Verdana"/>
-                <w:color w:val="000000"/>
-              </w:rPr>
-              <w:t>punktnodefil</w:t>
-            </w:r>
-            <w:r>
-              <w:rPr>
-                <w:rFonts w:cs="Verdana" w:ascii="Verdana" w:hAnsi="Verdana"/>
-                <w:color w:val="000000"/>
-              </w:rPr>
-              <w:t xml:space="preserve"> i tekst-repræsentation og punktnode-repræsentation.</w:t>
+              <w:t>Viser den valgte punktnodefil i tekst-repræsentation og punktnode-repræsentation.</w:t>
             </w:r>
           </w:p>
           <w:p>
@@ -464,7 +357,14 @@
                 <w:rFonts w:cs="Verdana" w:ascii="Verdana" w:hAnsi="Verdana"/>
                 <w:color w:val="000000"/>
               </w:rPr>
-              <w:t>Hvis JAWS kører, oplæses desuden den tilsvarende tekst-repræsentation.</w:t>
+              <w:t xml:space="preserve">Hvis JAWS kører, oplæses </w:t>
+            </w:r>
+            <w:r>
+              <w:rPr>
+                <w:rFonts w:cs="Verdana" w:ascii="Verdana" w:hAnsi="Verdana"/>
+                <w:color w:val="000000"/>
+              </w:rPr>
+              <w:t xml:space="preserve">den valgte linje. </w:t>
             </w:r>
           </w:p>
           <w:p>
@@ -477,7 +377,21 @@
                 <w:rFonts w:cs="Verdana" w:ascii="Verdana" w:hAnsi="Verdana"/>
                 <w:color w:val="000000"/>
               </w:rPr>
-              <w:t>Og hvis et Braille-display er tilsluttet, vises både tekst-repræsentation og punktnode-repræsentation dér.</w:t>
+              <w:t xml:space="preserve">Og hvis et Braille-display er tilsluttet, vises </w:t>
+            </w:r>
+            <w:r>
+              <w:rPr>
+                <w:rFonts w:cs="Verdana" w:ascii="Verdana" w:hAnsi="Verdana"/>
+                <w:color w:val="000000"/>
+              </w:rPr>
+              <w:t>den valgte linje</w:t>
+            </w:r>
+            <w:r>
+              <w:rPr>
+                <w:rFonts w:cs="Verdana" w:ascii="Verdana" w:hAnsi="Verdana"/>
+                <w:color w:val="000000"/>
+              </w:rPr>
+              <w:t xml:space="preserve"> dér.</w:t>
             </w:r>
           </w:p>
           <w:p>
@@ -491,7 +405,49 @@
                 <w:rFonts w:cs="Verdana" w:ascii="Verdana" w:hAnsi="Verdana"/>
                 <w:color w:val="000000"/>
               </w:rPr>
-              <w:t>Endelig afspilles nodelistens indhold som musik via PC'ens højttalere.</w:t>
+              <w:t xml:space="preserve">Endelig afspilles </w:t>
+            </w:r>
+            <w:r>
+              <w:rPr>
+                <w:rFonts w:cs="Verdana" w:ascii="Verdana" w:hAnsi="Verdana"/>
+                <w:color w:val="000000"/>
+              </w:rPr>
+              <w:t>den valgte linje</w:t>
+            </w:r>
+            <w:r>
+              <w:rPr>
+                <w:rFonts w:cs="Verdana" w:ascii="Verdana" w:hAnsi="Verdana"/>
+                <w:color w:val="000000"/>
+              </w:rPr>
+              <w:t xml:space="preserve"> </w:t>
+            </w:r>
+            <w:r>
+              <w:rPr>
+                <w:rFonts w:cs="Verdana" w:ascii="Verdana" w:hAnsi="Verdana"/>
+                <w:color w:val="000000"/>
+              </w:rPr>
+              <w:t xml:space="preserve">(hvor det giver mening) </w:t>
+            </w:r>
+            <w:r>
+              <w:rPr>
+                <w:rFonts w:cs="Verdana" w:ascii="Verdana" w:hAnsi="Verdana"/>
+                <w:color w:val="000000"/>
+              </w:rPr>
+              <w:t xml:space="preserve">som musik via </w:t>
+            </w:r>
+            <w:r>
+              <w:rPr>
+                <w:rFonts w:cs="Verdana" w:ascii="Verdana" w:hAnsi="Verdana"/>
+                <w:color w:val="000000"/>
+              </w:rPr>
+              <w:t>Pc'ens</w:t>
+            </w:r>
+            <w:r>
+              <w:rPr>
+                <w:rFonts w:cs="Verdana" w:ascii="Verdana" w:hAnsi="Verdana"/>
+                <w:color w:val="000000"/>
+              </w:rPr>
+              <w:t xml:space="preserve"> højttalere.</w:t>
             </w:r>
           </w:p>
         </w:tc>
@@ -500,7 +456,7 @@
         <w:trPr/>
         <w:tc>
           <w:tcPr>
-            <w:tcW w:w="2775" w:type="dxa"/>
+            <w:tcW w:w="2774" w:type="dxa"/>
             <w:tcBorders>
               <w:left w:val="single" w:sz="2" w:space="0" w:color="000000"/>
               <w:bottom w:val="single" w:sz="2" w:space="0" w:color="000000"/>
@@ -526,7 +482,7 @@
         </w:tc>
         <w:tc>
           <w:tcPr>
-            <w:tcW w:w="6871" w:type="dxa"/>
+            <w:tcW w:w="6872" w:type="dxa"/>
             <w:tcBorders>
               <w:left w:val="single" w:sz="2" w:space="0" w:color="000000"/>
               <w:bottom w:val="single" w:sz="2" w:space="0" w:color="000000"/>
@@ -547,7 +503,7 @@
                 <w:rFonts w:cs="Verdana" w:ascii="Verdana" w:hAnsi="Verdana"/>
                 <w:color w:val="000000"/>
               </w:rPr>
-              <w:t>Endnu ikke implementeret</w:t>
+              <w:t>Endnu ikke implementeret.</w:t>
             </w:r>
           </w:p>
         </w:tc>
@@ -556,7 +512,7 @@
         <w:trPr/>
         <w:tc>
           <w:tcPr>
-            <w:tcW w:w="2775" w:type="dxa"/>
+            <w:tcW w:w="2774" w:type="dxa"/>
             <w:tcBorders>
               <w:left w:val="single" w:sz="2" w:space="0" w:color="000000"/>
             </w:tcBorders>
@@ -575,22 +531,13 @@
                 <w:bCs/>
                 <w:color w:val="000000"/>
               </w:rPr>
-              <w:t>Punktn</w:t>
-            </w:r>
-            <w:r>
-              <w:rPr>
-                <w:rFonts w:cs="Verdana" w:ascii="Verdana" w:hAnsi="Verdana"/>
-                <w:b/>
-                <w:bCs/>
-                <w:color w:val="000000"/>
-              </w:rPr>
-              <w:t>odefilteret:</w:t>
+              <w:t>Punktnodefilteret:</w:t>
             </w:r>
           </w:p>
         </w:tc>
         <w:tc>
           <w:tcPr>
-            <w:tcW w:w="6871" w:type="dxa"/>
+            <w:tcW w:w="6872" w:type="dxa"/>
             <w:tcBorders>
               <w:left w:val="single" w:sz="2" w:space="0" w:color="000000"/>
               <w:right w:val="single" w:sz="2" w:space="0" w:color="000000"/>
@@ -616,15 +563,7 @@
                 <w:color w:val="000000"/>
                 <w:lang w:val="da-DK"/>
               </w:rPr>
-              <w:t xml:space="preserve">, </w:t>
-            </w:r>
-            <w:r>
-              <w:rPr>
-                <w:rFonts w:cs="Verdana" w:ascii="Verdana" w:hAnsi="Verdana"/>
-                <w:color w:val="000000"/>
-                <w:lang w:val="da-DK"/>
-              </w:rPr>
-              <w:t>hvordan punktnodefilen skal præsenteres.</w:t>
+              <w:t>, hvordan punktnodefilen skal præsenteres.</w:t>
             </w:r>
           </w:p>
         </w:tc>
@@ -633,7 +572,7 @@
         <w:trPr/>
         <w:tc>
           <w:tcPr>
-            <w:tcW w:w="2775" w:type="dxa"/>
+            <w:tcW w:w="2774" w:type="dxa"/>
             <w:tcBorders>
               <w:left w:val="single" w:sz="2" w:space="0" w:color="000000"/>
               <w:bottom w:val="single" w:sz="2" w:space="0" w:color="000000"/>
@@ -659,7 +598,7 @@
         </w:tc>
         <w:tc>
           <w:tcPr>
-            <w:tcW w:w="6871" w:type="dxa"/>
+            <w:tcW w:w="6872" w:type="dxa"/>
             <w:tcBorders>
               <w:left w:val="single" w:sz="2" w:space="0" w:color="000000"/>
               <w:bottom w:val="single" w:sz="2" w:space="0" w:color="000000"/>
@@ -678,7 +617,7 @@
                 <w:rFonts w:cs="Verdana" w:ascii="Verdana" w:hAnsi="Verdana"/>
                 <w:color w:val="000000"/>
               </w:rPr>
-              <w:t>Endnu ikke implementeret</w:t>
+              <w:t>Endnu ikke implementeret.</w:t>
             </w:r>
           </w:p>
         </w:tc>
@@ -709,7 +648,8 @@
       </w:pPr>
       <w:r>
         <w:rPr>
-          <w:rFonts w:ascii="Verdana" w:hAnsi="Verdana"/>
+          <w:rFonts w:cs="Verdana" w:ascii="Verdana" w:hAnsi="Verdana"/>
+          <w:color w:val="000000"/>
         </w:rPr>
       </w:r>
     </w:p>
@@ -723,7 +663,8 @@
       </w:pPr>
       <w:r>
         <w:rPr>
-          <w:rFonts w:ascii="Verdana" w:hAnsi="Verdana"/>
+          <w:rFonts w:cs="Verdana" w:ascii="Verdana" w:hAnsi="Verdana"/>
+          <w:color w:val="000000"/>
         </w:rPr>
       </w:r>
       <w:r>
@@ -756,183 +697,6 @@
           <w:color w:val="000000"/>
         </w:rPr>
         <w:t>Som i alle andre Windows-programmer kan man altid:</w:t>
-      </w:r>
-    </w:p>
-    <w:p>
-      <w:pPr>
-        <w:pStyle w:val="Brdtekst"/>
-        <w:numPr>
-          <w:ilvl w:val="0"/>
-          <w:numId w:val="3"/>
-        </w:numPr>
-        <w:rPr/>
-      </w:pPr>
-      <w:r>
-        <w:rPr>
-          <w:rFonts w:cs="Verdana" w:ascii="Verdana" w:hAnsi="Verdana"/>
-          <w:color w:val="000000"/>
-        </w:rPr>
-        <w:t>Aktivere Menulinien ved at trykke på ALT knappen.</w:t>
-      </w:r>
-    </w:p>
-    <w:p>
-      <w:pPr>
-        <w:pStyle w:val="Brdtekst"/>
-        <w:numPr>
-          <w:ilvl w:val="0"/>
-          <w:numId w:val="3"/>
-        </w:numPr>
-        <w:rPr/>
-      </w:pPr>
-      <w:r>
-        <w:rPr>
-          <w:rFonts w:cs="Verdana" w:ascii="Verdana" w:hAnsi="Verdana"/>
-          <w:color w:val="000000"/>
-        </w:rPr>
-        <w:t xml:space="preserve">Skifte mellem de vigtigste visningskomponenter  (i dette tilfælde </w:t>
-      </w:r>
-      <w:r>
-        <w:rPr>
-          <w:rFonts w:cs="Verdana" w:ascii="Verdana" w:hAnsi="Verdana"/>
-          <w:color w:val="000000"/>
-        </w:rPr>
-        <w:t>Punktn</w:t>
-      </w:r>
-      <w:r>
-        <w:rPr>
-          <w:rFonts w:cs="Verdana" w:ascii="Verdana" w:hAnsi="Verdana"/>
-          <w:color w:val="000000"/>
-        </w:rPr>
-        <w:t xml:space="preserve">odelisten og </w:t>
-      </w:r>
-      <w:r>
-        <w:rPr>
-          <w:rFonts w:cs="Verdana" w:ascii="Verdana" w:hAnsi="Verdana"/>
-          <w:color w:val="000000"/>
-        </w:rPr>
-        <w:t>Punktn</w:t>
-      </w:r>
-      <w:r>
-        <w:rPr>
-          <w:rFonts w:cs="Verdana" w:ascii="Verdana" w:hAnsi="Verdana"/>
-          <w:color w:val="000000"/>
-        </w:rPr>
-        <w:t>odefilteret) med TAB knappen.</w:t>
-      </w:r>
-    </w:p>
-    <w:p>
-      <w:pPr>
-        <w:pStyle w:val="Brdtekst"/>
-        <w:numPr>
-          <w:ilvl w:val="0"/>
-          <w:numId w:val="3"/>
-        </w:numPr>
-        <w:rPr/>
-      </w:pPr>
-      <w:r>
-        <w:rPr>
-          <w:rFonts w:cs="Verdana" w:ascii="Verdana" w:hAnsi="Verdana"/>
-          <w:color w:val="000000"/>
-        </w:rPr>
-        <w:t>Afbryde en igangværende handling med ESC knappen.</w:t>
-      </w:r>
-    </w:p>
-    <w:p>
-      <w:pPr>
-        <w:pStyle w:val="Brdtekst"/>
-        <w:numPr>
-          <w:ilvl w:val="0"/>
-          <w:numId w:val="3"/>
-        </w:numPr>
-        <w:rPr/>
-      </w:pPr>
-      <w:r>
-        <w:rPr>
-          <w:rFonts w:cs="Verdana" w:ascii="Verdana" w:hAnsi="Verdana"/>
-          <w:color w:val="000000"/>
-        </w:rPr>
-        <w:t>Lukke programmet med ALT + F4</w:t>
-      </w:r>
-    </w:p>
-    <w:p>
-      <w:pPr>
-        <w:pStyle w:val="Brdtekst"/>
-        <w:rPr>
-          <w:rFonts w:ascii="Verdana" w:hAnsi="Verdana" w:cs="Verdana"/>
-          <w:color w:val="000000"/>
-        </w:rPr>
-      </w:pPr>
-      <w:r>
-        <w:rPr>
-          <w:rFonts w:cs="Verdana" w:ascii="Verdana" w:hAnsi="Verdana"/>
-          <w:color w:val="000000"/>
-        </w:rPr>
-      </w:r>
-    </w:p>
-    <w:p>
-      <w:pPr>
-        <w:pStyle w:val="Brdtekst"/>
-        <w:rPr/>
-      </w:pPr>
-      <w:r>
-        <w:rPr>
-          <w:rFonts w:cs="Verdana" w:ascii="Verdana" w:hAnsi="Verdana"/>
-          <w:color w:val="000000"/>
-        </w:rPr>
-        <w:t>Desuden kan man</w:t>
-      </w:r>
-      <w:r>
-        <w:rPr>
-          <w:rFonts w:cs="Verdana" w:ascii="Verdana" w:hAnsi="Verdana"/>
-          <w:color w:val="000000"/>
-          <w:lang w:val="da-DK"/>
-        </w:rPr>
-        <w:t xml:space="preserve">, </w:t>
-      </w:r>
-      <w:r>
-        <w:rPr>
-          <w:rFonts w:cs="Verdana" w:ascii="Verdana" w:hAnsi="Verdana"/>
-          <w:color w:val="000000"/>
-        </w:rPr>
-        <w:t>hvis JAWS kører</w:t>
-      </w:r>
-      <w:r>
-        <w:rPr>
-          <w:rFonts w:cs="Verdana" w:ascii="Verdana" w:hAnsi="Verdana"/>
-          <w:color w:val="000000"/>
-          <w:lang w:val="da-DK"/>
-        </w:rPr>
-        <w:t>,</w:t>
-      </w:r>
-      <w:r>
-        <w:rPr>
-          <w:rFonts w:cs="Verdana" w:ascii="Verdana" w:hAnsi="Verdana"/>
-          <w:color w:val="000000"/>
-        </w:rPr>
-        <w:t xml:space="preserve"> benytte de gængse JAWS kommandoer</w:t>
-      </w:r>
-      <w:r>
-        <w:rPr>
-          <w:rFonts w:cs="Verdana" w:ascii="Verdana" w:hAnsi="Verdana"/>
-          <w:color w:val="000000"/>
-          <w:lang w:val="da-DK"/>
-        </w:rPr>
-        <w:t>.</w:t>
-      </w:r>
-      <w:r>
-        <w:rPr>
-          <w:rFonts w:cs="Verdana" w:ascii="Verdana" w:hAnsi="Verdana"/>
-          <w:color w:val="000000"/>
-        </w:rPr>
-        <w:t xml:space="preserve"> Man kan blandt andet</w:t>
-      </w:r>
-      <w:r>
-        <w:rPr>
-          <w:rFonts w:cs="Verdana" w:ascii="Verdana" w:hAnsi="Verdana"/>
-          <w:color w:val="000000"/>
-          <w:lang w:val="da-DK"/>
-        </w:rPr>
-        <w:t>:</w:t>
       </w:r>
     </w:p>
     <w:p>
@@ -949,7 +713,7 @@
           <w:rFonts w:cs="Verdana" w:ascii="Verdana" w:hAnsi="Verdana"/>
           <w:color w:val="000000"/>
         </w:rPr>
-        <w:t>Få oplæst en meddelelse ved at taste INSERT + B</w:t>
+        <w:t>Aktivere Menulinien ved at trykke på ALT knappen.</w:t>
       </w:r>
     </w:p>
     <w:p>
@@ -966,6 +730,155 @@
           <w:rFonts w:cs="Verdana" w:ascii="Verdana" w:hAnsi="Verdana"/>
           <w:color w:val="000000"/>
         </w:rPr>
+        <w:t>Skifte mellem de vigtigste visningskomponenter  (i dette tilfælde Punktnodelisten og Punktnodefilteret) med TAB knappen.</w:t>
+      </w:r>
+    </w:p>
+    <w:p>
+      <w:pPr>
+        <w:pStyle w:val="Brdtekst"/>
+        <w:numPr>
+          <w:ilvl w:val="0"/>
+          <w:numId w:val="4"/>
+        </w:numPr>
+        <w:rPr/>
+      </w:pPr>
+      <w:r>
+        <w:rPr>
+          <w:rFonts w:cs="Verdana" w:ascii="Verdana" w:hAnsi="Verdana"/>
+          <w:color w:val="000000"/>
+        </w:rPr>
+        <w:t>Afbryde en igangværende handling med ESC knappen.</w:t>
+      </w:r>
+    </w:p>
+    <w:p>
+      <w:pPr>
+        <w:pStyle w:val="Brdtekst"/>
+        <w:numPr>
+          <w:ilvl w:val="0"/>
+          <w:numId w:val="4"/>
+        </w:numPr>
+        <w:rPr/>
+      </w:pPr>
+      <w:r>
+        <w:rPr>
+          <w:rFonts w:cs="Verdana" w:ascii="Verdana" w:hAnsi="Verdana"/>
+          <w:color w:val="000000"/>
+        </w:rPr>
+        <w:t>Lukke programmet med ALT + F4</w:t>
+      </w:r>
+    </w:p>
+    <w:p>
+      <w:pPr>
+        <w:pStyle w:val="Brdtekst"/>
+        <w:rPr>
+          <w:rFonts w:ascii="Verdana" w:hAnsi="Verdana" w:cs="Verdana"/>
+          <w:color w:val="000000"/>
+        </w:rPr>
+      </w:pPr>
+      <w:r>
+        <w:rPr>
+          <w:rFonts w:cs="Verdana" w:ascii="Verdana" w:hAnsi="Verdana"/>
+          <w:color w:val="000000"/>
+        </w:rPr>
+      </w:r>
+    </w:p>
+    <w:p>
+      <w:pPr>
+        <w:pStyle w:val="Brdtekst"/>
+        <w:rPr/>
+      </w:pPr>
+      <w:r>
+        <w:rPr>
+          <w:rFonts w:cs="Verdana" w:ascii="Verdana" w:hAnsi="Verdana"/>
+          <w:color w:val="000000"/>
+        </w:rPr>
+        <w:t>Desuden kan man</w:t>
+      </w:r>
+      <w:r>
+        <w:rPr>
+          <w:rFonts w:cs="Verdana" w:ascii="Verdana" w:hAnsi="Verdana"/>
+          <w:color w:val="000000"/>
+          <w:lang w:val="da-DK"/>
+        </w:rPr>
+        <w:t xml:space="preserve">, </w:t>
+      </w:r>
+      <w:r>
+        <w:rPr>
+          <w:rFonts w:cs="Verdana" w:ascii="Verdana" w:hAnsi="Verdana"/>
+          <w:color w:val="000000"/>
+        </w:rPr>
+        <w:t>hvis JAWS kører</w:t>
+      </w:r>
+      <w:r>
+        <w:rPr>
+          <w:rFonts w:cs="Verdana" w:ascii="Verdana" w:hAnsi="Verdana"/>
+          <w:color w:val="000000"/>
+          <w:lang w:val="da-DK"/>
+        </w:rPr>
+        <w:t>,</w:t>
+      </w:r>
+      <w:r>
+        <w:rPr>
+          <w:rFonts w:cs="Verdana" w:ascii="Verdana" w:hAnsi="Verdana"/>
+          <w:color w:val="000000"/>
+        </w:rPr>
+        <w:t xml:space="preserve"> benytte de gængse JAWS kommandoer</w:t>
+      </w:r>
+      <w:r>
+        <w:rPr>
+          <w:rFonts w:cs="Verdana" w:ascii="Verdana" w:hAnsi="Verdana"/>
+          <w:color w:val="000000"/>
+          <w:lang w:val="da-DK"/>
+        </w:rPr>
+        <w:t>.</w:t>
+      </w:r>
+      <w:r>
+        <w:rPr>
+          <w:rFonts w:cs="Verdana" w:ascii="Verdana" w:hAnsi="Verdana"/>
+          <w:color w:val="000000"/>
+        </w:rPr>
+        <w:t xml:space="preserve"> Man kan blandt andet</w:t>
+      </w:r>
+      <w:r>
+        <w:rPr>
+          <w:rFonts w:cs="Verdana" w:ascii="Verdana" w:hAnsi="Verdana"/>
+          <w:color w:val="000000"/>
+          <w:lang w:val="da-DK"/>
+        </w:rPr>
+        <w:t>:</w:t>
+      </w:r>
+    </w:p>
+    <w:p>
+      <w:pPr>
+        <w:pStyle w:val="Brdtekst"/>
+        <w:numPr>
+          <w:ilvl w:val="0"/>
+          <w:numId w:val="5"/>
+        </w:numPr>
+        <w:rPr/>
+      </w:pPr>
+      <w:r>
+        <w:rPr>
+          <w:rFonts w:cs="Verdana" w:ascii="Verdana" w:hAnsi="Verdana"/>
+          <w:color w:val="000000"/>
+        </w:rPr>
+        <w:t>Få oplæst en meddelelse ved at taste INSERT + B</w:t>
+      </w:r>
+    </w:p>
+    <w:p>
+      <w:pPr>
+        <w:pStyle w:val="Brdtekst"/>
+        <w:numPr>
+          <w:ilvl w:val="0"/>
+          <w:numId w:val="5"/>
+        </w:numPr>
+        <w:rPr/>
+      </w:pPr>
+      <w:r>
+        <w:rPr>
+          <w:rFonts w:cs="Verdana" w:ascii="Verdana" w:hAnsi="Verdana"/>
+          <w:color w:val="000000"/>
+        </w:rPr>
         <w:t>Slå oplæsning fra/til ved at taste  INSERT + MELLEMRUM efterfulgt af s</w:t>
       </w:r>
     </w:p>
@@ -985,6 +898,10 @@
     <w:p>
       <w:pPr>
         <w:pStyle w:val="Overskrift1"/>
+        <w:numPr>
+          <w:ilvl w:val="0"/>
+          <w:numId w:val="2"/>
+        </w:numPr>
         <w:rPr/>
       </w:pPr>
       <w:r>
@@ -1003,30 +920,16 @@
         <w:rPr>
           <w:rFonts w:ascii="Verdana" w:hAnsi="Verdana"/>
         </w:rPr>
-        <w:t>Ved indlæsning og fortolkning af punktnodefiler vil der ofte optræde fejl, enten fordi der er fejl i punktnodefilen, eller fordi punktnodefilen indeholder konstruktioner, som  IBOS Punktnodelæser endnu ikke understøtter. I så fald vises efter indlæsning af punktnode-filen en med</w:t>
-      </w:r>
-      <w:r>
-        <w:rPr>
-          <w:rFonts w:ascii="Verdana" w:hAnsi="Verdana"/>
-        </w:rPr>
-        <w:t>d</w:t>
-      </w:r>
-      <w:r>
-        <w:rPr>
-          <w:rFonts w:ascii="Verdana" w:hAnsi="Verdana"/>
-        </w:rPr>
-        <w:t xml:space="preserve">elelse, som opsummerer de fundne fejl. </w:t>
-      </w:r>
-      <w:r>
-        <w:rPr>
-          <w:rFonts w:ascii="Verdana" w:hAnsi="Verdana"/>
-        </w:rPr>
-        <w:t>I de fleste tilfælde kan man blot lukke meddelelsen og gå videre.</w:t>
+        <w:t>Ved indlæsning og fortolkning af punktnodefiler vil der ofte optræde fejl, enten fordi der er fejl i punktnodefilen, eller fordi punktnodefilen indeholder konstruktioner, som  IBOS Punktnodelæser endnu ikke understøtter. I så fald vises efter indlæsning af punktnode-filen en meddelelse, som opsummerer de fundne fejl. I de fleste tilfælde kan man blot lukke meddelelsen og gå videre.</w:t>
       </w:r>
     </w:p>
     <w:p>
       <w:pPr>
         <w:pStyle w:val="Overskrift1"/>
+        <w:numPr>
+          <w:ilvl w:val="0"/>
+          <w:numId w:val="2"/>
+        </w:numPr>
         <w:rPr/>
       </w:pPr>
       <w:r>
@@ -1050,27 +953,25 @@
     <w:p>
       <w:pPr>
         <w:pStyle w:val="Brdtekst"/>
-        <w:rPr>
-          <w:rFonts w:ascii="Verdana" w:hAnsi="Verdana"/>
-        </w:rPr>
-      </w:pPr>
-      <w:r>
-        <w:rPr>
-          <w:rFonts w:ascii="Verdana" w:hAnsi="Verdana"/>
-        </w:rPr>
-        <w:t xml:space="preserve">Efter indlæsning og fortolkning af en punktnodefil vises dens indhold i en simpel tekstrepræsentation i </w:t>
-      </w:r>
-      <w:r>
-        <w:rPr>
-          <w:rFonts w:ascii="Verdana" w:hAnsi="Verdana"/>
-        </w:rPr>
-        <w:t>Punktnodelisten</w:t>
-      </w:r>
-      <w:r>
-        <w:rPr>
-          <w:rFonts w:ascii="Verdana" w:hAnsi="Verdana"/>
-        </w:rPr>
-        <w:t>:</w:t>
+        <w:rPr/>
+      </w:pPr>
+      <w:r>
+        <w:rPr>
+          <w:rFonts w:ascii="Verdana" w:hAnsi="Verdana"/>
+        </w:rPr>
+        <w:t xml:space="preserve">Efter indlæsning og fortolkning af en punktnodefil vises dens indhold </w:t>
+      </w:r>
+      <w:r>
+        <w:rPr>
+          <w:rFonts w:ascii="Verdana" w:hAnsi="Verdana"/>
+        </w:rPr>
+        <w:t>som nævnt</w:t>
+      </w:r>
+      <w:r>
+        <w:rPr>
+          <w:rFonts w:ascii="Verdana" w:hAnsi="Verdana"/>
+        </w:rPr>
+        <w:t xml:space="preserve"> i Punktnodelisten:</w:t>
       </w:r>
     </w:p>
     <w:p>
@@ -1178,19 +1079,7 @@
         <w:rPr>
           <w:rFonts w:ascii="Verdana" w:hAnsi="Verdana"/>
         </w:rPr>
-        <w:t>D</w:t>
-      </w:r>
-      <w:r>
-        <w:rPr>
-          <w:rFonts w:ascii="Verdana" w:hAnsi="Verdana"/>
-        </w:rPr>
-        <w:t>e</w:t>
-      </w:r>
-      <w:r>
-        <w:rPr>
-          <w:rFonts w:ascii="Verdana" w:hAnsi="Verdana"/>
-        </w:rPr>
-        <w:t>t Braille-symbol, som fortolkes (Som et eller flere rå Braille tegn)</w:t>
+        <w:t>Det Braille-symbol, som fortolkes (Som et eller flere rå Braille tegn)</w:t>
       </w:r>
     </w:p>
     <w:p>
@@ -1237,25 +1126,7 @@
         <w:rPr>
           <w:rFonts w:ascii="Verdana" w:hAnsi="Verdana"/>
         </w:rPr>
-        <w:t>Herunder</w:t>
-      </w:r>
-      <w:r>
-        <w:rPr>
-          <w:rFonts w:ascii="Verdana" w:hAnsi="Verdana"/>
-        </w:rPr>
-        <w:t xml:space="preserve"> vises et typisk eksempel på visninge</w:t>
-      </w:r>
-      <w:r>
-        <w:rPr>
-          <w:rFonts w:ascii="Verdana" w:hAnsi="Verdana"/>
-        </w:rPr>
-        <w:t>n i Punktnodelisten af en indlæst og fortolket punktnodefil. Nemlig fra</w:t>
-      </w:r>
-      <w:r>
-        <w:rPr>
-          <w:rFonts w:ascii="Verdana" w:hAnsi="Verdana"/>
-        </w:rPr>
-        <w:t xml:space="preserve"> af starten af ”Højre Hånd” for nummer 262 i Højskolesangbogen: Kaj Munks ”Den blå anemone”.</w:t>
+        <w:t>Herunder vises et typisk eksempel på visningen i Punktnodelisten af en indlæst og fortolket punktnodefil. Nemlig fra af starten af ”Højre Hånd” for nummer 262 i Højskolesangbogen: Kaj Munks ”Den blå anemone”.</w:t>
       </w:r>
     </w:p>
     <w:p>
@@ -1270,74 +1141,6 @@
           <w:rFonts w:ascii="Verdana" w:hAnsi="Verdana"/>
         </w:rPr>
         <w:t>Bemærk at eksemplet både viser eksempler på brug af intervalnotation og bistemmenotation.</w:t>
-      </w:r>
-    </w:p>
-    <w:p>
-      <w:pPr>
-        <w:pStyle w:val="Brdtekst"/>
-        <w:rPr>
-          <w:rFonts w:ascii="Verdana" w:hAnsi="Verdana"/>
-        </w:rPr>
-      </w:pPr>
-      <w:r>
-        <w:rPr>
-          <w:rFonts w:ascii="Verdana" w:hAnsi="Verdana"/>
-        </w:rPr>
-      </w:r>
-    </w:p>
-    <w:p>
-      <w:pPr>
-        <w:pStyle w:val="Brdtekst"/>
-        <w:rPr>
-          <w:rFonts w:ascii="Verdana" w:hAnsi="Verdana"/>
-        </w:rPr>
-      </w:pPr>
-      <w:r>
-        <w:rPr>
-          <w:rFonts w:ascii="Verdana" w:hAnsi="Verdana"/>
-        </w:rPr>
-      </w:r>
-      <w:r>
-        <w:br w:type="page"/>
-      </w:r>
-    </w:p>
-    <w:p>
-      <w:pPr>
-        <w:pStyle w:val="Prformaterettekst"/>
-        <w:bidi w:val="0"/>
-        <w:spacing w:before="0" w:after="0"/>
-        <w:jc w:val="left"/>
-        <w:rPr>
-          <w:b/>
-          <w:b/>
-          <w:bCs/>
-        </w:rPr>
-      </w:pPr>
-      <w:r>
-        <w:rPr>
-          <w:b/>
-          <w:bCs/>
-        </w:rPr>
-      </w:r>
-    </w:p>
-    <w:p>
-      <w:pPr>
-        <w:pStyle w:val="Prformaterettekst"/>
-        <w:bidi w:val="0"/>
-        <w:spacing w:before="0" w:after="0"/>
-        <w:jc w:val="left"/>
-        <w:rPr>
-          <w:b/>
-          <w:b/>
-          <w:bCs/>
-        </w:rPr>
-      </w:pPr>
-      <w:r>
-        <w:rPr>
-          <w:b/>
-          <w:bCs/>
-        </w:rPr>
-        <w:t>Starten på Højre hånd med eksempler på stor bistemme og intervalnotation</w:t>
       </w:r>
     </w:p>
     <w:tbl>
@@ -3086,14 +2889,55 @@
     </w:tbl>
     <w:p>
       <w:pPr>
-        <w:pStyle w:val="Prformaterettekst"/>
-        <w:bidi w:val="0"/>
-        <w:spacing w:before="0" w:after="0"/>
-        <w:jc w:val="left"/>
+        <w:pStyle w:val="Brdtekst"/>
+        <w:rPr>
+          <w:rFonts w:ascii="Verdana" w:hAnsi="Verdana"/>
+        </w:rPr>
+      </w:pPr>
+      <w:r>
+        <w:rPr>
+          <w:rFonts w:ascii="Verdana" w:hAnsi="Verdana"/>
+        </w:rPr>
+      </w:r>
+    </w:p>
+    <w:p>
+      <w:pPr>
+        <w:pStyle w:val="Brdtekst"/>
+        <w:rPr>
+          <w:rFonts w:ascii="Verdana" w:hAnsi="Verdana"/>
+        </w:rPr>
+      </w:pPr>
+      <w:r>
+        <w:rPr>
+          <w:rFonts w:ascii="Verdana" w:hAnsi="Verdana"/>
+        </w:rPr>
+      </w:r>
+      <w:r>
+        <w:br w:type="page"/>
+      </w:r>
+    </w:p>
+    <w:p>
+      <w:pPr>
+        <w:pStyle w:val="Overskrift1"/>
         <w:rPr/>
       </w:pPr>
       <w:r>
         <w:rPr/>
+        <w:t xml:space="preserve">        </w:t>
+      </w:r>
+      <w:r>
+        <w:rPr>
+          <w:sz w:val="30"/>
+          <w:szCs w:val="30"/>
+        </w:rPr>
+        <w:t>Manuel o</w:t>
+      </w:r>
+      <w:r>
+        <w:rPr>
+          <w:sz w:val="30"/>
+          <w:szCs w:val="30"/>
+        </w:rPr>
+        <w:t>psætning af JAWS for "IBOS Punktnodelæser"</w:t>
       </w:r>
     </w:p>
     <w:p>
@@ -3106,106 +2950,119 @@
       </w:pPr>
       <w:r>
         <w:rPr/>
-        <w:t xml:space="preserve"> </w:t>
-      </w:r>
-    </w:p>
-    <w:p>
-      <w:pPr>
-        <w:pStyle w:val="Prformaterettekst"/>
-        <w:bidi w:val="0"/>
-        <w:spacing w:before="0" w:after="0"/>
-        <w:jc w:val="left"/>
-        <w:rPr/>
-      </w:pPr>
-      <w:r>
-        <w:rPr/>
-      </w:r>
-      <w:r>
-        <w:br w:type="page"/>
-      </w:r>
-    </w:p>
-    <w:p>
-      <w:pPr>
-        <w:pStyle w:val="Overskrift1"/>
-        <w:numPr>
-          <w:ilvl w:val="0"/>
-          <w:numId w:val="2"/>
-        </w:numPr>
-        <w:rPr/>
-      </w:pPr>
-      <w:r>
-        <w:rPr/>
-        <w:t xml:space="preserve">       </w:t>
-      </w:r>
-      <w:r>
-        <w:rPr/>
-        <w:t>Opsætning af JAWS for "IBOS Punktnodelæser"</w:t>
-      </w:r>
-    </w:p>
-    <w:p>
-      <w:pPr>
-        <w:pStyle w:val="Prformaterettekst"/>
-        <w:bidi w:val="0"/>
-        <w:spacing w:before="0" w:after="0"/>
-        <w:jc w:val="left"/>
-        <w:rPr/>
-      </w:pPr>
-      <w:r>
-        <w:rPr/>
-      </w:r>
-    </w:p>
-    <w:p>
-      <w:pPr>
-        <w:pStyle w:val="Prformaterettekst"/>
-        <w:bidi w:val="0"/>
-        <w:spacing w:before="0" w:after="0"/>
-        <w:jc w:val="left"/>
-        <w:rPr/>
-      </w:pPr>
-      <w:r>
-        <w:rPr/>
-      </w:r>
-    </w:p>
-    <w:p>
-      <w:pPr>
-        <w:pStyle w:val="Prformaterettekst"/>
-        <w:bidi w:val="0"/>
-        <w:spacing w:before="0" w:after="0"/>
-        <w:jc w:val="left"/>
-        <w:rPr/>
-      </w:pPr>
-      <w:r>
-        <w:rPr/>
-        <w:t>Hvis man ønsker at anvende IBOS Punktnodelæser sammen med et punktdisplay bør man straks efter installationen af IBOS Nodelæser ændre nogle få JAWS indstillinger. Disse ændringer laves KUN for IBOS Punktnodelæser og har altså ingen indflydelse for JAWS opførsel over for andre programmer.</w:t>
-      </w:r>
-    </w:p>
-    <w:p>
-      <w:pPr>
-        <w:pStyle w:val="Prformaterettekst"/>
-        <w:bidi w:val="0"/>
-        <w:spacing w:before="0" w:after="0"/>
-        <w:jc w:val="left"/>
-        <w:rPr/>
-      </w:pPr>
-      <w:r>
-        <w:rPr/>
-        <w:t xml:space="preserve">Selvom man ikke fra begyndelsen ønsker at bruge IBOS punktnodelæser sammen med et punktdisplay anbefales det, at man alligevel gennemfører nedenstående, så man ikke får problemer senere! </w:t>
-      </w:r>
-    </w:p>
-    <w:p>
-      <w:pPr>
-        <w:pStyle w:val="Prformaterettekst"/>
-        <w:bidi w:val="0"/>
-        <w:spacing w:before="0" w:after="0"/>
-        <w:jc w:val="left"/>
-        <w:rPr/>
-      </w:pPr>
-      <w:r>
-        <w:rPr/>
+      </w:r>
+    </w:p>
+    <w:p>
+      <w:pPr>
+        <w:pStyle w:val="Prformaterettekst"/>
+        <w:bidi w:val="0"/>
+        <w:spacing w:before="0" w:after="0"/>
+        <w:jc w:val="left"/>
+        <w:rPr>
+          <w:rFonts w:ascii="Verdana" w:hAnsi="Verdana"/>
+          <w:sz w:val="24"/>
+          <w:szCs w:val="24"/>
+        </w:rPr>
+      </w:pPr>
+      <w:r>
+        <w:rPr>
+          <w:rFonts w:ascii="Verdana" w:hAnsi="Verdana"/>
+          <w:sz w:val="24"/>
+          <w:szCs w:val="24"/>
+        </w:rPr>
+      </w:r>
+    </w:p>
+    <w:p>
+      <w:pPr>
+        <w:pStyle w:val="Prformaterettekst"/>
+        <w:bidi w:val="0"/>
+        <w:spacing w:before="0" w:after="0"/>
+        <w:jc w:val="left"/>
+        <w:rPr>
+          <w:rFonts w:ascii="Verdana" w:hAnsi="Verdana"/>
+          <w:sz w:val="24"/>
+          <w:szCs w:val="24"/>
+        </w:rPr>
+      </w:pPr>
+      <w:r>
+        <w:rPr>
+          <w:rFonts w:ascii="Verdana" w:hAnsi="Verdana"/>
+          <w:sz w:val="24"/>
+          <w:szCs w:val="24"/>
+        </w:rPr>
+        <w:t>For at få det optimale udbytte af</w:t>
+      </w:r>
+      <w:r>
+        <w:rPr>
+          <w:rFonts w:ascii="Verdana" w:hAnsi="Verdana"/>
+          <w:sz w:val="24"/>
+          <w:szCs w:val="24"/>
+        </w:rPr>
+        <w:t xml:space="preserve"> IBOS Punktnodelæser bør man straks efter installationen af IBOS </w:t>
+      </w:r>
+      <w:r>
+        <w:rPr>
+          <w:rFonts w:ascii="Verdana" w:hAnsi="Verdana"/>
+          <w:sz w:val="24"/>
+          <w:szCs w:val="24"/>
+        </w:rPr>
+        <w:t>Punktn</w:t>
+      </w:r>
+      <w:r>
+        <w:rPr>
+          <w:rFonts w:ascii="Verdana" w:hAnsi="Verdana"/>
+          <w:sz w:val="24"/>
+          <w:szCs w:val="24"/>
+        </w:rPr>
+        <w:t>odelæser ændre nogle få JAWS indstillinger. Disse ændringer laves KUN for IBOS Punktnodelæser og har altså ingen indflydelse for JAWS opførsel over for andre programmer.</w:t>
+      </w:r>
+    </w:p>
+    <w:p>
+      <w:pPr>
+        <w:pStyle w:val="Prformaterettekst"/>
+        <w:bidi w:val="0"/>
+        <w:spacing w:before="0" w:after="0"/>
+        <w:jc w:val="left"/>
+        <w:rPr>
+          <w:rFonts w:ascii="Verdana" w:hAnsi="Verdana"/>
+          <w:sz w:val="24"/>
+          <w:szCs w:val="24"/>
+        </w:rPr>
+      </w:pPr>
+      <w:r>
+        <w:rPr>
+          <w:rFonts w:ascii="Verdana" w:hAnsi="Verdana"/>
+          <w:sz w:val="24"/>
+          <w:szCs w:val="24"/>
+        </w:rPr>
+      </w:r>
+    </w:p>
+    <w:p>
+      <w:pPr>
+        <w:pStyle w:val="Prformaterettekst"/>
+        <w:bidi w:val="0"/>
+        <w:spacing w:before="0" w:after="0"/>
+        <w:jc w:val="left"/>
+        <w:rPr>
+          <w:rFonts w:ascii="Verdana" w:hAnsi="Verdana"/>
+          <w:sz w:val="24"/>
+          <w:szCs w:val="24"/>
+        </w:rPr>
+      </w:pPr>
+      <w:r>
+        <w:rPr>
+          <w:rFonts w:ascii="Verdana" w:hAnsi="Verdana"/>
+          <w:sz w:val="24"/>
+          <w:szCs w:val="24"/>
+        </w:rPr>
         <w:t xml:space="preserve">    </w:t>
       </w:r>
       <w:r>
-        <w:rPr/>
+        <w:rPr>
+          <w:rFonts w:ascii="Verdana" w:hAnsi="Verdana"/>
+          <w:sz w:val="24"/>
+          <w:szCs w:val="24"/>
+        </w:rPr>
         <w:t>1. Start JAWS</w:t>
       </w:r>
     </w:p>
@@ -3215,14 +3072,26 @@
         <w:bidi w:val="0"/>
         <w:spacing w:before="0" w:after="0"/>
         <w:jc w:val="left"/>
-        <w:rPr/>
-      </w:pPr>
-      <w:r>
-        <w:rPr/>
+        <w:rPr>
+          <w:rFonts w:ascii="Verdana" w:hAnsi="Verdana"/>
+          <w:sz w:val="24"/>
+          <w:szCs w:val="24"/>
+        </w:rPr>
+      </w:pPr>
+      <w:r>
+        <w:rPr>
+          <w:rFonts w:ascii="Verdana" w:hAnsi="Verdana"/>
+          <w:sz w:val="24"/>
+          <w:szCs w:val="24"/>
+        </w:rPr>
         <w:t xml:space="preserve">    </w:t>
       </w:r>
       <w:r>
-        <w:rPr/>
+        <w:rPr>
+          <w:rFonts w:ascii="Verdana" w:hAnsi="Verdana"/>
+          <w:sz w:val="24"/>
+          <w:szCs w:val="24"/>
+        </w:rPr>
         <w:t>2. Start IBOS Nodelæser og giv programmet focus</w:t>
       </w:r>
     </w:p>
@@ -3232,14 +3101,26 @@
         <w:bidi w:val="0"/>
         <w:spacing w:before="0" w:after="0"/>
         <w:jc w:val="left"/>
-        <w:rPr/>
-      </w:pPr>
-      <w:r>
-        <w:rPr/>
+        <w:rPr>
+          <w:rFonts w:ascii="Verdana" w:hAnsi="Verdana"/>
+          <w:sz w:val="24"/>
+          <w:szCs w:val="24"/>
+        </w:rPr>
+      </w:pPr>
+      <w:r>
+        <w:rPr>
+          <w:rFonts w:ascii="Verdana" w:hAnsi="Verdana"/>
+          <w:sz w:val="24"/>
+          <w:szCs w:val="24"/>
+        </w:rPr>
         <w:t xml:space="preserve">    </w:t>
       </w:r>
       <w:r>
-        <w:rPr/>
+        <w:rPr>
+          <w:rFonts w:ascii="Verdana" w:hAnsi="Verdana"/>
+          <w:sz w:val="24"/>
+          <w:szCs w:val="24"/>
+        </w:rPr>
         <w:t>3. Tast INSERT + F2 for at starte "JAWS Manager"</w:t>
       </w:r>
     </w:p>
@@ -3249,31 +3130,79 @@
         <w:bidi w:val="0"/>
         <w:spacing w:before="0" w:after="0"/>
         <w:jc w:val="left"/>
-        <w:rPr/>
-      </w:pPr>
-      <w:r>
-        <w:rPr/>
+        <w:rPr>
+          <w:rFonts w:ascii="Verdana" w:hAnsi="Verdana"/>
+          <w:sz w:val="24"/>
+          <w:szCs w:val="24"/>
+        </w:rPr>
+      </w:pPr>
+      <w:r>
+        <w:rPr>
+          <w:rFonts w:ascii="Verdana" w:hAnsi="Verdana"/>
+          <w:sz w:val="24"/>
+          <w:szCs w:val="24"/>
+        </w:rPr>
         <w:t xml:space="preserve">    </w:t>
       </w:r>
       <w:r>
-        <w:rPr/>
-        <w:t>4. Vælg IndstillingsCenter og tryk for at vise dialogen "Tilføj ny konfiguration"</w:t>
-      </w:r>
-    </w:p>
-    <w:p>
-      <w:pPr>
-        <w:pStyle w:val="Prformaterettekst"/>
-        <w:bidi w:val="0"/>
-        <w:spacing w:before="0" w:after="0"/>
-        <w:jc w:val="left"/>
-        <w:rPr/>
-      </w:pPr>
-      <w:r>
-        <w:rPr/>
+        <w:rPr>
+          <w:rFonts w:ascii="Verdana" w:hAnsi="Verdana"/>
+          <w:sz w:val="24"/>
+          <w:szCs w:val="24"/>
+        </w:rPr>
+        <w:t xml:space="preserve">4. Vælg </w:t>
+      </w:r>
+      <w:r>
+        <w:rPr>
+          <w:rFonts w:ascii="Verdana" w:hAnsi="Verdana"/>
+          <w:sz w:val="22"/>
+          <w:szCs w:val="22"/>
+        </w:rPr>
+        <w:t>”IndstillingsCenter”</w:t>
+      </w:r>
+      <w:r>
+        <w:rPr>
+          <w:rFonts w:ascii="Verdana" w:hAnsi="Verdana"/>
+          <w:sz w:val="24"/>
+          <w:szCs w:val="24"/>
+        </w:rPr>
+        <w:t xml:space="preserve"> og tryk for at vise dialogen</w:t>
+      </w:r>
+      <w:r>
+        <w:rPr>
+          <w:rFonts w:ascii="Verdana" w:hAnsi="Verdana"/>
+          <w:sz w:val="22"/>
+          <w:szCs w:val="22"/>
+        </w:rPr>
+        <w:t xml:space="preserve"> "Tilføj ny konfiguration"</w:t>
+      </w:r>
+    </w:p>
+    <w:p>
+      <w:pPr>
+        <w:pStyle w:val="Prformaterettekst"/>
+        <w:bidi w:val="0"/>
+        <w:spacing w:before="0" w:after="0"/>
+        <w:jc w:val="left"/>
+        <w:rPr>
+          <w:rFonts w:ascii="Verdana" w:hAnsi="Verdana"/>
+          <w:sz w:val="24"/>
+          <w:szCs w:val="24"/>
+        </w:rPr>
+      </w:pPr>
+      <w:r>
+        <w:rPr>
+          <w:rFonts w:ascii="Verdana" w:hAnsi="Verdana"/>
+          <w:sz w:val="24"/>
+          <w:szCs w:val="24"/>
+        </w:rPr>
         <w:t xml:space="preserve">    </w:t>
       </w:r>
       <w:r>
-        <w:rPr/>
+        <w:rPr>
+          <w:rFonts w:ascii="Verdana" w:hAnsi="Verdana"/>
+          <w:sz w:val="24"/>
+          <w:szCs w:val="24"/>
+        </w:rPr>
         <w:t>5. Vælg OK som  starter "JAWS Indstillingscenter–IBOS MusicXmlReader"</w:t>
       </w:r>
     </w:p>
@@ -3283,47 +3212,95 @@
         <w:bidi w:val="0"/>
         <w:spacing w:before="0" w:after="0"/>
         <w:jc w:val="left"/>
-        <w:rPr/>
-      </w:pPr>
-      <w:r>
-        <w:rPr/>
-      </w:r>
-    </w:p>
-    <w:p>
-      <w:pPr>
-        <w:pStyle w:val="Prformaterettekst"/>
-        <w:bidi w:val="0"/>
-        <w:spacing w:before="0" w:after="0"/>
-        <w:jc w:val="left"/>
-        <w:rPr/>
-      </w:pPr>
-      <w:r>
-        <w:rPr/>
-        <w:t>Lav derefter følgende ændringer i JAWS indstillinger for "IBOS MusicXmlReader"</w:t>
-      </w:r>
-    </w:p>
-    <w:p>
-      <w:pPr>
-        <w:pStyle w:val="Prformaterettekst"/>
-        <w:bidi w:val="0"/>
-        <w:spacing w:before="0" w:after="0"/>
-        <w:jc w:val="left"/>
-        <w:rPr/>
-      </w:pPr>
-      <w:r>
-        <w:rPr/>
-      </w:r>
-    </w:p>
-    <w:p>
-      <w:pPr>
-        <w:pStyle w:val="Prformaterettekst"/>
-        <w:bidi w:val="0"/>
-        <w:spacing w:before="0" w:after="0"/>
-        <w:jc w:val="left"/>
-        <w:rPr/>
-      </w:pPr>
-      <w:r>
-        <w:rPr/>
+        <w:rPr>
+          <w:rFonts w:ascii="Verdana" w:hAnsi="Verdana"/>
+          <w:sz w:val="24"/>
+          <w:szCs w:val="24"/>
+        </w:rPr>
+      </w:pPr>
+      <w:r>
+        <w:rPr>
+          <w:rFonts w:ascii="Verdana" w:hAnsi="Verdana"/>
+          <w:sz w:val="24"/>
+          <w:szCs w:val="24"/>
+        </w:rPr>
+      </w:r>
+    </w:p>
+    <w:p>
+      <w:pPr>
+        <w:pStyle w:val="Prformaterettekst"/>
+        <w:bidi w:val="0"/>
+        <w:spacing w:before="0" w:after="0"/>
+        <w:jc w:val="left"/>
+        <w:rPr>
+          <w:rFonts w:ascii="Verdana" w:hAnsi="Verdana"/>
+          <w:sz w:val="24"/>
+          <w:szCs w:val="24"/>
+        </w:rPr>
+      </w:pPr>
+      <w:r>
+        <w:rPr>
+          <w:rFonts w:ascii="Verdana" w:hAnsi="Verdana"/>
+          <w:sz w:val="24"/>
+          <w:szCs w:val="24"/>
+        </w:rPr>
+        <w:t xml:space="preserve">Lav derefter følgende ændringer i JAWS indstillinger for "IBOS </w:t>
+      </w:r>
+      <w:r>
+        <w:rPr>
+          <w:rFonts w:ascii="Verdana" w:hAnsi="Verdana"/>
+          <w:sz w:val="24"/>
+          <w:szCs w:val="24"/>
+        </w:rPr>
+        <w:t>Punktnodelæser</w:t>
+      </w:r>
+      <w:r>
+        <w:rPr>
+          <w:rFonts w:ascii="Verdana" w:hAnsi="Verdana"/>
+          <w:sz w:val="24"/>
+          <w:szCs w:val="24"/>
+        </w:rPr>
+        <w:t>"</w:t>
+      </w:r>
+    </w:p>
+    <w:p>
+      <w:pPr>
+        <w:pStyle w:val="Prformaterettekst"/>
+        <w:bidi w:val="0"/>
+        <w:spacing w:before="0" w:after="0"/>
+        <w:jc w:val="left"/>
+        <w:rPr>
+          <w:rFonts w:ascii="Verdana" w:hAnsi="Verdana"/>
+          <w:sz w:val="24"/>
+          <w:szCs w:val="24"/>
+        </w:rPr>
+      </w:pPr>
+      <w:r>
+        <w:rPr>
+          <w:rFonts w:ascii="Verdana" w:hAnsi="Verdana"/>
+          <w:sz w:val="24"/>
+          <w:szCs w:val="24"/>
+        </w:rPr>
+      </w:r>
+    </w:p>
+    <w:p>
+      <w:pPr>
+        <w:pStyle w:val="Prformaterettekst"/>
+        <w:bidi w:val="0"/>
+        <w:spacing w:before="0" w:after="0"/>
+        <w:jc w:val="left"/>
+        <w:rPr>
+          <w:rFonts w:ascii="Verdana" w:hAnsi="Verdana"/>
+          <w:sz w:val="24"/>
+          <w:szCs w:val="24"/>
+        </w:rPr>
+      </w:pPr>
+      <w:r>
+        <w:rPr>
+          <w:rFonts w:ascii="Verdana" w:hAnsi="Verdana"/>
+          <w:sz w:val="24"/>
+          <w:szCs w:val="24"/>
+        </w:rPr>
         <w:t>Indstillings navn</w:t>
       </w:r>
     </w:p>
@@ -3333,10 +3310,18 @@
         <w:bidi w:val="0"/>
         <w:spacing w:before="0" w:after="0"/>
         <w:jc w:val="left"/>
-        <w:rPr/>
-      </w:pPr>
-      <w:r>
-        <w:rPr/>
+        <w:rPr>
+          <w:rFonts w:ascii="Verdana" w:hAnsi="Verdana"/>
+          <w:sz w:val="24"/>
+          <w:szCs w:val="24"/>
+        </w:rPr>
+      </w:pPr>
+      <w:r>
+        <w:rPr>
+          <w:rFonts w:ascii="Verdana" w:hAnsi="Verdana"/>
+          <w:sz w:val="24"/>
+          <w:szCs w:val="24"/>
+        </w:rPr>
         <w:t>Handling</w:t>
       </w:r>
     </w:p>
@@ -3346,10 +3331,18 @@
         <w:bidi w:val="0"/>
         <w:spacing w:before="0" w:after="0"/>
         <w:jc w:val="left"/>
-        <w:rPr/>
-      </w:pPr>
-      <w:r>
-        <w:rPr/>
+        <w:rPr>
+          <w:rFonts w:ascii="Verdana" w:hAnsi="Verdana"/>
+          <w:sz w:val="24"/>
+          <w:szCs w:val="24"/>
+        </w:rPr>
+      </w:pPr>
+      <w:r>
+        <w:rPr>
+          <w:rFonts w:ascii="Verdana" w:hAnsi="Verdana"/>
+          <w:sz w:val="24"/>
+          <w:szCs w:val="24"/>
+        </w:rPr>
         <w:t>Virkning</w:t>
       </w:r>
     </w:p>
@@ -3359,10 +3352,18 @@
         <w:bidi w:val="0"/>
         <w:spacing w:before="0" w:after="0"/>
         <w:jc w:val="left"/>
-        <w:rPr/>
-      </w:pPr>
-      <w:r>
-        <w:rPr/>
+        <w:rPr>
+          <w:rFonts w:ascii="Verdana" w:hAnsi="Verdana"/>
+          <w:sz w:val="24"/>
+          <w:szCs w:val="24"/>
+        </w:rPr>
+      </w:pPr>
+      <w:r>
+        <w:rPr>
+          <w:rFonts w:ascii="Verdana" w:hAnsi="Verdana"/>
+          <w:sz w:val="24"/>
+          <w:szCs w:val="24"/>
+        </w:rPr>
         <w:t>Indhold af .JCF fil</w:t>
       </w:r>
     </w:p>
@@ -3372,10 +3373,18 @@
         <w:bidi w:val="0"/>
         <w:spacing w:before="0" w:after="0"/>
         <w:jc w:val="left"/>
-        <w:rPr/>
-      </w:pPr>
-      <w:r>
-        <w:rPr/>
+        <w:rPr>
+          <w:rFonts w:ascii="Verdana" w:hAnsi="Verdana"/>
+          <w:sz w:val="24"/>
+          <w:szCs w:val="24"/>
+        </w:rPr>
+      </w:pPr>
+      <w:r>
+        <w:rPr>
+          <w:rFonts w:ascii="Verdana" w:hAnsi="Verdana"/>
+          <w:sz w:val="24"/>
+          <w:szCs w:val="24"/>
+        </w:rPr>
         <w:t>? Braille</w:t>
       </w:r>
     </w:p>
@@ -3385,10 +3394,18 @@
         <w:bidi w:val="0"/>
         <w:spacing w:before="0" w:after="0"/>
         <w:jc w:val="left"/>
-        <w:rPr/>
-      </w:pPr>
-      <w:r>
-        <w:rPr/>
+        <w:rPr>
+          <w:rFonts w:ascii="Verdana" w:hAnsi="Verdana"/>
+          <w:sz w:val="24"/>
+          <w:szCs w:val="24"/>
+        </w:rPr>
+      </w:pPr>
+      <w:r>
+        <w:rPr>
+          <w:rFonts w:ascii="Verdana" w:hAnsi="Verdana"/>
+          <w:sz w:val="24"/>
+          <w:szCs w:val="24"/>
+        </w:rPr>
         <w:t>-&gt;Struktureret tilstand</w:t>
       </w:r>
     </w:p>
@@ -3398,10 +3415,18 @@
         <w:bidi w:val="0"/>
         <w:spacing w:before="0" w:after="0"/>
         <w:jc w:val="left"/>
-        <w:rPr/>
-      </w:pPr>
-      <w:r>
-        <w:rPr/>
+        <w:rPr>
+          <w:rFonts w:ascii="Verdana" w:hAnsi="Verdana"/>
+          <w:sz w:val="24"/>
+          <w:szCs w:val="24"/>
+        </w:rPr>
+      </w:pPr>
+      <w:r>
+        <w:rPr>
+          <w:rFonts w:ascii="Verdana" w:hAnsi="Verdana"/>
+          <w:sz w:val="24"/>
+          <w:szCs w:val="24"/>
+        </w:rPr>
         <w:t>-&gt;Inkluder valgfrie komponenter</w:t>
       </w:r>
     </w:p>
@@ -3411,10 +3436,18 @@
         <w:bidi w:val="0"/>
         <w:spacing w:before="0" w:after="0"/>
         <w:jc w:val="left"/>
-        <w:rPr/>
-      </w:pPr>
-      <w:r>
-        <w:rPr/>
+        <w:rPr>
+          <w:rFonts w:ascii="Verdana" w:hAnsi="Verdana"/>
+          <w:sz w:val="24"/>
+          <w:szCs w:val="24"/>
+        </w:rPr>
+      </w:pPr>
+      <w:r>
+        <w:rPr>
+          <w:rFonts w:ascii="Verdana" w:hAnsi="Verdana"/>
+          <w:sz w:val="24"/>
+          <w:szCs w:val="24"/>
+        </w:rPr>
         <w:t>-&gt;Type</w:t>
       </w:r>
     </w:p>
@@ -3424,10 +3457,18 @@
         <w:bidi w:val="0"/>
         <w:spacing w:before="0" w:after="0"/>
         <w:jc w:val="left"/>
-        <w:rPr/>
-      </w:pPr>
-      <w:r>
-        <w:rPr/>
+        <w:rPr>
+          <w:rFonts w:ascii="Verdana" w:hAnsi="Verdana"/>
+          <w:sz w:val="24"/>
+          <w:szCs w:val="24"/>
+        </w:rPr>
+      </w:pPr>
+      <w:r>
+        <w:rPr>
+          <w:rFonts w:ascii="Verdana" w:hAnsi="Verdana"/>
+          <w:sz w:val="24"/>
+          <w:szCs w:val="24"/>
+        </w:rPr>
         <w:t>Vælg ”Fra”</w:t>
       </w:r>
     </w:p>
@@ -3437,10 +3478,18 @@
         <w:bidi w:val="0"/>
         <w:spacing w:before="0" w:after="0"/>
         <w:jc w:val="left"/>
-        <w:rPr/>
-      </w:pPr>
-      <w:r>
-        <w:rPr/>
+        <w:rPr>
+          <w:rFonts w:ascii="Verdana" w:hAnsi="Verdana"/>
+          <w:sz w:val="24"/>
+          <w:szCs w:val="24"/>
+        </w:rPr>
+      </w:pPr>
+      <w:r>
+        <w:rPr>
+          <w:rFonts w:ascii="Verdana" w:hAnsi="Verdana"/>
+          <w:sz w:val="24"/>
+          <w:szCs w:val="24"/>
+        </w:rPr>
         <w:t>Fjerner overflødig visning af Windows kontrol-type fra Braille diaplayet</w:t>
       </w:r>
     </w:p>
@@ -3450,10 +3499,18 @@
         <w:bidi w:val="0"/>
         <w:spacing w:before="0" w:after="0"/>
         <w:jc w:val="left"/>
-        <w:rPr/>
-      </w:pPr>
-      <w:r>
-        <w:rPr/>
+        <w:rPr>
+          <w:rFonts w:ascii="Verdana" w:hAnsi="Verdana"/>
+          <w:sz w:val="24"/>
+          <w:szCs w:val="24"/>
+        </w:rPr>
+      </w:pPr>
+      <w:r>
+        <w:rPr>
+          <w:rFonts w:ascii="Verdana" w:hAnsi="Verdana"/>
+          <w:sz w:val="24"/>
+          <w:szCs w:val="24"/>
+        </w:rPr>
         <w:t>[FocusXT14]</w:t>
       </w:r>
     </w:p>
@@ -3463,10 +3520,18 @@
         <w:bidi w:val="0"/>
         <w:spacing w:before="0" w:after="0"/>
         <w:jc w:val="left"/>
-        <w:rPr/>
-      </w:pPr>
-      <w:r>
-        <w:rPr/>
+        <w:rPr>
+          <w:rFonts w:ascii="Verdana" w:hAnsi="Verdana"/>
+          <w:sz w:val="24"/>
+          <w:szCs w:val="24"/>
+        </w:rPr>
+      </w:pPr>
+      <w:r>
+        <w:rPr>
+          <w:rFonts w:ascii="Verdana" w:hAnsi="Verdana"/>
+          <w:sz w:val="24"/>
+          <w:szCs w:val="24"/>
+        </w:rPr>
         <w:t>StructuredModeInclusionFlags=8189</w:t>
       </w:r>
     </w:p>
@@ -3476,22 +3541,38 @@
         <w:bidi w:val="0"/>
         <w:spacing w:before="0" w:after="0"/>
         <w:jc w:val="left"/>
-        <w:rPr/>
-      </w:pPr>
-      <w:r>
-        <w:rPr/>
-      </w:r>
-    </w:p>
-    <w:p>
-      <w:pPr>
-        <w:pStyle w:val="Prformaterettekst"/>
-        <w:bidi w:val="0"/>
-        <w:spacing w:before="0" w:after="0"/>
-        <w:jc w:val="left"/>
-        <w:rPr/>
-      </w:pPr>
-      <w:r>
-        <w:rPr/>
+        <w:rPr>
+          <w:rFonts w:ascii="Verdana" w:hAnsi="Verdana"/>
+          <w:sz w:val="24"/>
+          <w:szCs w:val="24"/>
+        </w:rPr>
+      </w:pPr>
+      <w:r>
+        <w:rPr>
+          <w:rFonts w:ascii="Verdana" w:hAnsi="Verdana"/>
+          <w:sz w:val="24"/>
+          <w:szCs w:val="24"/>
+        </w:rPr>
+      </w:r>
+    </w:p>
+    <w:p>
+      <w:pPr>
+        <w:pStyle w:val="Prformaterettekst"/>
+        <w:bidi w:val="0"/>
+        <w:spacing w:before="0" w:after="0"/>
+        <w:jc w:val="left"/>
+        <w:rPr>
+          <w:rFonts w:ascii="Verdana" w:hAnsi="Verdana"/>
+          <w:sz w:val="24"/>
+          <w:szCs w:val="24"/>
+        </w:rPr>
+      </w:pPr>
+      <w:r>
+        <w:rPr>
+          <w:rFonts w:ascii="Verdana" w:hAnsi="Verdana"/>
+          <w:sz w:val="24"/>
+          <w:szCs w:val="24"/>
+        </w:rPr>
         <w:t>Hvis men desuden ønsker at undgå at JAWS i tale ustandselig annoncerer positionsinformation (for eksempel ”Linie 4 af 27”) samt komponenttype, (for eksempel ”listbox”) kan man i JAWS indstillingscenter med fordel anvende følgende indstillinger:</w:t>
       </w:r>
     </w:p>
@@ -3501,22 +3582,38 @@
         <w:bidi w:val="0"/>
         <w:spacing w:before="0" w:after="0"/>
         <w:jc w:val="left"/>
-        <w:rPr/>
-      </w:pPr>
-      <w:r>
-        <w:rPr/>
-      </w:r>
-    </w:p>
-    <w:p>
-      <w:pPr>
-        <w:pStyle w:val="Prformaterettekst"/>
-        <w:bidi w:val="0"/>
-        <w:spacing w:before="0" w:after="0"/>
-        <w:jc w:val="left"/>
-        <w:rPr/>
-      </w:pPr>
-      <w:r>
-        <w:rPr/>
+        <w:rPr>
+          <w:rFonts w:ascii="Verdana" w:hAnsi="Verdana"/>
+          <w:sz w:val="24"/>
+          <w:szCs w:val="24"/>
+        </w:rPr>
+      </w:pPr>
+      <w:r>
+        <w:rPr>
+          <w:rFonts w:ascii="Verdana" w:hAnsi="Verdana"/>
+          <w:sz w:val="24"/>
+          <w:szCs w:val="24"/>
+        </w:rPr>
+      </w:r>
+    </w:p>
+    <w:p>
+      <w:pPr>
+        <w:pStyle w:val="Prformaterettekst"/>
+        <w:bidi w:val="0"/>
+        <w:spacing w:before="0" w:after="0"/>
+        <w:jc w:val="left"/>
+        <w:rPr>
+          <w:rFonts w:ascii="Verdana" w:hAnsi="Verdana"/>
+          <w:sz w:val="24"/>
+          <w:szCs w:val="24"/>
+        </w:rPr>
+      </w:pPr>
+      <w:r>
+        <w:rPr>
+          <w:rFonts w:ascii="Verdana" w:hAnsi="Verdana"/>
+          <w:sz w:val="24"/>
+          <w:szCs w:val="24"/>
+        </w:rPr>
         <w:t>Indstillingens navn</w:t>
       </w:r>
     </w:p>
@@ -3526,10 +3623,18 @@
         <w:bidi w:val="0"/>
         <w:spacing w:before="0" w:after="0"/>
         <w:jc w:val="left"/>
-        <w:rPr/>
-      </w:pPr>
-      <w:r>
-        <w:rPr/>
+        <w:rPr>
+          <w:rFonts w:ascii="Verdana" w:hAnsi="Verdana"/>
+          <w:sz w:val="24"/>
+          <w:szCs w:val="24"/>
+        </w:rPr>
+      </w:pPr>
+      <w:r>
+        <w:rPr>
+          <w:rFonts w:ascii="Verdana" w:hAnsi="Verdana"/>
+          <w:sz w:val="24"/>
+          <w:szCs w:val="24"/>
+        </w:rPr>
         <w:t>Handling</w:t>
       </w:r>
     </w:p>
@@ -3539,10 +3644,18 @@
         <w:bidi w:val="0"/>
         <w:spacing w:before="0" w:after="0"/>
         <w:jc w:val="left"/>
-        <w:rPr/>
-      </w:pPr>
-      <w:r>
-        <w:rPr/>
+        <w:rPr>
+          <w:rFonts w:ascii="Verdana" w:hAnsi="Verdana"/>
+          <w:sz w:val="24"/>
+          <w:szCs w:val="24"/>
+        </w:rPr>
+      </w:pPr>
+      <w:r>
+        <w:rPr>
+          <w:rFonts w:ascii="Verdana" w:hAnsi="Verdana"/>
+          <w:sz w:val="24"/>
+          <w:szCs w:val="24"/>
+        </w:rPr>
         <w:t>Virkning</w:t>
       </w:r>
     </w:p>
@@ -3552,10 +3665,18 @@
         <w:bidi w:val="0"/>
         <w:spacing w:before="0" w:after="0"/>
         <w:jc w:val="left"/>
-        <w:rPr/>
-      </w:pPr>
-      <w:r>
-        <w:rPr/>
+        <w:rPr>
+          <w:rFonts w:ascii="Verdana" w:hAnsi="Verdana"/>
+          <w:sz w:val="24"/>
+          <w:szCs w:val="24"/>
+        </w:rPr>
+      </w:pPr>
+      <w:r>
+        <w:rPr>
+          <w:rFonts w:ascii="Verdana" w:hAnsi="Verdana"/>
+          <w:sz w:val="24"/>
+          <w:szCs w:val="24"/>
+        </w:rPr>
         <w:t>Indhold af .JCF fil</w:t>
       </w:r>
     </w:p>
@@ -3565,10 +3686,18 @@
         <w:bidi w:val="0"/>
         <w:spacing w:before="0" w:after="0"/>
         <w:jc w:val="left"/>
-        <w:rPr/>
-      </w:pPr>
-      <w:r>
-        <w:rPr/>
+        <w:rPr>
+          <w:rFonts w:ascii="Verdana" w:hAnsi="Verdana"/>
+          <w:sz w:val="24"/>
+          <w:szCs w:val="24"/>
+        </w:rPr>
+      </w:pPr>
+      <w:r>
+        <w:rPr>
+          <w:rFonts w:ascii="Verdana" w:hAnsi="Verdana"/>
+          <w:sz w:val="24"/>
+          <w:szCs w:val="24"/>
+        </w:rPr>
         <w:t>-&gt; Taleinformation</w:t>
       </w:r>
     </w:p>
@@ -3578,10 +3707,18 @@
         <w:bidi w:val="0"/>
         <w:spacing w:before="0" w:after="0"/>
         <w:jc w:val="left"/>
-        <w:rPr/>
-      </w:pPr>
-      <w:r>
-        <w:rPr/>
+        <w:rPr>
+          <w:rFonts w:ascii="Verdana" w:hAnsi="Verdana"/>
+          <w:sz w:val="24"/>
+          <w:szCs w:val="24"/>
+        </w:rPr>
+      </w:pPr>
+      <w:r>
+        <w:rPr>
+          <w:rFonts w:ascii="Verdana" w:hAnsi="Verdana"/>
+          <w:sz w:val="24"/>
+          <w:szCs w:val="24"/>
+        </w:rPr>
         <w:t>-&gt; Konfigurer informationsniveau</w:t>
       </w:r>
     </w:p>
@@ -3591,10 +3728,18 @@
         <w:bidi w:val="0"/>
         <w:spacing w:before="0" w:after="0"/>
         <w:jc w:val="left"/>
-        <w:rPr/>
-      </w:pPr>
-      <w:r>
-        <w:rPr/>
+        <w:rPr>
+          <w:rFonts w:ascii="Verdana" w:hAnsi="Verdana"/>
+          <w:sz w:val="24"/>
+          <w:szCs w:val="24"/>
+        </w:rPr>
+      </w:pPr>
+      <w:r>
+        <w:rPr>
+          <w:rFonts w:ascii="Verdana" w:hAnsi="Verdana"/>
+          <w:sz w:val="24"/>
+          <w:szCs w:val="24"/>
+        </w:rPr>
         <w:t>-&gt; Begynder</w:t>
       </w:r>
     </w:p>
@@ -3604,10 +3749,18 @@
         <w:bidi w:val="0"/>
         <w:spacing w:before="0" w:after="0"/>
         <w:jc w:val="left"/>
-        <w:rPr/>
-      </w:pPr>
-      <w:r>
-        <w:rPr/>
+        <w:rPr>
+          <w:rFonts w:ascii="Verdana" w:hAnsi="Verdana"/>
+          <w:sz w:val="24"/>
+          <w:szCs w:val="24"/>
+        </w:rPr>
+      </w:pPr>
+      <w:r>
+        <w:rPr>
+          <w:rFonts w:ascii="Verdana" w:hAnsi="Verdana"/>
+          <w:sz w:val="24"/>
+          <w:szCs w:val="24"/>
+        </w:rPr>
         <w:t>-&gt; Positionsinformation</w:t>
       </w:r>
     </w:p>
@@ -3617,10 +3770,18 @@
         <w:bidi w:val="0"/>
         <w:spacing w:before="0" w:after="0"/>
         <w:jc w:val="left"/>
-        <w:rPr/>
-      </w:pPr>
-      <w:r>
-        <w:rPr/>
+        <w:rPr>
+          <w:rFonts w:ascii="Verdana" w:hAnsi="Verdana"/>
+          <w:sz w:val="24"/>
+          <w:szCs w:val="24"/>
+        </w:rPr>
+      </w:pPr>
+      <w:r>
+        <w:rPr>
+          <w:rFonts w:ascii="Verdana" w:hAnsi="Verdana"/>
+          <w:sz w:val="24"/>
+          <w:szCs w:val="24"/>
+        </w:rPr>
         <w:t>Fjern markering fra checkbox</w:t>
       </w:r>
     </w:p>
@@ -3630,10 +3791,18 @@
         <w:bidi w:val="0"/>
         <w:spacing w:before="0" w:after="0"/>
         <w:jc w:val="left"/>
-        <w:rPr/>
-      </w:pPr>
-      <w:r>
-        <w:rPr/>
+        <w:rPr>
+          <w:rFonts w:ascii="Verdana" w:hAnsi="Verdana"/>
+          <w:sz w:val="24"/>
+          <w:szCs w:val="24"/>
+        </w:rPr>
+      </w:pPr>
+      <w:r>
+        <w:rPr>
+          <w:rFonts w:ascii="Verdana" w:hAnsi="Verdana"/>
+          <w:sz w:val="24"/>
+          <w:szCs w:val="24"/>
+        </w:rPr>
         <w:t>Fjerner overflødig tale-information om position i og størrelse af den aktuelle listbox</w:t>
       </w:r>
     </w:p>
@@ -3643,10 +3812,18 @@
         <w:bidi w:val="0"/>
         <w:spacing w:before="0" w:after="0"/>
         <w:jc w:val="left"/>
-        <w:rPr/>
-      </w:pPr>
-      <w:r>
-        <w:rPr/>
+        <w:rPr>
+          <w:rFonts w:ascii="Verdana" w:hAnsi="Verdana"/>
+          <w:sz w:val="24"/>
+          <w:szCs w:val="24"/>
+        </w:rPr>
+      </w:pPr>
+      <w:r>
+        <w:rPr>
+          <w:rFonts w:ascii="Verdana" w:hAnsi="Verdana"/>
+          <w:sz w:val="24"/>
+          <w:szCs w:val="24"/>
+        </w:rPr>
         <w:t>[OutputModes]</w:t>
       </w:r>
     </w:p>
@@ -3656,10 +3833,18 @@
         <w:bidi w:val="0"/>
         <w:spacing w:before="0" w:after="0"/>
         <w:jc w:val="left"/>
-        <w:rPr/>
-      </w:pPr>
-      <w:r>
-        <w:rPr/>
+        <w:rPr>
+          <w:rFonts w:ascii="Verdana" w:hAnsi="Verdana"/>
+          <w:sz w:val="24"/>
+          <w:szCs w:val="24"/>
+        </w:rPr>
+      </w:pPr>
+      <w:r>
+        <w:rPr>
+          <w:rFonts w:ascii="Verdana" w:hAnsi="Verdana"/>
+          <w:sz w:val="24"/>
+          <w:szCs w:val="24"/>
+        </w:rPr>
         <w:t>POSITION=0|2|0|Positionsinformation</w:t>
       </w:r>
     </w:p>
@@ -3669,10 +3854,18 @@
         <w:bidi w:val="0"/>
         <w:spacing w:before="0" w:after="0"/>
         <w:jc w:val="left"/>
-        <w:rPr/>
-      </w:pPr>
-      <w:r>
-        <w:rPr/>
+        <w:rPr>
+          <w:rFonts w:ascii="Verdana" w:hAnsi="Verdana"/>
+          <w:sz w:val="24"/>
+          <w:szCs w:val="24"/>
+        </w:rPr>
+      </w:pPr>
+      <w:r>
+        <w:rPr>
+          <w:rFonts w:ascii="Verdana" w:hAnsi="Verdana"/>
+          <w:sz w:val="24"/>
+          <w:szCs w:val="24"/>
+        </w:rPr>
         <w:t>-&gt; Taleinformation</w:t>
       </w:r>
     </w:p>
@@ -3682,10 +3875,18 @@
         <w:bidi w:val="0"/>
         <w:spacing w:before="0" w:after="0"/>
         <w:jc w:val="left"/>
-        <w:rPr/>
-      </w:pPr>
-      <w:r>
-        <w:rPr/>
+        <w:rPr>
+          <w:rFonts w:ascii="Verdana" w:hAnsi="Verdana"/>
+          <w:sz w:val="24"/>
+          <w:szCs w:val="24"/>
+        </w:rPr>
+      </w:pPr>
+      <w:r>
+        <w:rPr>
+          <w:rFonts w:ascii="Verdana" w:hAnsi="Verdana"/>
+          <w:sz w:val="24"/>
+          <w:szCs w:val="24"/>
+        </w:rPr>
         <w:t>-&gt; Konfigurer informationsniveau</w:t>
       </w:r>
     </w:p>
@@ -3695,10 +3896,18 @@
         <w:bidi w:val="0"/>
         <w:spacing w:before="0" w:after="0"/>
         <w:jc w:val="left"/>
-        <w:rPr/>
-      </w:pPr>
-      <w:r>
-        <w:rPr/>
+        <w:rPr>
+          <w:rFonts w:ascii="Verdana" w:hAnsi="Verdana"/>
+          <w:sz w:val="24"/>
+          <w:szCs w:val="24"/>
+        </w:rPr>
+      </w:pPr>
+      <w:r>
+        <w:rPr>
+          <w:rFonts w:ascii="Verdana" w:hAnsi="Verdana"/>
+          <w:sz w:val="24"/>
+          <w:szCs w:val="24"/>
+        </w:rPr>
         <w:t>-&gt; Begynder</w:t>
       </w:r>
     </w:p>
@@ -3708,10 +3917,18 @@
         <w:bidi w:val="0"/>
         <w:spacing w:before="0" w:after="0"/>
         <w:jc w:val="left"/>
-        <w:rPr/>
-      </w:pPr>
-      <w:r>
-        <w:rPr/>
+        <w:rPr>
+          <w:rFonts w:ascii="Verdana" w:hAnsi="Verdana"/>
+          <w:sz w:val="24"/>
+          <w:szCs w:val="24"/>
+        </w:rPr>
+      </w:pPr>
+      <w:r>
+        <w:rPr>
+          <w:rFonts w:ascii="Verdana" w:hAnsi="Verdana"/>
+          <w:sz w:val="24"/>
+          <w:szCs w:val="24"/>
+        </w:rPr>
         <w:t>-&gt; Kontroltype</w:t>
       </w:r>
     </w:p>
@@ -3721,10 +3938,18 @@
         <w:bidi w:val="0"/>
         <w:spacing w:before="0" w:after="0"/>
         <w:jc w:val="left"/>
-        <w:rPr/>
-      </w:pPr>
-      <w:r>
-        <w:rPr/>
+        <w:rPr>
+          <w:rFonts w:ascii="Verdana" w:hAnsi="Verdana"/>
+          <w:sz w:val="24"/>
+          <w:szCs w:val="24"/>
+        </w:rPr>
+      </w:pPr>
+      <w:r>
+        <w:rPr>
+          <w:rFonts w:ascii="Verdana" w:hAnsi="Verdana"/>
+          <w:sz w:val="24"/>
+          <w:szCs w:val="24"/>
+        </w:rPr>
         <w:t>Fjern markering fra checkbox</w:t>
       </w:r>
     </w:p>
@@ -3734,10 +3959,18 @@
         <w:bidi w:val="0"/>
         <w:spacing w:before="0" w:after="0"/>
         <w:jc w:val="left"/>
-        <w:rPr/>
-      </w:pPr>
-      <w:r>
-        <w:rPr/>
+        <w:rPr>
+          <w:rFonts w:ascii="Verdana" w:hAnsi="Verdana"/>
+          <w:sz w:val="24"/>
+          <w:szCs w:val="24"/>
+        </w:rPr>
+      </w:pPr>
+      <w:r>
+        <w:rPr>
+          <w:rFonts w:ascii="Verdana" w:hAnsi="Verdana"/>
+          <w:sz w:val="24"/>
+          <w:szCs w:val="24"/>
+        </w:rPr>
         <w:t>Fjerner overflødig tale-information om type af alle kontroller</w:t>
       </w:r>
     </w:p>
@@ -3747,10 +3980,18 @@
         <w:bidi w:val="0"/>
         <w:spacing w:before="0" w:after="0"/>
         <w:jc w:val="left"/>
-        <w:rPr/>
-      </w:pPr>
-      <w:r>
-        <w:rPr/>
+        <w:rPr>
+          <w:rFonts w:ascii="Verdana" w:hAnsi="Verdana"/>
+          <w:sz w:val="24"/>
+          <w:szCs w:val="24"/>
+        </w:rPr>
+      </w:pPr>
+      <w:r>
+        <w:rPr>
+          <w:rFonts w:ascii="Verdana" w:hAnsi="Verdana"/>
+          <w:sz w:val="24"/>
+          <w:szCs w:val="24"/>
+        </w:rPr>
         <w:t>[OutputModes]</w:t>
       </w:r>
     </w:p>
@@ -3760,10 +4001,18 @@
         <w:bidi w:val="0"/>
         <w:spacing w:before="0" w:after="0"/>
         <w:jc w:val="left"/>
-        <w:rPr/>
-      </w:pPr>
-      <w:r>
-        <w:rPr/>
+        <w:rPr>
+          <w:rFonts w:ascii="Verdana" w:hAnsi="Verdana"/>
+          <w:sz w:val="24"/>
+          <w:szCs w:val="24"/>
+        </w:rPr>
+      </w:pPr>
+      <w:r>
+        <w:rPr>
+          <w:rFonts w:ascii="Verdana" w:hAnsi="Verdana"/>
+          <w:sz w:val="24"/>
+          <w:szCs w:val="24"/>
+        </w:rPr>
         <w:t>CONTROL_TYPE=0|2|2|Kontroltype</w:t>
       </w:r>
     </w:p>
@@ -3773,22 +4022,38 @@
         <w:bidi w:val="0"/>
         <w:spacing w:before="0" w:after="0"/>
         <w:jc w:val="left"/>
-        <w:rPr/>
-      </w:pPr>
-      <w:r>
-        <w:rPr/>
-      </w:r>
-    </w:p>
-    <w:p>
-      <w:pPr>
-        <w:pStyle w:val="Prformaterettekst"/>
-        <w:bidi w:val="0"/>
-        <w:spacing w:before="0" w:after="0"/>
-        <w:jc w:val="left"/>
-        <w:rPr/>
-      </w:pPr>
-      <w:r>
-        <w:rPr/>
+        <w:rPr>
+          <w:rFonts w:ascii="Verdana" w:hAnsi="Verdana"/>
+          <w:sz w:val="24"/>
+          <w:szCs w:val="24"/>
+        </w:rPr>
+      </w:pPr>
+      <w:r>
+        <w:rPr>
+          <w:rFonts w:ascii="Verdana" w:hAnsi="Verdana"/>
+          <w:sz w:val="24"/>
+          <w:szCs w:val="24"/>
+        </w:rPr>
+      </w:r>
+    </w:p>
+    <w:p>
+      <w:pPr>
+        <w:pStyle w:val="Prformaterettekst"/>
+        <w:bidi w:val="0"/>
+        <w:spacing w:before="0" w:after="0"/>
+        <w:jc w:val="left"/>
+        <w:rPr>
+          <w:rFonts w:ascii="Verdana" w:hAnsi="Verdana"/>
+          <w:sz w:val="24"/>
+          <w:szCs w:val="24"/>
+        </w:rPr>
+      </w:pPr>
+      <w:r>
+        <w:rPr>
+          <w:rFonts w:ascii="Verdana" w:hAnsi="Verdana"/>
+          <w:sz w:val="24"/>
+          <w:szCs w:val="24"/>
+        </w:rPr>
         <w:t>NOTE: JAWS gemmer ovenstående konfigurationen i en simpel tekstfil.</w:t>
       </w:r>
     </w:p>
@@ -3798,10 +4063,18 @@
         <w:bidi w:val="0"/>
         <w:spacing w:before="0" w:after="0"/>
         <w:jc w:val="left"/>
-        <w:rPr/>
-      </w:pPr>
-      <w:r>
-        <w:rPr/>
+        <w:rPr>
+          <w:rFonts w:ascii="Verdana" w:hAnsi="Verdana"/>
+          <w:sz w:val="24"/>
+          <w:szCs w:val="24"/>
+        </w:rPr>
+      </w:pPr>
+      <w:r>
+        <w:rPr>
+          <w:rFonts w:ascii="Verdana" w:hAnsi="Verdana"/>
+          <w:sz w:val="24"/>
+          <w:szCs w:val="24"/>
+        </w:rPr>
         <w:t>Et eksempel på en typisk placering på en dansk PC med brugeren "Jens", et ”Focus 14” Braille display og  JAWS 2021 er:</w:t>
       </w:r>
     </w:p>
@@ -3811,22 +4084,38 @@
         <w:bidi w:val="0"/>
         <w:spacing w:before="0" w:after="0"/>
         <w:jc w:val="left"/>
-        <w:rPr/>
-      </w:pPr>
-      <w:r>
-        <w:rPr/>
-      </w:r>
-    </w:p>
-    <w:p>
-      <w:pPr>
-        <w:pStyle w:val="Prformaterettekst"/>
-        <w:bidi w:val="0"/>
-        <w:spacing w:before="0" w:after="0"/>
-        <w:jc w:val="left"/>
-        <w:rPr/>
-      </w:pPr>
-      <w:r>
-        <w:rPr/>
+        <w:rPr>
+          <w:rFonts w:ascii="Verdana" w:hAnsi="Verdana"/>
+          <w:sz w:val="24"/>
+          <w:szCs w:val="24"/>
+        </w:rPr>
+      </w:pPr>
+      <w:r>
+        <w:rPr>
+          <w:rFonts w:ascii="Verdana" w:hAnsi="Verdana"/>
+          <w:sz w:val="24"/>
+          <w:szCs w:val="24"/>
+        </w:rPr>
+      </w:r>
+    </w:p>
+    <w:p>
+      <w:pPr>
+        <w:pStyle w:val="Prformaterettekst"/>
+        <w:bidi w:val="0"/>
+        <w:spacing w:before="0" w:after="0"/>
+        <w:jc w:val="left"/>
+        <w:rPr>
+          <w:rFonts w:ascii="Verdana" w:hAnsi="Verdana"/>
+          <w:sz w:val="24"/>
+          <w:szCs w:val="24"/>
+        </w:rPr>
+      </w:pPr>
+      <w:r>
+        <w:rPr>
+          <w:rFonts w:ascii="Verdana" w:hAnsi="Verdana"/>
+          <w:sz w:val="24"/>
+          <w:szCs w:val="24"/>
+        </w:rPr>
         <w:t>C:\Users\Jens\AppData\Roaming\Freedom Scientific\JAWS\2021\Settings\dan\IBOS MusicBrailleReader.JCF</w:t>
       </w:r>
     </w:p>
@@ -3836,22 +4125,38 @@
         <w:bidi w:val="0"/>
         <w:spacing w:before="0" w:after="0"/>
         <w:jc w:val="left"/>
-        <w:rPr/>
-      </w:pPr>
-      <w:r>
-        <w:rPr/>
-      </w:r>
-    </w:p>
-    <w:p>
-      <w:pPr>
-        <w:pStyle w:val="Prformaterettekst"/>
-        <w:bidi w:val="0"/>
-        <w:spacing w:before="0" w:after="0"/>
-        <w:jc w:val="left"/>
-        <w:rPr/>
-      </w:pPr>
-      <w:r>
-        <w:rPr/>
+        <w:rPr>
+          <w:rFonts w:ascii="Verdana" w:hAnsi="Verdana"/>
+          <w:sz w:val="24"/>
+          <w:szCs w:val="24"/>
+        </w:rPr>
+      </w:pPr>
+      <w:r>
+        <w:rPr>
+          <w:rFonts w:ascii="Verdana" w:hAnsi="Verdana"/>
+          <w:sz w:val="24"/>
+          <w:szCs w:val="24"/>
+        </w:rPr>
+      </w:r>
+    </w:p>
+    <w:p>
+      <w:pPr>
+        <w:pStyle w:val="Prformaterettekst"/>
+        <w:bidi w:val="0"/>
+        <w:spacing w:before="0" w:after="0"/>
+        <w:jc w:val="left"/>
+        <w:rPr>
+          <w:rFonts w:ascii="Verdana" w:hAnsi="Verdana"/>
+          <w:sz w:val="24"/>
+          <w:szCs w:val="24"/>
+        </w:rPr>
+      </w:pPr>
+      <w:r>
+        <w:rPr>
+          <w:rFonts w:ascii="Verdana" w:hAnsi="Verdana"/>
+          <w:sz w:val="24"/>
+          <w:szCs w:val="24"/>
+        </w:rPr>
         <w:t>Et typisk eksempel på indholdet af denne fil efter ovenstående opsætning er:</w:t>
       </w:r>
     </w:p>
@@ -3861,22 +4166,38 @@
         <w:bidi w:val="0"/>
         <w:spacing w:before="0" w:after="0"/>
         <w:jc w:val="left"/>
-        <w:rPr/>
-      </w:pPr>
-      <w:r>
-        <w:rPr/>
-      </w:r>
-    </w:p>
-    <w:p>
-      <w:pPr>
-        <w:pStyle w:val="Prformaterettekst"/>
-        <w:bidi w:val="0"/>
-        <w:spacing w:before="0" w:after="0"/>
-        <w:jc w:val="left"/>
-        <w:rPr/>
-      </w:pPr>
-      <w:r>
-        <w:rPr/>
+        <w:rPr>
+          <w:rFonts w:ascii="Verdana" w:hAnsi="Verdana"/>
+          <w:sz w:val="24"/>
+          <w:szCs w:val="24"/>
+        </w:rPr>
+      </w:pPr>
+      <w:r>
+        <w:rPr>
+          <w:rFonts w:ascii="Verdana" w:hAnsi="Verdana"/>
+          <w:sz w:val="24"/>
+          <w:szCs w:val="24"/>
+        </w:rPr>
+      </w:r>
+    </w:p>
+    <w:p>
+      <w:pPr>
+        <w:pStyle w:val="Prformaterettekst"/>
+        <w:bidi w:val="0"/>
+        <w:spacing w:before="0" w:after="0"/>
+        <w:jc w:val="left"/>
+        <w:rPr>
+          <w:rFonts w:ascii="Verdana" w:hAnsi="Verdana"/>
+          <w:sz w:val="24"/>
+          <w:szCs w:val="24"/>
+        </w:rPr>
+      </w:pPr>
+      <w:r>
+        <w:rPr>
+          <w:rFonts w:ascii="Verdana" w:hAnsi="Verdana"/>
+          <w:sz w:val="24"/>
+          <w:szCs w:val="24"/>
+        </w:rPr>
         <w:t>[OutputModes]</w:t>
       </w:r>
     </w:p>
@@ -3886,10 +4207,18 @@
         <w:bidi w:val="0"/>
         <w:spacing w:before="0" w:after="0"/>
         <w:jc w:val="left"/>
-        <w:rPr/>
-      </w:pPr>
-      <w:r>
-        <w:rPr/>
+        <w:rPr>
+          <w:rFonts w:ascii="Verdana" w:hAnsi="Verdana"/>
+          <w:sz w:val="24"/>
+          <w:szCs w:val="24"/>
+        </w:rPr>
+      </w:pPr>
+      <w:r>
+        <w:rPr>
+          <w:rFonts w:ascii="Verdana" w:hAnsi="Verdana"/>
+          <w:sz w:val="24"/>
+          <w:szCs w:val="24"/>
+        </w:rPr>
         <w:t>POSITION=0|2|0|Positionsinformation</w:t>
       </w:r>
     </w:p>
@@ -3899,10 +4228,18 @@
         <w:bidi w:val="0"/>
         <w:spacing w:before="0" w:after="0"/>
         <w:jc w:val="left"/>
-        <w:rPr/>
-      </w:pPr>
-      <w:r>
-        <w:rPr/>
+        <w:rPr>
+          <w:rFonts w:ascii="Verdana" w:hAnsi="Verdana"/>
+          <w:sz w:val="24"/>
+          <w:szCs w:val="24"/>
+        </w:rPr>
+      </w:pPr>
+      <w:r>
+        <w:rPr>
+          <w:rFonts w:ascii="Verdana" w:hAnsi="Verdana"/>
+          <w:sz w:val="24"/>
+          <w:szCs w:val="24"/>
+        </w:rPr>
         <w:t>CONTROL_TYPE=0|2|2|Kontroltype</w:t>
       </w:r>
     </w:p>
@@ -3912,10 +4249,18 @@
         <w:bidi w:val="0"/>
         <w:spacing w:before="0" w:after="0"/>
         <w:jc w:val="left"/>
-        <w:rPr/>
-      </w:pPr>
-      <w:r>
-        <w:rPr/>
+        <w:rPr>
+          <w:rFonts w:ascii="Verdana" w:hAnsi="Verdana"/>
+          <w:sz w:val="24"/>
+          <w:szCs w:val="24"/>
+        </w:rPr>
+      </w:pPr>
+      <w:r>
+        <w:rPr>
+          <w:rFonts w:ascii="Verdana" w:hAnsi="Verdana"/>
+          <w:sz w:val="24"/>
+          <w:szCs w:val="24"/>
+        </w:rPr>
         <w:t>[FocusXT14]</w:t>
       </w:r>
     </w:p>
@@ -3925,10 +4270,18 @@
         <w:bidi w:val="0"/>
         <w:spacing w:before="0" w:after="0"/>
         <w:jc w:val="left"/>
-        <w:rPr/>
-      </w:pPr>
-      <w:r>
-        <w:rPr/>
+        <w:rPr>
+          <w:rFonts w:ascii="Verdana" w:hAnsi="Verdana"/>
+          <w:sz w:val="24"/>
+          <w:szCs w:val="24"/>
+        </w:rPr>
+      </w:pPr>
+      <w:r>
+        <w:rPr>
+          <w:rFonts w:ascii="Verdana" w:hAnsi="Verdana"/>
+          <w:sz w:val="24"/>
+          <w:szCs w:val="24"/>
+        </w:rPr>
         <w:t>StructuredModeInclusionFlags=8189</w:t>
       </w:r>
     </w:p>
@@ -3938,10 +4291,18 @@
         <w:bidi w:val="0"/>
         <w:spacing w:before="0" w:after="0"/>
         <w:jc w:val="left"/>
-        <w:rPr/>
-      </w:pPr>
-      <w:r>
-        <w:rPr/>
+        <w:rPr>
+          <w:rFonts w:ascii="Verdana" w:hAnsi="Verdana"/>
+          <w:sz w:val="24"/>
+          <w:szCs w:val="24"/>
+        </w:rPr>
+      </w:pPr>
+      <w:r>
+        <w:rPr>
+          <w:rFonts w:ascii="Verdana" w:hAnsi="Verdana"/>
+          <w:sz w:val="24"/>
+          <w:szCs w:val="24"/>
+        </w:rPr>
       </w:r>
     </w:p>
     <w:sectPr>
@@ -4147,6 +4508,98 @@
   <w:abstractNum w:abstractNumId="3">
     <w:lvl w:ilvl="0">
       <w:start w:val="1"/>
+      <w:numFmt w:val="none"/>
+      <w:suff w:val="nothing"/>
+      <w:lvlText w:val=""/>
+      <w:lvlJc w:val="left"/>
+      <w:pPr>
+        <w:ind w:left="0" w:hanging="0"/>
+      </w:pPr>
+    </w:lvl>
+    <w:lvl w:ilvl="1">
+      <w:start w:val="1"/>
+      <w:numFmt w:val="none"/>
+      <w:suff w:val="nothing"/>
+      <w:lvlText w:val=""/>
+      <w:lvlJc w:val="left"/>
+      <w:pPr>
+        <w:ind w:left="0" w:hanging="0"/>
+      </w:pPr>
+    </w:lvl>
+    <w:lvl w:ilvl="2">
+      <w:start w:val="1"/>
+      <w:numFmt w:val="none"/>
+      <w:suff w:val="nothing"/>
+      <w:lvlText w:val=""/>
+      <w:lvlJc w:val="left"/>
+      <w:pPr>
+        <w:ind w:left="0" w:hanging="0"/>
+      </w:pPr>
+    </w:lvl>
+    <w:lvl w:ilvl="3">
+      <w:start w:val="1"/>
+      <w:numFmt w:val="none"/>
+      <w:suff w:val="nothing"/>
+      <w:lvlText w:val=""/>
+      <w:lvlJc w:val="left"/>
+      <w:pPr>
+        <w:ind w:left="0" w:hanging="0"/>
+      </w:pPr>
+    </w:lvl>
+    <w:lvl w:ilvl="4">
+      <w:start w:val="1"/>
+      <w:numFmt w:val="none"/>
+      <w:suff w:val="nothing"/>
+      <w:lvlText w:val=""/>
+      <w:lvlJc w:val="left"/>
+      <w:pPr>
+        <w:ind w:left="0" w:hanging="0"/>
+      </w:pPr>
+    </w:lvl>
+    <w:lvl w:ilvl="5">
+      <w:start w:val="1"/>
+      <w:numFmt w:val="none"/>
+      <w:suff w:val="nothing"/>
+      <w:lvlText w:val=""/>
+      <w:lvlJc w:val="left"/>
+      <w:pPr>
+        <w:ind w:left="0" w:hanging="0"/>
+      </w:pPr>
+    </w:lvl>
+    <w:lvl w:ilvl="6">
+      <w:start w:val="1"/>
+      <w:numFmt w:val="none"/>
+      <w:suff w:val="nothing"/>
+      <w:lvlText w:val=""/>
+      <w:lvlJc w:val="left"/>
+      <w:pPr>
+        <w:ind w:left="0" w:hanging="0"/>
+      </w:pPr>
+    </w:lvl>
+    <w:lvl w:ilvl="7">
+      <w:start w:val="1"/>
+      <w:numFmt w:val="none"/>
+      <w:suff w:val="nothing"/>
+      <w:lvlText w:val=""/>
+      <w:lvlJc w:val="left"/>
+      <w:pPr>
+        <w:ind w:left="0" w:hanging="0"/>
+      </w:pPr>
+    </w:lvl>
+    <w:lvl w:ilvl="8">
+      <w:start w:val="1"/>
+      <w:numFmt w:val="none"/>
+      <w:suff w:val="nothing"/>
+      <w:lvlText w:val=""/>
+      <w:lvlJc w:val="left"/>
+      <w:pPr>
+        <w:ind w:left="0" w:hanging="0"/>
+      </w:pPr>
+    </w:lvl>
+  </w:abstractNum>
+  <w:abstractNum w:abstractNumId="4">
+    <w:lvl w:ilvl="0">
+      <w:start w:val="1"/>
       <w:numFmt w:val="bullet"/>
       <w:lvlText w:val=""/>
       <w:lvlJc w:val="left"/>
@@ -4290,7 +4743,7 @@
       </w:rPr>
     </w:lvl>
   </w:abstractNum>
-  <w:abstractNum w:abstractNumId="4">
+  <w:abstractNum w:abstractNumId="5">
     <w:lvl w:ilvl="0">
       <w:start w:val="1"/>
       <w:numFmt w:val="bullet"/>
@@ -4447,6 +4900,9 @@
   </w:num>
   <w:num w:numId="4">
     <w:abstractNumId w:val="4"/>
+  </w:num>
+  <w:num w:numId="5">
+    <w:abstractNumId w:val="5"/>
   </w:num>
 </w:numbering>
 </file>

--- a/Documentation/Test descriptions/Version 4.1/Brugervejledning for IBOS Punktnodelæser.v4.1.docx
+++ b/Documentation/Test descriptions/Version 4.1/Brugervejledning for IBOS Punktnodelæser.v4.1.docx
@@ -65,7 +65,7 @@
         <w:pStyle w:val="Overskrift1"/>
         <w:numPr>
           <w:ilvl w:val="0"/>
-          <w:numId w:val="3"/>
+          <w:numId w:val="4"/>
         </w:numPr>
         <w:rPr>
           <w:rFonts w:ascii="Verdana" w:hAnsi="Verdana"/>
@@ -177,14 +177,14 @@
         </w:tblCellMar>
       </w:tblPr>
       <w:tblGrid>
-        <w:gridCol w:w="2774"/>
-        <w:gridCol w:w="6872"/>
+        <w:gridCol w:w="2773"/>
+        <w:gridCol w:w="6873"/>
       </w:tblGrid>
       <w:tr>
         <w:trPr/>
         <w:tc>
           <w:tcPr>
-            <w:tcW w:w="2774" w:type="dxa"/>
+            <w:tcW w:w="2773" w:type="dxa"/>
             <w:tcBorders>
               <w:top w:val="single" w:sz="2" w:space="0" w:color="000000"/>
               <w:left w:val="single" w:sz="2" w:space="0" w:color="000000"/>
@@ -211,7 +211,7 @@
         </w:tc>
         <w:tc>
           <w:tcPr>
-            <w:tcW w:w="6872" w:type="dxa"/>
+            <w:tcW w:w="6873" w:type="dxa"/>
             <w:tcBorders>
               <w:top w:val="single" w:sz="2" w:space="0" w:color="000000"/>
               <w:left w:val="single" w:sz="2" w:space="0" w:color="000000"/>
@@ -277,21 +277,7 @@
                 <w:rFonts w:cs="Verdana" w:ascii="Verdana" w:hAnsi="Verdana"/>
                 <w:color w:val="000000"/>
               </w:rPr>
-              <w:t xml:space="preserve">til at aktivere de mange ekstra funktioner, som for eksempel at udskrive punktnodefilen som MusicXml </w:t>
-            </w:r>
-            <w:r>
-              <w:rPr>
-                <w:rFonts w:cs="Verdana" w:ascii="Verdana" w:hAnsi="Verdana"/>
-                <w:color w:val="000000"/>
-              </w:rPr>
-              <w:t>eller tekst</w:t>
-            </w:r>
-            <w:r>
-              <w:rPr>
-                <w:rFonts w:cs="Verdana" w:ascii="Verdana" w:hAnsi="Verdana"/>
-                <w:color w:val="000000"/>
-              </w:rPr>
-              <w:t>.</w:t>
+              <w:t>til at aktivere de mange ekstra funktioner, som for eksempel at udskrive punktnodefilen som MusicXml eller tekst.</w:t>
             </w:r>
           </w:p>
         </w:tc>
@@ -300,7 +286,7 @@
         <w:trPr/>
         <w:tc>
           <w:tcPr>
-            <w:tcW w:w="2774" w:type="dxa"/>
+            <w:tcW w:w="2773" w:type="dxa"/>
             <w:tcBorders>
               <w:left w:val="single" w:sz="2" w:space="0" w:color="000000"/>
               <w:bottom w:val="single" w:sz="2" w:space="0" w:color="000000"/>
@@ -326,7 +312,7 @@
         </w:tc>
         <w:tc>
           <w:tcPr>
-            <w:tcW w:w="6872" w:type="dxa"/>
+            <w:tcW w:w="6873" w:type="dxa"/>
             <w:tcBorders>
               <w:left w:val="single" w:sz="2" w:space="0" w:color="000000"/>
               <w:bottom w:val="single" w:sz="2" w:space="0" w:color="000000"/>
@@ -357,14 +343,7 @@
                 <w:rFonts w:cs="Verdana" w:ascii="Verdana" w:hAnsi="Verdana"/>
                 <w:color w:val="000000"/>
               </w:rPr>
-              <w:t xml:space="preserve">Hvis JAWS kører, oplæses </w:t>
-            </w:r>
-            <w:r>
-              <w:rPr>
-                <w:rFonts w:cs="Verdana" w:ascii="Verdana" w:hAnsi="Verdana"/>
-                <w:color w:val="000000"/>
-              </w:rPr>
-              <w:t xml:space="preserve">den valgte linje. </w:t>
+              <w:t xml:space="preserve">Hvis JAWS kører, oplæses den valgte linje. </w:t>
             </w:r>
           </w:p>
           <w:p>
@@ -377,21 +356,7 @@
                 <w:rFonts w:cs="Verdana" w:ascii="Verdana" w:hAnsi="Verdana"/>
                 <w:color w:val="000000"/>
               </w:rPr>
-              <w:t xml:space="preserve">Og hvis et Braille-display er tilsluttet, vises </w:t>
-            </w:r>
-            <w:r>
-              <w:rPr>
-                <w:rFonts w:cs="Verdana" w:ascii="Verdana" w:hAnsi="Verdana"/>
-                <w:color w:val="000000"/>
-              </w:rPr>
-              <w:t>den valgte linje</w:t>
-            </w:r>
-            <w:r>
-              <w:rPr>
-                <w:rFonts w:cs="Verdana" w:ascii="Verdana" w:hAnsi="Verdana"/>
-                <w:color w:val="000000"/>
-              </w:rPr>
-              <w:t xml:space="preserve"> dér.</w:t>
+              <w:t>Og hvis et Braille-display er tilsluttet, vises den valgte linje dér.</w:t>
             </w:r>
           </w:p>
           <w:p>
@@ -405,49 +370,7 @@
                 <w:rFonts w:cs="Verdana" w:ascii="Verdana" w:hAnsi="Verdana"/>
                 <w:color w:val="000000"/>
               </w:rPr>
-              <w:t xml:space="preserve">Endelig afspilles </w:t>
-            </w:r>
-            <w:r>
-              <w:rPr>
-                <w:rFonts w:cs="Verdana" w:ascii="Verdana" w:hAnsi="Verdana"/>
-                <w:color w:val="000000"/>
-              </w:rPr>
-              <w:t>den valgte linje</w:t>
-            </w:r>
-            <w:r>
-              <w:rPr>
-                <w:rFonts w:cs="Verdana" w:ascii="Verdana" w:hAnsi="Verdana"/>
-                <w:color w:val="000000"/>
-              </w:rPr>
-              <w:t xml:space="preserve"> </w:t>
-            </w:r>
-            <w:r>
-              <w:rPr>
-                <w:rFonts w:cs="Verdana" w:ascii="Verdana" w:hAnsi="Verdana"/>
-                <w:color w:val="000000"/>
-              </w:rPr>
-              <w:t xml:space="preserve">(hvor det giver mening) </w:t>
-            </w:r>
-            <w:r>
-              <w:rPr>
-                <w:rFonts w:cs="Verdana" w:ascii="Verdana" w:hAnsi="Verdana"/>
-                <w:color w:val="000000"/>
-              </w:rPr>
-              <w:t xml:space="preserve">som musik via </w:t>
-            </w:r>
-            <w:r>
-              <w:rPr>
-                <w:rFonts w:cs="Verdana" w:ascii="Verdana" w:hAnsi="Verdana"/>
-                <w:color w:val="000000"/>
-              </w:rPr>
-              <w:t>Pc'ens</w:t>
-            </w:r>
-            <w:r>
-              <w:rPr>
-                <w:rFonts w:cs="Verdana" w:ascii="Verdana" w:hAnsi="Verdana"/>
-                <w:color w:val="000000"/>
-              </w:rPr>
-              <w:t xml:space="preserve"> højttalere.</w:t>
+              <w:t>Endelig afspilles den valgte linje (hvor det giver mening) som musik via Pc'ens højttalere.</w:t>
             </w:r>
           </w:p>
         </w:tc>
@@ -456,7 +379,7 @@
         <w:trPr/>
         <w:tc>
           <w:tcPr>
-            <w:tcW w:w="2774" w:type="dxa"/>
+            <w:tcW w:w="2773" w:type="dxa"/>
             <w:tcBorders>
               <w:left w:val="single" w:sz="2" w:space="0" w:color="000000"/>
               <w:bottom w:val="single" w:sz="2" w:space="0" w:color="000000"/>
@@ -482,7 +405,7 @@
         </w:tc>
         <w:tc>
           <w:tcPr>
-            <w:tcW w:w="6872" w:type="dxa"/>
+            <w:tcW w:w="6873" w:type="dxa"/>
             <w:tcBorders>
               <w:left w:val="single" w:sz="2" w:space="0" w:color="000000"/>
               <w:bottom w:val="single" w:sz="2" w:space="0" w:color="000000"/>
@@ -512,7 +435,7 @@
         <w:trPr/>
         <w:tc>
           <w:tcPr>
-            <w:tcW w:w="2774" w:type="dxa"/>
+            <w:tcW w:w="2773" w:type="dxa"/>
             <w:tcBorders>
               <w:left w:val="single" w:sz="2" w:space="0" w:color="000000"/>
             </w:tcBorders>
@@ -537,7 +460,7 @@
         </w:tc>
         <w:tc>
           <w:tcPr>
-            <w:tcW w:w="6872" w:type="dxa"/>
+            <w:tcW w:w="6873" w:type="dxa"/>
             <w:tcBorders>
               <w:left w:val="single" w:sz="2" w:space="0" w:color="000000"/>
               <w:right w:val="single" w:sz="2" w:space="0" w:color="000000"/>
@@ -572,7 +495,7 @@
         <w:trPr/>
         <w:tc>
           <w:tcPr>
-            <w:tcW w:w="2774" w:type="dxa"/>
+            <w:tcW w:w="2773" w:type="dxa"/>
             <w:tcBorders>
               <w:left w:val="single" w:sz="2" w:space="0" w:color="000000"/>
               <w:bottom w:val="single" w:sz="2" w:space="0" w:color="000000"/>
@@ -598,7 +521,7 @@
         </w:tc>
         <w:tc>
           <w:tcPr>
-            <w:tcW w:w="6872" w:type="dxa"/>
+            <w:tcW w:w="6873" w:type="dxa"/>
             <w:tcBorders>
               <w:left w:val="single" w:sz="2" w:space="0" w:color="000000"/>
               <w:bottom w:val="single" w:sz="2" w:space="0" w:color="000000"/>
@@ -704,7 +627,7 @@
         <w:pStyle w:val="Brdtekst"/>
         <w:numPr>
           <w:ilvl w:val="0"/>
-          <w:numId w:val="4"/>
+          <w:numId w:val="5"/>
         </w:numPr>
         <w:rPr/>
       </w:pPr>
@@ -714,138 +637,6 @@
           <w:color w:val="000000"/>
         </w:rPr>
         <w:t>Aktivere Menulinien ved at trykke på ALT knappen.</w:t>
-      </w:r>
-    </w:p>
-    <w:p>
-      <w:pPr>
-        <w:pStyle w:val="Brdtekst"/>
-        <w:numPr>
-          <w:ilvl w:val="0"/>
-          <w:numId w:val="4"/>
-        </w:numPr>
-        <w:rPr/>
-      </w:pPr>
-      <w:r>
-        <w:rPr>
-          <w:rFonts w:cs="Verdana" w:ascii="Verdana" w:hAnsi="Verdana"/>
-          <w:color w:val="000000"/>
-        </w:rPr>
-        <w:t>Skifte mellem de vigtigste visningskomponenter  (i dette tilfælde Punktnodelisten og Punktnodefilteret) med TAB knappen.</w:t>
-      </w:r>
-    </w:p>
-    <w:p>
-      <w:pPr>
-        <w:pStyle w:val="Brdtekst"/>
-        <w:numPr>
-          <w:ilvl w:val="0"/>
-          <w:numId w:val="4"/>
-        </w:numPr>
-        <w:rPr/>
-      </w:pPr>
-      <w:r>
-        <w:rPr>
-          <w:rFonts w:cs="Verdana" w:ascii="Verdana" w:hAnsi="Verdana"/>
-          <w:color w:val="000000"/>
-        </w:rPr>
-        <w:t>Afbryde en igangværende handling med ESC knappen.</w:t>
-      </w:r>
-    </w:p>
-    <w:p>
-      <w:pPr>
-        <w:pStyle w:val="Brdtekst"/>
-        <w:numPr>
-          <w:ilvl w:val="0"/>
-          <w:numId w:val="4"/>
-        </w:numPr>
-        <w:rPr/>
-      </w:pPr>
-      <w:r>
-        <w:rPr>
-          <w:rFonts w:cs="Verdana" w:ascii="Verdana" w:hAnsi="Verdana"/>
-          <w:color w:val="000000"/>
-        </w:rPr>
-        <w:t>Lukke programmet med ALT + F4</w:t>
-      </w:r>
-    </w:p>
-    <w:p>
-      <w:pPr>
-        <w:pStyle w:val="Brdtekst"/>
-        <w:rPr>
-          <w:rFonts w:ascii="Verdana" w:hAnsi="Verdana" w:cs="Verdana"/>
-          <w:color w:val="000000"/>
-        </w:rPr>
-      </w:pPr>
-      <w:r>
-        <w:rPr>
-          <w:rFonts w:cs="Verdana" w:ascii="Verdana" w:hAnsi="Verdana"/>
-          <w:color w:val="000000"/>
-        </w:rPr>
-      </w:r>
-    </w:p>
-    <w:p>
-      <w:pPr>
-        <w:pStyle w:val="Brdtekst"/>
-        <w:rPr/>
-      </w:pPr>
-      <w:r>
-        <w:rPr>
-          <w:rFonts w:cs="Verdana" w:ascii="Verdana" w:hAnsi="Verdana"/>
-          <w:color w:val="000000"/>
-        </w:rPr>
-        <w:t>Desuden kan man</w:t>
-      </w:r>
-      <w:r>
-        <w:rPr>
-          <w:rFonts w:cs="Verdana" w:ascii="Verdana" w:hAnsi="Verdana"/>
-          <w:color w:val="000000"/>
-          <w:lang w:val="da-DK"/>
-        </w:rPr>
-        <w:t xml:space="preserve">, </w:t>
-      </w:r>
-      <w:r>
-        <w:rPr>
-          <w:rFonts w:cs="Verdana" w:ascii="Verdana" w:hAnsi="Verdana"/>
-          <w:color w:val="000000"/>
-        </w:rPr>
-        <w:t>hvis JAWS kører</w:t>
-      </w:r>
-      <w:r>
-        <w:rPr>
-          <w:rFonts w:cs="Verdana" w:ascii="Verdana" w:hAnsi="Verdana"/>
-          <w:color w:val="000000"/>
-          <w:lang w:val="da-DK"/>
-        </w:rPr>
-        <w:t>,</w:t>
-      </w:r>
-      <w:r>
-        <w:rPr>
-          <w:rFonts w:cs="Verdana" w:ascii="Verdana" w:hAnsi="Verdana"/>
-          <w:color w:val="000000"/>
-        </w:rPr>
-        <w:t xml:space="preserve"> benytte de gængse JAWS kommandoer</w:t>
-      </w:r>
-      <w:r>
-        <w:rPr>
-          <w:rFonts w:cs="Verdana" w:ascii="Verdana" w:hAnsi="Verdana"/>
-          <w:color w:val="000000"/>
-          <w:lang w:val="da-DK"/>
-        </w:rPr>
-        <w:t>.</w:t>
-      </w:r>
-      <w:r>
-        <w:rPr>
-          <w:rFonts w:cs="Verdana" w:ascii="Verdana" w:hAnsi="Verdana"/>
-          <w:color w:val="000000"/>
-        </w:rPr>
-        <w:t xml:space="preserve"> Man kan blandt andet</w:t>
-      </w:r>
-      <w:r>
-        <w:rPr>
-          <w:rFonts w:cs="Verdana" w:ascii="Verdana" w:hAnsi="Verdana"/>
-          <w:color w:val="000000"/>
-          <w:lang w:val="da-DK"/>
-        </w:rPr>
-        <w:t>:</w:t>
       </w:r>
     </w:p>
     <w:p>
@@ -862,7 +653,7 @@
           <w:rFonts w:cs="Verdana" w:ascii="Verdana" w:hAnsi="Verdana"/>
           <w:color w:val="000000"/>
         </w:rPr>
-        <w:t>Få oplæst en meddelelse ved at taste INSERT + B</w:t>
+        <w:t>Skifte mellem de vigtigste visningskomponenter  (i dette tilfælde Punktnodelisten og Punktnodefilteret) med TAB knappen.</w:t>
       </w:r>
     </w:p>
     <w:p>
@@ -879,6 +670,138 @@
           <w:rFonts w:cs="Verdana" w:ascii="Verdana" w:hAnsi="Verdana"/>
           <w:color w:val="000000"/>
         </w:rPr>
+        <w:t>Afbryde en igangværende handling med ESC knappen.</w:t>
+      </w:r>
+    </w:p>
+    <w:p>
+      <w:pPr>
+        <w:pStyle w:val="Brdtekst"/>
+        <w:numPr>
+          <w:ilvl w:val="0"/>
+          <w:numId w:val="5"/>
+        </w:numPr>
+        <w:rPr/>
+      </w:pPr>
+      <w:r>
+        <w:rPr>
+          <w:rFonts w:cs="Verdana" w:ascii="Verdana" w:hAnsi="Verdana"/>
+          <w:color w:val="000000"/>
+        </w:rPr>
+        <w:t>Lukke programmet med ALT + F4</w:t>
+      </w:r>
+    </w:p>
+    <w:p>
+      <w:pPr>
+        <w:pStyle w:val="Brdtekst"/>
+        <w:rPr>
+          <w:rFonts w:ascii="Verdana" w:hAnsi="Verdana" w:cs="Verdana"/>
+          <w:color w:val="000000"/>
+        </w:rPr>
+      </w:pPr>
+      <w:r>
+        <w:rPr>
+          <w:rFonts w:cs="Verdana" w:ascii="Verdana" w:hAnsi="Verdana"/>
+          <w:color w:val="000000"/>
+        </w:rPr>
+      </w:r>
+    </w:p>
+    <w:p>
+      <w:pPr>
+        <w:pStyle w:val="Brdtekst"/>
+        <w:rPr/>
+      </w:pPr>
+      <w:r>
+        <w:rPr>
+          <w:rFonts w:cs="Verdana" w:ascii="Verdana" w:hAnsi="Verdana"/>
+          <w:color w:val="000000"/>
+        </w:rPr>
+        <w:t>Desuden kan man</w:t>
+      </w:r>
+      <w:r>
+        <w:rPr>
+          <w:rFonts w:cs="Verdana" w:ascii="Verdana" w:hAnsi="Verdana"/>
+          <w:color w:val="000000"/>
+          <w:lang w:val="da-DK"/>
+        </w:rPr>
+        <w:t xml:space="preserve">, </w:t>
+      </w:r>
+      <w:r>
+        <w:rPr>
+          <w:rFonts w:cs="Verdana" w:ascii="Verdana" w:hAnsi="Verdana"/>
+          <w:color w:val="000000"/>
+        </w:rPr>
+        <w:t>hvis JAWS kører</w:t>
+      </w:r>
+      <w:r>
+        <w:rPr>
+          <w:rFonts w:cs="Verdana" w:ascii="Verdana" w:hAnsi="Verdana"/>
+          <w:color w:val="000000"/>
+          <w:lang w:val="da-DK"/>
+        </w:rPr>
+        <w:t>,</w:t>
+      </w:r>
+      <w:r>
+        <w:rPr>
+          <w:rFonts w:cs="Verdana" w:ascii="Verdana" w:hAnsi="Verdana"/>
+          <w:color w:val="000000"/>
+        </w:rPr>
+        <w:t xml:space="preserve"> benytte de gængse JAWS kommandoer</w:t>
+      </w:r>
+      <w:r>
+        <w:rPr>
+          <w:rFonts w:cs="Verdana" w:ascii="Verdana" w:hAnsi="Verdana"/>
+          <w:color w:val="000000"/>
+          <w:lang w:val="da-DK"/>
+        </w:rPr>
+        <w:t>.</w:t>
+      </w:r>
+      <w:r>
+        <w:rPr>
+          <w:rFonts w:cs="Verdana" w:ascii="Verdana" w:hAnsi="Verdana"/>
+          <w:color w:val="000000"/>
+        </w:rPr>
+        <w:t xml:space="preserve"> Man kan blandt andet</w:t>
+      </w:r>
+      <w:r>
+        <w:rPr>
+          <w:rFonts w:cs="Verdana" w:ascii="Verdana" w:hAnsi="Verdana"/>
+          <w:color w:val="000000"/>
+          <w:lang w:val="da-DK"/>
+        </w:rPr>
+        <w:t>:</w:t>
+      </w:r>
+    </w:p>
+    <w:p>
+      <w:pPr>
+        <w:pStyle w:val="Brdtekst"/>
+        <w:numPr>
+          <w:ilvl w:val="0"/>
+          <w:numId w:val="6"/>
+        </w:numPr>
+        <w:rPr/>
+      </w:pPr>
+      <w:r>
+        <w:rPr>
+          <w:rFonts w:cs="Verdana" w:ascii="Verdana" w:hAnsi="Verdana"/>
+          <w:color w:val="000000"/>
+        </w:rPr>
+        <w:t>Få oplæst en meddelelse ved at taste INSERT + B</w:t>
+      </w:r>
+    </w:p>
+    <w:p>
+      <w:pPr>
+        <w:pStyle w:val="Brdtekst"/>
+        <w:numPr>
+          <w:ilvl w:val="0"/>
+          <w:numId w:val="6"/>
+        </w:numPr>
+        <w:rPr/>
+      </w:pPr>
+      <w:r>
+        <w:rPr>
+          <w:rFonts w:cs="Verdana" w:ascii="Verdana" w:hAnsi="Verdana"/>
+          <w:color w:val="000000"/>
+        </w:rPr>
         <w:t>Slå oplæsning fra/til ved at taste  INSERT + MELLEMRUM efterfulgt af s</w:t>
       </w:r>
     </w:p>
@@ -900,7 +823,7 @@
         <w:pStyle w:val="Overskrift1"/>
         <w:numPr>
           <w:ilvl w:val="0"/>
-          <w:numId w:val="2"/>
+          <w:numId w:val="3"/>
         </w:numPr>
         <w:rPr/>
       </w:pPr>
@@ -928,7 +851,7 @@
         <w:pStyle w:val="Overskrift1"/>
         <w:numPr>
           <w:ilvl w:val="0"/>
-          <w:numId w:val="2"/>
+          <w:numId w:val="3"/>
         </w:numPr>
         <w:rPr/>
       </w:pPr>
@@ -959,19 +882,7 @@
         <w:rPr>
           <w:rFonts w:ascii="Verdana" w:hAnsi="Verdana"/>
         </w:rPr>
-        <w:t xml:space="preserve">Efter indlæsning og fortolkning af en punktnodefil vises dens indhold </w:t>
-      </w:r>
-      <w:r>
-        <w:rPr>
-          <w:rFonts w:ascii="Verdana" w:hAnsi="Verdana"/>
-        </w:rPr>
-        <w:t>som nævnt</w:t>
-      </w:r>
-      <w:r>
-        <w:rPr>
-          <w:rFonts w:ascii="Verdana" w:hAnsi="Verdana"/>
-        </w:rPr>
-        <w:t xml:space="preserve"> i Punktnodelisten:</w:t>
+        <w:t>Efter indlæsning og fortolkning af en punktnodefil vises dens indhold som nævnt i Punktnodelisten:</w:t>
       </w:r>
     </w:p>
     <w:p>
@@ -1118,15 +1029,25 @@
     <w:p>
       <w:pPr>
         <w:pStyle w:val="Brdtekst"/>
-        <w:rPr>
-          <w:rFonts w:ascii="Verdana" w:hAnsi="Verdana"/>
-        </w:rPr>
-      </w:pPr>
-      <w:r>
-        <w:rPr>
-          <w:rFonts w:ascii="Verdana" w:hAnsi="Verdana"/>
-        </w:rPr>
-        <w:t>Herunder vises et typisk eksempel på visningen i Punktnodelisten af en indlæst og fortolket punktnodefil. Nemlig fra af starten af ”Højre Hånd” for nummer 262 i Højskolesangbogen: Kaj Munks ”Den blå anemone”.</w:t>
+        <w:rPr/>
+      </w:pPr>
+      <w:r>
+        <w:rPr>
+          <w:rFonts w:ascii="Verdana" w:hAnsi="Verdana"/>
+        </w:rPr>
+        <w:t xml:space="preserve">Herunder vises et typisk eksempel på visningen i Punktnodelisten af en indlæst og fortolket punktnodefil. </w:t>
+      </w:r>
+      <w:r>
+        <w:rPr>
+          <w:rFonts w:ascii="Verdana" w:hAnsi="Verdana"/>
+        </w:rPr>
+        <w:t>Eksemplet stammer</w:t>
+      </w:r>
+      <w:r>
+        <w:rPr>
+          <w:rFonts w:ascii="Verdana" w:hAnsi="Verdana"/>
+        </w:rPr>
+        <w:t xml:space="preserve"> fra starten af ”Højre Hånd” for nummer 262 i Højskolesangbogen: Kaj Munks ”Den blå anemone”.</w:t>
       </w:r>
     </w:p>
     <w:p>
@@ -1140,7 +1061,7 @@
         <w:rPr>
           <w:rFonts w:ascii="Verdana" w:hAnsi="Verdana"/>
         </w:rPr>
-        <w:t>Bemærk at eksemplet både viser eksempler på brug af intervalnotation og bistemmenotation.</w:t>
+        <w:t>Bemærk at eksemplet både viser brug af intervalnotation og bistemmenotation.</w:t>
       </w:r>
     </w:p>
     <w:tbl>
@@ -2919,6 +2840,10 @@
     <w:p>
       <w:pPr>
         <w:pStyle w:val="Overskrift1"/>
+        <w:numPr>
+          <w:ilvl w:val="0"/>
+          <w:numId w:val="2"/>
+        </w:numPr>
         <w:rPr/>
       </w:pPr>
       <w:r>
@@ -2926,11 +2851,8 @@
         <w:t xml:space="preserve">        </w:t>
       </w:r>
       <w:r>
-        <w:rPr>
-          <w:sz w:val="30"/>
-          <w:szCs w:val="30"/>
-        </w:rPr>
-        <w:t>Manuel o</w:t>
+        <w:rPr/>
+        <w:t>O</w:t>
       </w:r>
       <w:r>
         <w:rPr>
@@ -2978,43 +2900,31 @@
         <w:bidi w:val="0"/>
         <w:spacing w:before="0" w:after="0"/>
         <w:jc w:val="left"/>
-        <w:rPr>
-          <w:rFonts w:ascii="Verdana" w:hAnsi="Verdana"/>
-          <w:sz w:val="24"/>
-          <w:szCs w:val="24"/>
-        </w:rPr>
-      </w:pPr>
-      <w:r>
-        <w:rPr>
-          <w:rFonts w:ascii="Verdana" w:hAnsi="Verdana"/>
-          <w:sz w:val="24"/>
-          <w:szCs w:val="24"/>
-        </w:rPr>
-        <w:t>For at få det optimale udbytte af</w:t>
-      </w:r>
-      <w:r>
-        <w:rPr>
-          <w:rFonts w:ascii="Verdana" w:hAnsi="Verdana"/>
-          <w:sz w:val="24"/>
-          <w:szCs w:val="24"/>
-        </w:rPr>
-        <w:t xml:space="preserve"> IBOS Punktnodelæser bør man straks efter installationen af IBOS </w:t>
-      </w:r>
-      <w:r>
-        <w:rPr>
-          <w:rFonts w:ascii="Verdana" w:hAnsi="Verdana"/>
-          <w:sz w:val="24"/>
-          <w:szCs w:val="24"/>
-        </w:rPr>
-        <w:t>Punktn</w:t>
-      </w:r>
-      <w:r>
-        <w:rPr>
-          <w:rFonts w:ascii="Verdana" w:hAnsi="Verdana"/>
-          <w:sz w:val="24"/>
-          <w:szCs w:val="24"/>
-        </w:rPr>
-        <w:t>odelæser ændre nogle få JAWS indstillinger. Disse ændringer laves KUN for IBOS Punktnodelæser og har altså ingen indflydelse for JAWS opførsel over for andre programmer.</w:t>
+        <w:rPr/>
+      </w:pPr>
+      <w:r>
+        <w:rPr>
+          <w:rFonts w:ascii="Verdana" w:hAnsi="Verdana"/>
+          <w:sz w:val="24"/>
+          <w:szCs w:val="24"/>
+        </w:rPr>
+        <w:t xml:space="preserve">For at få det optimale udbytte af IBOS Punktnodelæser bør man straks efter installationen </w:t>
+      </w:r>
+      <w:r>
+        <w:rPr>
+          <w:rFonts w:ascii="Verdana" w:hAnsi="Verdana"/>
+          <w:sz w:val="24"/>
+          <w:szCs w:val="24"/>
+        </w:rPr>
+        <w:t>af programmet</w:t>
+      </w:r>
+      <w:r>
+        <w:rPr>
+          <w:rFonts w:ascii="Verdana" w:hAnsi="Verdana"/>
+          <w:sz w:val="24"/>
+          <w:szCs w:val="24"/>
+        </w:rPr>
+        <w:t xml:space="preserve"> ændre nogle få JAWS indstillinger. Disse ændringer laves KUN for IBOS Punktnodelæser og har altså ingen indflydelse for JAWS opførsel over for andre programmer.</w:t>
       </w:r>
     </w:p>
     <w:p>
@@ -3072,11 +2982,7 @@
         <w:bidi w:val="0"/>
         <w:spacing w:before="0" w:after="0"/>
         <w:jc w:val="left"/>
-        <w:rPr>
-          <w:rFonts w:ascii="Verdana" w:hAnsi="Verdana"/>
-          <w:sz w:val="24"/>
-          <w:szCs w:val="24"/>
-        </w:rPr>
+        <w:rPr/>
       </w:pPr>
       <w:r>
         <w:rPr>
@@ -3092,7 +2998,47 @@
           <w:sz w:val="24"/>
           <w:szCs w:val="24"/>
         </w:rPr>
-        <w:t>2. Start IBOS Nodelæser og giv programmet focus</w:t>
+        <w:t xml:space="preserve">2. Start IBOS </w:t>
+      </w:r>
+      <w:r>
+        <w:rPr>
+          <w:rFonts w:ascii="Verdana" w:hAnsi="Verdana"/>
+          <w:sz w:val="24"/>
+          <w:szCs w:val="24"/>
+        </w:rPr>
+        <w:t>Punkt</w:t>
+      </w:r>
+      <w:r>
+        <w:rPr>
+          <w:rFonts w:ascii="Verdana" w:hAnsi="Verdana"/>
+          <w:sz w:val="24"/>
+          <w:szCs w:val="24"/>
+        </w:rPr>
+        <w:t>n</w:t>
+      </w:r>
+      <w:r>
+        <w:rPr>
+          <w:rFonts w:ascii="Verdana" w:hAnsi="Verdana"/>
+          <w:sz w:val="24"/>
+          <w:szCs w:val="24"/>
+        </w:rPr>
+        <w:t>odelæser og giv programmet fo</w:t>
+      </w:r>
+      <w:r>
+        <w:rPr>
+          <w:rFonts w:ascii="Verdana" w:hAnsi="Verdana"/>
+          <w:sz w:val="24"/>
+          <w:szCs w:val="24"/>
+        </w:rPr>
+        <w:t>k</w:t>
+      </w:r>
+      <w:r>
+        <w:rPr>
+          <w:rFonts w:ascii="Verdana" w:hAnsi="Verdana"/>
+          <w:sz w:val="24"/>
+          <w:szCs w:val="24"/>
+        </w:rPr>
+        <w:t>us.</w:t>
       </w:r>
     </w:p>
     <w:p>
@@ -3183,11 +3129,7 @@
         <w:bidi w:val="0"/>
         <w:spacing w:before="0" w:after="0"/>
         <w:jc w:val="left"/>
-        <w:rPr>
-          <w:rFonts w:ascii="Verdana" w:hAnsi="Verdana"/>
-          <w:sz w:val="24"/>
-          <w:szCs w:val="24"/>
-        </w:rPr>
+        <w:rPr/>
       </w:pPr>
       <w:r>
         <w:rPr>
@@ -3203,7 +3145,23 @@
           <w:sz w:val="24"/>
           <w:szCs w:val="24"/>
         </w:rPr>
-        <w:t>5. Vælg OK som  starter "JAWS Indstillingscenter–IBOS MusicXmlReader"</w:t>
+        <w:t>5. Vælg OK som  starter "JAWS Indstillingscenter–IBOS Music</w:t>
+      </w:r>
+      <w:r>
+        <w:rPr>
+          <w:rFonts w:ascii="Verdana" w:hAnsi="Verdana"/>
+          <w:sz w:val="24"/>
+          <w:szCs w:val="24"/>
+        </w:rPr>
+        <w:t>Braille</w:t>
+      </w:r>
+      <w:r>
+        <w:rPr>
+          <w:rFonts w:ascii="Verdana" w:hAnsi="Verdana"/>
+          <w:sz w:val="24"/>
+          <w:szCs w:val="24"/>
+        </w:rPr>
+        <w:t>Reader"</w:t>
       </w:r>
     </w:p>
     <w:p>
@@ -3232,35 +3190,39 @@
         <w:bidi w:val="0"/>
         <w:spacing w:before="0" w:after="0"/>
         <w:jc w:val="left"/>
-        <w:rPr>
-          <w:rFonts w:ascii="Verdana" w:hAnsi="Verdana"/>
-          <w:sz w:val="24"/>
-          <w:szCs w:val="24"/>
-        </w:rPr>
-      </w:pPr>
-      <w:r>
-        <w:rPr>
-          <w:rFonts w:ascii="Verdana" w:hAnsi="Verdana"/>
-          <w:sz w:val="24"/>
-          <w:szCs w:val="24"/>
-        </w:rPr>
-        <w:t xml:space="preserve">Lav derefter følgende ændringer i JAWS indstillinger for "IBOS </w:t>
-      </w:r>
-      <w:r>
-        <w:rPr>
-          <w:rFonts w:ascii="Verdana" w:hAnsi="Verdana"/>
-          <w:sz w:val="24"/>
-          <w:szCs w:val="24"/>
-        </w:rPr>
-        <w:t>Punktnodelæser</w:t>
-      </w:r>
-      <w:r>
-        <w:rPr>
-          <w:rFonts w:ascii="Verdana" w:hAnsi="Verdana"/>
-          <w:sz w:val="24"/>
-          <w:szCs w:val="24"/>
-        </w:rPr>
-        <w:t>"</w:t>
+        <w:rPr/>
+      </w:pPr>
+      <w:r>
+        <w:rPr>
+          <w:rFonts w:ascii="Verdana" w:hAnsi="Verdana"/>
+          <w:sz w:val="24"/>
+          <w:szCs w:val="24"/>
+        </w:rPr>
+        <w:t>Lav derefter følgende ændringer i JAWS indstillinger for</w:t>
+      </w:r>
+      <w:r>
+        <w:rPr>
+          <w:rFonts w:ascii="Verdana" w:hAnsi="Verdana"/>
+          <w:sz w:val="20"/>
+          <w:szCs w:val="20"/>
+        </w:rPr>
+        <w:t xml:space="preserve"> "IBOS Music</w:t>
+      </w:r>
+      <w:r>
+        <w:rPr>
+          <w:rFonts w:ascii="Verdana" w:hAnsi="Verdana"/>
+          <w:sz w:val="20"/>
+          <w:szCs w:val="20"/>
+        </w:rPr>
+        <w:t>Braille</w:t>
+      </w:r>
+      <w:r>
+        <w:rPr>
+          <w:rFonts w:ascii="Verdana" w:hAnsi="Verdana"/>
+          <w:sz w:val="20"/>
+          <w:szCs w:val="20"/>
+        </w:rPr>
+        <w:t>Reader"</w:t>
       </w:r>
     </w:p>
     <w:p>
@@ -3271,16 +3233,30 @@
         <w:jc w:val="left"/>
         <w:rPr>
           <w:rFonts w:ascii="Verdana" w:hAnsi="Verdana"/>
-          <w:sz w:val="24"/>
-          <w:szCs w:val="24"/>
-        </w:rPr>
-      </w:pPr>
-      <w:r>
-        <w:rPr>
-          <w:rFonts w:ascii="Verdana" w:hAnsi="Verdana"/>
-          <w:sz w:val="24"/>
-          <w:szCs w:val="24"/>
-        </w:rPr>
+          <w:sz w:val="20"/>
+          <w:szCs w:val="20"/>
+        </w:rPr>
+      </w:pPr>
+      <w:r>
+        <w:rPr/>
+      </w:r>
+    </w:p>
+    <w:p>
+      <w:pPr>
+        <w:pStyle w:val="Overskrift2"/>
+        <w:rPr/>
+      </w:pPr>
+      <w:r>
+        <w:rPr/>
+        <w:t xml:space="preserve">Undgå at </w:t>
+      </w:r>
+      <w:r>
+        <w:rPr/>
+        <w:t xml:space="preserve">Braille </w:t>
+      </w:r>
+      <w:r>
+        <w:rPr/>
+        <w:t>display’et viser Windows kontrol-type</w:t>
       </w:r>
     </w:p>
     <w:p>
@@ -3301,9 +3277,607 @@
           <w:sz w:val="24"/>
           <w:szCs w:val="24"/>
         </w:rPr>
-        <w:t>Indstillings navn</w:t>
-      </w:r>
-    </w:p>
+      </w:r>
+    </w:p>
+    <w:tbl>
+      <w:tblPr>
+        <w:tblW w:w="9645" w:type="dxa"/>
+        <w:jc w:val="left"/>
+        <w:tblInd w:w="0" w:type="dxa"/>
+        <w:tblCellMar>
+          <w:top w:w="55" w:type="dxa"/>
+          <w:left w:w="55" w:type="dxa"/>
+          <w:bottom w:w="55" w:type="dxa"/>
+          <w:right w:w="55" w:type="dxa"/>
+        </w:tblCellMar>
+      </w:tblPr>
+      <w:tblGrid>
+        <w:gridCol w:w="2445"/>
+        <w:gridCol w:w="7200"/>
+      </w:tblGrid>
+      <w:tr>
+        <w:trPr/>
+        <w:tc>
+          <w:tcPr>
+            <w:tcW w:w="2445" w:type="dxa"/>
+            <w:tcBorders>
+              <w:top w:val="single" w:sz="4" w:space="0" w:color="000000"/>
+              <w:left w:val="single" w:sz="4" w:space="0" w:color="000000"/>
+              <w:bottom w:val="single" w:sz="4" w:space="0" w:color="000000"/>
+            </w:tcBorders>
+            <w:shd w:fill="auto" w:val="clear"/>
+          </w:tcPr>
+          <w:p>
+            <w:pPr>
+              <w:pStyle w:val="Prformaterettekst"/>
+              <w:bidi w:val="0"/>
+              <w:spacing w:before="0" w:after="0"/>
+              <w:jc w:val="left"/>
+              <w:rPr>
+                <w:rFonts w:ascii="Liberation Serif" w:hAnsi="Liberation Serif"/>
+                <w:b w:val="false"/>
+                <w:b w:val="false"/>
+                <w:bCs w:val="false"/>
+                <w:i w:val="false"/>
+                <w:i w:val="false"/>
+                <w:iCs w:val="false"/>
+                <w:strike w:val="false"/>
+                <w:dstrike w:val="false"/>
+                <w:outline w:val="false"/>
+                <w:shadow w:val="false"/>
+                <w:color w:val="000000"/>
+                <w:sz w:val="24"/>
+                <w:szCs w:val="24"/>
+                <w:u w:val="none"/>
+              </w:rPr>
+            </w:pPr>
+            <w:r>
+              <w:rPr>
+                <w:rFonts w:ascii="Verdana" w:hAnsi="Verdana"/>
+                <w:b w:val="false"/>
+                <w:bCs w:val="false"/>
+                <w:i w:val="false"/>
+                <w:iCs w:val="false"/>
+                <w:strike w:val="false"/>
+                <w:dstrike w:val="false"/>
+                <w:outline w:val="false"/>
+                <w:shadow w:val="false"/>
+                <w:color w:val="000000"/>
+                <w:sz w:val="24"/>
+                <w:szCs w:val="24"/>
+                <w:u w:val="none"/>
+              </w:rPr>
+              <w:t>Indstillings navn</w:t>
+            </w:r>
+          </w:p>
+        </w:tc>
+        <w:tc>
+          <w:tcPr>
+            <w:tcW w:w="7200" w:type="dxa"/>
+            <w:tcBorders>
+              <w:top w:val="single" w:sz="4" w:space="0" w:color="000000"/>
+              <w:left w:val="single" w:sz="4" w:space="0" w:color="000000"/>
+              <w:bottom w:val="single" w:sz="4" w:space="0" w:color="000000"/>
+              <w:right w:val="single" w:sz="4" w:space="0" w:color="000000"/>
+            </w:tcBorders>
+            <w:shd w:fill="auto" w:val="clear"/>
+          </w:tcPr>
+          <w:p>
+            <w:pPr>
+              <w:pStyle w:val="Prformaterettekst"/>
+              <w:bidi w:val="0"/>
+              <w:spacing w:before="0" w:after="0"/>
+              <w:jc w:val="left"/>
+              <w:rPr>
+                <w:rFonts w:ascii="Liberation Serif" w:hAnsi="Liberation Serif"/>
+                <w:b w:val="false"/>
+                <w:b w:val="false"/>
+                <w:bCs w:val="false"/>
+                <w:i w:val="false"/>
+                <w:i w:val="false"/>
+                <w:iCs w:val="false"/>
+                <w:strike w:val="false"/>
+                <w:dstrike w:val="false"/>
+                <w:outline w:val="false"/>
+                <w:shadow w:val="false"/>
+                <w:color w:val="000000"/>
+                <w:sz w:val="24"/>
+                <w:szCs w:val="24"/>
+                <w:u w:val="none"/>
+              </w:rPr>
+            </w:pPr>
+            <w:r>
+              <w:rPr>
+                <w:rFonts w:ascii="Verdana" w:hAnsi="Verdana"/>
+                <w:b w:val="false"/>
+                <w:bCs w:val="false"/>
+                <w:i w:val="false"/>
+                <w:iCs w:val="false"/>
+                <w:strike w:val="false"/>
+                <w:dstrike w:val="false"/>
+                <w:outline w:val="false"/>
+                <w:shadow w:val="false"/>
+                <w:color w:val="000000"/>
+                <w:sz w:val="24"/>
+                <w:szCs w:val="24"/>
+                <w:u w:val="none"/>
+              </w:rPr>
+              <w:t>Braille</w:t>
+            </w:r>
+          </w:p>
+        </w:tc>
+      </w:tr>
+      <w:tr>
+        <w:trPr/>
+        <w:tc>
+          <w:tcPr>
+            <w:tcW w:w="2445" w:type="dxa"/>
+            <w:tcBorders>
+              <w:left w:val="single" w:sz="4" w:space="0" w:color="000000"/>
+              <w:bottom w:val="single" w:sz="4" w:space="0" w:color="000000"/>
+            </w:tcBorders>
+            <w:shd w:fill="auto" w:val="clear"/>
+          </w:tcPr>
+          <w:p>
+            <w:pPr>
+              <w:pStyle w:val="Prformaterettekst"/>
+              <w:bidi w:val="0"/>
+              <w:spacing w:before="0" w:after="0"/>
+              <w:jc w:val="left"/>
+              <w:rPr>
+                <w:rFonts w:ascii="Liberation Serif" w:hAnsi="Liberation Serif"/>
+                <w:b w:val="false"/>
+                <w:b w:val="false"/>
+                <w:bCs w:val="false"/>
+                <w:i w:val="false"/>
+                <w:i w:val="false"/>
+                <w:iCs w:val="false"/>
+                <w:strike w:val="false"/>
+                <w:dstrike w:val="false"/>
+                <w:outline w:val="false"/>
+                <w:shadow w:val="false"/>
+                <w:color w:val="000000"/>
+                <w:sz w:val="24"/>
+                <w:szCs w:val="24"/>
+                <w:u w:val="none"/>
+              </w:rPr>
+            </w:pPr>
+            <w:r>
+              <w:rPr>
+                <w:rFonts w:ascii="Verdana" w:hAnsi="Verdana"/>
+                <w:b w:val="false"/>
+                <w:bCs w:val="false"/>
+                <w:i w:val="false"/>
+                <w:iCs w:val="false"/>
+                <w:strike w:val="false"/>
+                <w:dstrike w:val="false"/>
+                <w:outline w:val="false"/>
+                <w:shadow w:val="false"/>
+                <w:color w:val="000000"/>
+                <w:sz w:val="24"/>
+                <w:szCs w:val="24"/>
+                <w:u w:val="none"/>
+              </w:rPr>
+              <w:t>Handling</w:t>
+            </w:r>
+          </w:p>
+        </w:tc>
+        <w:tc>
+          <w:tcPr>
+            <w:tcW w:w="7200" w:type="dxa"/>
+            <w:tcBorders>
+              <w:left w:val="single" w:sz="4" w:space="0" w:color="000000"/>
+              <w:bottom w:val="single" w:sz="4" w:space="0" w:color="000000"/>
+              <w:right w:val="single" w:sz="4" w:space="0" w:color="000000"/>
+            </w:tcBorders>
+            <w:shd w:fill="auto" w:val="clear"/>
+          </w:tcPr>
+          <w:p>
+            <w:pPr>
+              <w:pStyle w:val="Prformaterettekst"/>
+              <w:bidi w:val="0"/>
+              <w:spacing w:before="0" w:after="0"/>
+              <w:jc w:val="left"/>
+              <w:rPr/>
+            </w:pPr>
+            <w:r>
+              <w:rPr>
+                <w:rFonts w:ascii="Verdana" w:hAnsi="Verdana"/>
+                <w:sz w:val="24"/>
+                <w:szCs w:val="24"/>
+              </w:rPr>
+              <w:t>-&gt;Struktureret tilstand</w:t>
+            </w:r>
+          </w:p>
+          <w:p>
+            <w:pPr>
+              <w:pStyle w:val="Prformaterettekst"/>
+              <w:bidi w:val="0"/>
+              <w:spacing w:before="0" w:after="0"/>
+              <w:jc w:val="left"/>
+              <w:rPr/>
+            </w:pPr>
+            <w:r>
+              <w:rPr>
+                <w:rFonts w:ascii="Verdana" w:hAnsi="Verdana"/>
+                <w:sz w:val="24"/>
+                <w:szCs w:val="24"/>
+              </w:rPr>
+              <w:t>-&gt;Inkluder valgfrie komponenter</w:t>
+            </w:r>
+          </w:p>
+          <w:p>
+            <w:pPr>
+              <w:pStyle w:val="Prformaterettekst"/>
+              <w:bidi w:val="0"/>
+              <w:spacing w:before="0" w:after="0"/>
+              <w:jc w:val="left"/>
+              <w:rPr/>
+            </w:pPr>
+            <w:r>
+              <w:rPr>
+                <w:rFonts w:ascii="Verdana" w:hAnsi="Verdana"/>
+                <w:sz w:val="24"/>
+                <w:szCs w:val="24"/>
+              </w:rPr>
+              <w:t>-&gt;Type</w:t>
+            </w:r>
+          </w:p>
+          <w:p>
+            <w:pPr>
+              <w:pStyle w:val="Prformaterettekst"/>
+              <w:bidi w:val="0"/>
+              <w:spacing w:before="0" w:after="0"/>
+              <w:jc w:val="left"/>
+              <w:rPr>
+                <w:rFonts w:ascii="Liberation Serif" w:hAnsi="Liberation Serif"/>
+                <w:b w:val="false"/>
+                <w:b w:val="false"/>
+                <w:bCs w:val="false"/>
+                <w:i w:val="false"/>
+                <w:i w:val="false"/>
+                <w:iCs w:val="false"/>
+                <w:strike w:val="false"/>
+                <w:dstrike w:val="false"/>
+                <w:outline w:val="false"/>
+                <w:shadow w:val="false"/>
+                <w:color w:val="000000"/>
+                <w:sz w:val="24"/>
+                <w:szCs w:val="24"/>
+                <w:u w:val="none"/>
+              </w:rPr>
+            </w:pPr>
+            <w:r>
+              <w:rPr>
+                <w:rFonts w:ascii="Verdana" w:hAnsi="Verdana"/>
+                <w:b w:val="false"/>
+                <w:bCs w:val="false"/>
+                <w:i w:val="false"/>
+                <w:iCs w:val="false"/>
+                <w:strike w:val="false"/>
+                <w:dstrike w:val="false"/>
+                <w:outline w:val="false"/>
+                <w:shadow w:val="false"/>
+                <w:color w:val="000000"/>
+                <w:sz w:val="24"/>
+                <w:szCs w:val="24"/>
+                <w:u w:val="none"/>
+              </w:rPr>
+              <w:t>Vælg ”Fra”</w:t>
+            </w:r>
+          </w:p>
+        </w:tc>
+      </w:tr>
+      <w:tr>
+        <w:trPr/>
+        <w:tc>
+          <w:tcPr>
+            <w:tcW w:w="2445" w:type="dxa"/>
+            <w:tcBorders>
+              <w:left w:val="single" w:sz="4" w:space="0" w:color="000000"/>
+              <w:bottom w:val="single" w:sz="4" w:space="0" w:color="000000"/>
+            </w:tcBorders>
+            <w:shd w:fill="auto" w:val="clear"/>
+          </w:tcPr>
+          <w:p>
+            <w:pPr>
+              <w:pStyle w:val="Prformaterettekst"/>
+              <w:bidi w:val="0"/>
+              <w:spacing w:before="0" w:after="0"/>
+              <w:jc w:val="left"/>
+              <w:rPr>
+                <w:rFonts w:ascii="Liberation Serif" w:hAnsi="Liberation Serif"/>
+                <w:b w:val="false"/>
+                <w:b w:val="false"/>
+                <w:bCs w:val="false"/>
+                <w:i w:val="false"/>
+                <w:i w:val="false"/>
+                <w:iCs w:val="false"/>
+                <w:strike w:val="false"/>
+                <w:dstrike w:val="false"/>
+                <w:outline w:val="false"/>
+                <w:shadow w:val="false"/>
+                <w:color w:val="000000"/>
+                <w:sz w:val="24"/>
+                <w:szCs w:val="24"/>
+                <w:u w:val="none"/>
+              </w:rPr>
+            </w:pPr>
+            <w:r>
+              <w:rPr>
+                <w:rFonts w:ascii="Verdana" w:hAnsi="Verdana"/>
+                <w:b w:val="false"/>
+                <w:bCs w:val="false"/>
+                <w:i w:val="false"/>
+                <w:iCs w:val="false"/>
+                <w:strike w:val="false"/>
+                <w:dstrike w:val="false"/>
+                <w:outline w:val="false"/>
+                <w:shadow w:val="false"/>
+                <w:color w:val="000000"/>
+                <w:sz w:val="24"/>
+                <w:szCs w:val="24"/>
+                <w:u w:val="none"/>
+              </w:rPr>
+              <w:t>Virkning</w:t>
+            </w:r>
+          </w:p>
+        </w:tc>
+        <w:tc>
+          <w:tcPr>
+            <w:tcW w:w="7200" w:type="dxa"/>
+            <w:tcBorders>
+              <w:left w:val="single" w:sz="4" w:space="0" w:color="000000"/>
+              <w:bottom w:val="single" w:sz="4" w:space="0" w:color="000000"/>
+              <w:right w:val="single" w:sz="4" w:space="0" w:color="000000"/>
+            </w:tcBorders>
+            <w:shd w:fill="auto" w:val="clear"/>
+          </w:tcPr>
+          <w:p>
+            <w:pPr>
+              <w:pStyle w:val="Prformaterettekst"/>
+              <w:bidi w:val="0"/>
+              <w:spacing w:before="0" w:after="0"/>
+              <w:jc w:val="left"/>
+              <w:rPr>
+                <w:rFonts w:ascii="Liberation Serif" w:hAnsi="Liberation Serif"/>
+                <w:b w:val="false"/>
+                <w:b w:val="false"/>
+                <w:bCs w:val="false"/>
+                <w:i w:val="false"/>
+                <w:i w:val="false"/>
+                <w:iCs w:val="false"/>
+                <w:strike w:val="false"/>
+                <w:dstrike w:val="false"/>
+                <w:outline w:val="false"/>
+                <w:shadow w:val="false"/>
+                <w:color w:val="000000"/>
+                <w:sz w:val="24"/>
+                <w:szCs w:val="24"/>
+                <w:u w:val="none"/>
+              </w:rPr>
+            </w:pPr>
+            <w:r>
+              <w:rPr>
+                <w:rFonts w:ascii="Verdana" w:hAnsi="Verdana"/>
+                <w:b w:val="false"/>
+                <w:bCs w:val="false"/>
+                <w:i w:val="false"/>
+                <w:iCs w:val="false"/>
+                <w:strike w:val="false"/>
+                <w:dstrike w:val="false"/>
+                <w:outline w:val="false"/>
+                <w:shadow w:val="false"/>
+                <w:color w:val="000000"/>
+                <w:sz w:val="24"/>
+                <w:szCs w:val="24"/>
+                <w:u w:val="none"/>
+              </w:rPr>
+              <w:t xml:space="preserve">Fjerner overflødig visning af Windows kontrol-type </w:t>
+            </w:r>
+            <w:r>
+              <w:rPr>
+                <w:rFonts w:ascii="Verdana" w:hAnsi="Verdana"/>
+                <w:b w:val="false"/>
+                <w:bCs w:val="false"/>
+                <w:i w:val="false"/>
+                <w:iCs w:val="false"/>
+                <w:strike w:val="false"/>
+                <w:dstrike w:val="false"/>
+                <w:outline w:val="false"/>
+                <w:shadow w:val="false"/>
+                <w:color w:val="000000"/>
+                <w:sz w:val="24"/>
+                <w:szCs w:val="24"/>
+                <w:u w:val="none"/>
+              </w:rPr>
+              <w:t xml:space="preserve">( for eksempel ”Listbox” </w:t>
+            </w:r>
+            <w:r>
+              <w:rPr>
+                <w:rFonts w:ascii="Verdana" w:hAnsi="Verdana"/>
+                <w:b w:val="false"/>
+                <w:bCs w:val="false"/>
+                <w:i w:val="false"/>
+                <w:iCs w:val="false"/>
+                <w:strike w:val="false"/>
+                <w:dstrike w:val="false"/>
+                <w:outline w:val="false"/>
+                <w:shadow w:val="false"/>
+                <w:color w:val="000000"/>
+                <w:sz w:val="24"/>
+                <w:szCs w:val="24"/>
+                <w:u w:val="none"/>
+              </w:rPr>
+              <w:t>fra Braille di</w:t>
+            </w:r>
+            <w:r>
+              <w:rPr>
+                <w:rFonts w:ascii="Verdana" w:hAnsi="Verdana"/>
+                <w:b w:val="false"/>
+                <w:bCs w:val="false"/>
+                <w:i w:val="false"/>
+                <w:iCs w:val="false"/>
+                <w:strike w:val="false"/>
+                <w:dstrike w:val="false"/>
+                <w:outline w:val="false"/>
+                <w:shadow w:val="false"/>
+                <w:color w:val="000000"/>
+                <w:sz w:val="24"/>
+                <w:szCs w:val="24"/>
+                <w:u w:val="none"/>
+              </w:rPr>
+              <w:t>s</w:t>
+            </w:r>
+            <w:r>
+              <w:rPr>
+                <w:rFonts w:ascii="Verdana" w:hAnsi="Verdana"/>
+                <w:b w:val="false"/>
+                <w:bCs w:val="false"/>
+                <w:i w:val="false"/>
+                <w:iCs w:val="false"/>
+                <w:strike w:val="false"/>
+                <w:dstrike w:val="false"/>
+                <w:outline w:val="false"/>
+                <w:shadow w:val="false"/>
+                <w:color w:val="000000"/>
+                <w:sz w:val="24"/>
+                <w:szCs w:val="24"/>
+                <w:u w:val="none"/>
+              </w:rPr>
+              <w:t>play’et.</w:t>
+            </w:r>
+          </w:p>
+        </w:tc>
+      </w:tr>
+      <w:tr>
+        <w:trPr/>
+        <w:tc>
+          <w:tcPr>
+            <w:tcW w:w="2445" w:type="dxa"/>
+            <w:tcBorders>
+              <w:left w:val="single" w:sz="4" w:space="0" w:color="000000"/>
+              <w:bottom w:val="single" w:sz="4" w:space="0" w:color="000000"/>
+            </w:tcBorders>
+            <w:shd w:fill="auto" w:val="clear"/>
+          </w:tcPr>
+          <w:p>
+            <w:pPr>
+              <w:pStyle w:val="Prformaterettekst"/>
+              <w:bidi w:val="0"/>
+              <w:spacing w:before="0" w:after="0"/>
+              <w:jc w:val="left"/>
+              <w:rPr>
+                <w:rFonts w:ascii="Liberation Serif" w:hAnsi="Liberation Serif"/>
+                <w:b w:val="false"/>
+                <w:b w:val="false"/>
+                <w:bCs w:val="false"/>
+                <w:i w:val="false"/>
+                <w:i w:val="false"/>
+                <w:iCs w:val="false"/>
+                <w:strike w:val="false"/>
+                <w:dstrike w:val="false"/>
+                <w:outline w:val="false"/>
+                <w:shadow w:val="false"/>
+                <w:color w:val="000000"/>
+                <w:sz w:val="24"/>
+                <w:szCs w:val="24"/>
+                <w:u w:val="none"/>
+              </w:rPr>
+            </w:pPr>
+            <w:r>
+              <w:rPr>
+                <w:rFonts w:ascii="Verdana" w:hAnsi="Verdana"/>
+                <w:b w:val="false"/>
+                <w:bCs w:val="false"/>
+                <w:i w:val="false"/>
+                <w:iCs w:val="false"/>
+                <w:strike w:val="false"/>
+                <w:dstrike w:val="false"/>
+                <w:outline w:val="false"/>
+                <w:shadow w:val="false"/>
+                <w:color w:val="000000"/>
+                <w:sz w:val="24"/>
+                <w:szCs w:val="24"/>
+                <w:u w:val="none"/>
+              </w:rPr>
+              <w:t>Indhold af .JCF fil</w:t>
+            </w:r>
+          </w:p>
+        </w:tc>
+        <w:tc>
+          <w:tcPr>
+            <w:tcW w:w="7200" w:type="dxa"/>
+            <w:tcBorders>
+              <w:left w:val="single" w:sz="4" w:space="0" w:color="000000"/>
+              <w:bottom w:val="single" w:sz="4" w:space="0" w:color="000000"/>
+              <w:right w:val="single" w:sz="4" w:space="0" w:color="000000"/>
+            </w:tcBorders>
+            <w:shd w:fill="auto" w:val="clear"/>
+          </w:tcPr>
+          <w:p>
+            <w:pPr>
+              <w:pStyle w:val="Prformaterettekst"/>
+              <w:bidi w:val="0"/>
+              <w:spacing w:before="0" w:after="0"/>
+              <w:jc w:val="left"/>
+              <w:rPr/>
+            </w:pPr>
+            <w:r>
+              <w:rPr>
+                <w:rFonts w:ascii="Verdana" w:hAnsi="Verdana"/>
+                <w:sz w:val="24"/>
+                <w:szCs w:val="24"/>
+              </w:rPr>
+              <w:t>[FocusXT14]</w:t>
+            </w:r>
+          </w:p>
+          <w:p>
+            <w:pPr>
+              <w:pStyle w:val="Prformaterettekst"/>
+              <w:bidi w:val="0"/>
+              <w:spacing w:before="0" w:after="0"/>
+              <w:jc w:val="left"/>
+              <w:rPr>
+                <w:rFonts w:ascii="Liberation Serif" w:hAnsi="Liberation Serif"/>
+                <w:b w:val="false"/>
+                <w:b w:val="false"/>
+                <w:bCs w:val="false"/>
+                <w:i w:val="false"/>
+                <w:i w:val="false"/>
+                <w:iCs w:val="false"/>
+                <w:strike w:val="false"/>
+                <w:dstrike w:val="false"/>
+                <w:outline w:val="false"/>
+                <w:shadow w:val="false"/>
+                <w:color w:val="000000"/>
+                <w:sz w:val="24"/>
+                <w:szCs w:val="24"/>
+                <w:u w:val="none"/>
+              </w:rPr>
+            </w:pPr>
+            <w:r>
+              <w:rPr>
+                <w:rFonts w:ascii="Verdana" w:hAnsi="Verdana"/>
+                <w:b w:val="false"/>
+                <w:bCs w:val="false"/>
+                <w:i w:val="false"/>
+                <w:iCs w:val="false"/>
+                <w:strike w:val="false"/>
+                <w:dstrike w:val="false"/>
+                <w:outline w:val="false"/>
+                <w:shadow w:val="false"/>
+                <w:color w:val="000000"/>
+                <w:sz w:val="24"/>
+                <w:szCs w:val="24"/>
+                <w:u w:val="none"/>
+              </w:rPr>
+              <w:t>StructuredModeInclusionFlags=8189</w:t>
+            </w:r>
+          </w:p>
+        </w:tc>
+      </w:tr>
+    </w:tbl>
     <w:p>
       <w:pPr>
         <w:pStyle w:val="Prformaterettekst"/>
@@ -3322,7 +3896,9 @@
           <w:sz w:val="24"/>
           <w:szCs w:val="24"/>
         </w:rPr>
-        <w:t>Handling</w:t>
+      </w:r>
+      <w:r>
+        <w:br w:type="page"/>
       </w:r>
     </w:p>
     <w:p>
@@ -3343,7 +3919,16 @@
           <w:sz w:val="24"/>
           <w:szCs w:val="24"/>
         </w:rPr>
-        <w:t>Virkning</w:t>
+      </w:r>
+    </w:p>
+    <w:p>
+      <w:pPr>
+        <w:pStyle w:val="Overskrift3"/>
+        <w:rPr/>
+      </w:pPr>
+      <w:r>
+        <w:rPr/>
+        <w:t>Undgå at JAWS i tale annoncerer positionsinformation</w:t>
       </w:r>
     </w:p>
     <w:p>
@@ -3364,7 +3949,6 @@
           <w:sz w:val="24"/>
           <w:szCs w:val="24"/>
         </w:rPr>
-        <w:t>Indhold af .JCF fil</w:t>
       </w:r>
     </w:p>
     <w:p>
@@ -3373,19 +3957,63 @@
         <w:bidi w:val="0"/>
         <w:spacing w:before="0" w:after="0"/>
         <w:jc w:val="left"/>
-        <w:rPr>
-          <w:rFonts w:ascii="Verdana" w:hAnsi="Verdana"/>
-          <w:sz w:val="24"/>
-          <w:szCs w:val="24"/>
-        </w:rPr>
-      </w:pPr>
-      <w:r>
-        <w:rPr>
-          <w:rFonts w:ascii="Verdana" w:hAnsi="Verdana"/>
-          <w:sz w:val="24"/>
-          <w:szCs w:val="24"/>
-        </w:rPr>
-        <w:t>? Braille</w:t>
+        <w:rPr/>
+      </w:pPr>
+      <w:r>
+        <w:rPr>
+          <w:rFonts w:ascii="Verdana" w:hAnsi="Verdana"/>
+          <w:sz w:val="24"/>
+          <w:szCs w:val="24"/>
+        </w:rPr>
+        <w:t>Hvis men desuden ønsker at undgå at JAWS i tale ustandselig annoncerer positionsinformation (for eksempel ”Lin</w:t>
+      </w:r>
+      <w:r>
+        <w:rPr>
+          <w:rFonts w:ascii="Verdana" w:hAnsi="Verdana"/>
+          <w:sz w:val="24"/>
+          <w:szCs w:val="24"/>
+        </w:rPr>
+        <w:t>j</w:t>
+      </w:r>
+      <w:r>
+        <w:rPr>
+          <w:rFonts w:ascii="Verdana" w:hAnsi="Verdana"/>
+          <w:sz w:val="24"/>
+          <w:szCs w:val="24"/>
+        </w:rPr>
+        <w:t xml:space="preserve">e 4 af 27”) samt </w:t>
+      </w:r>
+      <w:r>
+        <w:rPr>
+          <w:rFonts w:ascii="Verdana" w:hAnsi="Verdana"/>
+          <w:sz w:val="24"/>
+          <w:szCs w:val="24"/>
+        </w:rPr>
+        <w:t xml:space="preserve">Windows </w:t>
+      </w:r>
+      <w:r>
+        <w:rPr>
+          <w:rFonts w:ascii="Verdana" w:hAnsi="Verdana"/>
+          <w:sz w:val="24"/>
+          <w:szCs w:val="24"/>
+        </w:rPr>
+        <w:t>k</w:t>
+      </w:r>
+      <w:r>
+        <w:rPr>
+          <w:rFonts w:ascii="Verdana" w:hAnsi="Verdana"/>
+          <w:sz w:val="24"/>
+          <w:szCs w:val="24"/>
+        </w:rPr>
+        <w:t>ontrol</w:t>
+      </w:r>
+      <w:r>
+        <w:rPr>
+          <w:rFonts w:ascii="Verdana" w:hAnsi="Verdana"/>
+          <w:sz w:val="24"/>
+          <w:szCs w:val="24"/>
+        </w:rPr>
+        <w:t>type, (for eksempel ”listbox”) kan man i JAWS indstillingscenter med fordel anvende følgende indstillinger:</w:t>
       </w:r>
     </w:p>
     <w:p>
@@ -3401,14 +4029,551 @@
         </w:rPr>
       </w:pPr>
       <w:r>
-        <w:rPr>
-          <w:rFonts w:ascii="Verdana" w:hAnsi="Verdana"/>
-          <w:sz w:val="24"/>
-          <w:szCs w:val="24"/>
-        </w:rPr>
-        <w:t>-&gt;Struktureret tilstand</w:t>
-      </w:r>
-    </w:p>
+        <w:rPr/>
+      </w:r>
+    </w:p>
+    <w:tbl>
+      <w:tblPr>
+        <w:tblW w:w="9645" w:type="dxa"/>
+        <w:jc w:val="left"/>
+        <w:tblInd w:w="0" w:type="dxa"/>
+        <w:tblCellMar>
+          <w:top w:w="55" w:type="dxa"/>
+          <w:left w:w="55" w:type="dxa"/>
+          <w:bottom w:w="55" w:type="dxa"/>
+          <w:right w:w="55" w:type="dxa"/>
+        </w:tblCellMar>
+      </w:tblPr>
+      <w:tblGrid>
+        <w:gridCol w:w="2895"/>
+        <w:gridCol w:w="6750"/>
+      </w:tblGrid>
+      <w:tr>
+        <w:trPr/>
+        <w:tc>
+          <w:tcPr>
+            <w:tcW w:w="2895" w:type="dxa"/>
+            <w:tcBorders>
+              <w:top w:val="single" w:sz="4" w:space="0" w:color="000000"/>
+              <w:left w:val="single" w:sz="4" w:space="0" w:color="000000"/>
+              <w:bottom w:val="single" w:sz="4" w:space="0" w:color="000000"/>
+            </w:tcBorders>
+            <w:shd w:fill="auto" w:val="clear"/>
+          </w:tcPr>
+          <w:p>
+            <w:pPr>
+              <w:pStyle w:val="Prformaterettekst"/>
+              <w:bidi w:val="0"/>
+              <w:spacing w:before="0" w:after="0"/>
+              <w:jc w:val="left"/>
+              <w:rPr>
+                <w:rFonts w:ascii="Liberation Serif" w:hAnsi="Liberation Serif"/>
+                <w:b w:val="false"/>
+                <w:b w:val="false"/>
+                <w:bCs w:val="false"/>
+                <w:i w:val="false"/>
+                <w:i w:val="false"/>
+                <w:iCs w:val="false"/>
+                <w:strike w:val="false"/>
+                <w:dstrike w:val="false"/>
+                <w:outline w:val="false"/>
+                <w:shadow w:val="false"/>
+                <w:color w:val="000000"/>
+                <w:sz w:val="24"/>
+                <w:szCs w:val="24"/>
+                <w:u w:val="none"/>
+              </w:rPr>
+            </w:pPr>
+            <w:r>
+              <w:rPr>
+                <w:rFonts w:ascii="Verdana" w:hAnsi="Verdana"/>
+                <w:b w:val="false"/>
+                <w:bCs w:val="false"/>
+                <w:i w:val="false"/>
+                <w:iCs w:val="false"/>
+                <w:strike w:val="false"/>
+                <w:dstrike w:val="false"/>
+                <w:outline w:val="false"/>
+                <w:shadow w:val="false"/>
+                <w:color w:val="000000"/>
+                <w:sz w:val="24"/>
+                <w:szCs w:val="24"/>
+                <w:u w:val="none"/>
+              </w:rPr>
+              <w:t>Indstillingens navn</w:t>
+            </w:r>
+          </w:p>
+        </w:tc>
+        <w:tc>
+          <w:tcPr>
+            <w:tcW w:w="6750" w:type="dxa"/>
+            <w:tcBorders>
+              <w:top w:val="single" w:sz="4" w:space="0" w:color="000000"/>
+              <w:left w:val="single" w:sz="4" w:space="0" w:color="000000"/>
+              <w:bottom w:val="single" w:sz="4" w:space="0" w:color="000000"/>
+              <w:right w:val="single" w:sz="4" w:space="0" w:color="000000"/>
+            </w:tcBorders>
+            <w:shd w:fill="auto" w:val="clear"/>
+          </w:tcPr>
+          <w:p>
+            <w:pPr>
+              <w:pStyle w:val="Tabelindhold"/>
+              <w:jc w:val="left"/>
+              <w:rPr>
+                <w:rFonts w:ascii="Verdana" w:hAnsi="Verdana"/>
+                <w:b w:val="false"/>
+                <w:b w:val="false"/>
+                <w:bCs w:val="false"/>
+                <w:i w:val="false"/>
+                <w:i w:val="false"/>
+                <w:iCs w:val="false"/>
+                <w:strike w:val="false"/>
+                <w:dstrike w:val="false"/>
+                <w:outline w:val="false"/>
+                <w:shadow w:val="false"/>
+                <w:color w:val="000000"/>
+                <w:sz w:val="24"/>
+                <w:szCs w:val="24"/>
+                <w:u w:val="none"/>
+              </w:rPr>
+            </w:pPr>
+            <w:r>
+              <w:rPr>
+                <w:rFonts w:ascii="Verdana" w:hAnsi="Verdana"/>
+                <w:b w:val="false"/>
+                <w:bCs w:val="false"/>
+                <w:i w:val="false"/>
+                <w:iCs w:val="false"/>
+                <w:strike w:val="false"/>
+                <w:dstrike w:val="false"/>
+                <w:outline w:val="false"/>
+                <w:shadow w:val="false"/>
+                <w:color w:val="000000"/>
+                <w:sz w:val="24"/>
+                <w:szCs w:val="24"/>
+                <w:u w:val="none"/>
+              </w:rPr>
+              <w:t>Taleinformation</w:t>
+            </w:r>
+          </w:p>
+        </w:tc>
+      </w:tr>
+      <w:tr>
+        <w:trPr/>
+        <w:tc>
+          <w:tcPr>
+            <w:tcW w:w="2895" w:type="dxa"/>
+            <w:tcBorders>
+              <w:left w:val="single" w:sz="4" w:space="0" w:color="000000"/>
+              <w:bottom w:val="single" w:sz="4" w:space="0" w:color="000000"/>
+            </w:tcBorders>
+            <w:shd w:fill="auto" w:val="clear"/>
+          </w:tcPr>
+          <w:p>
+            <w:pPr>
+              <w:pStyle w:val="Prformaterettekst"/>
+              <w:bidi w:val="0"/>
+              <w:spacing w:before="0" w:after="0"/>
+              <w:jc w:val="left"/>
+              <w:rPr>
+                <w:rFonts w:ascii="Liberation Serif" w:hAnsi="Liberation Serif"/>
+                <w:b w:val="false"/>
+                <w:b w:val="false"/>
+                <w:bCs w:val="false"/>
+                <w:i w:val="false"/>
+                <w:i w:val="false"/>
+                <w:iCs w:val="false"/>
+                <w:strike w:val="false"/>
+                <w:dstrike w:val="false"/>
+                <w:outline w:val="false"/>
+                <w:shadow w:val="false"/>
+                <w:color w:val="000000"/>
+                <w:sz w:val="24"/>
+                <w:szCs w:val="24"/>
+                <w:u w:val="none"/>
+              </w:rPr>
+            </w:pPr>
+            <w:r>
+              <w:rPr>
+                <w:rFonts w:ascii="Verdana" w:hAnsi="Verdana"/>
+                <w:b w:val="false"/>
+                <w:bCs w:val="false"/>
+                <w:i w:val="false"/>
+                <w:iCs w:val="false"/>
+                <w:strike w:val="false"/>
+                <w:dstrike w:val="false"/>
+                <w:outline w:val="false"/>
+                <w:shadow w:val="false"/>
+                <w:color w:val="000000"/>
+                <w:sz w:val="24"/>
+                <w:szCs w:val="24"/>
+                <w:u w:val="none"/>
+              </w:rPr>
+              <w:t>Handling</w:t>
+            </w:r>
+          </w:p>
+        </w:tc>
+        <w:tc>
+          <w:tcPr>
+            <w:tcW w:w="6750" w:type="dxa"/>
+            <w:tcBorders>
+              <w:left w:val="single" w:sz="4" w:space="0" w:color="000000"/>
+              <w:bottom w:val="single" w:sz="4" w:space="0" w:color="000000"/>
+              <w:right w:val="single" w:sz="4" w:space="0" w:color="000000"/>
+            </w:tcBorders>
+            <w:shd w:fill="auto" w:val="clear"/>
+          </w:tcPr>
+          <w:p>
+            <w:pPr>
+              <w:pStyle w:val="Prformaterettekst"/>
+              <w:bidi w:val="0"/>
+              <w:spacing w:before="0" w:after="0"/>
+              <w:jc w:val="left"/>
+              <w:rPr/>
+            </w:pPr>
+            <w:r>
+              <w:rPr>
+                <w:rFonts w:ascii="Verdana" w:hAnsi="Verdana"/>
+                <w:sz w:val="24"/>
+                <w:szCs w:val="24"/>
+              </w:rPr>
+              <w:t>-&gt; Taleinformation</w:t>
+            </w:r>
+          </w:p>
+          <w:p>
+            <w:pPr>
+              <w:pStyle w:val="Prformaterettekst"/>
+              <w:bidi w:val="0"/>
+              <w:spacing w:before="0" w:after="0"/>
+              <w:jc w:val="left"/>
+              <w:rPr/>
+            </w:pPr>
+            <w:r>
+              <w:rPr>
+                <w:rFonts w:ascii="Verdana" w:hAnsi="Verdana"/>
+                <w:sz w:val="24"/>
+                <w:szCs w:val="24"/>
+              </w:rPr>
+              <w:t>-&gt; Konfigurer informationsniveau</w:t>
+            </w:r>
+          </w:p>
+          <w:p>
+            <w:pPr>
+              <w:pStyle w:val="Prformaterettekst"/>
+              <w:bidi w:val="0"/>
+              <w:spacing w:before="0" w:after="0"/>
+              <w:jc w:val="left"/>
+              <w:rPr/>
+            </w:pPr>
+            <w:r>
+              <w:rPr>
+                <w:rFonts w:ascii="Verdana" w:hAnsi="Verdana"/>
+                <w:sz w:val="24"/>
+                <w:szCs w:val="24"/>
+              </w:rPr>
+              <w:t>-&gt; Begynder</w:t>
+            </w:r>
+          </w:p>
+          <w:p>
+            <w:pPr>
+              <w:pStyle w:val="Prformaterettekst"/>
+              <w:bidi w:val="0"/>
+              <w:spacing w:before="0" w:after="0"/>
+              <w:jc w:val="left"/>
+              <w:rPr/>
+            </w:pPr>
+            <w:r>
+              <w:rPr>
+                <w:rFonts w:ascii="Verdana" w:hAnsi="Verdana"/>
+                <w:sz w:val="24"/>
+                <w:szCs w:val="24"/>
+              </w:rPr>
+              <w:t>-&gt; Positionsinformation</w:t>
+            </w:r>
+          </w:p>
+          <w:p>
+            <w:pPr>
+              <w:pStyle w:val="Prformaterettekst"/>
+              <w:bidi w:val="0"/>
+              <w:spacing w:before="0" w:after="0"/>
+              <w:jc w:val="left"/>
+              <w:rPr>
+                <w:rFonts w:ascii="Liberation Serif" w:hAnsi="Liberation Serif"/>
+                <w:b w:val="false"/>
+                <w:b w:val="false"/>
+                <w:bCs w:val="false"/>
+                <w:i w:val="false"/>
+                <w:i w:val="false"/>
+                <w:iCs w:val="false"/>
+                <w:strike w:val="false"/>
+                <w:dstrike w:val="false"/>
+                <w:outline w:val="false"/>
+                <w:shadow w:val="false"/>
+                <w:color w:val="000000"/>
+                <w:sz w:val="24"/>
+                <w:szCs w:val="24"/>
+                <w:u w:val="none"/>
+              </w:rPr>
+            </w:pPr>
+            <w:r>
+              <w:rPr>
+                <w:rFonts w:ascii="Verdana" w:hAnsi="Verdana"/>
+                <w:b w:val="false"/>
+                <w:bCs w:val="false"/>
+                <w:i w:val="false"/>
+                <w:iCs w:val="false"/>
+                <w:strike w:val="false"/>
+                <w:dstrike w:val="false"/>
+                <w:outline w:val="false"/>
+                <w:shadow w:val="false"/>
+                <w:color w:val="000000"/>
+                <w:sz w:val="24"/>
+                <w:szCs w:val="24"/>
+                <w:u w:val="none"/>
+              </w:rPr>
+              <w:t>Fjern markering fra checkbox</w:t>
+            </w:r>
+          </w:p>
+        </w:tc>
+      </w:tr>
+      <w:tr>
+        <w:trPr/>
+        <w:tc>
+          <w:tcPr>
+            <w:tcW w:w="2895" w:type="dxa"/>
+            <w:tcBorders>
+              <w:left w:val="single" w:sz="4" w:space="0" w:color="000000"/>
+              <w:bottom w:val="single" w:sz="4" w:space="0" w:color="000000"/>
+            </w:tcBorders>
+            <w:shd w:fill="auto" w:val="clear"/>
+          </w:tcPr>
+          <w:p>
+            <w:pPr>
+              <w:pStyle w:val="Prformaterettekst"/>
+              <w:bidi w:val="0"/>
+              <w:spacing w:before="0" w:after="0"/>
+              <w:jc w:val="left"/>
+              <w:rPr>
+                <w:rFonts w:ascii="Liberation Serif" w:hAnsi="Liberation Serif"/>
+                <w:b w:val="false"/>
+                <w:b w:val="false"/>
+                <w:bCs w:val="false"/>
+                <w:i w:val="false"/>
+                <w:i w:val="false"/>
+                <w:iCs w:val="false"/>
+                <w:strike w:val="false"/>
+                <w:dstrike w:val="false"/>
+                <w:outline w:val="false"/>
+                <w:shadow w:val="false"/>
+                <w:color w:val="000000"/>
+                <w:sz w:val="24"/>
+                <w:szCs w:val="24"/>
+                <w:u w:val="none"/>
+              </w:rPr>
+            </w:pPr>
+            <w:r>
+              <w:rPr>
+                <w:rFonts w:ascii="Verdana" w:hAnsi="Verdana"/>
+                <w:b w:val="false"/>
+                <w:bCs w:val="false"/>
+                <w:i w:val="false"/>
+                <w:iCs w:val="false"/>
+                <w:strike w:val="false"/>
+                <w:dstrike w:val="false"/>
+                <w:outline w:val="false"/>
+                <w:shadow w:val="false"/>
+                <w:color w:val="000000"/>
+                <w:sz w:val="24"/>
+                <w:szCs w:val="24"/>
+                <w:u w:val="none"/>
+              </w:rPr>
+              <w:t>Virkning</w:t>
+            </w:r>
+          </w:p>
+        </w:tc>
+        <w:tc>
+          <w:tcPr>
+            <w:tcW w:w="6750" w:type="dxa"/>
+            <w:tcBorders>
+              <w:left w:val="single" w:sz="4" w:space="0" w:color="000000"/>
+              <w:bottom w:val="single" w:sz="4" w:space="0" w:color="000000"/>
+              <w:right w:val="single" w:sz="4" w:space="0" w:color="000000"/>
+            </w:tcBorders>
+            <w:shd w:fill="auto" w:val="clear"/>
+          </w:tcPr>
+          <w:p>
+            <w:pPr>
+              <w:pStyle w:val="Prformaterettekst"/>
+              <w:bidi w:val="0"/>
+              <w:spacing w:before="0" w:after="0"/>
+              <w:jc w:val="left"/>
+              <w:rPr>
+                <w:rFonts w:ascii="Liberation Serif" w:hAnsi="Liberation Serif"/>
+                <w:b w:val="false"/>
+                <w:b w:val="false"/>
+                <w:bCs w:val="false"/>
+                <w:i w:val="false"/>
+                <w:i w:val="false"/>
+                <w:iCs w:val="false"/>
+                <w:strike w:val="false"/>
+                <w:dstrike w:val="false"/>
+                <w:outline w:val="false"/>
+                <w:shadow w:val="false"/>
+                <w:color w:val="000000"/>
+                <w:sz w:val="24"/>
+                <w:szCs w:val="24"/>
+                <w:u w:val="none"/>
+              </w:rPr>
+            </w:pPr>
+            <w:r>
+              <w:rPr>
+                <w:rFonts w:ascii="Verdana" w:hAnsi="Verdana"/>
+                <w:b w:val="false"/>
+                <w:bCs w:val="false"/>
+                <w:i w:val="false"/>
+                <w:iCs w:val="false"/>
+                <w:strike w:val="false"/>
+                <w:dstrike w:val="false"/>
+                <w:outline w:val="false"/>
+                <w:shadow w:val="false"/>
+                <w:color w:val="000000"/>
+                <w:sz w:val="24"/>
+                <w:szCs w:val="24"/>
+                <w:u w:val="none"/>
+              </w:rPr>
+              <w:t>Fjerner overflødig tale-information om position i og størrelse af den aktuelle listbox</w:t>
+            </w:r>
+          </w:p>
+        </w:tc>
+      </w:tr>
+      <w:tr>
+        <w:trPr/>
+        <w:tc>
+          <w:tcPr>
+            <w:tcW w:w="2895" w:type="dxa"/>
+            <w:tcBorders>
+              <w:left w:val="single" w:sz="4" w:space="0" w:color="000000"/>
+              <w:bottom w:val="single" w:sz="4" w:space="0" w:color="000000"/>
+            </w:tcBorders>
+            <w:shd w:fill="auto" w:val="clear"/>
+          </w:tcPr>
+          <w:p>
+            <w:pPr>
+              <w:pStyle w:val="Prformaterettekst"/>
+              <w:bidi w:val="0"/>
+              <w:spacing w:before="0" w:after="0"/>
+              <w:jc w:val="left"/>
+              <w:rPr>
+                <w:rFonts w:ascii="Liberation Serif" w:hAnsi="Liberation Serif"/>
+                <w:b w:val="false"/>
+                <w:b w:val="false"/>
+                <w:bCs w:val="false"/>
+                <w:i w:val="false"/>
+                <w:i w:val="false"/>
+                <w:iCs w:val="false"/>
+                <w:strike w:val="false"/>
+                <w:dstrike w:val="false"/>
+                <w:outline w:val="false"/>
+                <w:shadow w:val="false"/>
+                <w:color w:val="000000"/>
+                <w:sz w:val="24"/>
+                <w:szCs w:val="24"/>
+                <w:u w:val="none"/>
+              </w:rPr>
+            </w:pPr>
+            <w:r>
+              <w:rPr>
+                <w:rFonts w:ascii="Verdana" w:hAnsi="Verdana"/>
+                <w:b w:val="false"/>
+                <w:bCs w:val="false"/>
+                <w:i w:val="false"/>
+                <w:iCs w:val="false"/>
+                <w:strike w:val="false"/>
+                <w:dstrike w:val="false"/>
+                <w:outline w:val="false"/>
+                <w:shadow w:val="false"/>
+                <w:color w:val="000000"/>
+                <w:sz w:val="24"/>
+                <w:szCs w:val="24"/>
+                <w:u w:val="none"/>
+              </w:rPr>
+              <w:t>Indhold af .JCF fil</w:t>
+            </w:r>
+          </w:p>
+        </w:tc>
+        <w:tc>
+          <w:tcPr>
+            <w:tcW w:w="6750" w:type="dxa"/>
+            <w:tcBorders>
+              <w:left w:val="single" w:sz="4" w:space="0" w:color="000000"/>
+              <w:bottom w:val="single" w:sz="4" w:space="0" w:color="000000"/>
+              <w:right w:val="single" w:sz="4" w:space="0" w:color="000000"/>
+            </w:tcBorders>
+            <w:shd w:fill="auto" w:val="clear"/>
+          </w:tcPr>
+          <w:p>
+            <w:pPr>
+              <w:pStyle w:val="Prformaterettekst"/>
+              <w:bidi w:val="0"/>
+              <w:spacing w:before="0" w:after="0"/>
+              <w:jc w:val="left"/>
+              <w:rPr/>
+            </w:pPr>
+            <w:r>
+              <w:rPr>
+                <w:rFonts w:ascii="Verdana" w:hAnsi="Verdana"/>
+                <w:sz w:val="24"/>
+                <w:szCs w:val="24"/>
+              </w:rPr>
+              <w:t>[OutputModes]</w:t>
+            </w:r>
+          </w:p>
+          <w:p>
+            <w:pPr>
+              <w:pStyle w:val="Prformaterettekst"/>
+              <w:bidi w:val="0"/>
+              <w:spacing w:before="0" w:after="0"/>
+              <w:jc w:val="left"/>
+              <w:rPr>
+                <w:rFonts w:ascii="Liberation Serif" w:hAnsi="Liberation Serif"/>
+                <w:b w:val="false"/>
+                <w:b w:val="false"/>
+                <w:bCs w:val="false"/>
+                <w:i w:val="false"/>
+                <w:i w:val="false"/>
+                <w:iCs w:val="false"/>
+                <w:strike w:val="false"/>
+                <w:dstrike w:val="false"/>
+                <w:outline w:val="false"/>
+                <w:shadow w:val="false"/>
+                <w:color w:val="000000"/>
+                <w:sz w:val="24"/>
+                <w:szCs w:val="24"/>
+                <w:u w:val="none"/>
+              </w:rPr>
+            </w:pPr>
+            <w:r>
+              <w:rPr>
+                <w:rFonts w:ascii="Verdana" w:hAnsi="Verdana"/>
+                <w:b w:val="false"/>
+                <w:bCs w:val="false"/>
+                <w:i w:val="false"/>
+                <w:iCs w:val="false"/>
+                <w:strike w:val="false"/>
+                <w:dstrike w:val="false"/>
+                <w:outline w:val="false"/>
+                <w:shadow w:val="false"/>
+                <w:color w:val="000000"/>
+                <w:sz w:val="24"/>
+                <w:szCs w:val="24"/>
+                <w:u w:val="none"/>
+              </w:rPr>
+              <w:t>CONTROL_TYPE=0|2|2|Kontroltype</w:t>
+            </w:r>
+          </w:p>
+        </w:tc>
+      </w:tr>
+    </w:tbl>
     <w:p>
       <w:pPr>
         <w:pStyle w:val="Prformaterettekst"/>
@@ -3422,12 +4587,7 @@
         </w:rPr>
       </w:pPr>
       <w:r>
-        <w:rPr>
-          <w:rFonts w:ascii="Verdana" w:hAnsi="Verdana"/>
-          <w:sz w:val="24"/>
-          <w:szCs w:val="24"/>
-        </w:rPr>
-        <w:t>-&gt;Inkluder valgfrie komponenter</w:t>
+        <w:rPr/>
       </w:r>
     </w:p>
     <w:p>
@@ -3443,12 +4603,7 @@
         </w:rPr>
       </w:pPr>
       <w:r>
-        <w:rPr>
-          <w:rFonts w:ascii="Verdana" w:hAnsi="Verdana"/>
-          <w:sz w:val="24"/>
-          <w:szCs w:val="24"/>
-        </w:rPr>
-        <w:t>-&gt;Type</w:t>
+        <w:rPr/>
       </w:r>
     </w:p>
     <w:p>
@@ -3469,7 +4624,6 @@
           <w:sz w:val="24"/>
           <w:szCs w:val="24"/>
         </w:rPr>
-        <w:t>Vælg ”Fra”</w:t>
       </w:r>
     </w:p>
     <w:p>
@@ -3490,7 +4644,7 @@
           <w:sz w:val="24"/>
           <w:szCs w:val="24"/>
         </w:rPr>
-        <w:t>Fjerner overflødig visning af Windows kontrol-type fra Braille diaplayet</w:t>
+        <w:t>NOTE: JAWS gemmer ovenstående konfigurationen i en simpel tekstfil.</w:t>
       </w:r>
     </w:p>
     <w:p>
@@ -3511,7 +4665,7 @@
           <w:sz w:val="24"/>
           <w:szCs w:val="24"/>
         </w:rPr>
-        <w:t>[FocusXT14]</w:t>
+        <w:t>Et eksempel på en typisk placering på en dansk PC med brugeren "Jens", et ”Focus 14” Braille display og  JAWS 2021 er:</w:t>
       </w:r>
     </w:p>
     <w:p>
@@ -3532,7 +4686,6 @@
           <w:sz w:val="24"/>
           <w:szCs w:val="24"/>
         </w:rPr>
-        <w:t>StructuredModeInclusionFlags=8189</w:t>
       </w:r>
     </w:p>
     <w:p>
@@ -3553,6 +4706,7 @@
           <w:sz w:val="24"/>
           <w:szCs w:val="24"/>
         </w:rPr>
+        <w:t>C:\Users\Jens\AppData\Roaming\Freedom Scientific\JAWS\2021\Settings\dan\IBOS MusicBrailleReader.JCF</w:t>
       </w:r>
     </w:p>
     <w:p>
@@ -3573,7 +4727,6 @@
           <w:sz w:val="24"/>
           <w:szCs w:val="24"/>
         </w:rPr>
-        <w:t>Hvis men desuden ønsker at undgå at JAWS i tale ustandselig annoncerer positionsinformation (for eksempel ”Linie 4 af 27”) samt komponenttype, (for eksempel ”listbox”) kan man i JAWS indstillingscenter med fordel anvende følgende indstillinger:</w:t>
       </w:r>
     </w:p>
     <w:p>
@@ -3594,6 +4747,7 @@
           <w:sz w:val="24"/>
           <w:szCs w:val="24"/>
         </w:rPr>
+        <w:t>Et typisk eksempel på indholdet af denne fil efter ovenstående opsætning er:</w:t>
       </w:r>
     </w:p>
     <w:p>
@@ -3614,7 +4768,6 @@
           <w:sz w:val="24"/>
           <w:szCs w:val="24"/>
         </w:rPr>
-        <w:t>Indstillingens navn</w:t>
       </w:r>
     </w:p>
     <w:p>
@@ -3635,7 +4788,7 @@
           <w:sz w:val="24"/>
           <w:szCs w:val="24"/>
         </w:rPr>
-        <w:t>Handling</w:t>
+        <w:t>[OutputModes]</w:t>
       </w:r>
     </w:p>
     <w:p>
@@ -3656,7 +4809,7 @@
           <w:sz w:val="24"/>
           <w:szCs w:val="24"/>
         </w:rPr>
-        <w:t>Virkning</w:t>
+        <w:t>POSITION=0|2|0|Positionsinformation</w:t>
       </w:r>
     </w:p>
     <w:p>
@@ -3677,7 +4830,7 @@
           <w:sz w:val="24"/>
           <w:szCs w:val="24"/>
         </w:rPr>
-        <w:t>Indhold af .JCF fil</w:t>
+        <w:t>CONTROL_TYPE=0|2|2|Kontroltype</w:t>
       </w:r>
     </w:p>
     <w:p>
@@ -3698,7 +4851,7 @@
           <w:sz w:val="24"/>
           <w:szCs w:val="24"/>
         </w:rPr>
-        <w:t>-&gt; Taleinformation</w:t>
+        <w:t>[FocusXT14]</w:t>
       </w:r>
     </w:p>
     <w:p>
@@ -3719,7 +4872,7 @@
           <w:sz w:val="24"/>
           <w:szCs w:val="24"/>
         </w:rPr>
-        <w:t>-&gt; Konfigurer informationsniveau</w:t>
+        <w:t>StructuredModeInclusionFlags=8189</w:t>
       </w:r>
     </w:p>
     <w:p>
@@ -3728,581 +4881,10 @@
         <w:bidi w:val="0"/>
         <w:spacing w:before="0" w:after="0"/>
         <w:jc w:val="left"/>
-        <w:rPr>
-          <w:rFonts w:ascii="Verdana" w:hAnsi="Verdana"/>
-          <w:sz w:val="24"/>
-          <w:szCs w:val="24"/>
-        </w:rPr>
-      </w:pPr>
-      <w:r>
-        <w:rPr>
-          <w:rFonts w:ascii="Verdana" w:hAnsi="Verdana"/>
-          <w:sz w:val="24"/>
-          <w:szCs w:val="24"/>
-        </w:rPr>
-        <w:t>-&gt; Begynder</w:t>
-      </w:r>
-    </w:p>
-    <w:p>
-      <w:pPr>
-        <w:pStyle w:val="Prformaterettekst"/>
-        <w:bidi w:val="0"/>
-        <w:spacing w:before="0" w:after="0"/>
-        <w:jc w:val="left"/>
-        <w:rPr>
-          <w:rFonts w:ascii="Verdana" w:hAnsi="Verdana"/>
-          <w:sz w:val="24"/>
-          <w:szCs w:val="24"/>
-        </w:rPr>
-      </w:pPr>
-      <w:r>
-        <w:rPr>
-          <w:rFonts w:ascii="Verdana" w:hAnsi="Verdana"/>
-          <w:sz w:val="24"/>
-          <w:szCs w:val="24"/>
-        </w:rPr>
-        <w:t>-&gt; Positionsinformation</w:t>
-      </w:r>
-    </w:p>
-    <w:p>
-      <w:pPr>
-        <w:pStyle w:val="Prformaterettekst"/>
-        <w:bidi w:val="0"/>
-        <w:spacing w:before="0" w:after="0"/>
-        <w:jc w:val="left"/>
-        <w:rPr>
-          <w:rFonts w:ascii="Verdana" w:hAnsi="Verdana"/>
-          <w:sz w:val="24"/>
-          <w:szCs w:val="24"/>
-        </w:rPr>
-      </w:pPr>
-      <w:r>
-        <w:rPr>
-          <w:rFonts w:ascii="Verdana" w:hAnsi="Verdana"/>
-          <w:sz w:val="24"/>
-          <w:szCs w:val="24"/>
-        </w:rPr>
-        <w:t>Fjern markering fra checkbox</w:t>
-      </w:r>
-    </w:p>
-    <w:p>
-      <w:pPr>
-        <w:pStyle w:val="Prformaterettekst"/>
-        <w:bidi w:val="0"/>
-        <w:spacing w:before="0" w:after="0"/>
-        <w:jc w:val="left"/>
-        <w:rPr>
-          <w:rFonts w:ascii="Verdana" w:hAnsi="Verdana"/>
-          <w:sz w:val="24"/>
-          <w:szCs w:val="24"/>
-        </w:rPr>
-      </w:pPr>
-      <w:r>
-        <w:rPr>
-          <w:rFonts w:ascii="Verdana" w:hAnsi="Verdana"/>
-          <w:sz w:val="24"/>
-          <w:szCs w:val="24"/>
-        </w:rPr>
-        <w:t>Fjerner overflødig tale-information om position i og størrelse af den aktuelle listbox</w:t>
-      </w:r>
-    </w:p>
-    <w:p>
-      <w:pPr>
-        <w:pStyle w:val="Prformaterettekst"/>
-        <w:bidi w:val="0"/>
-        <w:spacing w:before="0" w:after="0"/>
-        <w:jc w:val="left"/>
-        <w:rPr>
-          <w:rFonts w:ascii="Verdana" w:hAnsi="Verdana"/>
-          <w:sz w:val="24"/>
-          <w:szCs w:val="24"/>
-        </w:rPr>
-      </w:pPr>
-      <w:r>
-        <w:rPr>
-          <w:rFonts w:ascii="Verdana" w:hAnsi="Verdana"/>
-          <w:sz w:val="24"/>
-          <w:szCs w:val="24"/>
-        </w:rPr>
-        <w:t>[OutputModes]</w:t>
-      </w:r>
-    </w:p>
-    <w:p>
-      <w:pPr>
-        <w:pStyle w:val="Prformaterettekst"/>
-        <w:bidi w:val="0"/>
-        <w:spacing w:before="0" w:after="0"/>
-        <w:jc w:val="left"/>
-        <w:rPr>
-          <w:rFonts w:ascii="Verdana" w:hAnsi="Verdana"/>
-          <w:sz w:val="24"/>
-          <w:szCs w:val="24"/>
-        </w:rPr>
-      </w:pPr>
-      <w:r>
-        <w:rPr>
-          <w:rFonts w:ascii="Verdana" w:hAnsi="Verdana"/>
-          <w:sz w:val="24"/>
-          <w:szCs w:val="24"/>
-        </w:rPr>
-        <w:t>POSITION=0|2|0|Positionsinformation</w:t>
-      </w:r>
-    </w:p>
-    <w:p>
-      <w:pPr>
-        <w:pStyle w:val="Prformaterettekst"/>
-        <w:bidi w:val="0"/>
-        <w:spacing w:before="0" w:after="0"/>
-        <w:jc w:val="left"/>
-        <w:rPr>
-          <w:rFonts w:ascii="Verdana" w:hAnsi="Verdana"/>
-          <w:sz w:val="24"/>
-          <w:szCs w:val="24"/>
-        </w:rPr>
-      </w:pPr>
-      <w:r>
-        <w:rPr>
-          <w:rFonts w:ascii="Verdana" w:hAnsi="Verdana"/>
-          <w:sz w:val="24"/>
-          <w:szCs w:val="24"/>
-        </w:rPr>
-        <w:t>-&gt; Taleinformation</w:t>
-      </w:r>
-    </w:p>
-    <w:p>
-      <w:pPr>
-        <w:pStyle w:val="Prformaterettekst"/>
-        <w:bidi w:val="0"/>
-        <w:spacing w:before="0" w:after="0"/>
-        <w:jc w:val="left"/>
-        <w:rPr>
-          <w:rFonts w:ascii="Verdana" w:hAnsi="Verdana"/>
-          <w:sz w:val="24"/>
-          <w:szCs w:val="24"/>
-        </w:rPr>
-      </w:pPr>
-      <w:r>
-        <w:rPr>
-          <w:rFonts w:ascii="Verdana" w:hAnsi="Verdana"/>
-          <w:sz w:val="24"/>
-          <w:szCs w:val="24"/>
-        </w:rPr>
-        <w:t>-&gt; Konfigurer informationsniveau</w:t>
-      </w:r>
-    </w:p>
-    <w:p>
-      <w:pPr>
-        <w:pStyle w:val="Prformaterettekst"/>
-        <w:bidi w:val="0"/>
-        <w:spacing w:before="0" w:after="0"/>
-        <w:jc w:val="left"/>
-        <w:rPr>
-          <w:rFonts w:ascii="Verdana" w:hAnsi="Verdana"/>
-          <w:sz w:val="24"/>
-          <w:szCs w:val="24"/>
-        </w:rPr>
-      </w:pPr>
-      <w:r>
-        <w:rPr>
-          <w:rFonts w:ascii="Verdana" w:hAnsi="Verdana"/>
-          <w:sz w:val="24"/>
-          <w:szCs w:val="24"/>
-        </w:rPr>
-        <w:t>-&gt; Begynder</w:t>
-      </w:r>
-    </w:p>
-    <w:p>
-      <w:pPr>
-        <w:pStyle w:val="Prformaterettekst"/>
-        <w:bidi w:val="0"/>
-        <w:spacing w:before="0" w:after="0"/>
-        <w:jc w:val="left"/>
-        <w:rPr>
-          <w:rFonts w:ascii="Verdana" w:hAnsi="Verdana"/>
-          <w:sz w:val="24"/>
-          <w:szCs w:val="24"/>
-        </w:rPr>
-      </w:pPr>
-      <w:r>
-        <w:rPr>
-          <w:rFonts w:ascii="Verdana" w:hAnsi="Verdana"/>
-          <w:sz w:val="24"/>
-          <w:szCs w:val="24"/>
-        </w:rPr>
-        <w:t>-&gt; Kontroltype</w:t>
-      </w:r>
-    </w:p>
-    <w:p>
-      <w:pPr>
-        <w:pStyle w:val="Prformaterettekst"/>
-        <w:bidi w:val="0"/>
-        <w:spacing w:before="0" w:after="0"/>
-        <w:jc w:val="left"/>
-        <w:rPr>
-          <w:rFonts w:ascii="Verdana" w:hAnsi="Verdana"/>
-          <w:sz w:val="24"/>
-          <w:szCs w:val="24"/>
-        </w:rPr>
-      </w:pPr>
-      <w:r>
-        <w:rPr>
-          <w:rFonts w:ascii="Verdana" w:hAnsi="Verdana"/>
-          <w:sz w:val="24"/>
-          <w:szCs w:val="24"/>
-        </w:rPr>
-        <w:t>Fjern markering fra checkbox</w:t>
-      </w:r>
-    </w:p>
-    <w:p>
-      <w:pPr>
-        <w:pStyle w:val="Prformaterettekst"/>
-        <w:bidi w:val="0"/>
-        <w:spacing w:before="0" w:after="0"/>
-        <w:jc w:val="left"/>
-        <w:rPr>
-          <w:rFonts w:ascii="Verdana" w:hAnsi="Verdana"/>
-          <w:sz w:val="24"/>
-          <w:szCs w:val="24"/>
-        </w:rPr>
-      </w:pPr>
-      <w:r>
-        <w:rPr>
-          <w:rFonts w:ascii="Verdana" w:hAnsi="Verdana"/>
-          <w:sz w:val="24"/>
-          <w:szCs w:val="24"/>
-        </w:rPr>
-        <w:t>Fjerner overflødig tale-information om type af alle kontroller</w:t>
-      </w:r>
-    </w:p>
-    <w:p>
-      <w:pPr>
-        <w:pStyle w:val="Prformaterettekst"/>
-        <w:bidi w:val="0"/>
-        <w:spacing w:before="0" w:after="0"/>
-        <w:jc w:val="left"/>
-        <w:rPr>
-          <w:rFonts w:ascii="Verdana" w:hAnsi="Verdana"/>
-          <w:sz w:val="24"/>
-          <w:szCs w:val="24"/>
-        </w:rPr>
-      </w:pPr>
-      <w:r>
-        <w:rPr>
-          <w:rFonts w:ascii="Verdana" w:hAnsi="Verdana"/>
-          <w:sz w:val="24"/>
-          <w:szCs w:val="24"/>
-        </w:rPr>
-        <w:t>[OutputModes]</w:t>
-      </w:r>
-    </w:p>
-    <w:p>
-      <w:pPr>
-        <w:pStyle w:val="Prformaterettekst"/>
-        <w:bidi w:val="0"/>
-        <w:spacing w:before="0" w:after="0"/>
-        <w:jc w:val="left"/>
-        <w:rPr>
-          <w:rFonts w:ascii="Verdana" w:hAnsi="Verdana"/>
-          <w:sz w:val="24"/>
-          <w:szCs w:val="24"/>
-        </w:rPr>
-      </w:pPr>
-      <w:r>
-        <w:rPr>
-          <w:rFonts w:ascii="Verdana" w:hAnsi="Verdana"/>
-          <w:sz w:val="24"/>
-          <w:szCs w:val="24"/>
-        </w:rPr>
-        <w:t>CONTROL_TYPE=0|2|2|Kontroltype</w:t>
-      </w:r>
-    </w:p>
-    <w:p>
-      <w:pPr>
-        <w:pStyle w:val="Prformaterettekst"/>
-        <w:bidi w:val="0"/>
-        <w:spacing w:before="0" w:after="0"/>
-        <w:jc w:val="left"/>
-        <w:rPr>
-          <w:rFonts w:ascii="Verdana" w:hAnsi="Verdana"/>
-          <w:sz w:val="24"/>
-          <w:szCs w:val="24"/>
-        </w:rPr>
-      </w:pPr>
-      <w:r>
-        <w:rPr>
-          <w:rFonts w:ascii="Verdana" w:hAnsi="Verdana"/>
-          <w:sz w:val="24"/>
-          <w:szCs w:val="24"/>
-        </w:rPr>
-      </w:r>
-    </w:p>
-    <w:p>
-      <w:pPr>
-        <w:pStyle w:val="Prformaterettekst"/>
-        <w:bidi w:val="0"/>
-        <w:spacing w:before="0" w:after="0"/>
-        <w:jc w:val="left"/>
-        <w:rPr>
-          <w:rFonts w:ascii="Verdana" w:hAnsi="Verdana"/>
-          <w:sz w:val="24"/>
-          <w:szCs w:val="24"/>
-        </w:rPr>
-      </w:pPr>
-      <w:r>
-        <w:rPr>
-          <w:rFonts w:ascii="Verdana" w:hAnsi="Verdana"/>
-          <w:sz w:val="24"/>
-          <w:szCs w:val="24"/>
-        </w:rPr>
-        <w:t>NOTE: JAWS gemmer ovenstående konfigurationen i en simpel tekstfil.</w:t>
-      </w:r>
-    </w:p>
-    <w:p>
-      <w:pPr>
-        <w:pStyle w:val="Prformaterettekst"/>
-        <w:bidi w:val="0"/>
-        <w:spacing w:before="0" w:after="0"/>
-        <w:jc w:val="left"/>
-        <w:rPr>
-          <w:rFonts w:ascii="Verdana" w:hAnsi="Verdana"/>
-          <w:sz w:val="24"/>
-          <w:szCs w:val="24"/>
-        </w:rPr>
-      </w:pPr>
-      <w:r>
-        <w:rPr>
-          <w:rFonts w:ascii="Verdana" w:hAnsi="Verdana"/>
-          <w:sz w:val="24"/>
-          <w:szCs w:val="24"/>
-        </w:rPr>
-        <w:t>Et eksempel på en typisk placering på en dansk PC med brugeren "Jens", et ”Focus 14” Braille display og  JAWS 2021 er:</w:t>
-      </w:r>
-    </w:p>
-    <w:p>
-      <w:pPr>
-        <w:pStyle w:val="Prformaterettekst"/>
-        <w:bidi w:val="0"/>
-        <w:spacing w:before="0" w:after="0"/>
-        <w:jc w:val="left"/>
-        <w:rPr>
-          <w:rFonts w:ascii="Verdana" w:hAnsi="Verdana"/>
-          <w:sz w:val="24"/>
-          <w:szCs w:val="24"/>
-        </w:rPr>
-      </w:pPr>
-      <w:r>
-        <w:rPr>
-          <w:rFonts w:ascii="Verdana" w:hAnsi="Verdana"/>
-          <w:sz w:val="24"/>
-          <w:szCs w:val="24"/>
-        </w:rPr>
-      </w:r>
-    </w:p>
-    <w:p>
-      <w:pPr>
-        <w:pStyle w:val="Prformaterettekst"/>
-        <w:bidi w:val="0"/>
-        <w:spacing w:before="0" w:after="0"/>
-        <w:jc w:val="left"/>
-        <w:rPr>
-          <w:rFonts w:ascii="Verdana" w:hAnsi="Verdana"/>
-          <w:sz w:val="24"/>
-          <w:szCs w:val="24"/>
-        </w:rPr>
-      </w:pPr>
-      <w:r>
-        <w:rPr>
-          <w:rFonts w:ascii="Verdana" w:hAnsi="Verdana"/>
-          <w:sz w:val="24"/>
-          <w:szCs w:val="24"/>
-        </w:rPr>
-        <w:t>C:\Users\Jens\AppData\Roaming\Freedom Scientific\JAWS\2021\Settings\dan\IBOS MusicBrailleReader.JCF</w:t>
-      </w:r>
-    </w:p>
-    <w:p>
-      <w:pPr>
-        <w:pStyle w:val="Prformaterettekst"/>
-        <w:bidi w:val="0"/>
-        <w:spacing w:before="0" w:after="0"/>
-        <w:jc w:val="left"/>
-        <w:rPr>
-          <w:rFonts w:ascii="Verdana" w:hAnsi="Verdana"/>
-          <w:sz w:val="24"/>
-          <w:szCs w:val="24"/>
-        </w:rPr>
-      </w:pPr>
-      <w:r>
-        <w:rPr>
-          <w:rFonts w:ascii="Verdana" w:hAnsi="Verdana"/>
-          <w:sz w:val="24"/>
-          <w:szCs w:val="24"/>
-        </w:rPr>
-      </w:r>
-    </w:p>
-    <w:p>
-      <w:pPr>
-        <w:pStyle w:val="Prformaterettekst"/>
-        <w:bidi w:val="0"/>
-        <w:spacing w:before="0" w:after="0"/>
-        <w:jc w:val="left"/>
-        <w:rPr>
-          <w:rFonts w:ascii="Verdana" w:hAnsi="Verdana"/>
-          <w:sz w:val="24"/>
-          <w:szCs w:val="24"/>
-        </w:rPr>
-      </w:pPr>
-      <w:r>
-        <w:rPr>
-          <w:rFonts w:ascii="Verdana" w:hAnsi="Verdana"/>
-          <w:sz w:val="24"/>
-          <w:szCs w:val="24"/>
-        </w:rPr>
-        <w:t>Et typisk eksempel på indholdet af denne fil efter ovenstående opsætning er:</w:t>
-      </w:r>
-    </w:p>
-    <w:p>
-      <w:pPr>
-        <w:pStyle w:val="Prformaterettekst"/>
-        <w:bidi w:val="0"/>
-        <w:spacing w:before="0" w:after="0"/>
-        <w:jc w:val="left"/>
-        <w:rPr>
-          <w:rFonts w:ascii="Verdana" w:hAnsi="Verdana"/>
-          <w:sz w:val="24"/>
-          <w:szCs w:val="24"/>
-        </w:rPr>
-      </w:pPr>
-      <w:r>
-        <w:rPr>
-          <w:rFonts w:ascii="Verdana" w:hAnsi="Verdana"/>
-          <w:sz w:val="24"/>
-          <w:szCs w:val="24"/>
-        </w:rPr>
-      </w:r>
-    </w:p>
-    <w:p>
-      <w:pPr>
-        <w:pStyle w:val="Prformaterettekst"/>
-        <w:bidi w:val="0"/>
-        <w:spacing w:before="0" w:after="0"/>
-        <w:jc w:val="left"/>
-        <w:rPr>
-          <w:rFonts w:ascii="Verdana" w:hAnsi="Verdana"/>
-          <w:sz w:val="24"/>
-          <w:szCs w:val="24"/>
-        </w:rPr>
-      </w:pPr>
-      <w:r>
-        <w:rPr>
-          <w:rFonts w:ascii="Verdana" w:hAnsi="Verdana"/>
-          <w:sz w:val="24"/>
-          <w:szCs w:val="24"/>
-        </w:rPr>
-        <w:t>[OutputModes]</w:t>
-      </w:r>
-    </w:p>
-    <w:p>
-      <w:pPr>
-        <w:pStyle w:val="Prformaterettekst"/>
-        <w:bidi w:val="0"/>
-        <w:spacing w:before="0" w:after="0"/>
-        <w:jc w:val="left"/>
-        <w:rPr>
-          <w:rFonts w:ascii="Verdana" w:hAnsi="Verdana"/>
-          <w:sz w:val="24"/>
-          <w:szCs w:val="24"/>
-        </w:rPr>
-      </w:pPr>
-      <w:r>
-        <w:rPr>
-          <w:rFonts w:ascii="Verdana" w:hAnsi="Verdana"/>
-          <w:sz w:val="24"/>
-          <w:szCs w:val="24"/>
-        </w:rPr>
-        <w:t>POSITION=0|2|0|Positionsinformation</w:t>
-      </w:r>
-    </w:p>
-    <w:p>
-      <w:pPr>
-        <w:pStyle w:val="Prformaterettekst"/>
-        <w:bidi w:val="0"/>
-        <w:spacing w:before="0" w:after="0"/>
-        <w:jc w:val="left"/>
-        <w:rPr>
-          <w:rFonts w:ascii="Verdana" w:hAnsi="Verdana"/>
-          <w:sz w:val="24"/>
-          <w:szCs w:val="24"/>
-        </w:rPr>
-      </w:pPr>
-      <w:r>
-        <w:rPr>
-          <w:rFonts w:ascii="Verdana" w:hAnsi="Verdana"/>
-          <w:sz w:val="24"/>
-          <w:szCs w:val="24"/>
-        </w:rPr>
-        <w:t>CONTROL_TYPE=0|2|2|Kontroltype</w:t>
-      </w:r>
-    </w:p>
-    <w:p>
-      <w:pPr>
-        <w:pStyle w:val="Prformaterettekst"/>
-        <w:bidi w:val="0"/>
-        <w:spacing w:before="0" w:after="0"/>
-        <w:jc w:val="left"/>
-        <w:rPr>
-          <w:rFonts w:ascii="Verdana" w:hAnsi="Verdana"/>
-          <w:sz w:val="24"/>
-          <w:szCs w:val="24"/>
-        </w:rPr>
-      </w:pPr>
-      <w:r>
-        <w:rPr>
-          <w:rFonts w:ascii="Verdana" w:hAnsi="Verdana"/>
-          <w:sz w:val="24"/>
-          <w:szCs w:val="24"/>
-        </w:rPr>
-        <w:t>[FocusXT14]</w:t>
-      </w:r>
-    </w:p>
-    <w:p>
-      <w:pPr>
-        <w:pStyle w:val="Prformaterettekst"/>
-        <w:bidi w:val="0"/>
-        <w:spacing w:before="0" w:after="0"/>
-        <w:jc w:val="left"/>
-        <w:rPr>
-          <w:rFonts w:ascii="Verdana" w:hAnsi="Verdana"/>
-          <w:sz w:val="24"/>
-          <w:szCs w:val="24"/>
-        </w:rPr>
-      </w:pPr>
-      <w:r>
-        <w:rPr>
-          <w:rFonts w:ascii="Verdana" w:hAnsi="Verdana"/>
-          <w:sz w:val="24"/>
-          <w:szCs w:val="24"/>
-        </w:rPr>
-        <w:t>StructuredModeInclusionFlags=8189</w:t>
-      </w:r>
-    </w:p>
-    <w:p>
-      <w:pPr>
-        <w:pStyle w:val="Prformaterettekst"/>
-        <w:bidi w:val="0"/>
-        <w:spacing w:before="0" w:after="0"/>
-        <w:jc w:val="left"/>
-        <w:rPr>
-          <w:rFonts w:ascii="Verdana" w:hAnsi="Verdana"/>
-          <w:sz w:val="24"/>
-          <w:szCs w:val="24"/>
-        </w:rPr>
-      </w:pPr>
-      <w:r>
-        <w:rPr>
-          <w:rFonts w:ascii="Verdana" w:hAnsi="Verdana"/>
-          <w:sz w:val="24"/>
-          <w:szCs w:val="24"/>
-        </w:rPr>
+        <w:rPr/>
+      </w:pPr>
+      <w:r>
+        <w:rPr/>
       </w:r>
     </w:p>
     <w:sectPr>
@@ -4334,6 +4916,7 @@
     </w:lvl>
     <w:lvl w:ilvl="1">
       <w:start w:val="1"/>
+      <w:pStyle w:val="Overskrift2"/>
       <w:numFmt w:val="none"/>
       <w:suff w:val="nothing"/>
       <w:lvlText w:val=""/>
@@ -4344,6 +4927,7 @@
     </w:lvl>
     <w:lvl w:ilvl="2">
       <w:start w:val="1"/>
+      <w:pStyle w:val="Overskrift3"/>
       <w:numFmt w:val="none"/>
       <w:suff w:val="nothing"/>
       <w:lvlText w:val=""/>
@@ -4598,6 +5182,98 @@
     </w:lvl>
   </w:abstractNum>
   <w:abstractNum w:abstractNumId="4">
+    <w:lvl w:ilvl="0">
+      <w:start w:val="1"/>
+      <w:numFmt w:val="none"/>
+      <w:suff w:val="nothing"/>
+      <w:lvlText w:val=""/>
+      <w:lvlJc w:val="left"/>
+      <w:pPr>
+        <w:ind w:left="0" w:hanging="0"/>
+      </w:pPr>
+    </w:lvl>
+    <w:lvl w:ilvl="1">
+      <w:start w:val="1"/>
+      <w:numFmt w:val="none"/>
+      <w:suff w:val="nothing"/>
+      <w:lvlText w:val=""/>
+      <w:lvlJc w:val="left"/>
+      <w:pPr>
+        <w:ind w:left="0" w:hanging="0"/>
+      </w:pPr>
+    </w:lvl>
+    <w:lvl w:ilvl="2">
+      <w:start w:val="1"/>
+      <w:numFmt w:val="none"/>
+      <w:suff w:val="nothing"/>
+      <w:lvlText w:val=""/>
+      <w:lvlJc w:val="left"/>
+      <w:pPr>
+        <w:ind w:left="0" w:hanging="0"/>
+      </w:pPr>
+    </w:lvl>
+    <w:lvl w:ilvl="3">
+      <w:start w:val="1"/>
+      <w:numFmt w:val="none"/>
+      <w:suff w:val="nothing"/>
+      <w:lvlText w:val=""/>
+      <w:lvlJc w:val="left"/>
+      <w:pPr>
+        <w:ind w:left="0" w:hanging="0"/>
+      </w:pPr>
+    </w:lvl>
+    <w:lvl w:ilvl="4">
+      <w:start w:val="1"/>
+      <w:numFmt w:val="none"/>
+      <w:suff w:val="nothing"/>
+      <w:lvlText w:val=""/>
+      <w:lvlJc w:val="left"/>
+      <w:pPr>
+        <w:ind w:left="0" w:hanging="0"/>
+      </w:pPr>
+    </w:lvl>
+    <w:lvl w:ilvl="5">
+      <w:start w:val="1"/>
+      <w:numFmt w:val="none"/>
+      <w:suff w:val="nothing"/>
+      <w:lvlText w:val=""/>
+      <w:lvlJc w:val="left"/>
+      <w:pPr>
+        <w:ind w:left="0" w:hanging="0"/>
+      </w:pPr>
+    </w:lvl>
+    <w:lvl w:ilvl="6">
+      <w:start w:val="1"/>
+      <w:numFmt w:val="none"/>
+      <w:suff w:val="nothing"/>
+      <w:lvlText w:val=""/>
+      <w:lvlJc w:val="left"/>
+      <w:pPr>
+        <w:ind w:left="0" w:hanging="0"/>
+      </w:pPr>
+    </w:lvl>
+    <w:lvl w:ilvl="7">
+      <w:start w:val="1"/>
+      <w:numFmt w:val="none"/>
+      <w:suff w:val="nothing"/>
+      <w:lvlText w:val=""/>
+      <w:lvlJc w:val="left"/>
+      <w:pPr>
+        <w:ind w:left="0" w:hanging="0"/>
+      </w:pPr>
+    </w:lvl>
+    <w:lvl w:ilvl="8">
+      <w:start w:val="1"/>
+      <w:numFmt w:val="none"/>
+      <w:suff w:val="nothing"/>
+      <w:lvlText w:val=""/>
+      <w:lvlJc w:val="left"/>
+      <w:pPr>
+        <w:ind w:left="0" w:hanging="0"/>
+      </w:pPr>
+    </w:lvl>
+  </w:abstractNum>
+  <w:abstractNum w:abstractNumId="5">
     <w:lvl w:ilvl="0">
       <w:start w:val="1"/>
       <w:numFmt w:val="bullet"/>
@@ -4743,7 +5419,7 @@
       </w:rPr>
     </w:lvl>
   </w:abstractNum>
-  <w:abstractNum w:abstractNumId="5">
+  <w:abstractNum w:abstractNumId="6">
     <w:lvl w:ilvl="0">
       <w:start w:val="1"/>
       <w:numFmt w:val="bullet"/>
@@ -4903,6 +5579,9 @@
   </w:num>
   <w:num w:numId="5">
     <w:abstractNumId w:val="5"/>
+  </w:num>
+  <w:num w:numId="6">
+    <w:abstractNumId w:val="6"/>
   </w:num>
 </w:numbering>
 </file>
@@ -4957,6 +5636,46 @@
       <w:bCs/>
       <w:sz w:val="36"/>
       <w:szCs w:val="36"/>
+    </w:rPr>
+  </w:style>
+  <w:style w:type="paragraph" w:styleId="Overskrift2">
+    <w:name w:val="Heading 2"/>
+    <w:basedOn w:val="Overskrift"/>
+    <w:next w:val="Brdtekst"/>
+    <w:qFormat/>
+    <w:pPr>
+      <w:numPr>
+        <w:ilvl w:val="1"/>
+        <w:numId w:val="1"/>
+      </w:numPr>
+      <w:spacing w:before="200" w:after="120"/>
+      <w:outlineLvl w:val="1"/>
+    </w:pPr>
+    <w:rPr>
+      <w:b/>
+      <w:bCs/>
+      <w:sz w:val="32"/>
+      <w:szCs w:val="32"/>
+    </w:rPr>
+  </w:style>
+  <w:style w:type="paragraph" w:styleId="Overskrift3">
+    <w:name w:val="Heading 3"/>
+    <w:basedOn w:val="Overskrift"/>
+    <w:next w:val="Brdtekst"/>
+    <w:qFormat/>
+    <w:pPr>
+      <w:numPr>
+        <w:ilvl w:val="2"/>
+        <w:numId w:val="1"/>
+      </w:numPr>
+      <w:spacing w:before="140" w:after="120"/>
+      <w:outlineLvl w:val="2"/>
+    </w:pPr>
+    <w:rPr>
+      <w:b/>
+      <w:bCs/>
+      <w:sz w:val="28"/>
+      <w:szCs w:val="28"/>
     </w:rPr>
   </w:style>
   <w:style w:type="paragraph" w:styleId="Overskrift">

--- a/Documentation/Test descriptions/Version 4.1/Brugervejledning for IBOS Punktnodelæser.v4.1.docx
+++ b/Documentation/Test descriptions/Version 4.1/Brugervejledning for IBOS Punktnodelæser.v4.1.docx
@@ -65,7 +65,7 @@
         <w:pStyle w:val="Overskrift1"/>
         <w:numPr>
           <w:ilvl w:val="0"/>
-          <w:numId w:val="4"/>
+          <w:numId w:val="5"/>
         </w:numPr>
         <w:rPr>
           <w:rFonts w:ascii="Verdana" w:hAnsi="Verdana"/>
@@ -177,14 +177,14 @@
         </w:tblCellMar>
       </w:tblPr>
       <w:tblGrid>
-        <w:gridCol w:w="2773"/>
-        <w:gridCol w:w="6873"/>
+        <w:gridCol w:w="2772"/>
+        <w:gridCol w:w="6874"/>
       </w:tblGrid>
       <w:tr>
         <w:trPr/>
         <w:tc>
           <w:tcPr>
-            <w:tcW w:w="2773" w:type="dxa"/>
+            <w:tcW w:w="2772" w:type="dxa"/>
             <w:tcBorders>
               <w:top w:val="single" w:sz="2" w:space="0" w:color="000000"/>
               <w:left w:val="single" w:sz="2" w:space="0" w:color="000000"/>
@@ -211,7 +211,7 @@
         </w:tc>
         <w:tc>
           <w:tcPr>
-            <w:tcW w:w="6873" w:type="dxa"/>
+            <w:tcW w:w="6874" w:type="dxa"/>
             <w:tcBorders>
               <w:top w:val="single" w:sz="2" w:space="0" w:color="000000"/>
               <w:left w:val="single" w:sz="2" w:space="0" w:color="000000"/>
@@ -286,7 +286,7 @@
         <w:trPr/>
         <w:tc>
           <w:tcPr>
-            <w:tcW w:w="2773" w:type="dxa"/>
+            <w:tcW w:w="2772" w:type="dxa"/>
             <w:tcBorders>
               <w:left w:val="single" w:sz="2" w:space="0" w:color="000000"/>
               <w:bottom w:val="single" w:sz="2" w:space="0" w:color="000000"/>
@@ -312,7 +312,7 @@
         </w:tc>
         <w:tc>
           <w:tcPr>
-            <w:tcW w:w="6873" w:type="dxa"/>
+            <w:tcW w:w="6874" w:type="dxa"/>
             <w:tcBorders>
               <w:left w:val="single" w:sz="2" w:space="0" w:color="000000"/>
               <w:bottom w:val="single" w:sz="2" w:space="0" w:color="000000"/>
@@ -379,7 +379,7 @@
         <w:trPr/>
         <w:tc>
           <w:tcPr>
-            <w:tcW w:w="2773" w:type="dxa"/>
+            <w:tcW w:w="2772" w:type="dxa"/>
             <w:tcBorders>
               <w:left w:val="single" w:sz="2" w:space="0" w:color="000000"/>
               <w:bottom w:val="single" w:sz="2" w:space="0" w:color="000000"/>
@@ -405,7 +405,7 @@
         </w:tc>
         <w:tc>
           <w:tcPr>
-            <w:tcW w:w="6873" w:type="dxa"/>
+            <w:tcW w:w="6874" w:type="dxa"/>
             <w:tcBorders>
               <w:left w:val="single" w:sz="2" w:space="0" w:color="000000"/>
               <w:bottom w:val="single" w:sz="2" w:space="0" w:color="000000"/>
@@ -435,7 +435,7 @@
         <w:trPr/>
         <w:tc>
           <w:tcPr>
-            <w:tcW w:w="2773" w:type="dxa"/>
+            <w:tcW w:w="2772" w:type="dxa"/>
             <w:tcBorders>
               <w:left w:val="single" w:sz="2" w:space="0" w:color="000000"/>
             </w:tcBorders>
@@ -460,7 +460,7 @@
         </w:tc>
         <w:tc>
           <w:tcPr>
-            <w:tcW w:w="6873" w:type="dxa"/>
+            <w:tcW w:w="6874" w:type="dxa"/>
             <w:tcBorders>
               <w:left w:val="single" w:sz="2" w:space="0" w:color="000000"/>
               <w:right w:val="single" w:sz="2" w:space="0" w:color="000000"/>
@@ -495,7 +495,7 @@
         <w:trPr/>
         <w:tc>
           <w:tcPr>
-            <w:tcW w:w="2773" w:type="dxa"/>
+            <w:tcW w:w="2772" w:type="dxa"/>
             <w:tcBorders>
               <w:left w:val="single" w:sz="2" w:space="0" w:color="000000"/>
               <w:bottom w:val="single" w:sz="2" w:space="0" w:color="000000"/>
@@ -521,7 +521,7 @@
         </w:tc>
         <w:tc>
           <w:tcPr>
-            <w:tcW w:w="6873" w:type="dxa"/>
+            <w:tcW w:w="6874" w:type="dxa"/>
             <w:tcBorders>
               <w:left w:val="single" w:sz="2" w:space="0" w:color="000000"/>
               <w:bottom w:val="single" w:sz="2" w:space="0" w:color="000000"/>
@@ -627,7 +627,7 @@
         <w:pStyle w:val="Brdtekst"/>
         <w:numPr>
           <w:ilvl w:val="0"/>
-          <w:numId w:val="5"/>
+          <w:numId w:val="6"/>
         </w:numPr>
         <w:rPr/>
       </w:pPr>
@@ -637,138 +637,6 @@
           <w:color w:val="000000"/>
         </w:rPr>
         <w:t>Aktivere Menulinien ved at trykke på ALT knappen.</w:t>
-      </w:r>
-    </w:p>
-    <w:p>
-      <w:pPr>
-        <w:pStyle w:val="Brdtekst"/>
-        <w:numPr>
-          <w:ilvl w:val="0"/>
-          <w:numId w:val="5"/>
-        </w:numPr>
-        <w:rPr/>
-      </w:pPr>
-      <w:r>
-        <w:rPr>
-          <w:rFonts w:cs="Verdana" w:ascii="Verdana" w:hAnsi="Verdana"/>
-          <w:color w:val="000000"/>
-        </w:rPr>
-        <w:t>Skifte mellem de vigtigste visningskomponenter  (i dette tilfælde Punktnodelisten og Punktnodefilteret) med TAB knappen.</w:t>
-      </w:r>
-    </w:p>
-    <w:p>
-      <w:pPr>
-        <w:pStyle w:val="Brdtekst"/>
-        <w:numPr>
-          <w:ilvl w:val="0"/>
-          <w:numId w:val="5"/>
-        </w:numPr>
-        <w:rPr/>
-      </w:pPr>
-      <w:r>
-        <w:rPr>
-          <w:rFonts w:cs="Verdana" w:ascii="Verdana" w:hAnsi="Verdana"/>
-          <w:color w:val="000000"/>
-        </w:rPr>
-        <w:t>Afbryde en igangværende handling med ESC knappen.</w:t>
-      </w:r>
-    </w:p>
-    <w:p>
-      <w:pPr>
-        <w:pStyle w:val="Brdtekst"/>
-        <w:numPr>
-          <w:ilvl w:val="0"/>
-          <w:numId w:val="5"/>
-        </w:numPr>
-        <w:rPr/>
-      </w:pPr>
-      <w:r>
-        <w:rPr>
-          <w:rFonts w:cs="Verdana" w:ascii="Verdana" w:hAnsi="Verdana"/>
-          <w:color w:val="000000"/>
-        </w:rPr>
-        <w:t>Lukke programmet med ALT + F4</w:t>
-      </w:r>
-    </w:p>
-    <w:p>
-      <w:pPr>
-        <w:pStyle w:val="Brdtekst"/>
-        <w:rPr>
-          <w:rFonts w:ascii="Verdana" w:hAnsi="Verdana" w:cs="Verdana"/>
-          <w:color w:val="000000"/>
-        </w:rPr>
-      </w:pPr>
-      <w:r>
-        <w:rPr>
-          <w:rFonts w:cs="Verdana" w:ascii="Verdana" w:hAnsi="Verdana"/>
-          <w:color w:val="000000"/>
-        </w:rPr>
-      </w:r>
-    </w:p>
-    <w:p>
-      <w:pPr>
-        <w:pStyle w:val="Brdtekst"/>
-        <w:rPr/>
-      </w:pPr>
-      <w:r>
-        <w:rPr>
-          <w:rFonts w:cs="Verdana" w:ascii="Verdana" w:hAnsi="Verdana"/>
-          <w:color w:val="000000"/>
-        </w:rPr>
-        <w:t>Desuden kan man</w:t>
-      </w:r>
-      <w:r>
-        <w:rPr>
-          <w:rFonts w:cs="Verdana" w:ascii="Verdana" w:hAnsi="Verdana"/>
-          <w:color w:val="000000"/>
-          <w:lang w:val="da-DK"/>
-        </w:rPr>
-        <w:t xml:space="preserve">, </w:t>
-      </w:r>
-      <w:r>
-        <w:rPr>
-          <w:rFonts w:cs="Verdana" w:ascii="Verdana" w:hAnsi="Verdana"/>
-          <w:color w:val="000000"/>
-        </w:rPr>
-        <w:t>hvis JAWS kører</w:t>
-      </w:r>
-      <w:r>
-        <w:rPr>
-          <w:rFonts w:cs="Verdana" w:ascii="Verdana" w:hAnsi="Verdana"/>
-          <w:color w:val="000000"/>
-          <w:lang w:val="da-DK"/>
-        </w:rPr>
-        <w:t>,</w:t>
-      </w:r>
-      <w:r>
-        <w:rPr>
-          <w:rFonts w:cs="Verdana" w:ascii="Verdana" w:hAnsi="Verdana"/>
-          <w:color w:val="000000"/>
-        </w:rPr>
-        <w:t xml:space="preserve"> benytte de gængse JAWS kommandoer</w:t>
-      </w:r>
-      <w:r>
-        <w:rPr>
-          <w:rFonts w:cs="Verdana" w:ascii="Verdana" w:hAnsi="Verdana"/>
-          <w:color w:val="000000"/>
-          <w:lang w:val="da-DK"/>
-        </w:rPr>
-        <w:t>.</w:t>
-      </w:r>
-      <w:r>
-        <w:rPr>
-          <w:rFonts w:cs="Verdana" w:ascii="Verdana" w:hAnsi="Verdana"/>
-          <w:color w:val="000000"/>
-        </w:rPr>
-        <w:t xml:space="preserve"> Man kan blandt andet</w:t>
-      </w:r>
-      <w:r>
-        <w:rPr>
-          <w:rFonts w:cs="Verdana" w:ascii="Verdana" w:hAnsi="Verdana"/>
-          <w:color w:val="000000"/>
-          <w:lang w:val="da-DK"/>
-        </w:rPr>
-        <w:t>:</w:t>
       </w:r>
     </w:p>
     <w:p>
@@ -785,7 +653,7 @@
           <w:rFonts w:cs="Verdana" w:ascii="Verdana" w:hAnsi="Verdana"/>
           <w:color w:val="000000"/>
         </w:rPr>
-        <w:t>Få oplæst en meddelelse ved at taste INSERT + B</w:t>
+        <w:t>Skifte mellem de vigtigste visningskomponenter  (i dette tilfælde Punktnodelisten og Punktnodefilteret) med TAB knappen.</w:t>
       </w:r>
     </w:p>
     <w:p>
@@ -802,20 +670,139 @@
           <w:rFonts w:cs="Verdana" w:ascii="Verdana" w:hAnsi="Verdana"/>
           <w:color w:val="000000"/>
         </w:rPr>
+        <w:t>Afbryde en igangværende handling med ESC knappen.</w:t>
+      </w:r>
+    </w:p>
+    <w:p>
+      <w:pPr>
+        <w:pStyle w:val="Brdtekst"/>
+        <w:numPr>
+          <w:ilvl w:val="0"/>
+          <w:numId w:val="6"/>
+        </w:numPr>
+        <w:rPr/>
+      </w:pPr>
+      <w:r>
+        <w:rPr>
+          <w:rFonts w:cs="Verdana" w:ascii="Verdana" w:hAnsi="Verdana"/>
+          <w:color w:val="000000"/>
+        </w:rPr>
+        <w:t>Lukke programmet med ALT + F4</w:t>
+      </w:r>
+    </w:p>
+    <w:p>
+      <w:pPr>
+        <w:pStyle w:val="Brdtekst"/>
+        <w:rPr>
+          <w:rFonts w:ascii="Verdana" w:hAnsi="Verdana" w:cs="Verdana"/>
+          <w:color w:val="000000"/>
+        </w:rPr>
+      </w:pPr>
+      <w:r>
+        <w:rPr>
+          <w:rFonts w:cs="Verdana" w:ascii="Verdana" w:hAnsi="Verdana"/>
+          <w:color w:val="000000"/>
+        </w:rPr>
+      </w:r>
+    </w:p>
+    <w:p>
+      <w:pPr>
+        <w:pStyle w:val="Brdtekst"/>
+        <w:rPr/>
+      </w:pPr>
+      <w:r>
+        <w:rPr>
+          <w:rFonts w:cs="Verdana" w:ascii="Verdana" w:hAnsi="Verdana"/>
+          <w:color w:val="000000"/>
+        </w:rPr>
+        <w:t>Desuden kan man</w:t>
+      </w:r>
+      <w:r>
+        <w:rPr>
+          <w:rFonts w:cs="Verdana" w:ascii="Verdana" w:hAnsi="Verdana"/>
+          <w:color w:val="000000"/>
+          <w:lang w:val="da-DK"/>
+        </w:rPr>
+        <w:t xml:space="preserve">, </w:t>
+      </w:r>
+      <w:r>
+        <w:rPr>
+          <w:rFonts w:cs="Verdana" w:ascii="Verdana" w:hAnsi="Verdana"/>
+          <w:color w:val="000000"/>
+        </w:rPr>
+        <w:t>hvis JAWS kører</w:t>
+      </w:r>
+      <w:r>
+        <w:rPr>
+          <w:rFonts w:cs="Verdana" w:ascii="Verdana" w:hAnsi="Verdana"/>
+          <w:color w:val="000000"/>
+          <w:lang w:val="da-DK"/>
+        </w:rPr>
+        <w:t>,</w:t>
+      </w:r>
+      <w:r>
+        <w:rPr>
+          <w:rFonts w:cs="Verdana" w:ascii="Verdana" w:hAnsi="Verdana"/>
+          <w:color w:val="000000"/>
+        </w:rPr>
+        <w:t xml:space="preserve"> benytte de gængse JAWS kommandoer</w:t>
+      </w:r>
+      <w:r>
+        <w:rPr>
+          <w:rFonts w:cs="Verdana" w:ascii="Verdana" w:hAnsi="Verdana"/>
+          <w:color w:val="000000"/>
+          <w:lang w:val="da-DK"/>
+        </w:rPr>
+        <w:t>.</w:t>
+      </w:r>
+      <w:r>
+        <w:rPr>
+          <w:rFonts w:cs="Verdana" w:ascii="Verdana" w:hAnsi="Verdana"/>
+          <w:color w:val="000000"/>
+        </w:rPr>
+        <w:t xml:space="preserve"> Man kan blandt andet</w:t>
+      </w:r>
+      <w:r>
+        <w:rPr>
+          <w:rFonts w:cs="Verdana" w:ascii="Verdana" w:hAnsi="Verdana"/>
+          <w:color w:val="000000"/>
+          <w:lang w:val="da-DK"/>
+        </w:rPr>
+        <w:t>:</w:t>
+      </w:r>
+    </w:p>
+    <w:p>
+      <w:pPr>
+        <w:pStyle w:val="Brdtekst"/>
+        <w:numPr>
+          <w:ilvl w:val="0"/>
+          <w:numId w:val="7"/>
+        </w:numPr>
+        <w:rPr/>
+      </w:pPr>
+      <w:r>
+        <w:rPr>
+          <w:rFonts w:cs="Verdana" w:ascii="Verdana" w:hAnsi="Verdana"/>
+          <w:color w:val="000000"/>
+        </w:rPr>
+        <w:t>Få oplæst en meddelelse ved at taste INSERT + B</w:t>
+      </w:r>
+    </w:p>
+    <w:p>
+      <w:pPr>
+        <w:pStyle w:val="Brdtekst"/>
+        <w:numPr>
+          <w:ilvl w:val="0"/>
+          <w:numId w:val="7"/>
+        </w:numPr>
+        <w:rPr/>
+      </w:pPr>
+      <w:r>
+        <w:rPr>
+          <w:rFonts w:cs="Verdana" w:ascii="Verdana" w:hAnsi="Verdana"/>
+          <w:color w:val="000000"/>
+        </w:rPr>
         <w:t>Slå oplæsning fra/til ved at taste  INSERT + MELLEMRUM efterfulgt af s</w:t>
-      </w:r>
-    </w:p>
-    <w:p>
-      <w:pPr>
-        <w:pStyle w:val="Brdtekst"/>
-        <w:rPr>
-          <w:rFonts w:ascii="Verdana" w:hAnsi="Verdana"/>
-        </w:rPr>
-      </w:pPr>
-      <w:r>
-        <w:rPr>
-          <w:rFonts w:ascii="Verdana" w:hAnsi="Verdana"/>
-        </w:rPr>
       </w:r>
     </w:p>
     <w:p>
@@ -823,7 +810,7 @@
         <w:pStyle w:val="Overskrift1"/>
         <w:numPr>
           <w:ilvl w:val="0"/>
-          <w:numId w:val="3"/>
+          <w:numId w:val="4"/>
         </w:numPr>
         <w:rPr/>
       </w:pPr>
@@ -835,15 +822,25 @@
     <w:p>
       <w:pPr>
         <w:pStyle w:val="Brdtekst"/>
-        <w:rPr>
-          <w:rFonts w:ascii="Verdana" w:hAnsi="Verdana"/>
-        </w:rPr>
+        <w:rPr/>
       </w:pPr>
       <w:r>
         <w:rPr>
           <w:rFonts w:ascii="Verdana" w:hAnsi="Verdana"/>
         </w:rPr>
         <w:t>Ved indlæsning og fortolkning af punktnodefiler vil der ofte optræde fejl, enten fordi der er fejl i punktnodefilen, eller fordi punktnodefilen indeholder konstruktioner, som  IBOS Punktnodelæser endnu ikke understøtter. I så fald vises efter indlæsning af punktnode-filen en meddelelse, som opsummerer de fundne fejl. I de fleste tilfælde kan man blot lukke meddelelsen og gå videre.</w:t>
+      </w:r>
+    </w:p>
+    <w:p>
+      <w:pPr>
+        <w:pStyle w:val="Brdtekst"/>
+        <w:rPr/>
+      </w:pPr>
+      <w:r>
+        <w:rPr>
+          <w:rFonts w:ascii="Verdana" w:hAnsi="Verdana"/>
+        </w:rPr>
+        <w:t>Bemærk at fejlmeddelelser i version 4.1 vises i en blanding af dansk og engelsk.</w:t>
       </w:r>
     </w:p>
     <w:p>
@@ -851,7 +848,7 @@
         <w:pStyle w:val="Overskrift1"/>
         <w:numPr>
           <w:ilvl w:val="0"/>
-          <w:numId w:val="3"/>
+          <w:numId w:val="4"/>
         </w:numPr>
         <w:rPr/>
       </w:pPr>
@@ -1035,19 +1032,7 @@
         <w:rPr>
           <w:rFonts w:ascii="Verdana" w:hAnsi="Verdana"/>
         </w:rPr>
-        <w:t xml:space="preserve">Herunder vises et typisk eksempel på visningen i Punktnodelisten af en indlæst og fortolket punktnodefil. </w:t>
-      </w:r>
-      <w:r>
-        <w:rPr>
-          <w:rFonts w:ascii="Verdana" w:hAnsi="Verdana"/>
-        </w:rPr>
-        <w:t>Eksemplet stammer</w:t>
-      </w:r>
-      <w:r>
-        <w:rPr>
-          <w:rFonts w:ascii="Verdana" w:hAnsi="Verdana"/>
-        </w:rPr>
-        <w:t xml:space="preserve"> fra starten af ”Højre Hånd” for nummer 262 i Højskolesangbogen: Kaj Munks ”Den blå anemone”.</w:t>
+        <w:t>Herunder vises et typisk eksempel på visningen i Punktnodelisten af en indlæst og fortolket punktnodefil. Eksemplet stammer fra starten af ”Højre Hånd” for nummer 262 i Højskolesangbogen: Kaj Munks ”Den blå anemone”.</w:t>
       </w:r>
     </w:p>
     <w:p>
@@ -1095,6 +1080,64 @@
             <w:pPr>
               <w:pStyle w:val="Tabelindhold"/>
               <w:jc w:val="left"/>
+              <w:rPr/>
+            </w:pPr>
+            <w:r>
+              <w:rPr>
+                <w:b w:val="false"/>
+                <w:bCs w:val="false"/>
+                <w:i w:val="false"/>
+                <w:iCs w:val="false"/>
+                <w:strike w:val="false"/>
+                <w:dstrike w:val="false"/>
+                <w:outline w:val="false"/>
+                <w:shadow w:val="false"/>
+                <w:color w:val="000000"/>
+                <w:sz w:val="24"/>
+                <w:szCs w:val="24"/>
+                <w:u w:val="none"/>
+              </w:rPr>
+              <w:t>Side 1 Lin</w:t>
+            </w:r>
+            <w:r>
+              <w:rPr>
+                <w:b w:val="false"/>
+                <w:bCs w:val="false"/>
+                <w:i w:val="false"/>
+                <w:iCs w:val="false"/>
+                <w:strike w:val="false"/>
+                <w:dstrike w:val="false"/>
+                <w:outline w:val="false"/>
+                <w:shadow w:val="false"/>
+                <w:color w:val="000000"/>
+                <w:sz w:val="24"/>
+                <w:szCs w:val="24"/>
+                <w:u w:val="none"/>
+              </w:rPr>
+              <w:t>j</w:t>
+            </w:r>
+            <w:r>
+              <w:rPr>
+                <w:b w:val="false"/>
+                <w:bCs w:val="false"/>
+                <w:i w:val="false"/>
+                <w:iCs w:val="false"/>
+                <w:strike w:val="false"/>
+                <w:dstrike w:val="false"/>
+                <w:outline w:val="false"/>
+                <w:shadow w:val="false"/>
+                <w:color w:val="000000"/>
+                <w:sz w:val="24"/>
+                <w:szCs w:val="24"/>
+                <w:u w:val="none"/>
+              </w:rPr>
+              <w:t>e   8  ⠨⠜⠄⠣⠣⠣⠀⠼⠙⠲⠀⠸⠚⠀⠐⠋⠸⠚⠐⠋⠛⠳⠓⠋⠣⠜</w:t>
+            </w:r>
+          </w:p>
+          <w:p>
+            <w:pPr>
+              <w:pStyle w:val="Tabelindhold"/>
+              <w:jc w:val="left"/>
               <w:rPr>
                 <w:rFonts w:ascii="Liberation Serif" w:hAnsi="Liberation Serif"/>
                 <w:b w:val="false"/>
@@ -1128,7 +1171,7 @@
                 <w:szCs w:val="24"/>
                 <w:u w:val="none"/>
               </w:rPr>
-              <w:t>Side 1 Linie   8  ⠨⠜⠄⠣⠣⠣⠀⠼⠙⠲⠀⠸⠚⠀⠐⠋⠸⠚⠐⠋⠛⠳⠓⠋⠣⠜</w:t>
+              <w:t xml:space="preserve">⠨⠜⠄ Højre hånd </w:t>
             </w:r>
           </w:p>
           <w:p>
@@ -1168,7 +1211,7 @@
                 <w:szCs w:val="24"/>
                 <w:u w:val="none"/>
               </w:rPr>
-              <w:t xml:space="preserve">⠨⠜⠄ Højre hånd </w:t>
+              <w:t xml:space="preserve">⠣⠣⠣⠀ Faste fortegn-3 </w:t>
             </w:r>
           </w:p>
           <w:p>
@@ -1208,7 +1251,7 @@
                 <w:szCs w:val="24"/>
                 <w:u w:val="none"/>
               </w:rPr>
-              <w:t xml:space="preserve">⠣⠣⠣⠀ Faste fortegn-3 </w:t>
+              <w:t xml:space="preserve">⠼⠙⠲⠀ Taktart4/4 </w:t>
             </w:r>
           </w:p>
           <w:p>
@@ -1248,7 +1291,7 @@
                 <w:szCs w:val="24"/>
                 <w:u w:val="none"/>
               </w:rPr>
-              <w:t xml:space="preserve">⠼⠙⠲⠀ Taktart4/4 </w:t>
+              <w:t xml:space="preserve">⠸ Oktav3 </w:t>
             </w:r>
           </w:p>
           <w:p>
@@ -1288,6 +1331,166 @@
                 <w:szCs w:val="24"/>
                 <w:u w:val="none"/>
               </w:rPr>
+              <w:t xml:space="preserve">⠚ B/8 </w:t>
+            </w:r>
+          </w:p>
+          <w:p>
+            <w:pPr>
+              <w:pStyle w:val="Tabelindhold"/>
+              <w:jc w:val="left"/>
+              <w:rPr>
+                <w:rFonts w:ascii="Liberation Serif" w:hAnsi="Liberation Serif"/>
+                <w:b w:val="false"/>
+                <w:b w:val="false"/>
+                <w:bCs w:val="false"/>
+                <w:i w:val="false"/>
+                <w:i w:val="false"/>
+                <w:iCs w:val="false"/>
+                <w:strike w:val="false"/>
+                <w:dstrike w:val="false"/>
+                <w:outline w:val="false"/>
+                <w:shadow w:val="false"/>
+                <w:color w:val="000000"/>
+                <w:sz w:val="24"/>
+                <w:szCs w:val="24"/>
+                <w:u w:val="none"/>
+              </w:rPr>
+            </w:pPr>
+            <w:r>
+              <w:rPr>
+                <w:b w:val="false"/>
+                <w:bCs w:val="false"/>
+                <w:i w:val="false"/>
+                <w:iCs w:val="false"/>
+                <w:strike w:val="false"/>
+                <w:dstrike w:val="false"/>
+                <w:outline w:val="false"/>
+                <w:shadow w:val="false"/>
+                <w:color w:val="000000"/>
+                <w:sz w:val="24"/>
+                <w:szCs w:val="24"/>
+                <w:u w:val="none"/>
+              </w:rPr>
+              <w:t xml:space="preserve">⠀ Taktstreg </w:t>
+            </w:r>
+          </w:p>
+          <w:p>
+            <w:pPr>
+              <w:pStyle w:val="Tabelindhold"/>
+              <w:jc w:val="left"/>
+              <w:rPr>
+                <w:rFonts w:ascii="Liberation Serif" w:hAnsi="Liberation Serif"/>
+                <w:b w:val="false"/>
+                <w:b w:val="false"/>
+                <w:bCs w:val="false"/>
+                <w:i w:val="false"/>
+                <w:i w:val="false"/>
+                <w:iCs w:val="false"/>
+                <w:strike w:val="false"/>
+                <w:dstrike w:val="false"/>
+                <w:outline w:val="false"/>
+                <w:shadow w:val="false"/>
+                <w:color w:val="000000"/>
+                <w:sz w:val="24"/>
+                <w:szCs w:val="24"/>
+                <w:u w:val="none"/>
+              </w:rPr>
+            </w:pPr>
+            <w:r>
+              <w:rPr>
+                <w:b w:val="false"/>
+                <w:bCs w:val="false"/>
+                <w:i w:val="false"/>
+                <w:iCs w:val="false"/>
+                <w:strike w:val="false"/>
+                <w:dstrike w:val="false"/>
+                <w:outline w:val="false"/>
+                <w:shadow w:val="false"/>
+                <w:color w:val="000000"/>
+                <w:sz w:val="24"/>
+                <w:szCs w:val="24"/>
+                <w:u w:val="none"/>
+              </w:rPr>
+              <w:t xml:space="preserve">⠐ Oktav4 </w:t>
+            </w:r>
+          </w:p>
+          <w:p>
+            <w:pPr>
+              <w:pStyle w:val="Tabelindhold"/>
+              <w:jc w:val="left"/>
+              <w:rPr>
+                <w:rFonts w:ascii="Liberation Serif" w:hAnsi="Liberation Serif"/>
+                <w:b w:val="false"/>
+                <w:b w:val="false"/>
+                <w:bCs w:val="false"/>
+                <w:i w:val="false"/>
+                <w:i w:val="false"/>
+                <w:iCs w:val="false"/>
+                <w:strike w:val="false"/>
+                <w:dstrike w:val="false"/>
+                <w:outline w:val="false"/>
+                <w:shadow w:val="false"/>
+                <w:color w:val="000000"/>
+                <w:sz w:val="24"/>
+                <w:szCs w:val="24"/>
+                <w:u w:val="none"/>
+              </w:rPr>
+            </w:pPr>
+            <w:r>
+              <w:rPr>
+                <w:b w:val="false"/>
+                <w:bCs w:val="false"/>
+                <w:i w:val="false"/>
+                <w:iCs w:val="false"/>
+                <w:strike w:val="false"/>
+                <w:dstrike w:val="false"/>
+                <w:outline w:val="false"/>
+                <w:shadow w:val="false"/>
+                <w:color w:val="000000"/>
+                <w:sz w:val="24"/>
+                <w:szCs w:val="24"/>
+                <w:u w:val="none"/>
+              </w:rPr>
+              <w:t xml:space="preserve">⠋ E/8 </w:t>
+            </w:r>
+          </w:p>
+          <w:p>
+            <w:pPr>
+              <w:pStyle w:val="Tabelindhold"/>
+              <w:jc w:val="left"/>
+              <w:rPr>
+                <w:rFonts w:ascii="Liberation Serif" w:hAnsi="Liberation Serif"/>
+                <w:b w:val="false"/>
+                <w:b w:val="false"/>
+                <w:bCs w:val="false"/>
+                <w:i w:val="false"/>
+                <w:i w:val="false"/>
+                <w:iCs w:val="false"/>
+                <w:strike w:val="false"/>
+                <w:dstrike w:val="false"/>
+                <w:outline w:val="false"/>
+                <w:shadow w:val="false"/>
+                <w:color w:val="000000"/>
+                <w:sz w:val="24"/>
+                <w:szCs w:val="24"/>
+                <w:u w:val="none"/>
+              </w:rPr>
+            </w:pPr>
+            <w:r>
+              <w:rPr>
+                <w:b w:val="false"/>
+                <w:bCs w:val="false"/>
+                <w:i w:val="false"/>
+                <w:iCs w:val="false"/>
+                <w:strike w:val="false"/>
+                <w:dstrike w:val="false"/>
+                <w:outline w:val="false"/>
+                <w:shadow w:val="false"/>
+                <w:color w:val="000000"/>
+                <w:sz w:val="24"/>
+                <w:szCs w:val="24"/>
+                <w:u w:val="none"/>
+              </w:rPr>
               <w:t xml:space="preserve">⠸ Oktav3 </w:t>
             </w:r>
           </w:p>
@@ -1368,6 +1571,819 @@
                 <w:szCs w:val="24"/>
                 <w:u w:val="none"/>
               </w:rPr>
+              <w:t xml:space="preserve">⠐ Oktav4 </w:t>
+            </w:r>
+          </w:p>
+          <w:p>
+            <w:pPr>
+              <w:pStyle w:val="Tabelindhold"/>
+              <w:jc w:val="left"/>
+              <w:rPr>
+                <w:rFonts w:ascii="Liberation Serif" w:hAnsi="Liberation Serif"/>
+                <w:b w:val="false"/>
+                <w:b w:val="false"/>
+                <w:bCs w:val="false"/>
+                <w:i w:val="false"/>
+                <w:i w:val="false"/>
+                <w:iCs w:val="false"/>
+                <w:strike w:val="false"/>
+                <w:dstrike w:val="false"/>
+                <w:outline w:val="false"/>
+                <w:shadow w:val="false"/>
+                <w:color w:val="000000"/>
+                <w:sz w:val="24"/>
+                <w:szCs w:val="24"/>
+                <w:u w:val="none"/>
+              </w:rPr>
+            </w:pPr>
+            <w:r>
+              <w:rPr>
+                <w:b w:val="false"/>
+                <w:bCs w:val="false"/>
+                <w:i w:val="false"/>
+                <w:iCs w:val="false"/>
+                <w:strike w:val="false"/>
+                <w:dstrike w:val="false"/>
+                <w:outline w:val="false"/>
+                <w:shadow w:val="false"/>
+                <w:color w:val="000000"/>
+                <w:sz w:val="24"/>
+                <w:szCs w:val="24"/>
+                <w:u w:val="none"/>
+              </w:rPr>
+              <w:t xml:space="preserve">⠋ E/8 </w:t>
+            </w:r>
+          </w:p>
+          <w:p>
+            <w:pPr>
+              <w:pStyle w:val="Tabelindhold"/>
+              <w:jc w:val="left"/>
+              <w:rPr>
+                <w:rFonts w:ascii="Liberation Serif" w:hAnsi="Liberation Serif"/>
+                <w:b w:val="false"/>
+                <w:b w:val="false"/>
+                <w:bCs w:val="false"/>
+                <w:i w:val="false"/>
+                <w:i w:val="false"/>
+                <w:iCs w:val="false"/>
+                <w:strike w:val="false"/>
+                <w:dstrike w:val="false"/>
+                <w:outline w:val="false"/>
+                <w:shadow w:val="false"/>
+                <w:color w:val="000000"/>
+                <w:sz w:val="24"/>
+                <w:szCs w:val="24"/>
+                <w:u w:val="none"/>
+              </w:rPr>
+            </w:pPr>
+            <w:r>
+              <w:rPr>
+                <w:b w:val="false"/>
+                <w:bCs w:val="false"/>
+                <w:i w:val="false"/>
+                <w:iCs w:val="false"/>
+                <w:strike w:val="false"/>
+                <w:dstrike w:val="false"/>
+                <w:outline w:val="false"/>
+                <w:shadow w:val="false"/>
+                <w:color w:val="000000"/>
+                <w:sz w:val="24"/>
+                <w:szCs w:val="24"/>
+                <w:u w:val="none"/>
+              </w:rPr>
+              <w:t xml:space="preserve">⠛ F/8 </w:t>
+            </w:r>
+          </w:p>
+          <w:p>
+            <w:pPr>
+              <w:pStyle w:val="Tabelindhold"/>
+              <w:jc w:val="left"/>
+              <w:rPr>
+                <w:rFonts w:ascii="Liberation Serif" w:hAnsi="Liberation Serif"/>
+                <w:b w:val="false"/>
+                <w:b w:val="false"/>
+                <w:bCs w:val="false"/>
+                <w:i w:val="false"/>
+                <w:i w:val="false"/>
+                <w:iCs w:val="false"/>
+                <w:strike w:val="false"/>
+                <w:dstrike w:val="false"/>
+                <w:outline w:val="false"/>
+                <w:shadow w:val="false"/>
+                <w:color w:val="000000"/>
+                <w:sz w:val="24"/>
+                <w:szCs w:val="24"/>
+                <w:u w:val="none"/>
+              </w:rPr>
+            </w:pPr>
+            <w:r>
+              <w:rPr>
+                <w:b w:val="false"/>
+                <w:bCs w:val="false"/>
+                <w:i w:val="false"/>
+                <w:iCs w:val="false"/>
+                <w:strike w:val="false"/>
+                <w:dstrike w:val="false"/>
+                <w:outline w:val="false"/>
+                <w:shadow w:val="false"/>
+                <w:color w:val="000000"/>
+                <w:sz w:val="24"/>
+                <w:szCs w:val="24"/>
+                <w:u w:val="none"/>
+              </w:rPr>
+              <w:t xml:space="preserve">⠳ G/4 </w:t>
+            </w:r>
+          </w:p>
+          <w:p>
+            <w:pPr>
+              <w:pStyle w:val="Tabelindhold"/>
+              <w:jc w:val="left"/>
+              <w:rPr>
+                <w:rFonts w:ascii="Liberation Serif" w:hAnsi="Liberation Serif"/>
+                <w:b w:val="false"/>
+                <w:b w:val="false"/>
+                <w:bCs w:val="false"/>
+                <w:i w:val="false"/>
+                <w:i w:val="false"/>
+                <w:iCs w:val="false"/>
+                <w:strike w:val="false"/>
+                <w:dstrike w:val="false"/>
+                <w:outline w:val="false"/>
+                <w:shadow w:val="false"/>
+                <w:color w:val="000000"/>
+                <w:sz w:val="24"/>
+                <w:szCs w:val="24"/>
+                <w:u w:val="none"/>
+              </w:rPr>
+            </w:pPr>
+            <w:r>
+              <w:rPr>
+                <w:b w:val="false"/>
+                <w:bCs w:val="false"/>
+                <w:i w:val="false"/>
+                <w:iCs w:val="false"/>
+                <w:strike w:val="false"/>
+                <w:dstrike w:val="false"/>
+                <w:outline w:val="false"/>
+                <w:shadow w:val="false"/>
+                <w:color w:val="000000"/>
+                <w:sz w:val="24"/>
+                <w:szCs w:val="24"/>
+                <w:u w:val="none"/>
+              </w:rPr>
+              <w:t xml:space="preserve">⠓ G/8 </w:t>
+            </w:r>
+          </w:p>
+          <w:p>
+            <w:pPr>
+              <w:pStyle w:val="Tabelindhold"/>
+              <w:jc w:val="left"/>
+              <w:rPr>
+                <w:rFonts w:ascii="Liberation Serif" w:hAnsi="Liberation Serif"/>
+                <w:b w:val="false"/>
+                <w:b w:val="false"/>
+                <w:bCs w:val="false"/>
+                <w:i w:val="false"/>
+                <w:i w:val="false"/>
+                <w:iCs w:val="false"/>
+                <w:strike w:val="false"/>
+                <w:dstrike w:val="false"/>
+                <w:outline w:val="false"/>
+                <w:shadow w:val="false"/>
+                <w:color w:val="000000"/>
+                <w:sz w:val="24"/>
+                <w:szCs w:val="24"/>
+                <w:u w:val="none"/>
+              </w:rPr>
+            </w:pPr>
+            <w:r>
+              <w:rPr>
+                <w:b w:val="false"/>
+                <w:bCs w:val="false"/>
+                <w:i w:val="false"/>
+                <w:iCs w:val="false"/>
+                <w:strike w:val="false"/>
+                <w:dstrike w:val="false"/>
+                <w:outline w:val="false"/>
+                <w:shadow w:val="false"/>
+                <w:color w:val="000000"/>
+                <w:sz w:val="24"/>
+                <w:szCs w:val="24"/>
+                <w:u w:val="none"/>
+              </w:rPr>
+              <w:t xml:space="preserve">⠋ E/8 </w:t>
+            </w:r>
+          </w:p>
+          <w:p>
+            <w:pPr>
+              <w:pStyle w:val="Tabelindhold"/>
+              <w:jc w:val="left"/>
+              <w:rPr>
+                <w:rFonts w:ascii="Liberation Serif" w:hAnsi="Liberation Serif"/>
+                <w:b w:val="false"/>
+                <w:b w:val="false"/>
+                <w:bCs w:val="false"/>
+                <w:i w:val="false"/>
+                <w:i w:val="false"/>
+                <w:iCs w:val="false"/>
+                <w:strike w:val="false"/>
+                <w:dstrike w:val="false"/>
+                <w:outline w:val="false"/>
+                <w:shadow w:val="false"/>
+                <w:color w:val="000000"/>
+                <w:sz w:val="24"/>
+                <w:szCs w:val="24"/>
+                <w:u w:val="none"/>
+              </w:rPr>
+            </w:pPr>
+            <w:r>
+              <w:rPr>
+                <w:b w:val="false"/>
+                <w:bCs w:val="false"/>
+                <w:i w:val="false"/>
+                <w:iCs w:val="false"/>
+                <w:strike w:val="false"/>
+                <w:dstrike w:val="false"/>
+                <w:outline w:val="false"/>
+                <w:shadow w:val="false"/>
+                <w:color w:val="000000"/>
+                <w:sz w:val="24"/>
+                <w:szCs w:val="24"/>
+                <w:u w:val="none"/>
+              </w:rPr>
+              <w:t xml:space="preserve">⠣⠜ Stor bistemme </w:t>
+            </w:r>
+          </w:p>
+          <w:p>
+            <w:pPr>
+              <w:pStyle w:val="Tabelindhold"/>
+              <w:jc w:val="left"/>
+              <w:rPr/>
+            </w:pPr>
+            <w:r>
+              <w:rPr>
+                <w:b w:val="false"/>
+                <w:bCs w:val="false"/>
+                <w:i w:val="false"/>
+                <w:iCs w:val="false"/>
+                <w:strike w:val="false"/>
+                <w:dstrike w:val="false"/>
+                <w:outline w:val="false"/>
+                <w:shadow w:val="false"/>
+                <w:color w:val="000000"/>
+                <w:sz w:val="24"/>
+                <w:szCs w:val="24"/>
+                <w:u w:val="none"/>
+              </w:rPr>
+              <w:t xml:space="preserve"> </w:t>
+            </w:r>
+            <w:r>
+              <w:rPr>
+                <w:b w:val="false"/>
+                <w:bCs w:val="false"/>
+                <w:i w:val="false"/>
+                <w:iCs w:val="false"/>
+                <w:strike w:val="false"/>
+                <w:dstrike w:val="false"/>
+                <w:outline w:val="false"/>
+                <w:shadow w:val="false"/>
+                <w:color w:val="000000"/>
+                <w:sz w:val="24"/>
+                <w:szCs w:val="24"/>
+                <w:u w:val="none"/>
+              </w:rPr>
+              <w:t>Ny lin</w:t>
+            </w:r>
+            <w:r>
+              <w:rPr>
+                <w:b w:val="false"/>
+                <w:bCs w:val="false"/>
+                <w:i w:val="false"/>
+                <w:iCs w:val="false"/>
+                <w:strike w:val="false"/>
+                <w:dstrike w:val="false"/>
+                <w:outline w:val="false"/>
+                <w:shadow w:val="false"/>
+                <w:color w:val="000000"/>
+                <w:sz w:val="24"/>
+                <w:szCs w:val="24"/>
+                <w:u w:val="none"/>
+              </w:rPr>
+              <w:t>j</w:t>
+            </w:r>
+            <w:r>
+              <w:rPr>
+                <w:b w:val="false"/>
+                <w:bCs w:val="false"/>
+                <w:i w:val="false"/>
+                <w:iCs w:val="false"/>
+                <w:strike w:val="false"/>
+                <w:dstrike w:val="false"/>
+                <w:outline w:val="false"/>
+                <w:shadow w:val="false"/>
+                <w:color w:val="000000"/>
+                <w:sz w:val="24"/>
+                <w:szCs w:val="24"/>
+                <w:u w:val="none"/>
+              </w:rPr>
+              <w:t xml:space="preserve">e </w:t>
+            </w:r>
+          </w:p>
+          <w:p>
+            <w:pPr>
+              <w:pStyle w:val="Tabelindhold"/>
+              <w:jc w:val="left"/>
+              <w:rPr/>
+            </w:pPr>
+            <w:r>
+              <w:rPr>
+                <w:b w:val="false"/>
+                <w:bCs w:val="false"/>
+                <w:i w:val="false"/>
+                <w:iCs w:val="false"/>
+                <w:strike w:val="false"/>
+                <w:dstrike w:val="false"/>
+                <w:outline w:val="false"/>
+                <w:shadow w:val="false"/>
+                <w:color w:val="000000"/>
+                <w:sz w:val="24"/>
+                <w:szCs w:val="24"/>
+                <w:u w:val="none"/>
+              </w:rPr>
+              <w:t>Side 1 Lin</w:t>
+            </w:r>
+            <w:r>
+              <w:rPr>
+                <w:b w:val="false"/>
+                <w:bCs w:val="false"/>
+                <w:i w:val="false"/>
+                <w:iCs w:val="false"/>
+                <w:strike w:val="false"/>
+                <w:dstrike w:val="false"/>
+                <w:outline w:val="false"/>
+                <w:shadow w:val="false"/>
+                <w:color w:val="000000"/>
+                <w:sz w:val="24"/>
+                <w:szCs w:val="24"/>
+                <w:u w:val="none"/>
+              </w:rPr>
+              <w:t>j</w:t>
+            </w:r>
+            <w:r>
+              <w:rPr>
+                <w:b w:val="false"/>
+                <w:bCs w:val="false"/>
+                <w:i w:val="false"/>
+                <w:iCs w:val="false"/>
+                <w:strike w:val="false"/>
+                <w:dstrike w:val="false"/>
+                <w:outline w:val="false"/>
+                <w:shadow w:val="false"/>
+                <w:color w:val="000000"/>
+                <w:sz w:val="24"/>
+                <w:szCs w:val="24"/>
+                <w:u w:val="none"/>
+              </w:rPr>
+              <w:t>e   9  ⠀⠀⠸⠳⠪⠐⠱⠬⠣⠱⠬⠀⠐⠛⠓⠊⠓⠚⠓⠛⠓⠣⠜</w:t>
+            </w:r>
+          </w:p>
+          <w:p>
+            <w:pPr>
+              <w:pStyle w:val="Tabelindhold"/>
+              <w:jc w:val="left"/>
+              <w:rPr>
+                <w:rFonts w:ascii="Liberation Serif" w:hAnsi="Liberation Serif"/>
+                <w:b w:val="false"/>
+                <w:b w:val="false"/>
+                <w:bCs w:val="false"/>
+                <w:i w:val="false"/>
+                <w:i w:val="false"/>
+                <w:iCs w:val="false"/>
+                <w:strike w:val="false"/>
+                <w:dstrike w:val="false"/>
+                <w:outline w:val="false"/>
+                <w:shadow w:val="false"/>
+                <w:color w:val="000000"/>
+                <w:sz w:val="24"/>
+                <w:szCs w:val="24"/>
+                <w:u w:val="none"/>
+              </w:rPr>
+            </w:pPr>
+            <w:r>
+              <w:rPr>
+                <w:b w:val="false"/>
+                <w:bCs w:val="false"/>
+                <w:i w:val="false"/>
+                <w:iCs w:val="false"/>
+                <w:strike w:val="false"/>
+                <w:dstrike w:val="false"/>
+                <w:outline w:val="false"/>
+                <w:shadow w:val="false"/>
+                <w:color w:val="000000"/>
+                <w:sz w:val="24"/>
+                <w:szCs w:val="24"/>
+                <w:u w:val="none"/>
+              </w:rPr>
+              <w:t xml:space="preserve">⠀⠀ Taktstreg </w:t>
+            </w:r>
+          </w:p>
+          <w:p>
+            <w:pPr>
+              <w:pStyle w:val="Tabelindhold"/>
+              <w:jc w:val="left"/>
+              <w:rPr>
+                <w:rFonts w:ascii="Liberation Serif" w:hAnsi="Liberation Serif"/>
+                <w:b w:val="false"/>
+                <w:b w:val="false"/>
+                <w:bCs w:val="false"/>
+                <w:i w:val="false"/>
+                <w:i w:val="false"/>
+                <w:iCs w:val="false"/>
+                <w:strike w:val="false"/>
+                <w:dstrike w:val="false"/>
+                <w:outline w:val="false"/>
+                <w:shadow w:val="false"/>
+                <w:color w:val="000000"/>
+                <w:sz w:val="24"/>
+                <w:szCs w:val="24"/>
+                <w:u w:val="none"/>
+              </w:rPr>
+            </w:pPr>
+            <w:r>
+              <w:rPr>
+                <w:b w:val="false"/>
+                <w:bCs w:val="false"/>
+                <w:i w:val="false"/>
+                <w:iCs w:val="false"/>
+                <w:strike w:val="false"/>
+                <w:dstrike w:val="false"/>
+                <w:outline w:val="false"/>
+                <w:shadow w:val="false"/>
+                <w:color w:val="000000"/>
+                <w:sz w:val="24"/>
+                <w:szCs w:val="24"/>
+                <w:u w:val="none"/>
+              </w:rPr>
+              <w:t xml:space="preserve">⠸ Oktav3 </w:t>
+            </w:r>
+          </w:p>
+          <w:p>
+            <w:pPr>
+              <w:pStyle w:val="Tabelindhold"/>
+              <w:jc w:val="left"/>
+              <w:rPr>
+                <w:rFonts w:ascii="Liberation Serif" w:hAnsi="Liberation Serif"/>
+                <w:b w:val="false"/>
+                <w:b w:val="false"/>
+                <w:bCs w:val="false"/>
+                <w:i w:val="false"/>
+                <w:i w:val="false"/>
+                <w:iCs w:val="false"/>
+                <w:strike w:val="false"/>
+                <w:dstrike w:val="false"/>
+                <w:outline w:val="false"/>
+                <w:shadow w:val="false"/>
+                <w:color w:val="000000"/>
+                <w:sz w:val="24"/>
+                <w:szCs w:val="24"/>
+                <w:u w:val="none"/>
+              </w:rPr>
+            </w:pPr>
+            <w:r>
+              <w:rPr>
+                <w:b w:val="false"/>
+                <w:bCs w:val="false"/>
+                <w:i w:val="false"/>
+                <w:iCs w:val="false"/>
+                <w:strike w:val="false"/>
+                <w:dstrike w:val="false"/>
+                <w:outline w:val="false"/>
+                <w:shadow w:val="false"/>
+                <w:color w:val="000000"/>
+                <w:sz w:val="24"/>
+                <w:szCs w:val="24"/>
+                <w:u w:val="none"/>
+              </w:rPr>
+              <w:t xml:space="preserve">⠳ G/4 </w:t>
+            </w:r>
+          </w:p>
+          <w:p>
+            <w:pPr>
+              <w:pStyle w:val="Tabelindhold"/>
+              <w:jc w:val="left"/>
+              <w:rPr>
+                <w:rFonts w:ascii="Liberation Serif" w:hAnsi="Liberation Serif"/>
+                <w:b w:val="false"/>
+                <w:b w:val="false"/>
+                <w:bCs w:val="false"/>
+                <w:i w:val="false"/>
+                <w:i w:val="false"/>
+                <w:iCs w:val="false"/>
+                <w:strike w:val="false"/>
+                <w:dstrike w:val="false"/>
+                <w:outline w:val="false"/>
+                <w:shadow w:val="false"/>
+                <w:color w:val="000000"/>
+                <w:sz w:val="24"/>
+                <w:szCs w:val="24"/>
+                <w:u w:val="none"/>
+              </w:rPr>
+            </w:pPr>
+            <w:r>
+              <w:rPr>
+                <w:b w:val="false"/>
+                <w:bCs w:val="false"/>
+                <w:i w:val="false"/>
+                <w:iCs w:val="false"/>
+                <w:strike w:val="false"/>
+                <w:dstrike w:val="false"/>
+                <w:outline w:val="false"/>
+                <w:shadow w:val="false"/>
+                <w:color w:val="000000"/>
+                <w:sz w:val="24"/>
+                <w:szCs w:val="24"/>
+                <w:u w:val="none"/>
+              </w:rPr>
+              <w:t xml:space="preserve">⠪ A/4 </w:t>
+            </w:r>
+          </w:p>
+          <w:p>
+            <w:pPr>
+              <w:pStyle w:val="Tabelindhold"/>
+              <w:jc w:val="left"/>
+              <w:rPr>
+                <w:rFonts w:ascii="Liberation Serif" w:hAnsi="Liberation Serif"/>
+                <w:b w:val="false"/>
+                <w:b w:val="false"/>
+                <w:bCs w:val="false"/>
+                <w:i w:val="false"/>
+                <w:i w:val="false"/>
+                <w:iCs w:val="false"/>
+                <w:strike w:val="false"/>
+                <w:dstrike w:val="false"/>
+                <w:outline w:val="false"/>
+                <w:shadow w:val="false"/>
+                <w:color w:val="000000"/>
+                <w:sz w:val="24"/>
+                <w:szCs w:val="24"/>
+                <w:u w:val="none"/>
+              </w:rPr>
+            </w:pPr>
+            <w:r>
+              <w:rPr>
+                <w:b w:val="false"/>
+                <w:bCs w:val="false"/>
+                <w:i w:val="false"/>
+                <w:iCs w:val="false"/>
+                <w:strike w:val="false"/>
+                <w:dstrike w:val="false"/>
+                <w:outline w:val="false"/>
+                <w:shadow w:val="false"/>
+                <w:color w:val="000000"/>
+                <w:sz w:val="24"/>
+                <w:szCs w:val="24"/>
+                <w:u w:val="none"/>
+              </w:rPr>
+              <w:t xml:space="preserve">⠐ Oktav4 </w:t>
+            </w:r>
+          </w:p>
+          <w:p>
+            <w:pPr>
+              <w:pStyle w:val="Tabelindhold"/>
+              <w:jc w:val="left"/>
+              <w:rPr>
+                <w:rFonts w:ascii="Liberation Serif" w:hAnsi="Liberation Serif"/>
+                <w:b w:val="false"/>
+                <w:b w:val="false"/>
+                <w:bCs w:val="false"/>
+                <w:i w:val="false"/>
+                <w:i w:val="false"/>
+                <w:iCs w:val="false"/>
+                <w:strike w:val="false"/>
+                <w:dstrike w:val="false"/>
+                <w:outline w:val="false"/>
+                <w:shadow w:val="false"/>
+                <w:color w:val="000000"/>
+                <w:sz w:val="24"/>
+                <w:szCs w:val="24"/>
+                <w:u w:val="none"/>
+              </w:rPr>
+            </w:pPr>
+            <w:r>
+              <w:rPr>
+                <w:b w:val="false"/>
+                <w:bCs w:val="false"/>
+                <w:i w:val="false"/>
+                <w:iCs w:val="false"/>
+                <w:strike w:val="false"/>
+                <w:dstrike w:val="false"/>
+                <w:outline w:val="false"/>
+                <w:shadow w:val="false"/>
+                <w:color w:val="000000"/>
+                <w:sz w:val="24"/>
+                <w:szCs w:val="24"/>
+                <w:u w:val="none"/>
+              </w:rPr>
+              <w:t xml:space="preserve">⠱ D/4 </w:t>
+            </w:r>
+          </w:p>
+          <w:p>
+            <w:pPr>
+              <w:pStyle w:val="Tabelindhold"/>
+              <w:jc w:val="left"/>
+              <w:rPr>
+                <w:rFonts w:ascii="Liberation Serif" w:hAnsi="Liberation Serif"/>
+                <w:b w:val="false"/>
+                <w:b w:val="false"/>
+                <w:bCs w:val="false"/>
+                <w:i w:val="false"/>
+                <w:i w:val="false"/>
+                <w:iCs w:val="false"/>
+                <w:strike w:val="false"/>
+                <w:dstrike w:val="false"/>
+                <w:outline w:val="false"/>
+                <w:shadow w:val="false"/>
+                <w:color w:val="000000"/>
+                <w:sz w:val="24"/>
+                <w:szCs w:val="24"/>
+                <w:u w:val="none"/>
+              </w:rPr>
+            </w:pPr>
+            <w:r>
+              <w:rPr>
+                <w:b w:val="false"/>
+                <w:bCs w:val="false"/>
+                <w:i w:val="false"/>
+                <w:iCs w:val="false"/>
+                <w:strike w:val="false"/>
+                <w:dstrike w:val="false"/>
+                <w:outline w:val="false"/>
+                <w:shadow w:val="false"/>
+                <w:color w:val="000000"/>
+                <w:sz w:val="24"/>
+                <w:szCs w:val="24"/>
+                <w:u w:val="none"/>
+              </w:rPr>
+              <w:t xml:space="preserve">⠬ Interval Terts </w:t>
+            </w:r>
+          </w:p>
+          <w:p>
+            <w:pPr>
+              <w:pStyle w:val="Tabelindhold"/>
+              <w:jc w:val="left"/>
+              <w:rPr>
+                <w:rFonts w:ascii="Liberation Serif" w:hAnsi="Liberation Serif"/>
+                <w:b w:val="false"/>
+                <w:b w:val="false"/>
+                <w:bCs w:val="false"/>
+                <w:i w:val="false"/>
+                <w:i w:val="false"/>
+                <w:iCs w:val="false"/>
+                <w:strike w:val="false"/>
+                <w:dstrike w:val="false"/>
+                <w:outline w:val="false"/>
+                <w:shadow w:val="false"/>
+                <w:color w:val="000000"/>
+                <w:sz w:val="24"/>
+                <w:szCs w:val="24"/>
+                <w:u w:val="none"/>
+              </w:rPr>
+            </w:pPr>
+            <w:r>
+              <w:rPr>
+                <w:b w:val="false"/>
+                <w:bCs w:val="false"/>
+                <w:i w:val="false"/>
+                <w:iCs w:val="false"/>
+                <w:strike w:val="false"/>
+                <w:dstrike w:val="false"/>
+                <w:outline w:val="false"/>
+                <w:shadow w:val="false"/>
+                <w:color w:val="000000"/>
+                <w:sz w:val="24"/>
+                <w:szCs w:val="24"/>
+                <w:u w:val="none"/>
+              </w:rPr>
+              <w:t xml:space="preserve">⠣ Løst b </w:t>
+            </w:r>
+          </w:p>
+          <w:p>
+            <w:pPr>
+              <w:pStyle w:val="Tabelindhold"/>
+              <w:jc w:val="left"/>
+              <w:rPr>
+                <w:rFonts w:ascii="Liberation Serif" w:hAnsi="Liberation Serif"/>
+                <w:b w:val="false"/>
+                <w:b w:val="false"/>
+                <w:bCs w:val="false"/>
+                <w:i w:val="false"/>
+                <w:i w:val="false"/>
+                <w:iCs w:val="false"/>
+                <w:strike w:val="false"/>
+                <w:dstrike w:val="false"/>
+                <w:outline w:val="false"/>
+                <w:shadow w:val="false"/>
+                <w:color w:val="000000"/>
+                <w:sz w:val="24"/>
+                <w:szCs w:val="24"/>
+                <w:u w:val="none"/>
+              </w:rPr>
+            </w:pPr>
+            <w:r>
+              <w:rPr>
+                <w:b w:val="false"/>
+                <w:bCs w:val="false"/>
+                <w:i w:val="false"/>
+                <w:iCs w:val="false"/>
+                <w:strike w:val="false"/>
+                <w:dstrike w:val="false"/>
+                <w:outline w:val="false"/>
+                <w:shadow w:val="false"/>
+                <w:color w:val="000000"/>
+                <w:sz w:val="24"/>
+                <w:szCs w:val="24"/>
+                <w:u w:val="none"/>
+              </w:rPr>
+              <w:t xml:space="preserve">⠱ D/4 </w:t>
+            </w:r>
+          </w:p>
+          <w:p>
+            <w:pPr>
+              <w:pStyle w:val="Tabelindhold"/>
+              <w:jc w:val="left"/>
+              <w:rPr>
+                <w:rFonts w:ascii="Liberation Serif" w:hAnsi="Liberation Serif"/>
+                <w:b w:val="false"/>
+                <w:b w:val="false"/>
+                <w:bCs w:val="false"/>
+                <w:i w:val="false"/>
+                <w:i w:val="false"/>
+                <w:iCs w:val="false"/>
+                <w:strike w:val="false"/>
+                <w:dstrike w:val="false"/>
+                <w:outline w:val="false"/>
+                <w:shadow w:val="false"/>
+                <w:color w:val="000000"/>
+                <w:sz w:val="24"/>
+                <w:szCs w:val="24"/>
+                <w:u w:val="none"/>
+              </w:rPr>
+            </w:pPr>
+            <w:r>
+              <w:rPr>
+                <w:b w:val="false"/>
+                <w:bCs w:val="false"/>
+                <w:i w:val="false"/>
+                <w:iCs w:val="false"/>
+                <w:strike w:val="false"/>
+                <w:dstrike w:val="false"/>
+                <w:outline w:val="false"/>
+                <w:shadow w:val="false"/>
+                <w:color w:val="000000"/>
+                <w:sz w:val="24"/>
+                <w:szCs w:val="24"/>
+                <w:u w:val="none"/>
+              </w:rPr>
+              <w:t xml:space="preserve">⠬ Interval Terts </w:t>
+            </w:r>
+          </w:p>
+          <w:p>
+            <w:pPr>
+              <w:pStyle w:val="Tabelindhold"/>
+              <w:jc w:val="left"/>
+              <w:rPr>
+                <w:rFonts w:ascii="Liberation Serif" w:hAnsi="Liberation Serif"/>
+                <w:b w:val="false"/>
+                <w:b w:val="false"/>
+                <w:bCs w:val="false"/>
+                <w:i w:val="false"/>
+                <w:i w:val="false"/>
+                <w:iCs w:val="false"/>
+                <w:strike w:val="false"/>
+                <w:dstrike w:val="false"/>
+                <w:outline w:val="false"/>
+                <w:shadow w:val="false"/>
+                <w:color w:val="000000"/>
+                <w:sz w:val="24"/>
+                <w:szCs w:val="24"/>
+                <w:u w:val="none"/>
+              </w:rPr>
+            </w:pPr>
+            <w:r>
+              <w:rPr>
+                <w:b w:val="false"/>
+                <w:bCs w:val="false"/>
+                <w:i w:val="false"/>
+                <w:iCs w:val="false"/>
+                <w:strike w:val="false"/>
+                <w:dstrike w:val="false"/>
+                <w:outline w:val="false"/>
+                <w:shadow w:val="false"/>
+                <w:color w:val="000000"/>
+                <w:sz w:val="24"/>
+                <w:szCs w:val="24"/>
+                <w:u w:val="none"/>
+              </w:rPr>
               <w:t xml:space="preserve">⠀ Taktstreg </w:t>
             </w:r>
           </w:p>
@@ -1448,7 +2464,7 @@
                 <w:szCs w:val="24"/>
                 <w:u w:val="none"/>
               </w:rPr>
-              <w:t xml:space="preserve">⠋ E/8 </w:t>
+              <w:t xml:space="preserve">⠛ F/8 </w:t>
             </w:r>
           </w:p>
           <w:p>
@@ -1488,7 +2504,7 @@
                 <w:szCs w:val="24"/>
                 <w:u w:val="none"/>
               </w:rPr>
-              <w:t xml:space="preserve">⠸ Oktav3 </w:t>
+              <w:t xml:space="preserve">⠓ G/8 </w:t>
             </w:r>
           </w:p>
           <w:p>
@@ -1528,6 +2544,86 @@
                 <w:szCs w:val="24"/>
                 <w:u w:val="none"/>
               </w:rPr>
+              <w:t xml:space="preserve">⠊ A/8 </w:t>
+            </w:r>
+          </w:p>
+          <w:p>
+            <w:pPr>
+              <w:pStyle w:val="Tabelindhold"/>
+              <w:jc w:val="left"/>
+              <w:rPr>
+                <w:rFonts w:ascii="Liberation Serif" w:hAnsi="Liberation Serif"/>
+                <w:b w:val="false"/>
+                <w:b w:val="false"/>
+                <w:bCs w:val="false"/>
+                <w:i w:val="false"/>
+                <w:i w:val="false"/>
+                <w:iCs w:val="false"/>
+                <w:strike w:val="false"/>
+                <w:dstrike w:val="false"/>
+                <w:outline w:val="false"/>
+                <w:shadow w:val="false"/>
+                <w:color w:val="000000"/>
+                <w:sz w:val="24"/>
+                <w:szCs w:val="24"/>
+                <w:u w:val="none"/>
+              </w:rPr>
+            </w:pPr>
+            <w:r>
+              <w:rPr>
+                <w:b w:val="false"/>
+                <w:bCs w:val="false"/>
+                <w:i w:val="false"/>
+                <w:iCs w:val="false"/>
+                <w:strike w:val="false"/>
+                <w:dstrike w:val="false"/>
+                <w:outline w:val="false"/>
+                <w:shadow w:val="false"/>
+                <w:color w:val="000000"/>
+                <w:sz w:val="24"/>
+                <w:szCs w:val="24"/>
+                <w:u w:val="none"/>
+              </w:rPr>
+              <w:t xml:space="preserve">⠓ G/8 </w:t>
+            </w:r>
+          </w:p>
+          <w:p>
+            <w:pPr>
+              <w:pStyle w:val="Tabelindhold"/>
+              <w:jc w:val="left"/>
+              <w:rPr>
+                <w:rFonts w:ascii="Liberation Serif" w:hAnsi="Liberation Serif"/>
+                <w:b w:val="false"/>
+                <w:b w:val="false"/>
+                <w:bCs w:val="false"/>
+                <w:i w:val="false"/>
+                <w:i w:val="false"/>
+                <w:iCs w:val="false"/>
+                <w:strike w:val="false"/>
+                <w:dstrike w:val="false"/>
+                <w:outline w:val="false"/>
+                <w:shadow w:val="false"/>
+                <w:color w:val="000000"/>
+                <w:sz w:val="24"/>
+                <w:szCs w:val="24"/>
+                <w:u w:val="none"/>
+              </w:rPr>
+            </w:pPr>
+            <w:r>
+              <w:rPr>
+                <w:b w:val="false"/>
+                <w:bCs w:val="false"/>
+                <w:i w:val="false"/>
+                <w:iCs w:val="false"/>
+                <w:strike w:val="false"/>
+                <w:dstrike w:val="false"/>
+                <w:outline w:val="false"/>
+                <w:shadow w:val="false"/>
+                <w:color w:val="000000"/>
+                <w:sz w:val="24"/>
+                <w:szCs w:val="24"/>
+                <w:u w:val="none"/>
+              </w:rPr>
               <w:t xml:space="preserve">⠚ B/8 </w:t>
             </w:r>
           </w:p>
@@ -1568,7 +2664,7 @@
                 <w:szCs w:val="24"/>
                 <w:u w:val="none"/>
               </w:rPr>
-              <w:t xml:space="preserve">⠐ Oktav4 </w:t>
+              <w:t xml:space="preserve">⠓ G/8 </w:t>
             </w:r>
           </w:p>
           <w:p>
@@ -1608,7 +2704,7 @@
                 <w:szCs w:val="24"/>
                 <w:u w:val="none"/>
               </w:rPr>
-              <w:t xml:space="preserve">⠋ E/8 </w:t>
+              <w:t xml:space="preserve">⠛ F/8 </w:t>
             </w:r>
           </w:p>
           <w:p>
@@ -1648,7 +2744,7 @@
                 <w:szCs w:val="24"/>
                 <w:u w:val="none"/>
               </w:rPr>
-              <w:t xml:space="preserve">⠛ F/8 </w:t>
+              <w:t xml:space="preserve">⠓ G/8 </w:t>
             </w:r>
           </w:p>
           <w:p>
@@ -1688,150 +2784,14 @@
                 <w:szCs w:val="24"/>
                 <w:u w:val="none"/>
               </w:rPr>
-              <w:t xml:space="preserve">⠳ G/4 </w:t>
+              <w:t xml:space="preserve">⠣⠜ Stor bistemme </w:t>
             </w:r>
           </w:p>
           <w:p>
             <w:pPr>
               <w:pStyle w:val="Tabelindhold"/>
               <w:jc w:val="left"/>
-              <w:rPr>
-                <w:rFonts w:ascii="Liberation Serif" w:hAnsi="Liberation Serif"/>
-                <w:b w:val="false"/>
-                <w:b w:val="false"/>
-                <w:bCs w:val="false"/>
-                <w:i w:val="false"/>
-                <w:i w:val="false"/>
-                <w:iCs w:val="false"/>
-                <w:strike w:val="false"/>
-                <w:dstrike w:val="false"/>
-                <w:outline w:val="false"/>
-                <w:shadow w:val="false"/>
-                <w:color w:val="000000"/>
-                <w:sz w:val="24"/>
-                <w:szCs w:val="24"/>
-                <w:u w:val="none"/>
-              </w:rPr>
-            </w:pPr>
-            <w:r>
-              <w:rPr>
-                <w:b w:val="false"/>
-                <w:bCs w:val="false"/>
-                <w:i w:val="false"/>
-                <w:iCs w:val="false"/>
-                <w:strike w:val="false"/>
-                <w:dstrike w:val="false"/>
-                <w:outline w:val="false"/>
-                <w:shadow w:val="false"/>
-                <w:color w:val="000000"/>
-                <w:sz w:val="24"/>
-                <w:szCs w:val="24"/>
-                <w:u w:val="none"/>
-              </w:rPr>
-              <w:t xml:space="preserve">⠓ G/8 </w:t>
-            </w:r>
-          </w:p>
-          <w:p>
-            <w:pPr>
-              <w:pStyle w:val="Tabelindhold"/>
-              <w:jc w:val="left"/>
-              <w:rPr>
-                <w:rFonts w:ascii="Liberation Serif" w:hAnsi="Liberation Serif"/>
-                <w:b w:val="false"/>
-                <w:b w:val="false"/>
-                <w:bCs w:val="false"/>
-                <w:i w:val="false"/>
-                <w:i w:val="false"/>
-                <w:iCs w:val="false"/>
-                <w:strike w:val="false"/>
-                <w:dstrike w:val="false"/>
-                <w:outline w:val="false"/>
-                <w:shadow w:val="false"/>
-                <w:color w:val="000000"/>
-                <w:sz w:val="24"/>
-                <w:szCs w:val="24"/>
-                <w:u w:val="none"/>
-              </w:rPr>
-            </w:pPr>
-            <w:r>
-              <w:rPr>
-                <w:b w:val="false"/>
-                <w:bCs w:val="false"/>
-                <w:i w:val="false"/>
-                <w:iCs w:val="false"/>
-                <w:strike w:val="false"/>
-                <w:dstrike w:val="false"/>
-                <w:outline w:val="false"/>
-                <w:shadow w:val="false"/>
-                <w:color w:val="000000"/>
-                <w:sz w:val="24"/>
-                <w:szCs w:val="24"/>
-                <w:u w:val="none"/>
-              </w:rPr>
-              <w:t xml:space="preserve">⠋ E/8 </w:t>
-            </w:r>
-          </w:p>
-          <w:p>
-            <w:pPr>
-              <w:pStyle w:val="Tabelindhold"/>
-              <w:jc w:val="left"/>
-              <w:rPr>
-                <w:rFonts w:ascii="Liberation Serif" w:hAnsi="Liberation Serif"/>
-                <w:b w:val="false"/>
-                <w:b w:val="false"/>
-                <w:bCs w:val="false"/>
-                <w:i w:val="false"/>
-                <w:i w:val="false"/>
-                <w:iCs w:val="false"/>
-                <w:strike w:val="false"/>
-                <w:dstrike w:val="false"/>
-                <w:outline w:val="false"/>
-                <w:shadow w:val="false"/>
-                <w:color w:val="000000"/>
-                <w:sz w:val="24"/>
-                <w:szCs w:val="24"/>
-                <w:u w:val="none"/>
-              </w:rPr>
-            </w:pPr>
-            <w:r>
-              <w:rPr>
-                <w:b w:val="false"/>
-                <w:bCs w:val="false"/>
-                <w:i w:val="false"/>
-                <w:iCs w:val="false"/>
-                <w:strike w:val="false"/>
-                <w:dstrike w:val="false"/>
-                <w:outline w:val="false"/>
-                <w:shadow w:val="false"/>
-                <w:color w:val="000000"/>
-                <w:sz w:val="24"/>
-                <w:szCs w:val="24"/>
-                <w:u w:val="none"/>
-              </w:rPr>
-              <w:t xml:space="preserve">⠣⠜ Stor bistemme </w:t>
-            </w:r>
-          </w:p>
-          <w:p>
-            <w:pPr>
-              <w:pStyle w:val="Tabelindhold"/>
-              <w:jc w:val="left"/>
-              <w:rPr>
-                <w:rFonts w:ascii="Liberation Serif" w:hAnsi="Liberation Serif"/>
-                <w:b w:val="false"/>
-                <w:b w:val="false"/>
-                <w:bCs w:val="false"/>
-                <w:i w:val="false"/>
-                <w:i w:val="false"/>
-                <w:iCs w:val="false"/>
-                <w:strike w:val="false"/>
-                <w:dstrike w:val="false"/>
-                <w:outline w:val="false"/>
-                <w:shadow w:val="false"/>
-                <w:color w:val="000000"/>
-                <w:sz w:val="24"/>
-                <w:szCs w:val="24"/>
-                <w:u w:val="none"/>
-              </w:rPr>
+              <w:rPr/>
             </w:pPr>
             <w:r>
               <w:rPr>
@@ -1865,944 +2825,41 @@
                 <w:szCs w:val="24"/>
                 <w:u w:val="none"/>
               </w:rPr>
-              <w:t xml:space="preserve">Ny linie </w:t>
-            </w:r>
-          </w:p>
-          <w:p>
-            <w:pPr>
-              <w:pStyle w:val="Tabelindhold"/>
-              <w:jc w:val="left"/>
-              <w:rPr>
-                <w:rFonts w:ascii="Liberation Serif" w:hAnsi="Liberation Serif"/>
-                <w:b w:val="false"/>
-                <w:b w:val="false"/>
-                <w:bCs w:val="false"/>
-                <w:i w:val="false"/>
-                <w:i w:val="false"/>
-                <w:iCs w:val="false"/>
-                <w:strike w:val="false"/>
-                <w:dstrike w:val="false"/>
-                <w:outline w:val="false"/>
-                <w:shadow w:val="false"/>
-                <w:color w:val="000000"/>
-                <w:sz w:val="24"/>
-                <w:szCs w:val="24"/>
-                <w:u w:val="none"/>
-              </w:rPr>
-            </w:pPr>
-            <w:r>
-              <w:rPr>
-                <w:b w:val="false"/>
-                <w:bCs w:val="false"/>
-                <w:i w:val="false"/>
-                <w:iCs w:val="false"/>
-                <w:strike w:val="false"/>
-                <w:dstrike w:val="false"/>
-                <w:outline w:val="false"/>
-                <w:shadow w:val="false"/>
-                <w:color w:val="000000"/>
-                <w:sz w:val="24"/>
-                <w:szCs w:val="24"/>
-                <w:u w:val="none"/>
-              </w:rPr>
-              <w:t>Side 1 Linie   9  ⠀⠀⠸⠳⠪⠐⠱⠬⠣⠱⠬⠀⠐⠛⠓⠊⠓⠚⠓⠛⠓⠣⠜</w:t>
-            </w:r>
-          </w:p>
-          <w:p>
-            <w:pPr>
-              <w:pStyle w:val="Tabelindhold"/>
-              <w:jc w:val="left"/>
-              <w:rPr>
-                <w:rFonts w:ascii="Liberation Serif" w:hAnsi="Liberation Serif"/>
-                <w:b w:val="false"/>
-                <w:b w:val="false"/>
-                <w:bCs w:val="false"/>
-                <w:i w:val="false"/>
-                <w:i w:val="false"/>
-                <w:iCs w:val="false"/>
-                <w:strike w:val="false"/>
-                <w:dstrike w:val="false"/>
-                <w:outline w:val="false"/>
-                <w:shadow w:val="false"/>
-                <w:color w:val="000000"/>
-                <w:sz w:val="24"/>
-                <w:szCs w:val="24"/>
-                <w:u w:val="none"/>
-              </w:rPr>
-            </w:pPr>
-            <w:r>
-              <w:rPr>
-                <w:b w:val="false"/>
-                <w:bCs w:val="false"/>
-                <w:i w:val="false"/>
-                <w:iCs w:val="false"/>
-                <w:strike w:val="false"/>
-                <w:dstrike w:val="false"/>
-                <w:outline w:val="false"/>
-                <w:shadow w:val="false"/>
-                <w:color w:val="000000"/>
-                <w:sz w:val="24"/>
-                <w:szCs w:val="24"/>
-                <w:u w:val="none"/>
-              </w:rPr>
-              <w:t xml:space="preserve">⠀⠀ Taktstreg </w:t>
-            </w:r>
-          </w:p>
-          <w:p>
-            <w:pPr>
-              <w:pStyle w:val="Tabelindhold"/>
-              <w:jc w:val="left"/>
-              <w:rPr>
-                <w:rFonts w:ascii="Liberation Serif" w:hAnsi="Liberation Serif"/>
-                <w:b w:val="false"/>
-                <w:b w:val="false"/>
-                <w:bCs w:val="false"/>
-                <w:i w:val="false"/>
-                <w:i w:val="false"/>
-                <w:iCs w:val="false"/>
-                <w:strike w:val="false"/>
-                <w:dstrike w:val="false"/>
-                <w:outline w:val="false"/>
-                <w:shadow w:val="false"/>
-                <w:color w:val="000000"/>
-                <w:sz w:val="24"/>
-                <w:szCs w:val="24"/>
-                <w:u w:val="none"/>
-              </w:rPr>
-            </w:pPr>
-            <w:r>
-              <w:rPr>
-                <w:b w:val="false"/>
-                <w:bCs w:val="false"/>
-                <w:i w:val="false"/>
-                <w:iCs w:val="false"/>
-                <w:strike w:val="false"/>
-                <w:dstrike w:val="false"/>
-                <w:outline w:val="false"/>
-                <w:shadow w:val="false"/>
-                <w:color w:val="000000"/>
-                <w:sz w:val="24"/>
-                <w:szCs w:val="24"/>
-                <w:u w:val="none"/>
-              </w:rPr>
-              <w:t xml:space="preserve">⠸ Oktav3 </w:t>
-            </w:r>
-          </w:p>
-          <w:p>
-            <w:pPr>
-              <w:pStyle w:val="Tabelindhold"/>
-              <w:jc w:val="left"/>
-              <w:rPr>
-                <w:rFonts w:ascii="Liberation Serif" w:hAnsi="Liberation Serif"/>
-                <w:b w:val="false"/>
-                <w:b w:val="false"/>
-                <w:bCs w:val="false"/>
-                <w:i w:val="false"/>
-                <w:i w:val="false"/>
-                <w:iCs w:val="false"/>
-                <w:strike w:val="false"/>
-                <w:dstrike w:val="false"/>
-                <w:outline w:val="false"/>
-                <w:shadow w:val="false"/>
-                <w:color w:val="000000"/>
-                <w:sz w:val="24"/>
-                <w:szCs w:val="24"/>
-                <w:u w:val="none"/>
-              </w:rPr>
-            </w:pPr>
-            <w:r>
-              <w:rPr>
-                <w:b w:val="false"/>
-                <w:bCs w:val="false"/>
-                <w:i w:val="false"/>
-                <w:iCs w:val="false"/>
-                <w:strike w:val="false"/>
-                <w:dstrike w:val="false"/>
-                <w:outline w:val="false"/>
-                <w:shadow w:val="false"/>
-                <w:color w:val="000000"/>
-                <w:sz w:val="24"/>
-                <w:szCs w:val="24"/>
-                <w:u w:val="none"/>
-              </w:rPr>
-              <w:t xml:space="preserve">⠳ G/4 </w:t>
-            </w:r>
-          </w:p>
-          <w:p>
-            <w:pPr>
-              <w:pStyle w:val="Tabelindhold"/>
-              <w:jc w:val="left"/>
-              <w:rPr>
-                <w:rFonts w:ascii="Liberation Serif" w:hAnsi="Liberation Serif"/>
-                <w:b w:val="false"/>
-                <w:b w:val="false"/>
-                <w:bCs w:val="false"/>
-                <w:i w:val="false"/>
-                <w:i w:val="false"/>
-                <w:iCs w:val="false"/>
-                <w:strike w:val="false"/>
-                <w:dstrike w:val="false"/>
-                <w:outline w:val="false"/>
-                <w:shadow w:val="false"/>
-                <w:color w:val="000000"/>
-                <w:sz w:val="24"/>
-                <w:szCs w:val="24"/>
-                <w:u w:val="none"/>
-              </w:rPr>
-            </w:pPr>
-            <w:r>
-              <w:rPr>
-                <w:b w:val="false"/>
-                <w:bCs w:val="false"/>
-                <w:i w:val="false"/>
-                <w:iCs w:val="false"/>
-                <w:strike w:val="false"/>
-                <w:dstrike w:val="false"/>
-                <w:outline w:val="false"/>
-                <w:shadow w:val="false"/>
-                <w:color w:val="000000"/>
-                <w:sz w:val="24"/>
-                <w:szCs w:val="24"/>
-                <w:u w:val="none"/>
-              </w:rPr>
-              <w:t xml:space="preserve">⠪ A/4 </w:t>
-            </w:r>
-          </w:p>
-          <w:p>
-            <w:pPr>
-              <w:pStyle w:val="Tabelindhold"/>
-              <w:jc w:val="left"/>
-              <w:rPr>
-                <w:rFonts w:ascii="Liberation Serif" w:hAnsi="Liberation Serif"/>
-                <w:b w:val="false"/>
-                <w:b w:val="false"/>
-                <w:bCs w:val="false"/>
-                <w:i w:val="false"/>
-                <w:i w:val="false"/>
-                <w:iCs w:val="false"/>
-                <w:strike w:val="false"/>
-                <w:dstrike w:val="false"/>
-                <w:outline w:val="false"/>
-                <w:shadow w:val="false"/>
-                <w:color w:val="000000"/>
-                <w:sz w:val="24"/>
-                <w:szCs w:val="24"/>
-                <w:u w:val="none"/>
-              </w:rPr>
-            </w:pPr>
-            <w:r>
-              <w:rPr>
-                <w:b w:val="false"/>
-                <w:bCs w:val="false"/>
-                <w:i w:val="false"/>
-                <w:iCs w:val="false"/>
-                <w:strike w:val="false"/>
-                <w:dstrike w:val="false"/>
-                <w:outline w:val="false"/>
-                <w:shadow w:val="false"/>
-                <w:color w:val="000000"/>
-                <w:sz w:val="24"/>
-                <w:szCs w:val="24"/>
-                <w:u w:val="none"/>
-              </w:rPr>
-              <w:t xml:space="preserve">⠐ Oktav4 </w:t>
-            </w:r>
-          </w:p>
-          <w:p>
-            <w:pPr>
-              <w:pStyle w:val="Tabelindhold"/>
-              <w:jc w:val="left"/>
-              <w:rPr>
-                <w:rFonts w:ascii="Liberation Serif" w:hAnsi="Liberation Serif"/>
-                <w:b w:val="false"/>
-                <w:b w:val="false"/>
-                <w:bCs w:val="false"/>
-                <w:i w:val="false"/>
-                <w:i w:val="false"/>
-                <w:iCs w:val="false"/>
-                <w:strike w:val="false"/>
-                <w:dstrike w:val="false"/>
-                <w:outline w:val="false"/>
-                <w:shadow w:val="false"/>
-                <w:color w:val="000000"/>
-                <w:sz w:val="24"/>
-                <w:szCs w:val="24"/>
-                <w:u w:val="none"/>
-              </w:rPr>
-            </w:pPr>
-            <w:r>
-              <w:rPr>
-                <w:b w:val="false"/>
-                <w:bCs w:val="false"/>
-                <w:i w:val="false"/>
-                <w:iCs w:val="false"/>
-                <w:strike w:val="false"/>
-                <w:dstrike w:val="false"/>
-                <w:outline w:val="false"/>
-                <w:shadow w:val="false"/>
-                <w:color w:val="000000"/>
-                <w:sz w:val="24"/>
-                <w:szCs w:val="24"/>
-                <w:u w:val="none"/>
-              </w:rPr>
-              <w:t xml:space="preserve">⠱ D/4 </w:t>
-            </w:r>
-          </w:p>
-          <w:p>
-            <w:pPr>
-              <w:pStyle w:val="Tabelindhold"/>
-              <w:jc w:val="left"/>
-              <w:rPr>
-                <w:rFonts w:ascii="Liberation Serif" w:hAnsi="Liberation Serif"/>
-                <w:b w:val="false"/>
-                <w:b w:val="false"/>
-                <w:bCs w:val="false"/>
-                <w:i w:val="false"/>
-                <w:i w:val="false"/>
-                <w:iCs w:val="false"/>
-                <w:strike w:val="false"/>
-                <w:dstrike w:val="false"/>
-                <w:outline w:val="false"/>
-                <w:shadow w:val="false"/>
-                <w:color w:val="000000"/>
-                <w:sz w:val="24"/>
-                <w:szCs w:val="24"/>
-                <w:u w:val="none"/>
-              </w:rPr>
-            </w:pPr>
-            <w:r>
-              <w:rPr>
-                <w:b w:val="false"/>
-                <w:bCs w:val="false"/>
-                <w:i w:val="false"/>
-                <w:iCs w:val="false"/>
-                <w:strike w:val="false"/>
-                <w:dstrike w:val="false"/>
-                <w:outline w:val="false"/>
-                <w:shadow w:val="false"/>
-                <w:color w:val="000000"/>
-                <w:sz w:val="24"/>
-                <w:szCs w:val="24"/>
-                <w:u w:val="none"/>
-              </w:rPr>
-              <w:t xml:space="preserve">⠬ Interval Terts </w:t>
-            </w:r>
-          </w:p>
-          <w:p>
-            <w:pPr>
-              <w:pStyle w:val="Tabelindhold"/>
-              <w:jc w:val="left"/>
-              <w:rPr>
-                <w:rFonts w:ascii="Liberation Serif" w:hAnsi="Liberation Serif"/>
-                <w:b w:val="false"/>
-                <w:b w:val="false"/>
-                <w:bCs w:val="false"/>
-                <w:i w:val="false"/>
-                <w:i w:val="false"/>
-                <w:iCs w:val="false"/>
-                <w:strike w:val="false"/>
-                <w:dstrike w:val="false"/>
-                <w:outline w:val="false"/>
-                <w:shadow w:val="false"/>
-                <w:color w:val="000000"/>
-                <w:sz w:val="24"/>
-                <w:szCs w:val="24"/>
-                <w:u w:val="none"/>
-              </w:rPr>
-            </w:pPr>
-            <w:r>
-              <w:rPr>
-                <w:b w:val="false"/>
-                <w:bCs w:val="false"/>
-                <w:i w:val="false"/>
-                <w:iCs w:val="false"/>
-                <w:strike w:val="false"/>
-                <w:dstrike w:val="false"/>
-                <w:outline w:val="false"/>
-                <w:shadow w:val="false"/>
-                <w:color w:val="000000"/>
-                <w:sz w:val="24"/>
-                <w:szCs w:val="24"/>
-                <w:u w:val="none"/>
-              </w:rPr>
-              <w:t xml:space="preserve">⠣ Løst b </w:t>
-            </w:r>
-          </w:p>
-          <w:p>
-            <w:pPr>
-              <w:pStyle w:val="Tabelindhold"/>
-              <w:jc w:val="left"/>
-              <w:rPr>
-                <w:rFonts w:ascii="Liberation Serif" w:hAnsi="Liberation Serif"/>
-                <w:b w:val="false"/>
-                <w:b w:val="false"/>
-                <w:bCs w:val="false"/>
-                <w:i w:val="false"/>
-                <w:i w:val="false"/>
-                <w:iCs w:val="false"/>
-                <w:strike w:val="false"/>
-                <w:dstrike w:val="false"/>
-                <w:outline w:val="false"/>
-                <w:shadow w:val="false"/>
-                <w:color w:val="000000"/>
-                <w:sz w:val="24"/>
-                <w:szCs w:val="24"/>
-                <w:u w:val="none"/>
-              </w:rPr>
-            </w:pPr>
-            <w:r>
-              <w:rPr>
-                <w:b w:val="false"/>
-                <w:bCs w:val="false"/>
-                <w:i w:val="false"/>
-                <w:iCs w:val="false"/>
-                <w:strike w:val="false"/>
-                <w:dstrike w:val="false"/>
-                <w:outline w:val="false"/>
-                <w:shadow w:val="false"/>
-                <w:color w:val="000000"/>
-                <w:sz w:val="24"/>
-                <w:szCs w:val="24"/>
-                <w:u w:val="none"/>
-              </w:rPr>
-              <w:t xml:space="preserve">⠱ D/4 </w:t>
-            </w:r>
-          </w:p>
-          <w:p>
-            <w:pPr>
-              <w:pStyle w:val="Tabelindhold"/>
-              <w:jc w:val="left"/>
-              <w:rPr>
-                <w:rFonts w:ascii="Liberation Serif" w:hAnsi="Liberation Serif"/>
-                <w:b w:val="false"/>
-                <w:b w:val="false"/>
-                <w:bCs w:val="false"/>
-                <w:i w:val="false"/>
-                <w:i w:val="false"/>
-                <w:iCs w:val="false"/>
-                <w:strike w:val="false"/>
-                <w:dstrike w:val="false"/>
-                <w:outline w:val="false"/>
-                <w:shadow w:val="false"/>
-                <w:color w:val="000000"/>
-                <w:sz w:val="24"/>
-                <w:szCs w:val="24"/>
-                <w:u w:val="none"/>
-              </w:rPr>
-            </w:pPr>
-            <w:r>
-              <w:rPr>
-                <w:b w:val="false"/>
-                <w:bCs w:val="false"/>
-                <w:i w:val="false"/>
-                <w:iCs w:val="false"/>
-                <w:strike w:val="false"/>
-                <w:dstrike w:val="false"/>
-                <w:outline w:val="false"/>
-                <w:shadow w:val="false"/>
-                <w:color w:val="000000"/>
-                <w:sz w:val="24"/>
-                <w:szCs w:val="24"/>
-                <w:u w:val="none"/>
-              </w:rPr>
-              <w:t xml:space="preserve">⠬ Interval Terts </w:t>
-            </w:r>
-          </w:p>
-          <w:p>
-            <w:pPr>
-              <w:pStyle w:val="Tabelindhold"/>
-              <w:jc w:val="left"/>
-              <w:rPr>
-                <w:rFonts w:ascii="Liberation Serif" w:hAnsi="Liberation Serif"/>
-                <w:b w:val="false"/>
-                <w:b w:val="false"/>
-                <w:bCs w:val="false"/>
-                <w:i w:val="false"/>
-                <w:i w:val="false"/>
-                <w:iCs w:val="false"/>
-                <w:strike w:val="false"/>
-                <w:dstrike w:val="false"/>
-                <w:outline w:val="false"/>
-                <w:shadow w:val="false"/>
-                <w:color w:val="000000"/>
-                <w:sz w:val="24"/>
-                <w:szCs w:val="24"/>
-                <w:u w:val="none"/>
-              </w:rPr>
-            </w:pPr>
-            <w:r>
-              <w:rPr>
-                <w:b w:val="false"/>
-                <w:bCs w:val="false"/>
-                <w:i w:val="false"/>
-                <w:iCs w:val="false"/>
-                <w:strike w:val="false"/>
-                <w:dstrike w:val="false"/>
-                <w:outline w:val="false"/>
-                <w:shadow w:val="false"/>
-                <w:color w:val="000000"/>
-                <w:sz w:val="24"/>
-                <w:szCs w:val="24"/>
-                <w:u w:val="none"/>
-              </w:rPr>
-              <w:t xml:space="preserve">⠀ Taktstreg </w:t>
-            </w:r>
-          </w:p>
-          <w:p>
-            <w:pPr>
-              <w:pStyle w:val="Tabelindhold"/>
-              <w:jc w:val="left"/>
-              <w:rPr>
-                <w:rFonts w:ascii="Liberation Serif" w:hAnsi="Liberation Serif"/>
-                <w:b w:val="false"/>
-                <w:b w:val="false"/>
-                <w:bCs w:val="false"/>
-                <w:i w:val="false"/>
-                <w:i w:val="false"/>
-                <w:iCs w:val="false"/>
-                <w:strike w:val="false"/>
-                <w:dstrike w:val="false"/>
-                <w:outline w:val="false"/>
-                <w:shadow w:val="false"/>
-                <w:color w:val="000000"/>
-                <w:sz w:val="24"/>
-                <w:szCs w:val="24"/>
-                <w:u w:val="none"/>
-              </w:rPr>
-            </w:pPr>
-            <w:r>
-              <w:rPr>
-                <w:b w:val="false"/>
-                <w:bCs w:val="false"/>
-                <w:i w:val="false"/>
-                <w:iCs w:val="false"/>
-                <w:strike w:val="false"/>
-                <w:dstrike w:val="false"/>
-                <w:outline w:val="false"/>
-                <w:shadow w:val="false"/>
-                <w:color w:val="000000"/>
-                <w:sz w:val="24"/>
-                <w:szCs w:val="24"/>
-                <w:u w:val="none"/>
-              </w:rPr>
-              <w:t xml:space="preserve">⠐ Oktav4 </w:t>
-            </w:r>
-          </w:p>
-          <w:p>
-            <w:pPr>
-              <w:pStyle w:val="Tabelindhold"/>
-              <w:jc w:val="left"/>
-              <w:rPr>
-                <w:rFonts w:ascii="Liberation Serif" w:hAnsi="Liberation Serif"/>
-                <w:b w:val="false"/>
-                <w:b w:val="false"/>
-                <w:bCs w:val="false"/>
-                <w:i w:val="false"/>
-                <w:i w:val="false"/>
-                <w:iCs w:val="false"/>
-                <w:strike w:val="false"/>
-                <w:dstrike w:val="false"/>
-                <w:outline w:val="false"/>
-                <w:shadow w:val="false"/>
-                <w:color w:val="000000"/>
-                <w:sz w:val="24"/>
-                <w:szCs w:val="24"/>
-                <w:u w:val="none"/>
-              </w:rPr>
-            </w:pPr>
-            <w:r>
-              <w:rPr>
-                <w:b w:val="false"/>
-                <w:bCs w:val="false"/>
-                <w:i w:val="false"/>
-                <w:iCs w:val="false"/>
-                <w:strike w:val="false"/>
-                <w:dstrike w:val="false"/>
-                <w:outline w:val="false"/>
-                <w:shadow w:val="false"/>
-                <w:color w:val="000000"/>
-                <w:sz w:val="24"/>
-                <w:szCs w:val="24"/>
-                <w:u w:val="none"/>
-              </w:rPr>
-              <w:t xml:space="preserve">⠛ F/8 </w:t>
-            </w:r>
-          </w:p>
-          <w:p>
-            <w:pPr>
-              <w:pStyle w:val="Tabelindhold"/>
-              <w:jc w:val="left"/>
-              <w:rPr>
-                <w:rFonts w:ascii="Liberation Serif" w:hAnsi="Liberation Serif"/>
-                <w:b w:val="false"/>
-                <w:b w:val="false"/>
-                <w:bCs w:val="false"/>
-                <w:i w:val="false"/>
-                <w:i w:val="false"/>
-                <w:iCs w:val="false"/>
-                <w:strike w:val="false"/>
-                <w:dstrike w:val="false"/>
-                <w:outline w:val="false"/>
-                <w:shadow w:val="false"/>
-                <w:color w:val="000000"/>
-                <w:sz w:val="24"/>
-                <w:szCs w:val="24"/>
-                <w:u w:val="none"/>
-              </w:rPr>
-            </w:pPr>
-            <w:r>
-              <w:rPr>
-                <w:b w:val="false"/>
-                <w:bCs w:val="false"/>
-                <w:i w:val="false"/>
-                <w:iCs w:val="false"/>
-                <w:strike w:val="false"/>
-                <w:dstrike w:val="false"/>
-                <w:outline w:val="false"/>
-                <w:shadow w:val="false"/>
-                <w:color w:val="000000"/>
-                <w:sz w:val="24"/>
-                <w:szCs w:val="24"/>
-                <w:u w:val="none"/>
-              </w:rPr>
-              <w:t xml:space="preserve">⠓ G/8 </w:t>
-            </w:r>
-          </w:p>
-          <w:p>
-            <w:pPr>
-              <w:pStyle w:val="Tabelindhold"/>
-              <w:jc w:val="left"/>
-              <w:rPr>
-                <w:rFonts w:ascii="Liberation Serif" w:hAnsi="Liberation Serif"/>
-                <w:b w:val="false"/>
-                <w:b w:val="false"/>
-                <w:bCs w:val="false"/>
-                <w:i w:val="false"/>
-                <w:i w:val="false"/>
-                <w:iCs w:val="false"/>
-                <w:strike w:val="false"/>
-                <w:dstrike w:val="false"/>
-                <w:outline w:val="false"/>
-                <w:shadow w:val="false"/>
-                <w:color w:val="000000"/>
-                <w:sz w:val="24"/>
-                <w:szCs w:val="24"/>
-                <w:u w:val="none"/>
-              </w:rPr>
-            </w:pPr>
-            <w:r>
-              <w:rPr>
-                <w:b w:val="false"/>
-                <w:bCs w:val="false"/>
-                <w:i w:val="false"/>
-                <w:iCs w:val="false"/>
-                <w:strike w:val="false"/>
-                <w:dstrike w:val="false"/>
-                <w:outline w:val="false"/>
-                <w:shadow w:val="false"/>
-                <w:color w:val="000000"/>
-                <w:sz w:val="24"/>
-                <w:szCs w:val="24"/>
-                <w:u w:val="none"/>
-              </w:rPr>
-              <w:t xml:space="preserve">⠊ A/8 </w:t>
-            </w:r>
-          </w:p>
-          <w:p>
-            <w:pPr>
-              <w:pStyle w:val="Tabelindhold"/>
-              <w:jc w:val="left"/>
-              <w:rPr>
-                <w:rFonts w:ascii="Liberation Serif" w:hAnsi="Liberation Serif"/>
-                <w:b w:val="false"/>
-                <w:b w:val="false"/>
-                <w:bCs w:val="false"/>
-                <w:i w:val="false"/>
-                <w:i w:val="false"/>
-                <w:iCs w:val="false"/>
-                <w:strike w:val="false"/>
-                <w:dstrike w:val="false"/>
-                <w:outline w:val="false"/>
-                <w:shadow w:val="false"/>
-                <w:color w:val="000000"/>
-                <w:sz w:val="24"/>
-                <w:szCs w:val="24"/>
-                <w:u w:val="none"/>
-              </w:rPr>
-            </w:pPr>
-            <w:r>
-              <w:rPr>
-                <w:b w:val="false"/>
-                <w:bCs w:val="false"/>
-                <w:i w:val="false"/>
-                <w:iCs w:val="false"/>
-                <w:strike w:val="false"/>
-                <w:dstrike w:val="false"/>
-                <w:outline w:val="false"/>
-                <w:shadow w:val="false"/>
-                <w:color w:val="000000"/>
-                <w:sz w:val="24"/>
-                <w:szCs w:val="24"/>
-                <w:u w:val="none"/>
-              </w:rPr>
-              <w:t xml:space="preserve">⠓ G/8 </w:t>
-            </w:r>
-          </w:p>
-          <w:p>
-            <w:pPr>
-              <w:pStyle w:val="Tabelindhold"/>
-              <w:jc w:val="left"/>
-              <w:rPr>
-                <w:rFonts w:ascii="Liberation Serif" w:hAnsi="Liberation Serif"/>
-                <w:b w:val="false"/>
-                <w:b w:val="false"/>
-                <w:bCs w:val="false"/>
-                <w:i w:val="false"/>
-                <w:i w:val="false"/>
-                <w:iCs w:val="false"/>
-                <w:strike w:val="false"/>
-                <w:dstrike w:val="false"/>
-                <w:outline w:val="false"/>
-                <w:shadow w:val="false"/>
-                <w:color w:val="000000"/>
-                <w:sz w:val="24"/>
-                <w:szCs w:val="24"/>
-                <w:u w:val="none"/>
-              </w:rPr>
-            </w:pPr>
-            <w:r>
-              <w:rPr>
-                <w:b w:val="false"/>
-                <w:bCs w:val="false"/>
-                <w:i w:val="false"/>
-                <w:iCs w:val="false"/>
-                <w:strike w:val="false"/>
-                <w:dstrike w:val="false"/>
-                <w:outline w:val="false"/>
-                <w:shadow w:val="false"/>
-                <w:color w:val="000000"/>
-                <w:sz w:val="24"/>
-                <w:szCs w:val="24"/>
-                <w:u w:val="none"/>
-              </w:rPr>
-              <w:t xml:space="preserve">⠚ B/8 </w:t>
-            </w:r>
-          </w:p>
-          <w:p>
-            <w:pPr>
-              <w:pStyle w:val="Tabelindhold"/>
-              <w:jc w:val="left"/>
-              <w:rPr>
-                <w:rFonts w:ascii="Liberation Serif" w:hAnsi="Liberation Serif"/>
-                <w:b w:val="false"/>
-                <w:b w:val="false"/>
-                <w:bCs w:val="false"/>
-                <w:i w:val="false"/>
-                <w:i w:val="false"/>
-                <w:iCs w:val="false"/>
-                <w:strike w:val="false"/>
-                <w:dstrike w:val="false"/>
-                <w:outline w:val="false"/>
-                <w:shadow w:val="false"/>
-                <w:color w:val="000000"/>
-                <w:sz w:val="24"/>
-                <w:szCs w:val="24"/>
-                <w:u w:val="none"/>
-              </w:rPr>
-            </w:pPr>
-            <w:r>
-              <w:rPr>
-                <w:b w:val="false"/>
-                <w:bCs w:val="false"/>
-                <w:i w:val="false"/>
-                <w:iCs w:val="false"/>
-                <w:strike w:val="false"/>
-                <w:dstrike w:val="false"/>
-                <w:outline w:val="false"/>
-                <w:shadow w:val="false"/>
-                <w:color w:val="000000"/>
-                <w:sz w:val="24"/>
-                <w:szCs w:val="24"/>
-                <w:u w:val="none"/>
-              </w:rPr>
-              <w:t xml:space="preserve">⠓ G/8 </w:t>
-            </w:r>
-          </w:p>
-          <w:p>
-            <w:pPr>
-              <w:pStyle w:val="Tabelindhold"/>
-              <w:jc w:val="left"/>
-              <w:rPr>
-                <w:rFonts w:ascii="Liberation Serif" w:hAnsi="Liberation Serif"/>
-                <w:b w:val="false"/>
-                <w:b w:val="false"/>
-                <w:bCs w:val="false"/>
-                <w:i w:val="false"/>
-                <w:i w:val="false"/>
-                <w:iCs w:val="false"/>
-                <w:strike w:val="false"/>
-                <w:dstrike w:val="false"/>
-                <w:outline w:val="false"/>
-                <w:shadow w:val="false"/>
-                <w:color w:val="000000"/>
-                <w:sz w:val="24"/>
-                <w:szCs w:val="24"/>
-                <w:u w:val="none"/>
-              </w:rPr>
-            </w:pPr>
-            <w:r>
-              <w:rPr>
-                <w:b w:val="false"/>
-                <w:bCs w:val="false"/>
-                <w:i w:val="false"/>
-                <w:iCs w:val="false"/>
-                <w:strike w:val="false"/>
-                <w:dstrike w:val="false"/>
-                <w:outline w:val="false"/>
-                <w:shadow w:val="false"/>
-                <w:color w:val="000000"/>
-                <w:sz w:val="24"/>
-                <w:szCs w:val="24"/>
-                <w:u w:val="none"/>
-              </w:rPr>
-              <w:t xml:space="preserve">⠛ F/8 </w:t>
-            </w:r>
-          </w:p>
-          <w:p>
-            <w:pPr>
-              <w:pStyle w:val="Tabelindhold"/>
-              <w:jc w:val="left"/>
-              <w:rPr>
-                <w:rFonts w:ascii="Liberation Serif" w:hAnsi="Liberation Serif"/>
-                <w:b w:val="false"/>
-                <w:b w:val="false"/>
-                <w:bCs w:val="false"/>
-                <w:i w:val="false"/>
-                <w:i w:val="false"/>
-                <w:iCs w:val="false"/>
-                <w:strike w:val="false"/>
-                <w:dstrike w:val="false"/>
-                <w:outline w:val="false"/>
-                <w:shadow w:val="false"/>
-                <w:color w:val="000000"/>
-                <w:sz w:val="24"/>
-                <w:szCs w:val="24"/>
-                <w:u w:val="none"/>
-              </w:rPr>
-            </w:pPr>
-            <w:r>
-              <w:rPr>
-                <w:b w:val="false"/>
-                <w:bCs w:val="false"/>
-                <w:i w:val="false"/>
-                <w:iCs w:val="false"/>
-                <w:strike w:val="false"/>
-                <w:dstrike w:val="false"/>
-                <w:outline w:val="false"/>
-                <w:shadow w:val="false"/>
-                <w:color w:val="000000"/>
-                <w:sz w:val="24"/>
-                <w:szCs w:val="24"/>
-                <w:u w:val="none"/>
-              </w:rPr>
-              <w:t xml:space="preserve">⠓ G/8 </w:t>
-            </w:r>
-          </w:p>
-          <w:p>
-            <w:pPr>
-              <w:pStyle w:val="Tabelindhold"/>
-              <w:jc w:val="left"/>
-              <w:rPr>
-                <w:rFonts w:ascii="Liberation Serif" w:hAnsi="Liberation Serif"/>
-                <w:b w:val="false"/>
-                <w:b w:val="false"/>
-                <w:bCs w:val="false"/>
-                <w:i w:val="false"/>
-                <w:i w:val="false"/>
-                <w:iCs w:val="false"/>
-                <w:strike w:val="false"/>
-                <w:dstrike w:val="false"/>
-                <w:outline w:val="false"/>
-                <w:shadow w:val="false"/>
-                <w:color w:val="000000"/>
-                <w:sz w:val="24"/>
-                <w:szCs w:val="24"/>
-                <w:u w:val="none"/>
-              </w:rPr>
-            </w:pPr>
-            <w:r>
-              <w:rPr>
-                <w:b w:val="false"/>
-                <w:bCs w:val="false"/>
-                <w:i w:val="false"/>
-                <w:iCs w:val="false"/>
-                <w:strike w:val="false"/>
-                <w:dstrike w:val="false"/>
-                <w:outline w:val="false"/>
-                <w:shadow w:val="false"/>
-                <w:color w:val="000000"/>
-                <w:sz w:val="24"/>
-                <w:szCs w:val="24"/>
-                <w:u w:val="none"/>
-              </w:rPr>
-              <w:t xml:space="preserve">⠣⠜ Stor bistemme </w:t>
-            </w:r>
-          </w:p>
-          <w:p>
-            <w:pPr>
-              <w:pStyle w:val="Tabelindhold"/>
-              <w:jc w:val="left"/>
-              <w:rPr>
-                <w:rFonts w:ascii="Liberation Serif" w:hAnsi="Liberation Serif"/>
-                <w:b w:val="false"/>
-                <w:b w:val="false"/>
-                <w:bCs w:val="false"/>
-                <w:i w:val="false"/>
-                <w:i w:val="false"/>
-                <w:iCs w:val="false"/>
-                <w:strike w:val="false"/>
-                <w:dstrike w:val="false"/>
-                <w:outline w:val="false"/>
-                <w:shadow w:val="false"/>
-                <w:color w:val="000000"/>
-                <w:sz w:val="24"/>
-                <w:szCs w:val="24"/>
-                <w:u w:val="none"/>
-              </w:rPr>
-            </w:pPr>
-            <w:r>
-              <w:rPr>
-                <w:b w:val="false"/>
-                <w:bCs w:val="false"/>
-                <w:i w:val="false"/>
-                <w:iCs w:val="false"/>
-                <w:strike w:val="false"/>
-                <w:dstrike w:val="false"/>
-                <w:outline w:val="false"/>
-                <w:shadow w:val="false"/>
-                <w:color w:val="000000"/>
-                <w:sz w:val="24"/>
-                <w:szCs w:val="24"/>
-                <w:u w:val="none"/>
-              </w:rPr>
-              <w:t xml:space="preserve"> </w:t>
-            </w:r>
-            <w:r>
-              <w:rPr>
-                <w:b w:val="false"/>
-                <w:bCs w:val="false"/>
-                <w:i w:val="false"/>
-                <w:iCs w:val="false"/>
-                <w:strike w:val="false"/>
-                <w:dstrike w:val="false"/>
-                <w:outline w:val="false"/>
-                <w:shadow w:val="false"/>
-                <w:color w:val="000000"/>
-                <w:sz w:val="24"/>
-                <w:szCs w:val="24"/>
-                <w:u w:val="none"/>
-              </w:rPr>
-              <w:t xml:space="preserve">Ny linie </w:t>
+              <w:t>Ny lin</w:t>
+            </w:r>
+            <w:r>
+              <w:rPr>
+                <w:b w:val="false"/>
+                <w:bCs w:val="false"/>
+                <w:i w:val="false"/>
+                <w:iCs w:val="false"/>
+                <w:strike w:val="false"/>
+                <w:dstrike w:val="false"/>
+                <w:outline w:val="false"/>
+                <w:shadow w:val="false"/>
+                <w:color w:val="000000"/>
+                <w:sz w:val="24"/>
+                <w:szCs w:val="24"/>
+                <w:u w:val="none"/>
+              </w:rPr>
+              <w:t>j</w:t>
+            </w:r>
+            <w:r>
+              <w:rPr>
+                <w:b w:val="false"/>
+                <w:bCs w:val="false"/>
+                <w:i w:val="false"/>
+                <w:iCs w:val="false"/>
+                <w:strike w:val="false"/>
+                <w:dstrike w:val="false"/>
+                <w:outline w:val="false"/>
+                <w:shadow w:val="false"/>
+                <w:color w:val="000000"/>
+                <w:sz w:val="24"/>
+                <w:szCs w:val="24"/>
+                <w:u w:val="none"/>
+              </w:rPr>
+              <w:t xml:space="preserve">e </w:t>
             </w:r>
           </w:p>
         </w:tc>
@@ -2840,9 +2897,1004 @@
     <w:p>
       <w:pPr>
         <w:pStyle w:val="Overskrift1"/>
+        <w:rPr/>
+      </w:pPr>
+      <w:r>
+        <w:rPr/>
+        <w:t xml:space="preserve">Brug af </w:t>
+      </w:r>
+      <w:r>
+        <w:rPr/>
+        <w:t>P</w:t>
+      </w:r>
+      <w:r>
+        <w:rPr/>
+        <w:t>unktnodefilteret</w:t>
+      </w:r>
+    </w:p>
+    <w:p>
+      <w:pPr>
+        <w:pStyle w:val="Brdtekst"/>
+        <w:rPr>
+          <w:rFonts w:ascii="Verdana" w:hAnsi="Verdana"/>
+        </w:rPr>
+      </w:pPr>
+      <w:r>
+        <w:rPr>
+          <w:rFonts w:ascii="Verdana" w:hAnsi="Verdana"/>
+        </w:rPr>
+        <w:t>På samme måde som i IBOS Nodelæser er der i IBOS Punktnodelæser mulighed for at ændre indholdet i Punktnodelisten ved at ændre på indholdet af checkboxe i Punktnodefilteret.</w:t>
+      </w:r>
+    </w:p>
+    <w:p>
+      <w:pPr>
+        <w:pStyle w:val="Brdtekst"/>
+        <w:rPr>
+          <w:rFonts w:ascii="Verdana" w:hAnsi="Verdana"/>
+        </w:rPr>
+      </w:pPr>
+      <w:r>
+        <w:rPr>
+          <w:rFonts w:ascii="Verdana" w:hAnsi="Verdana"/>
+        </w:rPr>
+        <w:t>I version 4.1 findes følgende checkboxe:</w:t>
+      </w:r>
+    </w:p>
+    <w:tbl>
+      <w:tblPr>
+        <w:tblW w:w="9645" w:type="dxa"/>
+        <w:jc w:val="left"/>
+        <w:tblInd w:w="0" w:type="dxa"/>
+        <w:tblCellMar>
+          <w:top w:w="55" w:type="dxa"/>
+          <w:left w:w="55" w:type="dxa"/>
+          <w:bottom w:w="55" w:type="dxa"/>
+          <w:right w:w="55" w:type="dxa"/>
+        </w:tblCellMar>
+      </w:tblPr>
+      <w:tblGrid>
+        <w:gridCol w:w="1530"/>
+        <w:gridCol w:w="6525"/>
+        <w:gridCol w:w="1590"/>
+      </w:tblGrid>
+      <w:tr>
+        <w:trPr/>
+        <w:tc>
+          <w:tcPr>
+            <w:tcW w:w="1530" w:type="dxa"/>
+            <w:tcBorders>
+              <w:top w:val="single" w:sz="4" w:space="0" w:color="000000"/>
+              <w:left w:val="single" w:sz="4" w:space="0" w:color="000000"/>
+              <w:bottom w:val="single" w:sz="4" w:space="0" w:color="000000"/>
+            </w:tcBorders>
+            <w:shd w:fill="auto" w:val="clear"/>
+          </w:tcPr>
+          <w:p>
+            <w:pPr>
+              <w:pStyle w:val="Tabelindhold"/>
+              <w:jc w:val="left"/>
+              <w:rPr>
+                <w:rFonts w:ascii="Verdana" w:hAnsi="Verdana"/>
+                <w:b w:val="false"/>
+                <w:b w:val="false"/>
+                <w:bCs w:val="false"/>
+                <w:i w:val="false"/>
+                <w:i w:val="false"/>
+                <w:iCs w:val="false"/>
+                <w:strike w:val="false"/>
+                <w:dstrike w:val="false"/>
+                <w:outline w:val="false"/>
+                <w:shadow w:val="false"/>
+                <w:color w:val="000000"/>
+                <w:sz w:val="24"/>
+                <w:szCs w:val="24"/>
+                <w:u w:val="none"/>
+              </w:rPr>
+            </w:pPr>
+            <w:r>
+              <w:rPr>
+                <w:rFonts w:ascii="Verdana" w:hAnsi="Verdana"/>
+                <w:b w:val="false"/>
+                <w:bCs w:val="false"/>
+                <w:i w:val="false"/>
+                <w:iCs w:val="false"/>
+                <w:strike w:val="false"/>
+                <w:dstrike w:val="false"/>
+                <w:outline w:val="false"/>
+                <w:shadow w:val="false"/>
+                <w:color w:val="000000"/>
+                <w:sz w:val="24"/>
+                <w:szCs w:val="24"/>
+                <w:u w:val="none"/>
+              </w:rPr>
+              <w:t>Navn</w:t>
+            </w:r>
+          </w:p>
+        </w:tc>
+        <w:tc>
+          <w:tcPr>
+            <w:tcW w:w="6525" w:type="dxa"/>
+            <w:tcBorders>
+              <w:top w:val="single" w:sz="4" w:space="0" w:color="000000"/>
+              <w:left w:val="single" w:sz="4" w:space="0" w:color="000000"/>
+              <w:bottom w:val="single" w:sz="4" w:space="0" w:color="000000"/>
+            </w:tcBorders>
+            <w:shd w:fill="auto" w:val="clear"/>
+          </w:tcPr>
+          <w:p>
+            <w:pPr>
+              <w:pStyle w:val="Tabelindhold"/>
+              <w:jc w:val="left"/>
+              <w:rPr>
+                <w:rFonts w:ascii="Verdana" w:hAnsi="Verdana"/>
+                <w:b w:val="false"/>
+                <w:b w:val="false"/>
+                <w:bCs w:val="false"/>
+                <w:i w:val="false"/>
+                <w:i w:val="false"/>
+                <w:iCs w:val="false"/>
+                <w:strike w:val="false"/>
+                <w:dstrike w:val="false"/>
+                <w:outline w:val="false"/>
+                <w:shadow w:val="false"/>
+                <w:color w:val="000000"/>
+                <w:sz w:val="24"/>
+                <w:szCs w:val="24"/>
+                <w:u w:val="none"/>
+              </w:rPr>
+            </w:pPr>
+            <w:r>
+              <w:rPr>
+                <w:rFonts w:ascii="Verdana" w:hAnsi="Verdana"/>
+                <w:b w:val="false"/>
+                <w:bCs w:val="false"/>
+                <w:i w:val="false"/>
+                <w:iCs w:val="false"/>
+                <w:strike w:val="false"/>
+                <w:dstrike w:val="false"/>
+                <w:outline w:val="false"/>
+                <w:shadow w:val="false"/>
+                <w:color w:val="000000"/>
+                <w:sz w:val="24"/>
+                <w:szCs w:val="24"/>
+                <w:u w:val="none"/>
+              </w:rPr>
+              <w:t>Funktion</w:t>
+            </w:r>
+          </w:p>
+        </w:tc>
+        <w:tc>
+          <w:tcPr>
+            <w:tcW w:w="1590" w:type="dxa"/>
+            <w:tcBorders>
+              <w:top w:val="single" w:sz="4" w:space="0" w:color="000000"/>
+              <w:left w:val="single" w:sz="4" w:space="0" w:color="000000"/>
+              <w:bottom w:val="single" w:sz="4" w:space="0" w:color="000000"/>
+              <w:right w:val="single" w:sz="4" w:space="0" w:color="000000"/>
+            </w:tcBorders>
+            <w:shd w:fill="auto" w:val="clear"/>
+          </w:tcPr>
+          <w:p>
+            <w:pPr>
+              <w:pStyle w:val="Tabelindhold"/>
+              <w:jc w:val="left"/>
+              <w:rPr>
+                <w:rFonts w:ascii="Verdana" w:hAnsi="Verdana"/>
+                <w:b w:val="false"/>
+                <w:b w:val="false"/>
+                <w:bCs w:val="false"/>
+                <w:i w:val="false"/>
+                <w:i w:val="false"/>
+                <w:iCs w:val="false"/>
+                <w:strike w:val="false"/>
+                <w:dstrike w:val="false"/>
+                <w:outline w:val="false"/>
+                <w:shadow w:val="false"/>
+                <w:color w:val="000000"/>
+                <w:sz w:val="24"/>
+                <w:szCs w:val="24"/>
+                <w:u w:val="none"/>
+              </w:rPr>
+            </w:pPr>
+            <w:r>
+              <w:rPr>
+                <w:rFonts w:ascii="Verdana" w:hAnsi="Verdana"/>
+                <w:b w:val="false"/>
+                <w:bCs w:val="false"/>
+                <w:i w:val="false"/>
+                <w:iCs w:val="false"/>
+                <w:strike w:val="false"/>
+                <w:dstrike w:val="false"/>
+                <w:outline w:val="false"/>
+                <w:shadow w:val="false"/>
+                <w:color w:val="000000"/>
+                <w:sz w:val="24"/>
+                <w:szCs w:val="24"/>
+                <w:u w:val="none"/>
+              </w:rPr>
+              <w:t>Defau</w:t>
+            </w:r>
+            <w:r>
+              <w:rPr>
+                <w:rFonts w:ascii="Verdana" w:hAnsi="Verdana"/>
+                <w:b w:val="false"/>
+                <w:bCs w:val="false"/>
+                <w:i w:val="false"/>
+                <w:iCs w:val="false"/>
+                <w:strike w:val="false"/>
+                <w:dstrike w:val="false"/>
+                <w:outline w:val="false"/>
+                <w:shadow w:val="false"/>
+                <w:color w:val="000000"/>
+                <w:sz w:val="24"/>
+                <w:szCs w:val="24"/>
+                <w:u w:val="none"/>
+              </w:rPr>
+              <w:t>l</w:t>
+            </w:r>
+            <w:r>
+              <w:rPr>
+                <w:rFonts w:ascii="Verdana" w:hAnsi="Verdana"/>
+                <w:b w:val="false"/>
+                <w:bCs w:val="false"/>
+                <w:i w:val="false"/>
+                <w:iCs w:val="false"/>
+                <w:strike w:val="false"/>
+                <w:dstrike w:val="false"/>
+                <w:outline w:val="false"/>
+                <w:shadow w:val="false"/>
+                <w:color w:val="000000"/>
+                <w:sz w:val="24"/>
+                <w:szCs w:val="24"/>
+                <w:u w:val="none"/>
+              </w:rPr>
+              <w:t>t værdi</w:t>
+            </w:r>
+          </w:p>
+        </w:tc>
+      </w:tr>
+      <w:tr>
+        <w:trPr/>
+        <w:tc>
+          <w:tcPr>
+            <w:tcW w:w="1530" w:type="dxa"/>
+            <w:tcBorders>
+              <w:left w:val="single" w:sz="4" w:space="0" w:color="000000"/>
+              <w:bottom w:val="single" w:sz="4" w:space="0" w:color="000000"/>
+            </w:tcBorders>
+            <w:shd w:fill="auto" w:val="clear"/>
+          </w:tcPr>
+          <w:p>
+            <w:pPr>
+              <w:pStyle w:val="Tabelindhold"/>
+              <w:jc w:val="left"/>
+              <w:rPr>
+                <w:rFonts w:ascii="Verdana" w:hAnsi="Verdana"/>
+                <w:b w:val="false"/>
+                <w:b w:val="false"/>
+                <w:bCs w:val="false"/>
+                <w:i w:val="false"/>
+                <w:i w:val="false"/>
+                <w:iCs w:val="false"/>
+                <w:strike w:val="false"/>
+                <w:dstrike w:val="false"/>
+                <w:outline w:val="false"/>
+                <w:shadow w:val="false"/>
+                <w:color w:val="000000"/>
+                <w:sz w:val="24"/>
+                <w:szCs w:val="24"/>
+                <w:u w:val="none"/>
+              </w:rPr>
+            </w:pPr>
+            <w:r>
+              <w:rPr>
+                <w:rFonts w:ascii="Verdana" w:hAnsi="Verdana"/>
+                <w:b w:val="false"/>
+                <w:bCs w:val="false"/>
+                <w:i w:val="false"/>
+                <w:iCs w:val="false"/>
+                <w:strike w:val="false"/>
+                <w:dstrike w:val="false"/>
+                <w:outline w:val="false"/>
+                <w:shadow w:val="false"/>
+                <w:color w:val="000000"/>
+                <w:sz w:val="24"/>
+                <w:szCs w:val="24"/>
+                <w:u w:val="none"/>
+              </w:rPr>
+              <w:t>Toner</w:t>
+            </w:r>
+          </w:p>
+        </w:tc>
+        <w:tc>
+          <w:tcPr>
+            <w:tcW w:w="6525" w:type="dxa"/>
+            <w:tcBorders>
+              <w:left w:val="single" w:sz="4" w:space="0" w:color="000000"/>
+              <w:bottom w:val="single" w:sz="4" w:space="0" w:color="000000"/>
+            </w:tcBorders>
+            <w:shd w:fill="auto" w:val="clear"/>
+          </w:tcPr>
+          <w:p>
+            <w:pPr>
+              <w:pStyle w:val="Brdtekst"/>
+              <w:spacing w:before="0" w:after="140"/>
+              <w:jc w:val="left"/>
+              <w:rPr>
+                <w:rFonts w:ascii="Verdana" w:hAnsi="Verdana"/>
+                <w:b w:val="false"/>
+                <w:b w:val="false"/>
+                <w:bCs w:val="false"/>
+                <w:i w:val="false"/>
+                <w:i w:val="false"/>
+                <w:iCs w:val="false"/>
+                <w:strike w:val="false"/>
+                <w:dstrike w:val="false"/>
+                <w:outline w:val="false"/>
+                <w:shadow w:val="false"/>
+                <w:color w:val="000000"/>
+                <w:sz w:val="24"/>
+                <w:szCs w:val="24"/>
+                <w:u w:val="none"/>
+              </w:rPr>
+            </w:pPr>
+            <w:r>
+              <w:rPr>
+                <w:rFonts w:ascii="Verdana" w:hAnsi="Verdana"/>
+                <w:b w:val="false"/>
+                <w:bCs w:val="false"/>
+                <w:i w:val="false"/>
+                <w:iCs w:val="false"/>
+                <w:strike w:val="false"/>
+                <w:dstrike w:val="false"/>
+                <w:outline w:val="false"/>
+                <w:shadow w:val="false"/>
+                <w:color w:val="000000"/>
+                <w:sz w:val="24"/>
+                <w:szCs w:val="24"/>
+                <w:u w:val="none"/>
+              </w:rPr>
+              <w:t xml:space="preserve">Styrer afspilningen af noder </w:t>
+            </w:r>
+            <w:r>
+              <w:rPr>
+                <w:rFonts w:ascii="Verdana" w:hAnsi="Verdana"/>
+                <w:b w:val="false"/>
+                <w:bCs w:val="false"/>
+                <w:i w:val="false"/>
+                <w:iCs w:val="false"/>
+                <w:strike w:val="false"/>
+                <w:dstrike w:val="false"/>
+                <w:outline w:val="false"/>
+                <w:shadow w:val="false"/>
+                <w:color w:val="000000"/>
+                <w:sz w:val="24"/>
+                <w:szCs w:val="24"/>
+                <w:u w:val="none"/>
+              </w:rPr>
+              <w:t xml:space="preserve">som </w:t>
+            </w:r>
+            <w:r>
+              <w:rPr>
+                <w:rFonts w:ascii="Verdana" w:hAnsi="Verdana"/>
+                <w:b w:val="false"/>
+                <w:bCs w:val="false"/>
+                <w:i w:val="false"/>
+                <w:iCs w:val="false"/>
+                <w:strike w:val="false"/>
+                <w:dstrike w:val="false"/>
+                <w:outline w:val="false"/>
+                <w:shadow w:val="false"/>
+                <w:color w:val="000000"/>
+                <w:sz w:val="24"/>
+                <w:szCs w:val="24"/>
+                <w:u w:val="none"/>
+              </w:rPr>
+              <w:t xml:space="preserve"> toner (hvor det giver mening).</w:t>
+            </w:r>
+          </w:p>
+        </w:tc>
+        <w:tc>
+          <w:tcPr>
+            <w:tcW w:w="1590" w:type="dxa"/>
+            <w:tcBorders>
+              <w:left w:val="single" w:sz="4" w:space="0" w:color="000000"/>
+              <w:bottom w:val="single" w:sz="4" w:space="0" w:color="000000"/>
+              <w:right w:val="single" w:sz="4" w:space="0" w:color="000000"/>
+            </w:tcBorders>
+            <w:shd w:fill="auto" w:val="clear"/>
+          </w:tcPr>
+          <w:p>
+            <w:pPr>
+              <w:pStyle w:val="Tabelindhold"/>
+              <w:jc w:val="left"/>
+              <w:rPr>
+                <w:rFonts w:ascii="Verdana" w:hAnsi="Verdana"/>
+                <w:b w:val="false"/>
+                <w:b w:val="false"/>
+                <w:bCs w:val="false"/>
+                <w:i w:val="false"/>
+                <w:i w:val="false"/>
+                <w:iCs w:val="false"/>
+                <w:strike w:val="false"/>
+                <w:dstrike w:val="false"/>
+                <w:outline w:val="false"/>
+                <w:shadow w:val="false"/>
+                <w:color w:val="000000"/>
+                <w:sz w:val="24"/>
+                <w:szCs w:val="24"/>
+                <w:u w:val="none"/>
+              </w:rPr>
+            </w:pPr>
+            <w:r>
+              <w:rPr>
+                <w:rFonts w:ascii="Verdana" w:hAnsi="Verdana"/>
+                <w:b w:val="false"/>
+                <w:bCs w:val="false"/>
+                <w:i w:val="false"/>
+                <w:iCs w:val="false"/>
+                <w:strike w:val="false"/>
+                <w:dstrike w:val="false"/>
+                <w:outline w:val="false"/>
+                <w:shadow w:val="false"/>
+                <w:color w:val="000000"/>
+                <w:sz w:val="24"/>
+                <w:szCs w:val="24"/>
+                <w:u w:val="none"/>
+              </w:rPr>
+              <w:t>Slået til</w:t>
+            </w:r>
+          </w:p>
+        </w:tc>
+      </w:tr>
+      <w:tr>
+        <w:trPr/>
+        <w:tc>
+          <w:tcPr>
+            <w:tcW w:w="1530" w:type="dxa"/>
+            <w:tcBorders>
+              <w:left w:val="single" w:sz="4" w:space="0" w:color="000000"/>
+              <w:bottom w:val="single" w:sz="4" w:space="0" w:color="000000"/>
+            </w:tcBorders>
+            <w:shd w:fill="auto" w:val="clear"/>
+          </w:tcPr>
+          <w:p>
+            <w:pPr>
+              <w:pStyle w:val="Tabelindhold"/>
+              <w:jc w:val="left"/>
+              <w:rPr>
+                <w:rFonts w:ascii="Verdana" w:hAnsi="Verdana"/>
+                <w:b w:val="false"/>
+                <w:b w:val="false"/>
+                <w:bCs w:val="false"/>
+                <w:i w:val="false"/>
+                <w:i w:val="false"/>
+                <w:iCs w:val="false"/>
+                <w:strike w:val="false"/>
+                <w:dstrike w:val="false"/>
+                <w:outline w:val="false"/>
+                <w:shadow w:val="false"/>
+                <w:color w:val="000000"/>
+                <w:sz w:val="24"/>
+                <w:szCs w:val="24"/>
+                <w:u w:val="none"/>
+              </w:rPr>
+            </w:pPr>
+            <w:r>
+              <w:rPr>
+                <w:rFonts w:ascii="Verdana" w:hAnsi="Verdana"/>
+                <w:b w:val="false"/>
+                <w:bCs w:val="false"/>
+                <w:i w:val="false"/>
+                <w:iCs w:val="false"/>
+                <w:strike w:val="false"/>
+                <w:dstrike w:val="false"/>
+                <w:outline w:val="false"/>
+                <w:shadow w:val="false"/>
+                <w:color w:val="000000"/>
+                <w:sz w:val="24"/>
+                <w:szCs w:val="24"/>
+                <w:u w:val="none"/>
+              </w:rPr>
+              <w:t>Rum nummer</w:t>
+            </w:r>
+          </w:p>
+        </w:tc>
+        <w:tc>
+          <w:tcPr>
+            <w:tcW w:w="6525" w:type="dxa"/>
+            <w:tcBorders>
+              <w:left w:val="single" w:sz="4" w:space="0" w:color="000000"/>
+              <w:bottom w:val="single" w:sz="4" w:space="0" w:color="000000"/>
+            </w:tcBorders>
+            <w:shd w:fill="auto" w:val="clear"/>
+          </w:tcPr>
+          <w:p>
+            <w:pPr>
+              <w:pStyle w:val="Tabelindhold"/>
+              <w:jc w:val="left"/>
+              <w:rPr>
+                <w:rFonts w:ascii="Verdana" w:hAnsi="Verdana"/>
+                <w:b w:val="false"/>
+                <w:b w:val="false"/>
+                <w:bCs w:val="false"/>
+                <w:i w:val="false"/>
+                <w:i w:val="false"/>
+                <w:iCs w:val="false"/>
+                <w:strike w:val="false"/>
+                <w:dstrike w:val="false"/>
+                <w:outline w:val="false"/>
+                <w:shadow w:val="false"/>
+                <w:color w:val="000000"/>
+                <w:sz w:val="24"/>
+                <w:szCs w:val="24"/>
+                <w:u w:val="none"/>
+              </w:rPr>
+            </w:pPr>
+            <w:r>
+              <w:rPr>
+                <w:rFonts w:ascii="Verdana" w:hAnsi="Verdana"/>
+                <w:b w:val="false"/>
+                <w:bCs w:val="false"/>
+                <w:i w:val="false"/>
+                <w:iCs w:val="false"/>
+                <w:strike w:val="false"/>
+                <w:dstrike w:val="false"/>
+                <w:outline w:val="false"/>
+                <w:shadow w:val="false"/>
+                <w:color w:val="000000"/>
+                <w:sz w:val="24"/>
+                <w:szCs w:val="24"/>
+                <w:u w:val="none"/>
+              </w:rPr>
+              <w:t>Styrer visningen af rum nummer for de enkelte punktnode-symboler  inden for en linje</w:t>
+            </w:r>
+          </w:p>
+        </w:tc>
+        <w:tc>
+          <w:tcPr>
+            <w:tcW w:w="1590" w:type="dxa"/>
+            <w:tcBorders>
+              <w:left w:val="single" w:sz="4" w:space="0" w:color="000000"/>
+              <w:bottom w:val="single" w:sz="4" w:space="0" w:color="000000"/>
+              <w:right w:val="single" w:sz="4" w:space="0" w:color="000000"/>
+            </w:tcBorders>
+            <w:shd w:fill="auto" w:val="clear"/>
+          </w:tcPr>
+          <w:p>
+            <w:pPr>
+              <w:pStyle w:val="Tabelindhold"/>
+              <w:jc w:val="left"/>
+              <w:rPr>
+                <w:rFonts w:ascii="Verdana" w:hAnsi="Verdana"/>
+                <w:b w:val="false"/>
+                <w:b w:val="false"/>
+                <w:bCs w:val="false"/>
+                <w:i w:val="false"/>
+                <w:i w:val="false"/>
+                <w:iCs w:val="false"/>
+                <w:strike w:val="false"/>
+                <w:dstrike w:val="false"/>
+                <w:outline w:val="false"/>
+                <w:shadow w:val="false"/>
+                <w:color w:val="000000"/>
+                <w:sz w:val="24"/>
+                <w:szCs w:val="24"/>
+                <w:u w:val="none"/>
+              </w:rPr>
+            </w:pPr>
+            <w:r>
+              <w:rPr>
+                <w:rFonts w:ascii="Verdana" w:hAnsi="Verdana"/>
+                <w:b w:val="false"/>
+                <w:bCs w:val="false"/>
+                <w:i w:val="false"/>
+                <w:iCs w:val="false"/>
+                <w:strike w:val="false"/>
+                <w:dstrike w:val="false"/>
+                <w:outline w:val="false"/>
+                <w:shadow w:val="false"/>
+                <w:color w:val="000000"/>
+                <w:sz w:val="24"/>
+                <w:szCs w:val="24"/>
+                <w:u w:val="none"/>
+              </w:rPr>
+              <w:t>Slået fra</w:t>
+            </w:r>
+          </w:p>
+        </w:tc>
+      </w:tr>
+      <w:tr>
+        <w:trPr/>
+        <w:tc>
+          <w:tcPr>
+            <w:tcW w:w="1530" w:type="dxa"/>
+            <w:tcBorders>
+              <w:left w:val="single" w:sz="4" w:space="0" w:color="000000"/>
+              <w:bottom w:val="single" w:sz="4" w:space="0" w:color="000000"/>
+            </w:tcBorders>
+            <w:shd w:fill="auto" w:val="clear"/>
+          </w:tcPr>
+          <w:p>
+            <w:pPr>
+              <w:pStyle w:val="Tabelindhold"/>
+              <w:jc w:val="left"/>
+              <w:rPr>
+                <w:rFonts w:ascii="Verdana" w:hAnsi="Verdana"/>
+                <w:b w:val="false"/>
+                <w:b w:val="false"/>
+                <w:bCs w:val="false"/>
+                <w:i w:val="false"/>
+                <w:i w:val="false"/>
+                <w:iCs w:val="false"/>
+                <w:strike w:val="false"/>
+                <w:dstrike w:val="false"/>
+                <w:outline w:val="false"/>
+                <w:shadow w:val="false"/>
+                <w:color w:val="000000"/>
+                <w:sz w:val="24"/>
+                <w:szCs w:val="24"/>
+                <w:u w:val="none"/>
+              </w:rPr>
+            </w:pPr>
+            <w:r>
+              <w:rPr>
+                <w:rFonts w:ascii="Verdana" w:hAnsi="Verdana"/>
+                <w:b w:val="false"/>
+                <w:bCs w:val="false"/>
+                <w:i w:val="false"/>
+                <w:iCs w:val="false"/>
+                <w:strike w:val="false"/>
+                <w:dstrike w:val="false"/>
+                <w:outline w:val="false"/>
+                <w:shadow w:val="false"/>
+                <w:color w:val="000000"/>
+                <w:sz w:val="24"/>
+                <w:szCs w:val="24"/>
+                <w:u w:val="none"/>
+              </w:rPr>
+              <w:t>Rå punktnoder</w:t>
+            </w:r>
+          </w:p>
+        </w:tc>
+        <w:tc>
+          <w:tcPr>
+            <w:tcW w:w="6525" w:type="dxa"/>
+            <w:tcBorders>
+              <w:left w:val="single" w:sz="4" w:space="0" w:color="000000"/>
+              <w:bottom w:val="single" w:sz="4" w:space="0" w:color="000000"/>
+            </w:tcBorders>
+            <w:shd w:fill="auto" w:val="clear"/>
+          </w:tcPr>
+          <w:p>
+            <w:pPr>
+              <w:pStyle w:val="Tabelindhold"/>
+              <w:jc w:val="left"/>
+              <w:rPr>
+                <w:rFonts w:ascii="Verdana" w:hAnsi="Verdana"/>
+                <w:b w:val="false"/>
+                <w:b w:val="false"/>
+                <w:bCs w:val="false"/>
+                <w:i w:val="false"/>
+                <w:i w:val="false"/>
+                <w:iCs w:val="false"/>
+                <w:strike w:val="false"/>
+                <w:dstrike w:val="false"/>
+                <w:outline w:val="false"/>
+                <w:shadow w:val="false"/>
+                <w:color w:val="000000"/>
+                <w:sz w:val="24"/>
+                <w:szCs w:val="24"/>
+                <w:u w:val="none"/>
+              </w:rPr>
+            </w:pPr>
+            <w:r>
+              <w:rPr>
+                <w:rFonts w:ascii="Verdana" w:hAnsi="Verdana"/>
+                <w:b w:val="false"/>
+                <w:bCs w:val="false"/>
+                <w:i w:val="false"/>
+                <w:iCs w:val="false"/>
+                <w:strike w:val="false"/>
+                <w:dstrike w:val="false"/>
+                <w:outline w:val="false"/>
+                <w:shadow w:val="false"/>
+                <w:color w:val="000000"/>
+                <w:sz w:val="24"/>
+                <w:szCs w:val="24"/>
+                <w:u w:val="none"/>
+              </w:rPr>
+              <w:t xml:space="preserve">Styrer visningen af den rå Braille værdi for de enkelte punktnode-symboler  inden for en linje </w:t>
+            </w:r>
+          </w:p>
+        </w:tc>
+        <w:tc>
+          <w:tcPr>
+            <w:tcW w:w="1590" w:type="dxa"/>
+            <w:tcBorders>
+              <w:left w:val="single" w:sz="4" w:space="0" w:color="000000"/>
+              <w:bottom w:val="single" w:sz="4" w:space="0" w:color="000000"/>
+              <w:right w:val="single" w:sz="4" w:space="0" w:color="000000"/>
+            </w:tcBorders>
+            <w:shd w:fill="auto" w:val="clear"/>
+          </w:tcPr>
+          <w:p>
+            <w:pPr>
+              <w:pStyle w:val="Tabelindhold"/>
+              <w:jc w:val="left"/>
+              <w:rPr>
+                <w:rFonts w:ascii="Verdana" w:hAnsi="Verdana"/>
+                <w:b w:val="false"/>
+                <w:b w:val="false"/>
+                <w:bCs w:val="false"/>
+                <w:i w:val="false"/>
+                <w:i w:val="false"/>
+                <w:iCs w:val="false"/>
+                <w:strike w:val="false"/>
+                <w:dstrike w:val="false"/>
+                <w:outline w:val="false"/>
+                <w:shadow w:val="false"/>
+                <w:color w:val="000000"/>
+                <w:sz w:val="24"/>
+                <w:szCs w:val="24"/>
+                <w:u w:val="none"/>
+              </w:rPr>
+            </w:pPr>
+            <w:r>
+              <w:rPr>
+                <w:rFonts w:ascii="Verdana" w:hAnsi="Verdana"/>
+                <w:b w:val="false"/>
+                <w:bCs w:val="false"/>
+                <w:i w:val="false"/>
+                <w:iCs w:val="false"/>
+                <w:strike w:val="false"/>
+                <w:dstrike w:val="false"/>
+                <w:outline w:val="false"/>
+                <w:shadow w:val="false"/>
+                <w:color w:val="000000"/>
+                <w:sz w:val="24"/>
+                <w:szCs w:val="24"/>
+                <w:u w:val="none"/>
+              </w:rPr>
+              <w:t>Slået til</w:t>
+            </w:r>
+          </w:p>
+        </w:tc>
+      </w:tr>
+    </w:tbl>
+    <w:p>
+      <w:pPr>
+        <w:pStyle w:val="Brdtekst"/>
+        <w:rPr>
+          <w:rFonts w:ascii="Verdana" w:hAnsi="Verdana"/>
+        </w:rPr>
+      </w:pPr>
+      <w:r>
+        <w:rPr>
+          <w:rFonts w:ascii="Verdana" w:hAnsi="Verdana"/>
+        </w:rPr>
+      </w:r>
+    </w:p>
+    <w:p>
+      <w:pPr>
+        <w:pStyle w:val="Brdtekst"/>
+        <w:rPr>
+          <w:rFonts w:ascii="Verdana" w:hAnsi="Verdana"/>
+        </w:rPr>
+      </w:pPr>
+      <w:r>
+        <w:rPr>
+          <w:rFonts w:ascii="Verdana" w:hAnsi="Verdana"/>
+        </w:rPr>
+      </w:r>
+    </w:p>
+    <w:p>
+      <w:pPr>
+        <w:pStyle w:val="Overskrift1"/>
+        <w:rPr/>
+      </w:pPr>
+      <w:r>
+        <w:rPr/>
+        <w:t>Start af ”MuseScor</w:t>
+      </w:r>
+      <w:r>
+        <w:rPr/>
+        <w:t>e 3”</w:t>
+      </w:r>
+    </w:p>
+    <w:p>
+      <w:pPr>
+        <w:pStyle w:val="Brdtekst"/>
+        <w:rPr/>
+      </w:pPr>
+      <w:r>
+        <w:rPr/>
+      </w:r>
+    </w:p>
+    <w:p>
+      <w:pPr>
+        <w:pStyle w:val="Brdtekst"/>
+        <w:rPr/>
+      </w:pPr>
+      <w:r>
+        <w:rPr/>
+        <w:t xml:space="preserve">Version 4.1 af ”IBOS Punktnodelæser” indeholder en </w:t>
+      </w:r>
+      <w:r>
+        <w:rPr/>
+        <w:t xml:space="preserve">(eksperimentel) </w:t>
+      </w:r>
+      <w:r>
+        <w:rPr/>
+        <w:t xml:space="preserve">mulighed for at få vist og afspillet den indlæste punktnodefil i standardprogrammet ”MuseScore </w:t>
+      </w:r>
+      <w:r>
+        <w:rPr/>
+        <w:t>3</w:t>
+      </w:r>
+      <w:r>
+        <w:rPr/>
+        <w:t>”</w:t>
+      </w:r>
+    </w:p>
+    <w:p>
+      <w:pPr>
+        <w:pStyle w:val="Brdtekst"/>
         <w:numPr>
           <w:ilvl w:val="0"/>
-          <w:numId w:val="2"/>
+          <w:numId w:val="8"/>
+        </w:numPr>
+        <w:rPr/>
+      </w:pPr>
+      <w:r>
+        <w:rPr/>
+        <w:t xml:space="preserve">Indlæs punktnodefilen med </w:t>
+      </w:r>
+      <w:r>
+        <w:rPr>
+          <w:b/>
+          <w:bCs/>
+        </w:rPr>
+        <w:t>”Filer”→”Åbn med NOTA profil”</w:t>
+      </w:r>
+    </w:p>
+    <w:p>
+      <w:pPr>
+        <w:pStyle w:val="Brdtekst"/>
+        <w:numPr>
+          <w:ilvl w:val="0"/>
+          <w:numId w:val="8"/>
+        </w:numPr>
+        <w:rPr/>
+      </w:pPr>
+      <w:r>
+        <w:rPr/>
+        <w:t>Eksporter den indlæste punktnodefil til MusicXml med</w:t>
+      </w:r>
+      <w:r>
+        <w:rPr>
+          <w:sz w:val="22"/>
+          <w:szCs w:val="22"/>
+        </w:rPr>
+        <w:t xml:space="preserve"> </w:t>
+      </w:r>
+      <w:r>
+        <w:rPr>
+          <w:b/>
+          <w:bCs/>
+          <w:sz w:val="22"/>
+          <w:szCs w:val="22"/>
+        </w:rPr>
+        <w:t>”Filer”→”Exporter som MusicXml”</w:t>
+      </w:r>
+    </w:p>
+    <w:p>
+      <w:pPr>
+        <w:pStyle w:val="Brdtekst"/>
+        <w:numPr>
+          <w:ilvl w:val="0"/>
+          <w:numId w:val="8"/>
+        </w:numPr>
+        <w:rPr/>
+      </w:pPr>
+      <w:r>
+        <w:rPr/>
+        <w:t xml:space="preserve">Start MuseScore (for den eksporterede fil) med </w:t>
+      </w:r>
+      <w:r>
+        <w:rPr>
+          <w:b/>
+          <w:bCs/>
+        </w:rPr>
+        <w:t>”Værktøjer”-&gt;”MuseScore”</w:t>
+      </w:r>
+      <w:r>
+        <w:rPr/>
+        <w:t xml:space="preserve"> </w:t>
+      </w:r>
+    </w:p>
+    <w:p>
+      <w:pPr>
+        <w:pStyle w:val="Brdtekst"/>
+        <w:rPr/>
+      </w:pPr>
+      <w:r>
+        <w:rPr/>
+      </w:r>
+    </w:p>
+    <w:p>
+      <w:pPr>
+        <w:pStyle w:val="Brdtekst"/>
+        <w:rPr/>
+      </w:pPr>
+      <w:r>
+        <w:rPr/>
+        <w:t>Dette forudsætter blandt andet at ”Musescore 3” er installeret i standard placeringen</w:t>
+      </w:r>
+    </w:p>
+    <w:p>
+      <w:pPr>
+        <w:pStyle w:val="Brdtekst"/>
+        <w:rPr/>
+      </w:pPr>
+      <w:r>
+        <w:rPr/>
+        <w:t>"C:\Program Files\MuseScore 3\bin\"</w:t>
+      </w:r>
+    </w:p>
+    <w:p>
+      <w:pPr>
+        <w:pStyle w:val="Brdtekst"/>
+        <w:rPr/>
+      </w:pPr>
+      <w:r>
+        <w:rPr/>
+      </w:r>
+    </w:p>
+    <w:p>
+      <w:pPr>
+        <w:pStyle w:val="Brdtekst"/>
+        <w:rPr/>
+      </w:pPr>
+      <w:r>
+        <w:rPr/>
+      </w:r>
+    </w:p>
+    <w:p>
+      <w:pPr>
+        <w:pStyle w:val="Brdtekst"/>
+        <w:rPr>
+          <w:rFonts w:ascii="Verdana" w:hAnsi="Verdana"/>
+        </w:rPr>
+      </w:pPr>
+      <w:r>
+        <w:rPr>
+          <w:rFonts w:ascii="Verdana" w:hAnsi="Verdana"/>
+        </w:rPr>
+      </w:r>
+    </w:p>
+    <w:p>
+      <w:pPr>
+        <w:pStyle w:val="Brdtekst"/>
+        <w:rPr>
+          <w:rFonts w:ascii="Verdana" w:hAnsi="Verdana"/>
+        </w:rPr>
+      </w:pPr>
+      <w:r>
+        <w:rPr>
+          <w:rFonts w:ascii="Verdana" w:hAnsi="Verdana"/>
+        </w:rPr>
+      </w:r>
+      <w:r>
+        <w:br w:type="page"/>
+      </w:r>
+    </w:p>
+    <w:p>
+      <w:pPr>
+        <w:pStyle w:val="Overskrift1"/>
+        <w:numPr>
+          <w:ilvl w:val="0"/>
+          <w:numId w:val="3"/>
         </w:numPr>
         <w:rPr/>
       </w:pPr>
@@ -2908,23 +3960,7 @@
           <w:sz w:val="24"/>
           <w:szCs w:val="24"/>
         </w:rPr>
-        <w:t xml:space="preserve">For at få det optimale udbytte af IBOS Punktnodelæser bør man straks efter installationen </w:t>
-      </w:r>
-      <w:r>
-        <w:rPr>
-          <w:rFonts w:ascii="Verdana" w:hAnsi="Verdana"/>
-          <w:sz w:val="24"/>
-          <w:szCs w:val="24"/>
-        </w:rPr>
-        <w:t>af programmet</w:t>
-      </w:r>
-      <w:r>
-        <w:rPr>
-          <w:rFonts w:ascii="Verdana" w:hAnsi="Verdana"/>
-          <w:sz w:val="24"/>
-          <w:szCs w:val="24"/>
-        </w:rPr>
-        <w:t xml:space="preserve"> ændre nogle få JAWS indstillinger. Disse ændringer laves KUN for IBOS Punktnodelæser og har altså ingen indflydelse for JAWS opførsel over for andre programmer.</w:t>
+        <w:t>For at få det optimale udbytte af IBOS Punktnodelæser bør man straks efter installationen af programmet ændre nogle få JAWS indstillinger. Disse ændringer laves KUN for IBOS Punktnodelæser og har altså ingen indflydelse for JAWS opførsel over for andre programmer.</w:t>
       </w:r>
     </w:p>
     <w:p>
@@ -2998,47 +4034,7 @@
           <w:sz w:val="24"/>
           <w:szCs w:val="24"/>
         </w:rPr>
-        <w:t xml:space="preserve">2. Start IBOS </w:t>
-      </w:r>
-      <w:r>
-        <w:rPr>
-          <w:rFonts w:ascii="Verdana" w:hAnsi="Verdana"/>
-          <w:sz w:val="24"/>
-          <w:szCs w:val="24"/>
-        </w:rPr>
-        <w:t>Punkt</w:t>
-      </w:r>
-      <w:r>
-        <w:rPr>
-          <w:rFonts w:ascii="Verdana" w:hAnsi="Verdana"/>
-          <w:sz w:val="24"/>
-          <w:szCs w:val="24"/>
-        </w:rPr>
-        <w:t>n</w:t>
-      </w:r>
-      <w:r>
-        <w:rPr>
-          <w:rFonts w:ascii="Verdana" w:hAnsi="Verdana"/>
-          <w:sz w:val="24"/>
-          <w:szCs w:val="24"/>
-        </w:rPr>
-        <w:t>odelæser og giv programmet fo</w:t>
-      </w:r>
-      <w:r>
-        <w:rPr>
-          <w:rFonts w:ascii="Verdana" w:hAnsi="Verdana"/>
-          <w:sz w:val="24"/>
-          <w:szCs w:val="24"/>
-        </w:rPr>
-        <w:t>k</w:t>
-      </w:r>
-      <w:r>
-        <w:rPr>
-          <w:rFonts w:ascii="Verdana" w:hAnsi="Verdana"/>
-          <w:sz w:val="24"/>
-          <w:szCs w:val="24"/>
-        </w:rPr>
-        <w:t>us.</w:t>
+        <w:t>2. Start IBOS Punktnodelæser og giv programmet fokus.</w:t>
       </w:r>
     </w:p>
     <w:p>
@@ -3145,23 +4141,7 @@
           <w:sz w:val="24"/>
           <w:szCs w:val="24"/>
         </w:rPr>
-        <w:t>5. Vælg OK som  starter "JAWS Indstillingscenter–IBOS Music</w:t>
-      </w:r>
-      <w:r>
-        <w:rPr>
-          <w:rFonts w:ascii="Verdana" w:hAnsi="Verdana"/>
-          <w:sz w:val="24"/>
-          <w:szCs w:val="24"/>
-        </w:rPr>
-        <w:t>Braille</w:t>
-      </w:r>
-      <w:r>
-        <w:rPr>
-          <w:rFonts w:ascii="Verdana" w:hAnsi="Verdana"/>
-          <w:sz w:val="24"/>
-          <w:szCs w:val="24"/>
-        </w:rPr>
-        <w:t>Reader"</w:t>
+        <w:t>5. Vælg OK som  starter "JAWS Indstillingscenter–IBOS MusicBrailleReader"</w:t>
       </w:r>
     </w:p>
     <w:p>
@@ -3206,23 +4186,7 @@
           <w:sz w:val="20"/>
           <w:szCs w:val="20"/>
         </w:rPr>
-        <w:t xml:space="preserve"> "IBOS Music</w:t>
-      </w:r>
-      <w:r>
-        <w:rPr>
-          <w:rFonts w:ascii="Verdana" w:hAnsi="Verdana"/>
-          <w:sz w:val="20"/>
-          <w:szCs w:val="20"/>
-        </w:rPr>
-        <w:t>Braille</w:t>
-      </w:r>
-      <w:r>
-        <w:rPr>
-          <w:rFonts w:ascii="Verdana" w:hAnsi="Verdana"/>
-          <w:sz w:val="20"/>
-          <w:szCs w:val="20"/>
-        </w:rPr>
-        <w:t>Reader"</w:t>
+        <w:t xml:space="preserve"> "IBOS MusicBrailleReader"</w:t>
       </w:r>
     </w:p>
     <w:p>
@@ -3238,25 +4202,25 @@
         </w:rPr>
       </w:pPr>
       <w:r>
+        <w:rPr>
+          <w:rFonts w:ascii="Verdana" w:hAnsi="Verdana"/>
+          <w:sz w:val="20"/>
+          <w:szCs w:val="20"/>
+        </w:rPr>
+      </w:r>
+    </w:p>
+    <w:p>
+      <w:pPr>
+        <w:pStyle w:val="Overskrift2"/>
+        <w:numPr>
+          <w:ilvl w:val="1"/>
+          <w:numId w:val="2"/>
+        </w:numPr>
         <w:rPr/>
-      </w:r>
-    </w:p>
-    <w:p>
-      <w:pPr>
-        <w:pStyle w:val="Overskrift2"/>
+      </w:pPr>
+      <w:r>
         <w:rPr/>
-      </w:pPr>
-      <w:r>
-        <w:rPr/>
-        <w:t xml:space="preserve">Undgå at </w:t>
-      </w:r>
-      <w:r>
-        <w:rPr/>
-        <w:t xml:space="preserve">Braille </w:t>
-      </w:r>
-      <w:r>
-        <w:rPr/>
-        <w:t>display’et viser Windows kontrol-type</w:t>
+        <w:t>Undgå at Braille display’et viser Windows kontrol-type</w:t>
       </w:r>
     </w:p>
     <w:p>
@@ -3293,7 +4257,7 @@
       </w:tblPr>
       <w:tblGrid>
         <w:gridCol w:w="2445"/>
-        <w:gridCol w:w="7200"/>
+        <w:gridCol w:w="7199"/>
       </w:tblGrid>
       <w:tr>
         <w:trPr/>
@@ -3353,7 +4317,7 @@
         </w:tc>
         <w:tc>
           <w:tcPr>
-            <w:tcW w:w="7200" w:type="dxa"/>
+            <w:tcW w:w="7199" w:type="dxa"/>
             <w:tcBorders>
               <w:top w:val="single" w:sz="4" w:space="0" w:color="000000"/>
               <w:left w:val="single" w:sz="4" w:space="0" w:color="000000"/>
@@ -3464,7 +4428,7 @@
         </w:tc>
         <w:tc>
           <w:tcPr>
-            <w:tcW w:w="7200" w:type="dxa"/>
+            <w:tcW w:w="7199" w:type="dxa"/>
             <w:tcBorders>
               <w:left w:val="single" w:sz="4" w:space="0" w:color="000000"/>
               <w:bottom w:val="single" w:sz="4" w:space="0" w:color="000000"/>
@@ -3625,7 +4589,7 @@
         </w:tc>
         <w:tc>
           <w:tcPr>
-            <w:tcW w:w="7200" w:type="dxa"/>
+            <w:tcW w:w="7199" w:type="dxa"/>
             <w:tcBorders>
               <w:left w:val="single" w:sz="4" w:space="0" w:color="000000"/>
               <w:bottom w:val="single" w:sz="4" w:space="0" w:color="000000"/>
@@ -3673,79 +4637,7 @@
                 <w:szCs w:val="24"/>
                 <w:u w:val="none"/>
               </w:rPr>
-              <w:t xml:space="preserve">Fjerner overflødig visning af Windows kontrol-type </w:t>
-            </w:r>
-            <w:r>
-              <w:rPr>
-                <w:rFonts w:ascii="Verdana" w:hAnsi="Verdana"/>
-                <w:b w:val="false"/>
-                <w:bCs w:val="false"/>
-                <w:i w:val="false"/>
-                <w:iCs w:val="false"/>
-                <w:strike w:val="false"/>
-                <w:dstrike w:val="false"/>
-                <w:outline w:val="false"/>
-                <w:shadow w:val="false"/>
-                <w:color w:val="000000"/>
-                <w:sz w:val="24"/>
-                <w:szCs w:val="24"/>
-                <w:u w:val="none"/>
-              </w:rPr>
-              <w:t xml:space="preserve">( for eksempel ”Listbox” </w:t>
-            </w:r>
-            <w:r>
-              <w:rPr>
-                <w:rFonts w:ascii="Verdana" w:hAnsi="Verdana"/>
-                <w:b w:val="false"/>
-                <w:bCs w:val="false"/>
-                <w:i w:val="false"/>
-                <w:iCs w:val="false"/>
-                <w:strike w:val="false"/>
-                <w:dstrike w:val="false"/>
-                <w:outline w:val="false"/>
-                <w:shadow w:val="false"/>
-                <w:color w:val="000000"/>
-                <w:sz w:val="24"/>
-                <w:szCs w:val="24"/>
-                <w:u w:val="none"/>
-              </w:rPr>
-              <w:t>fra Braille di</w:t>
-            </w:r>
-            <w:r>
-              <w:rPr>
-                <w:rFonts w:ascii="Verdana" w:hAnsi="Verdana"/>
-                <w:b w:val="false"/>
-                <w:bCs w:val="false"/>
-                <w:i w:val="false"/>
-                <w:iCs w:val="false"/>
-                <w:strike w:val="false"/>
-                <w:dstrike w:val="false"/>
-                <w:outline w:val="false"/>
-                <w:shadow w:val="false"/>
-                <w:color w:val="000000"/>
-                <w:sz w:val="24"/>
-                <w:szCs w:val="24"/>
-                <w:u w:val="none"/>
-              </w:rPr>
-              <w:t>s</w:t>
-            </w:r>
-            <w:r>
-              <w:rPr>
-                <w:rFonts w:ascii="Verdana" w:hAnsi="Verdana"/>
-                <w:b w:val="false"/>
-                <w:bCs w:val="false"/>
-                <w:i w:val="false"/>
-                <w:iCs w:val="false"/>
-                <w:strike w:val="false"/>
-                <w:dstrike w:val="false"/>
-                <w:outline w:val="false"/>
-                <w:shadow w:val="false"/>
-                <w:color w:val="000000"/>
-                <w:sz w:val="24"/>
-                <w:szCs w:val="24"/>
-                <w:u w:val="none"/>
-              </w:rPr>
-              <w:t>play’et.</w:t>
+              <w:t>Fjerner overflødig visning af Windows kontrol-type ( for eksempel ”Listbox” fra Braille display’et.</w:t>
             </w:r>
           </w:p>
         </w:tc>
@@ -3807,7 +4699,7 @@
         </w:tc>
         <w:tc>
           <w:tcPr>
-            <w:tcW w:w="7200" w:type="dxa"/>
+            <w:tcW w:w="7199" w:type="dxa"/>
             <w:tcBorders>
               <w:left w:val="single" w:sz="4" w:space="0" w:color="000000"/>
               <w:bottom w:val="single" w:sz="4" w:space="0" w:color="000000"/>
@@ -3924,6 +4816,10 @@
     <w:p>
       <w:pPr>
         <w:pStyle w:val="Overskrift3"/>
+        <w:numPr>
+          <w:ilvl w:val="2"/>
+          <w:numId w:val="2"/>
+        </w:numPr>
         <w:rPr/>
       </w:pPr>
       <w:r>
@@ -3965,55 +4861,7 @@
           <w:sz w:val="24"/>
           <w:szCs w:val="24"/>
         </w:rPr>
-        <w:t>Hvis men desuden ønsker at undgå at JAWS i tale ustandselig annoncerer positionsinformation (for eksempel ”Lin</w:t>
-      </w:r>
-      <w:r>
-        <w:rPr>
-          <w:rFonts w:ascii="Verdana" w:hAnsi="Verdana"/>
-          <w:sz w:val="24"/>
-          <w:szCs w:val="24"/>
-        </w:rPr>
-        <w:t>j</w:t>
-      </w:r>
-      <w:r>
-        <w:rPr>
-          <w:rFonts w:ascii="Verdana" w:hAnsi="Verdana"/>
-          <w:sz w:val="24"/>
-          <w:szCs w:val="24"/>
-        </w:rPr>
-        <w:t xml:space="preserve">e 4 af 27”) samt </w:t>
-      </w:r>
-      <w:r>
-        <w:rPr>
-          <w:rFonts w:ascii="Verdana" w:hAnsi="Verdana"/>
-          <w:sz w:val="24"/>
-          <w:szCs w:val="24"/>
-        </w:rPr>
-        <w:t xml:space="preserve">Windows </w:t>
-      </w:r>
-      <w:r>
-        <w:rPr>
-          <w:rFonts w:ascii="Verdana" w:hAnsi="Verdana"/>
-          <w:sz w:val="24"/>
-          <w:szCs w:val="24"/>
-        </w:rPr>
-        <w:t>k</w:t>
-      </w:r>
-      <w:r>
-        <w:rPr>
-          <w:rFonts w:ascii="Verdana" w:hAnsi="Verdana"/>
-          <w:sz w:val="24"/>
-          <w:szCs w:val="24"/>
-        </w:rPr>
-        <w:t>ontrol</w:t>
-      </w:r>
-      <w:r>
-        <w:rPr>
-          <w:rFonts w:ascii="Verdana" w:hAnsi="Verdana"/>
-          <w:sz w:val="24"/>
-          <w:szCs w:val="24"/>
-        </w:rPr>
-        <w:t>type, (for eksempel ”listbox”) kan man i JAWS indstillingscenter med fordel anvende følgende indstillinger:</w:t>
+        <w:t>Hvis men desuden ønsker at undgå at JAWS i tale ustandselig annoncerer positionsinformation (for eksempel ”Linje 4 af 27”) samt Windows kontroltype, (for eksempel ”listbox”) kan man i JAWS indstillingscenter med fordel anvende følgende indstillinger:</w:t>
       </w:r>
     </w:p>
     <w:p>
@@ -4029,7 +4877,11 @@
         </w:rPr>
       </w:pPr>
       <w:r>
-        <w:rPr/>
+        <w:rPr>
+          <w:rFonts w:ascii="Verdana" w:hAnsi="Verdana"/>
+          <w:sz w:val="24"/>
+          <w:szCs w:val="24"/>
+        </w:rPr>
       </w:r>
     </w:p>
     <w:tbl>
@@ -4045,14 +4897,14 @@
         </w:tblCellMar>
       </w:tblPr>
       <w:tblGrid>
-        <w:gridCol w:w="2895"/>
+        <w:gridCol w:w="2894"/>
         <w:gridCol w:w="6750"/>
       </w:tblGrid>
       <w:tr>
         <w:trPr/>
         <w:tc>
           <w:tcPr>
-            <w:tcW w:w="2895" w:type="dxa"/>
+            <w:tcW w:w="2894" w:type="dxa"/>
             <w:tcBorders>
               <w:top w:val="single" w:sz="4" w:space="0" w:color="000000"/>
               <w:left w:val="single" w:sz="4" w:space="0" w:color="000000"/>
@@ -4162,7 +5014,7 @@
         <w:trPr/>
         <w:tc>
           <w:tcPr>
-            <w:tcW w:w="2895" w:type="dxa"/>
+            <w:tcW w:w="2894" w:type="dxa"/>
             <w:tcBorders>
               <w:left w:val="single" w:sz="4" w:space="0" w:color="000000"/>
               <w:bottom w:val="single" w:sz="4" w:space="0" w:color="000000"/>
@@ -4340,7 +5192,7 @@
         <w:trPr/>
         <w:tc>
           <w:tcPr>
-            <w:tcW w:w="2895" w:type="dxa"/>
+            <w:tcW w:w="2894" w:type="dxa"/>
             <w:tcBorders>
               <w:left w:val="single" w:sz="4" w:space="0" w:color="000000"/>
               <w:bottom w:val="single" w:sz="4" w:space="0" w:color="000000"/>
@@ -4450,7 +5302,7 @@
         <w:trPr/>
         <w:tc>
           <w:tcPr>
-            <w:tcW w:w="2895" w:type="dxa"/>
+            <w:tcW w:w="2894" w:type="dxa"/>
             <w:tcBorders>
               <w:left w:val="single" w:sz="4" w:space="0" w:color="000000"/>
               <w:bottom w:val="single" w:sz="4" w:space="0" w:color="000000"/>
@@ -4587,7 +5439,11 @@
         </w:rPr>
       </w:pPr>
       <w:r>
-        <w:rPr/>
+        <w:rPr>
+          <w:rFonts w:ascii="Verdana" w:hAnsi="Verdana"/>
+          <w:sz w:val="24"/>
+          <w:szCs w:val="24"/>
+        </w:rPr>
       </w:r>
     </w:p>
     <w:p>
@@ -4603,7 +5459,11 @@
         </w:rPr>
       </w:pPr>
       <w:r>
-        <w:rPr/>
+        <w:rPr>
+          <w:rFonts w:ascii="Verdana" w:hAnsi="Verdana"/>
+          <w:sz w:val="24"/>
+          <w:szCs w:val="24"/>
+        </w:rPr>
       </w:r>
     </w:p>
     <w:p>
@@ -5276,6 +6136,98 @@
   <w:abstractNum w:abstractNumId="5">
     <w:lvl w:ilvl="0">
       <w:start w:val="1"/>
+      <w:numFmt w:val="none"/>
+      <w:suff w:val="nothing"/>
+      <w:lvlText w:val=""/>
+      <w:lvlJc w:val="left"/>
+      <w:pPr>
+        <w:ind w:left="0" w:hanging="0"/>
+      </w:pPr>
+    </w:lvl>
+    <w:lvl w:ilvl="1">
+      <w:start w:val="1"/>
+      <w:numFmt w:val="none"/>
+      <w:suff w:val="nothing"/>
+      <w:lvlText w:val=""/>
+      <w:lvlJc w:val="left"/>
+      <w:pPr>
+        <w:ind w:left="0" w:hanging="0"/>
+      </w:pPr>
+    </w:lvl>
+    <w:lvl w:ilvl="2">
+      <w:start w:val="1"/>
+      <w:numFmt w:val="none"/>
+      <w:suff w:val="nothing"/>
+      <w:lvlText w:val=""/>
+      <w:lvlJc w:val="left"/>
+      <w:pPr>
+        <w:ind w:left="0" w:hanging="0"/>
+      </w:pPr>
+    </w:lvl>
+    <w:lvl w:ilvl="3">
+      <w:start w:val="1"/>
+      <w:numFmt w:val="none"/>
+      <w:suff w:val="nothing"/>
+      <w:lvlText w:val=""/>
+      <w:lvlJc w:val="left"/>
+      <w:pPr>
+        <w:ind w:left="0" w:hanging="0"/>
+      </w:pPr>
+    </w:lvl>
+    <w:lvl w:ilvl="4">
+      <w:start w:val="1"/>
+      <w:numFmt w:val="none"/>
+      <w:suff w:val="nothing"/>
+      <w:lvlText w:val=""/>
+      <w:lvlJc w:val="left"/>
+      <w:pPr>
+        <w:ind w:left="0" w:hanging="0"/>
+      </w:pPr>
+    </w:lvl>
+    <w:lvl w:ilvl="5">
+      <w:start w:val="1"/>
+      <w:numFmt w:val="none"/>
+      <w:suff w:val="nothing"/>
+      <w:lvlText w:val=""/>
+      <w:lvlJc w:val="left"/>
+      <w:pPr>
+        <w:ind w:left="0" w:hanging="0"/>
+      </w:pPr>
+    </w:lvl>
+    <w:lvl w:ilvl="6">
+      <w:start w:val="1"/>
+      <w:numFmt w:val="none"/>
+      <w:suff w:val="nothing"/>
+      <w:lvlText w:val=""/>
+      <w:lvlJc w:val="left"/>
+      <w:pPr>
+        <w:ind w:left="0" w:hanging="0"/>
+      </w:pPr>
+    </w:lvl>
+    <w:lvl w:ilvl="7">
+      <w:start w:val="1"/>
+      <w:numFmt w:val="none"/>
+      <w:suff w:val="nothing"/>
+      <w:lvlText w:val=""/>
+      <w:lvlJc w:val="left"/>
+      <w:pPr>
+        <w:ind w:left="0" w:hanging="0"/>
+      </w:pPr>
+    </w:lvl>
+    <w:lvl w:ilvl="8">
+      <w:start w:val="1"/>
+      <w:numFmt w:val="none"/>
+      <w:suff w:val="nothing"/>
+      <w:lvlText w:val=""/>
+      <w:lvlJc w:val="left"/>
+      <w:pPr>
+        <w:ind w:left="0" w:hanging="0"/>
+      </w:pPr>
+    </w:lvl>
+  </w:abstractNum>
+  <w:abstractNum w:abstractNumId="6">
+    <w:lvl w:ilvl="0">
+      <w:start w:val="1"/>
       <w:numFmt w:val="bullet"/>
       <w:lvlText w:val=""/>
       <w:lvlJc w:val="left"/>
@@ -5419,7 +6371,153 @@
       </w:rPr>
     </w:lvl>
   </w:abstractNum>
-  <w:abstractNum w:abstractNumId="6">
+  <w:abstractNum w:abstractNumId="7">
+    <w:lvl w:ilvl="0">
+      <w:start w:val="1"/>
+      <w:numFmt w:val="bullet"/>
+      <w:lvlText w:val=""/>
+      <w:lvlJc w:val="left"/>
+      <w:pPr>
+        <w:tabs>
+          <w:tab w:val="num" w:pos="720"/>
+        </w:tabs>
+        <w:ind w:left="720" w:hanging="360"/>
+      </w:pPr>
+      <w:rPr>
+        <w:rFonts w:ascii="Symbol" w:hAnsi="Symbol" w:cs="Symbol" w:hint="default"/>
+        <w:rFonts w:cs="OpenSymbol"/>
+      </w:rPr>
+    </w:lvl>
+    <w:lvl w:ilvl="1">
+      <w:start w:val="1"/>
+      <w:numFmt w:val="bullet"/>
+      <w:lvlText w:val="◦"/>
+      <w:lvlJc w:val="left"/>
+      <w:pPr>
+        <w:tabs>
+          <w:tab w:val="num" w:pos="1080"/>
+        </w:tabs>
+        <w:ind w:left="1080" w:hanging="360"/>
+      </w:pPr>
+      <w:rPr>
+        <w:rFonts w:ascii="OpenSymbol" w:hAnsi="OpenSymbol" w:cs="OpenSymbol" w:hint="default"/>
+        <w:rFonts w:cs="OpenSymbol"/>
+      </w:rPr>
+    </w:lvl>
+    <w:lvl w:ilvl="2">
+      <w:start w:val="1"/>
+      <w:numFmt w:val="bullet"/>
+      <w:lvlText w:val="▪"/>
+      <w:lvlJc w:val="left"/>
+      <w:pPr>
+        <w:tabs>
+          <w:tab w:val="num" w:pos="1440"/>
+        </w:tabs>
+        <w:ind w:left="1440" w:hanging="360"/>
+      </w:pPr>
+      <w:rPr>
+        <w:rFonts w:ascii="OpenSymbol" w:hAnsi="OpenSymbol" w:cs="OpenSymbol" w:hint="default"/>
+        <w:rFonts w:cs="OpenSymbol"/>
+      </w:rPr>
+    </w:lvl>
+    <w:lvl w:ilvl="3">
+      <w:start w:val="1"/>
+      <w:numFmt w:val="bullet"/>
+      <w:lvlText w:val=""/>
+      <w:lvlJc w:val="left"/>
+      <w:pPr>
+        <w:tabs>
+          <w:tab w:val="num" w:pos="1800"/>
+        </w:tabs>
+        <w:ind w:left="1800" w:hanging="360"/>
+      </w:pPr>
+      <w:rPr>
+        <w:rFonts w:ascii="Symbol" w:hAnsi="Symbol" w:cs="Symbol" w:hint="default"/>
+        <w:rFonts w:cs="OpenSymbol"/>
+      </w:rPr>
+    </w:lvl>
+    <w:lvl w:ilvl="4">
+      <w:start w:val="1"/>
+      <w:numFmt w:val="bullet"/>
+      <w:lvlText w:val="◦"/>
+      <w:lvlJc w:val="left"/>
+      <w:pPr>
+        <w:tabs>
+          <w:tab w:val="num" w:pos="2160"/>
+        </w:tabs>
+        <w:ind w:left="2160" w:hanging="360"/>
+      </w:pPr>
+      <w:rPr>
+        <w:rFonts w:ascii="OpenSymbol" w:hAnsi="OpenSymbol" w:cs="OpenSymbol" w:hint="default"/>
+        <w:rFonts w:cs="OpenSymbol"/>
+      </w:rPr>
+    </w:lvl>
+    <w:lvl w:ilvl="5">
+      <w:start w:val="1"/>
+      <w:numFmt w:val="bullet"/>
+      <w:lvlText w:val="▪"/>
+      <w:lvlJc w:val="left"/>
+      <w:pPr>
+        <w:tabs>
+          <w:tab w:val="num" w:pos="2520"/>
+        </w:tabs>
+        <w:ind w:left="2520" w:hanging="360"/>
+      </w:pPr>
+      <w:rPr>
+        <w:rFonts w:ascii="OpenSymbol" w:hAnsi="OpenSymbol" w:cs="OpenSymbol" w:hint="default"/>
+        <w:rFonts w:cs="OpenSymbol"/>
+      </w:rPr>
+    </w:lvl>
+    <w:lvl w:ilvl="6">
+      <w:start w:val="1"/>
+      <w:numFmt w:val="bullet"/>
+      <w:lvlText w:val=""/>
+      <w:lvlJc w:val="left"/>
+      <w:pPr>
+        <w:tabs>
+          <w:tab w:val="num" w:pos="2880"/>
+        </w:tabs>
+        <w:ind w:left="2880" w:hanging="360"/>
+      </w:pPr>
+      <w:rPr>
+        <w:rFonts w:ascii="Symbol" w:hAnsi="Symbol" w:cs="Symbol" w:hint="default"/>
+        <w:rFonts w:cs="OpenSymbol"/>
+      </w:rPr>
+    </w:lvl>
+    <w:lvl w:ilvl="7">
+      <w:start w:val="1"/>
+      <w:numFmt w:val="bullet"/>
+      <w:lvlText w:val="◦"/>
+      <w:lvlJc w:val="left"/>
+      <w:pPr>
+        <w:tabs>
+          <w:tab w:val="num" w:pos="3240"/>
+        </w:tabs>
+        <w:ind w:left="3240" w:hanging="360"/>
+      </w:pPr>
+      <w:rPr>
+        <w:rFonts w:ascii="OpenSymbol" w:hAnsi="OpenSymbol" w:cs="OpenSymbol" w:hint="default"/>
+        <w:rFonts w:cs="OpenSymbol"/>
+      </w:rPr>
+    </w:lvl>
+    <w:lvl w:ilvl="8">
+      <w:start w:val="1"/>
+      <w:numFmt w:val="bullet"/>
+      <w:lvlText w:val="▪"/>
+      <w:lvlJc w:val="left"/>
+      <w:pPr>
+        <w:tabs>
+          <w:tab w:val="num" w:pos="3600"/>
+        </w:tabs>
+        <w:ind w:left="3600" w:hanging="360"/>
+      </w:pPr>
+      <w:rPr>
+        <w:rFonts w:ascii="OpenSymbol" w:hAnsi="OpenSymbol" w:cs="OpenSymbol" w:hint="default"/>
+        <w:rFonts w:cs="OpenSymbol"/>
+      </w:rPr>
+    </w:lvl>
+  </w:abstractNum>
+  <w:abstractNum w:abstractNumId="8">
     <w:lvl w:ilvl="0">
       <w:start w:val="1"/>
       <w:numFmt w:val="bullet"/>
@@ -5582,6 +6680,12 @@
   </w:num>
   <w:num w:numId="6">
     <w:abstractNumId w:val="6"/>
+  </w:num>
+  <w:num w:numId="7">
+    <w:abstractNumId w:val="7"/>
+  </w:num>
+  <w:num w:numId="8">
+    <w:abstractNumId w:val="8"/>
   </w:num>
 </w:numbering>
 </file>
@@ -5676,6 +6780,13 @@
       <w:bCs/>
       <w:sz w:val="28"/>
       <w:szCs w:val="28"/>
+    </w:rPr>
+  </w:style>
+  <w:style w:type="character" w:styleId="Punkttegn">
+    <w:name w:val="Punkttegn"/>
+    <w:qFormat/>
+    <w:rPr>
+      <w:rFonts w:ascii="OpenSymbol" w:hAnsi="OpenSymbol" w:eastAsia="OpenSymbol" w:cs="OpenSymbol"/>
     </w:rPr>
   </w:style>
   <w:style w:type="paragraph" w:styleId="Overskrift">

--- a/Documentation/Test descriptions/Version 4.1/Brugervejledning for IBOS Punktnodelæser.v4.1.docx
+++ b/Documentation/Test descriptions/Version 4.1/Brugervejledning for IBOS Punktnodelæser.v4.1.docx
@@ -65,7 +65,7 @@
         <w:pStyle w:val="Overskrift1"/>
         <w:numPr>
           <w:ilvl w:val="0"/>
-          <w:numId w:val="5"/>
+          <w:numId w:val="6"/>
         </w:numPr>
         <w:rPr>
           <w:rFonts w:ascii="Verdana" w:hAnsi="Verdana"/>
@@ -177,14 +177,14 @@
         </w:tblCellMar>
       </w:tblPr>
       <w:tblGrid>
-        <w:gridCol w:w="2772"/>
-        <w:gridCol w:w="6874"/>
+        <w:gridCol w:w="2771"/>
+        <w:gridCol w:w="6875"/>
       </w:tblGrid>
       <w:tr>
         <w:trPr/>
         <w:tc>
           <w:tcPr>
-            <w:tcW w:w="2772" w:type="dxa"/>
+            <w:tcW w:w="2771" w:type="dxa"/>
             <w:tcBorders>
               <w:top w:val="single" w:sz="2" w:space="0" w:color="000000"/>
               <w:left w:val="single" w:sz="2" w:space="0" w:color="000000"/>
@@ -211,7 +211,7 @@
         </w:tc>
         <w:tc>
           <w:tcPr>
-            <w:tcW w:w="6874" w:type="dxa"/>
+            <w:tcW w:w="6875" w:type="dxa"/>
             <w:tcBorders>
               <w:top w:val="single" w:sz="2" w:space="0" w:color="000000"/>
               <w:left w:val="single" w:sz="2" w:space="0" w:color="000000"/>
@@ -286,7 +286,7 @@
         <w:trPr/>
         <w:tc>
           <w:tcPr>
-            <w:tcW w:w="2772" w:type="dxa"/>
+            <w:tcW w:w="2771" w:type="dxa"/>
             <w:tcBorders>
               <w:left w:val="single" w:sz="2" w:space="0" w:color="000000"/>
               <w:bottom w:val="single" w:sz="2" w:space="0" w:color="000000"/>
@@ -312,7 +312,7 @@
         </w:tc>
         <w:tc>
           <w:tcPr>
-            <w:tcW w:w="6874" w:type="dxa"/>
+            <w:tcW w:w="6875" w:type="dxa"/>
             <w:tcBorders>
               <w:left w:val="single" w:sz="2" w:space="0" w:color="000000"/>
               <w:bottom w:val="single" w:sz="2" w:space="0" w:color="000000"/>
@@ -379,7 +379,7 @@
         <w:trPr/>
         <w:tc>
           <w:tcPr>
-            <w:tcW w:w="2772" w:type="dxa"/>
+            <w:tcW w:w="2771" w:type="dxa"/>
             <w:tcBorders>
               <w:left w:val="single" w:sz="2" w:space="0" w:color="000000"/>
               <w:bottom w:val="single" w:sz="2" w:space="0" w:color="000000"/>
@@ -405,7 +405,7 @@
         </w:tc>
         <w:tc>
           <w:tcPr>
-            <w:tcW w:w="6874" w:type="dxa"/>
+            <w:tcW w:w="6875" w:type="dxa"/>
             <w:tcBorders>
               <w:left w:val="single" w:sz="2" w:space="0" w:color="000000"/>
               <w:bottom w:val="single" w:sz="2" w:space="0" w:color="000000"/>
@@ -435,7 +435,7 @@
         <w:trPr/>
         <w:tc>
           <w:tcPr>
-            <w:tcW w:w="2772" w:type="dxa"/>
+            <w:tcW w:w="2771" w:type="dxa"/>
             <w:tcBorders>
               <w:left w:val="single" w:sz="2" w:space="0" w:color="000000"/>
             </w:tcBorders>
@@ -460,7 +460,7 @@
         </w:tc>
         <w:tc>
           <w:tcPr>
-            <w:tcW w:w="6874" w:type="dxa"/>
+            <w:tcW w:w="6875" w:type="dxa"/>
             <w:tcBorders>
               <w:left w:val="single" w:sz="2" w:space="0" w:color="000000"/>
               <w:right w:val="single" w:sz="2" w:space="0" w:color="000000"/>
@@ -495,7 +495,7 @@
         <w:trPr/>
         <w:tc>
           <w:tcPr>
-            <w:tcW w:w="2772" w:type="dxa"/>
+            <w:tcW w:w="2771" w:type="dxa"/>
             <w:tcBorders>
               <w:left w:val="single" w:sz="2" w:space="0" w:color="000000"/>
               <w:bottom w:val="single" w:sz="2" w:space="0" w:color="000000"/>
@@ -521,7 +521,7 @@
         </w:tc>
         <w:tc>
           <w:tcPr>
-            <w:tcW w:w="6874" w:type="dxa"/>
+            <w:tcW w:w="6875" w:type="dxa"/>
             <w:tcBorders>
               <w:left w:val="single" w:sz="2" w:space="0" w:color="000000"/>
               <w:bottom w:val="single" w:sz="2" w:space="0" w:color="000000"/>
@@ -627,7 +627,7 @@
         <w:pStyle w:val="Brdtekst"/>
         <w:numPr>
           <w:ilvl w:val="0"/>
-          <w:numId w:val="6"/>
+          <w:numId w:val="7"/>
         </w:numPr>
         <w:rPr/>
       </w:pPr>
@@ -637,138 +637,6 @@
           <w:color w:val="000000"/>
         </w:rPr>
         <w:t>Aktivere Menulinien ved at trykke på ALT knappen.</w:t>
-      </w:r>
-    </w:p>
-    <w:p>
-      <w:pPr>
-        <w:pStyle w:val="Brdtekst"/>
-        <w:numPr>
-          <w:ilvl w:val="0"/>
-          <w:numId w:val="6"/>
-        </w:numPr>
-        <w:rPr/>
-      </w:pPr>
-      <w:r>
-        <w:rPr>
-          <w:rFonts w:cs="Verdana" w:ascii="Verdana" w:hAnsi="Verdana"/>
-          <w:color w:val="000000"/>
-        </w:rPr>
-        <w:t>Skifte mellem de vigtigste visningskomponenter  (i dette tilfælde Punktnodelisten og Punktnodefilteret) med TAB knappen.</w:t>
-      </w:r>
-    </w:p>
-    <w:p>
-      <w:pPr>
-        <w:pStyle w:val="Brdtekst"/>
-        <w:numPr>
-          <w:ilvl w:val="0"/>
-          <w:numId w:val="6"/>
-        </w:numPr>
-        <w:rPr/>
-      </w:pPr>
-      <w:r>
-        <w:rPr>
-          <w:rFonts w:cs="Verdana" w:ascii="Verdana" w:hAnsi="Verdana"/>
-          <w:color w:val="000000"/>
-        </w:rPr>
-        <w:t>Afbryde en igangværende handling med ESC knappen.</w:t>
-      </w:r>
-    </w:p>
-    <w:p>
-      <w:pPr>
-        <w:pStyle w:val="Brdtekst"/>
-        <w:numPr>
-          <w:ilvl w:val="0"/>
-          <w:numId w:val="6"/>
-        </w:numPr>
-        <w:rPr/>
-      </w:pPr>
-      <w:r>
-        <w:rPr>
-          <w:rFonts w:cs="Verdana" w:ascii="Verdana" w:hAnsi="Verdana"/>
-          <w:color w:val="000000"/>
-        </w:rPr>
-        <w:t>Lukke programmet med ALT + F4</w:t>
-      </w:r>
-    </w:p>
-    <w:p>
-      <w:pPr>
-        <w:pStyle w:val="Brdtekst"/>
-        <w:rPr>
-          <w:rFonts w:ascii="Verdana" w:hAnsi="Verdana" w:cs="Verdana"/>
-          <w:color w:val="000000"/>
-        </w:rPr>
-      </w:pPr>
-      <w:r>
-        <w:rPr>
-          <w:rFonts w:cs="Verdana" w:ascii="Verdana" w:hAnsi="Verdana"/>
-          <w:color w:val="000000"/>
-        </w:rPr>
-      </w:r>
-    </w:p>
-    <w:p>
-      <w:pPr>
-        <w:pStyle w:val="Brdtekst"/>
-        <w:rPr/>
-      </w:pPr>
-      <w:r>
-        <w:rPr>
-          <w:rFonts w:cs="Verdana" w:ascii="Verdana" w:hAnsi="Verdana"/>
-          <w:color w:val="000000"/>
-        </w:rPr>
-        <w:t>Desuden kan man</w:t>
-      </w:r>
-      <w:r>
-        <w:rPr>
-          <w:rFonts w:cs="Verdana" w:ascii="Verdana" w:hAnsi="Verdana"/>
-          <w:color w:val="000000"/>
-          <w:lang w:val="da-DK"/>
-        </w:rPr>
-        <w:t xml:space="preserve">, </w:t>
-      </w:r>
-      <w:r>
-        <w:rPr>
-          <w:rFonts w:cs="Verdana" w:ascii="Verdana" w:hAnsi="Verdana"/>
-          <w:color w:val="000000"/>
-        </w:rPr>
-        <w:t>hvis JAWS kører</w:t>
-      </w:r>
-      <w:r>
-        <w:rPr>
-          <w:rFonts w:cs="Verdana" w:ascii="Verdana" w:hAnsi="Verdana"/>
-          <w:color w:val="000000"/>
-          <w:lang w:val="da-DK"/>
-        </w:rPr>
-        <w:t>,</w:t>
-      </w:r>
-      <w:r>
-        <w:rPr>
-          <w:rFonts w:cs="Verdana" w:ascii="Verdana" w:hAnsi="Verdana"/>
-          <w:color w:val="000000"/>
-        </w:rPr>
-        <w:t xml:space="preserve"> benytte de gængse JAWS kommandoer</w:t>
-      </w:r>
-      <w:r>
-        <w:rPr>
-          <w:rFonts w:cs="Verdana" w:ascii="Verdana" w:hAnsi="Verdana"/>
-          <w:color w:val="000000"/>
-          <w:lang w:val="da-DK"/>
-        </w:rPr>
-        <w:t>.</w:t>
-      </w:r>
-      <w:r>
-        <w:rPr>
-          <w:rFonts w:cs="Verdana" w:ascii="Verdana" w:hAnsi="Verdana"/>
-          <w:color w:val="000000"/>
-        </w:rPr>
-        <w:t xml:space="preserve"> Man kan blandt andet</w:t>
-      </w:r>
-      <w:r>
-        <w:rPr>
-          <w:rFonts w:cs="Verdana" w:ascii="Verdana" w:hAnsi="Verdana"/>
-          <w:color w:val="000000"/>
-          <w:lang w:val="da-DK"/>
-        </w:rPr>
-        <w:t>:</w:t>
       </w:r>
     </w:p>
     <w:p>
@@ -785,7 +653,7 @@
           <w:rFonts w:cs="Verdana" w:ascii="Verdana" w:hAnsi="Verdana"/>
           <w:color w:val="000000"/>
         </w:rPr>
-        <w:t>Få oplæst en meddelelse ved at taste INSERT + B</w:t>
+        <w:t>Skifte mellem de vigtigste visningskomponenter  (i dette tilfælde Punktnodelisten og Punktnodefilteret) med TAB knappen.</w:t>
       </w:r>
     </w:p>
     <w:p>
@@ -802,6 +670,138 @@
           <w:rFonts w:cs="Verdana" w:ascii="Verdana" w:hAnsi="Verdana"/>
           <w:color w:val="000000"/>
         </w:rPr>
+        <w:t>Afbryde en igangværende handling med ESC knappen.</w:t>
+      </w:r>
+    </w:p>
+    <w:p>
+      <w:pPr>
+        <w:pStyle w:val="Brdtekst"/>
+        <w:numPr>
+          <w:ilvl w:val="0"/>
+          <w:numId w:val="7"/>
+        </w:numPr>
+        <w:rPr/>
+      </w:pPr>
+      <w:r>
+        <w:rPr>
+          <w:rFonts w:cs="Verdana" w:ascii="Verdana" w:hAnsi="Verdana"/>
+          <w:color w:val="000000"/>
+        </w:rPr>
+        <w:t>Lukke programmet med ALT + F4</w:t>
+      </w:r>
+    </w:p>
+    <w:p>
+      <w:pPr>
+        <w:pStyle w:val="Brdtekst"/>
+        <w:rPr>
+          <w:rFonts w:ascii="Verdana" w:hAnsi="Verdana" w:cs="Verdana"/>
+          <w:color w:val="000000"/>
+        </w:rPr>
+      </w:pPr>
+      <w:r>
+        <w:rPr>
+          <w:rFonts w:cs="Verdana" w:ascii="Verdana" w:hAnsi="Verdana"/>
+          <w:color w:val="000000"/>
+        </w:rPr>
+      </w:r>
+    </w:p>
+    <w:p>
+      <w:pPr>
+        <w:pStyle w:val="Brdtekst"/>
+        <w:rPr/>
+      </w:pPr>
+      <w:r>
+        <w:rPr>
+          <w:rFonts w:cs="Verdana" w:ascii="Verdana" w:hAnsi="Verdana"/>
+          <w:color w:val="000000"/>
+        </w:rPr>
+        <w:t>Desuden kan man</w:t>
+      </w:r>
+      <w:r>
+        <w:rPr>
+          <w:rFonts w:cs="Verdana" w:ascii="Verdana" w:hAnsi="Verdana"/>
+          <w:color w:val="000000"/>
+          <w:lang w:val="da-DK"/>
+        </w:rPr>
+        <w:t xml:space="preserve">, </w:t>
+      </w:r>
+      <w:r>
+        <w:rPr>
+          <w:rFonts w:cs="Verdana" w:ascii="Verdana" w:hAnsi="Verdana"/>
+          <w:color w:val="000000"/>
+        </w:rPr>
+        <w:t>hvis JAWS kører</w:t>
+      </w:r>
+      <w:r>
+        <w:rPr>
+          <w:rFonts w:cs="Verdana" w:ascii="Verdana" w:hAnsi="Verdana"/>
+          <w:color w:val="000000"/>
+          <w:lang w:val="da-DK"/>
+        </w:rPr>
+        <w:t>,</w:t>
+      </w:r>
+      <w:r>
+        <w:rPr>
+          <w:rFonts w:cs="Verdana" w:ascii="Verdana" w:hAnsi="Verdana"/>
+          <w:color w:val="000000"/>
+        </w:rPr>
+        <w:t xml:space="preserve"> benytte de gængse JAWS kommandoer</w:t>
+      </w:r>
+      <w:r>
+        <w:rPr>
+          <w:rFonts w:cs="Verdana" w:ascii="Verdana" w:hAnsi="Verdana"/>
+          <w:color w:val="000000"/>
+          <w:lang w:val="da-DK"/>
+        </w:rPr>
+        <w:t>.</w:t>
+      </w:r>
+      <w:r>
+        <w:rPr>
+          <w:rFonts w:cs="Verdana" w:ascii="Verdana" w:hAnsi="Verdana"/>
+          <w:color w:val="000000"/>
+        </w:rPr>
+        <w:t xml:space="preserve"> Man kan blandt andet</w:t>
+      </w:r>
+      <w:r>
+        <w:rPr>
+          <w:rFonts w:cs="Verdana" w:ascii="Verdana" w:hAnsi="Verdana"/>
+          <w:color w:val="000000"/>
+          <w:lang w:val="da-DK"/>
+        </w:rPr>
+        <w:t>:</w:t>
+      </w:r>
+    </w:p>
+    <w:p>
+      <w:pPr>
+        <w:pStyle w:val="Brdtekst"/>
+        <w:numPr>
+          <w:ilvl w:val="0"/>
+          <w:numId w:val="8"/>
+        </w:numPr>
+        <w:rPr/>
+      </w:pPr>
+      <w:r>
+        <w:rPr>
+          <w:rFonts w:cs="Verdana" w:ascii="Verdana" w:hAnsi="Verdana"/>
+          <w:color w:val="000000"/>
+        </w:rPr>
+        <w:t>Få oplæst en meddelelse ved at taste INSERT + B</w:t>
+      </w:r>
+    </w:p>
+    <w:p>
+      <w:pPr>
+        <w:pStyle w:val="Brdtekst"/>
+        <w:numPr>
+          <w:ilvl w:val="0"/>
+          <w:numId w:val="8"/>
+        </w:numPr>
+        <w:rPr/>
+      </w:pPr>
+      <w:r>
+        <w:rPr>
+          <w:rFonts w:cs="Verdana" w:ascii="Verdana" w:hAnsi="Verdana"/>
+          <w:color w:val="000000"/>
+        </w:rPr>
         <w:t>Slå oplæsning fra/til ved at taste  INSERT + MELLEMRUM efterfulgt af s</w:t>
       </w:r>
     </w:p>
@@ -810,7 +810,7 @@
         <w:pStyle w:val="Overskrift1"/>
         <w:numPr>
           <w:ilvl w:val="0"/>
-          <w:numId w:val="4"/>
+          <w:numId w:val="5"/>
         </w:numPr>
         <w:rPr/>
       </w:pPr>
@@ -848,7 +848,7 @@
         <w:pStyle w:val="Overskrift1"/>
         <w:numPr>
           <w:ilvl w:val="0"/>
-          <w:numId w:val="4"/>
+          <w:numId w:val="5"/>
         </w:numPr>
         <w:rPr/>
       </w:pPr>
@@ -1025,6 +1025,16 @@
     </w:p>
     <w:p>
       <w:pPr>
+        <w:pStyle w:val="Overskrift1"/>
+        <w:rPr/>
+      </w:pPr>
+      <w:r>
+        <w:rPr/>
+        <w:t>Eksempler på visning i PunktnodeListen</w:t>
+      </w:r>
+    </w:p>
+    <w:p>
+      <w:pPr>
         <w:pStyle w:val="Brdtekst"/>
         <w:rPr/>
       </w:pPr>
@@ -1032,21 +1042,49 @@
         <w:rPr>
           <w:rFonts w:ascii="Verdana" w:hAnsi="Verdana"/>
         </w:rPr>
-        <w:t>Herunder vises et typisk eksempel på visningen i Punktnodelisten af en indlæst og fortolket punktnodefil. Eksemplet stammer fra starten af ”Højre Hånd” for nummer 262 i Højskolesangbogen: Kaj Munks ”Den blå anemone”.</w:t>
+        <w:t>Herunder vises et typisk</w:t>
+      </w:r>
+      <w:r>
+        <w:rPr>
+          <w:rFonts w:ascii="Verdana" w:hAnsi="Verdana"/>
+        </w:rPr>
+        <w:t>e</w:t>
+      </w:r>
+      <w:r>
+        <w:rPr>
+          <w:rFonts w:ascii="Verdana" w:hAnsi="Verdana"/>
+        </w:rPr>
+        <w:t xml:space="preserve"> eksempel på visningen i Punktnodelisten af en indlæst og fortolket punktnodefil. Eksemple</w:t>
+      </w:r>
+      <w:r>
+        <w:rPr>
+          <w:rFonts w:ascii="Verdana" w:hAnsi="Verdana"/>
+        </w:rPr>
+        <w:t>rne</w:t>
+      </w:r>
+      <w:r>
+        <w:rPr>
+          <w:rFonts w:ascii="Verdana" w:hAnsi="Verdana"/>
+        </w:rPr>
+        <w:t xml:space="preserve"> stammer fra nummer 262 i Højskolesangbogen: Kaj Munks ”Den blå anemone”.</w:t>
       </w:r>
     </w:p>
     <w:p>
       <w:pPr>
         <w:pStyle w:val="Brdtekst"/>
-        <w:rPr>
-          <w:rFonts w:ascii="Verdana" w:hAnsi="Verdana"/>
-        </w:rPr>
-      </w:pPr>
-      <w:r>
-        <w:rPr>
-          <w:rFonts w:ascii="Verdana" w:hAnsi="Verdana"/>
-        </w:rPr>
-        <w:t>Bemærk at eksemplet både viser brug af intervalnotation og bistemmenotation.</w:t>
+        <w:rPr/>
+      </w:pPr>
+      <w:r>
+        <w:rPr>
+          <w:rFonts w:ascii="Verdana" w:hAnsi="Verdana"/>
+        </w:rPr>
+        <w:t xml:space="preserve">Først et eksempel fra </w:t>
+      </w:r>
+      <w:r>
+        <w:rPr>
+          <w:rFonts w:ascii="Verdana" w:hAnsi="Verdana"/>
+        </w:rPr>
+        <w:t>starten af ”Højre Hånd”. Bemærk at eksemplet både viser brug af intervalnotation og bistemmenotation.</w:t>
       </w:r>
     </w:p>
     <w:tbl>
@@ -1097,41 +1135,7 @@
                 <w:szCs w:val="24"/>
                 <w:u w:val="none"/>
               </w:rPr>
-              <w:t>Side 1 Lin</w:t>
-            </w:r>
-            <w:r>
-              <w:rPr>
-                <w:b w:val="false"/>
-                <w:bCs w:val="false"/>
-                <w:i w:val="false"/>
-                <w:iCs w:val="false"/>
-                <w:strike w:val="false"/>
-                <w:dstrike w:val="false"/>
-                <w:outline w:val="false"/>
-                <w:shadow w:val="false"/>
-                <w:color w:val="000000"/>
-                <w:sz w:val="24"/>
-                <w:szCs w:val="24"/>
-                <w:u w:val="none"/>
-              </w:rPr>
-              <w:t>j</w:t>
-            </w:r>
-            <w:r>
-              <w:rPr>
-                <w:b w:val="false"/>
-                <w:bCs w:val="false"/>
-                <w:i w:val="false"/>
-                <w:iCs w:val="false"/>
-                <w:strike w:val="false"/>
-                <w:dstrike w:val="false"/>
-                <w:outline w:val="false"/>
-                <w:shadow w:val="false"/>
-                <w:color w:val="000000"/>
-                <w:sz w:val="24"/>
-                <w:szCs w:val="24"/>
-                <w:u w:val="none"/>
-              </w:rPr>
-              <w:t>e   8  ⠨⠜⠄⠣⠣⠣⠀⠼⠙⠲⠀⠸⠚⠀⠐⠋⠸⠚⠐⠋⠛⠳⠓⠋⠣⠜</w:t>
+              <w:t>Side 1 Linje   8  ⠨⠜⠄⠣⠣⠣⠀⠼⠙⠲⠀⠸⠚⠀⠐⠋⠸⠚⠐⠋⠛⠳⠓⠋⠣⠜</w:t>
             </w:r>
           </w:p>
           <w:p>
@@ -1852,41 +1856,7 @@
                 <w:szCs w:val="24"/>
                 <w:u w:val="none"/>
               </w:rPr>
-              <w:t>Ny lin</w:t>
-            </w:r>
-            <w:r>
-              <w:rPr>
-                <w:b w:val="false"/>
-                <w:bCs w:val="false"/>
-                <w:i w:val="false"/>
-                <w:iCs w:val="false"/>
-                <w:strike w:val="false"/>
-                <w:dstrike w:val="false"/>
-                <w:outline w:val="false"/>
-                <w:shadow w:val="false"/>
-                <w:color w:val="000000"/>
-                <w:sz w:val="24"/>
-                <w:szCs w:val="24"/>
-                <w:u w:val="none"/>
-              </w:rPr>
-              <w:t>j</w:t>
-            </w:r>
-            <w:r>
-              <w:rPr>
-                <w:b w:val="false"/>
-                <w:bCs w:val="false"/>
-                <w:i w:val="false"/>
-                <w:iCs w:val="false"/>
-                <w:strike w:val="false"/>
-                <w:dstrike w:val="false"/>
-                <w:outline w:val="false"/>
-                <w:shadow w:val="false"/>
-                <w:color w:val="000000"/>
-                <w:sz w:val="24"/>
-                <w:szCs w:val="24"/>
-                <w:u w:val="none"/>
-              </w:rPr>
-              <w:t xml:space="preserve">e </w:t>
+              <w:t xml:space="preserve">Ny linje </w:t>
             </w:r>
           </w:p>
           <w:p>
@@ -1910,41 +1880,7 @@
                 <w:szCs w:val="24"/>
                 <w:u w:val="none"/>
               </w:rPr>
-              <w:t>Side 1 Lin</w:t>
-            </w:r>
-            <w:r>
-              <w:rPr>
-                <w:b w:val="false"/>
-                <w:bCs w:val="false"/>
-                <w:i w:val="false"/>
-                <w:iCs w:val="false"/>
-                <w:strike w:val="false"/>
-                <w:dstrike w:val="false"/>
-                <w:outline w:val="false"/>
-                <w:shadow w:val="false"/>
-                <w:color w:val="000000"/>
-                <w:sz w:val="24"/>
-                <w:szCs w:val="24"/>
-                <w:u w:val="none"/>
-              </w:rPr>
-              <w:t>j</w:t>
-            </w:r>
-            <w:r>
-              <w:rPr>
-                <w:b w:val="false"/>
-                <w:bCs w:val="false"/>
-                <w:i w:val="false"/>
-                <w:iCs w:val="false"/>
-                <w:strike w:val="false"/>
-                <w:dstrike w:val="false"/>
-                <w:outline w:val="false"/>
-                <w:shadow w:val="false"/>
-                <w:color w:val="000000"/>
-                <w:sz w:val="24"/>
-                <w:szCs w:val="24"/>
-                <w:u w:val="none"/>
-              </w:rPr>
-              <w:t>e   9  ⠀⠀⠸⠳⠪⠐⠱⠬⠣⠱⠬⠀⠐⠛⠓⠊⠓⠚⠓⠛⠓⠣⠜</w:t>
+              <w:t>Side 1 Linje   9  ⠀⠀⠸⠳⠪⠐⠱⠬⠣⠱⠬⠀⠐⠛⠓⠊⠓⠚⠓⠛⠓⠣⠜</w:t>
             </w:r>
           </w:p>
           <w:p>
@@ -2825,41 +2761,7 @@
                 <w:szCs w:val="24"/>
                 <w:u w:val="none"/>
               </w:rPr>
-              <w:t>Ny lin</w:t>
-            </w:r>
-            <w:r>
-              <w:rPr>
-                <w:b w:val="false"/>
-                <w:bCs w:val="false"/>
-                <w:i w:val="false"/>
-                <w:iCs w:val="false"/>
-                <w:strike w:val="false"/>
-                <w:dstrike w:val="false"/>
-                <w:outline w:val="false"/>
-                <w:shadow w:val="false"/>
-                <w:color w:val="000000"/>
-                <w:sz w:val="24"/>
-                <w:szCs w:val="24"/>
-                <w:u w:val="none"/>
-              </w:rPr>
-              <w:t>j</w:t>
-            </w:r>
-            <w:r>
-              <w:rPr>
-                <w:b w:val="false"/>
-                <w:bCs w:val="false"/>
-                <w:i w:val="false"/>
-                <w:iCs w:val="false"/>
-                <w:strike w:val="false"/>
-                <w:dstrike w:val="false"/>
-                <w:outline w:val="false"/>
-                <w:shadow w:val="false"/>
-                <w:color w:val="000000"/>
-                <w:sz w:val="24"/>
-                <w:szCs w:val="24"/>
-                <w:u w:val="none"/>
-              </w:rPr>
-              <w:t xml:space="preserve">e </w:t>
+              <w:t xml:space="preserve">Ny linje </w:t>
             </w:r>
           </w:p>
         </w:tc>
@@ -2877,6 +2779,9 @@
           <w:rFonts w:ascii="Verdana" w:hAnsi="Verdana"/>
         </w:rPr>
       </w:r>
+      <w:r>
+        <w:br w:type="page"/>
+      </w:r>
     </w:p>
     <w:p>
       <w:pPr>
@@ -2889,27 +2794,601 @@
         <w:rPr>
           <w:rFonts w:ascii="Verdana" w:hAnsi="Verdana"/>
         </w:rPr>
-      </w:r>
-      <w:r>
-        <w:br w:type="page"/>
-      </w:r>
-    </w:p>
+        <w:t>Dernæst et eksempel fra starten af ”Becifringer”. Bemærk at eksemplet viser brug af såvel ændret bastone som udvidede akkorder.</w:t>
+      </w:r>
+    </w:p>
+    <w:tbl>
+      <w:tblPr>
+        <w:tblW w:w="9638" w:type="dxa"/>
+        <w:jc w:val="left"/>
+        <w:tblInd w:w="0" w:type="dxa"/>
+        <w:tblCellMar>
+          <w:top w:w="55" w:type="dxa"/>
+          <w:left w:w="55" w:type="dxa"/>
+          <w:bottom w:w="55" w:type="dxa"/>
+          <w:right w:w="55" w:type="dxa"/>
+        </w:tblCellMar>
+      </w:tblPr>
+      <w:tblGrid>
+        <w:gridCol w:w="9638"/>
+      </w:tblGrid>
+      <w:tr>
+        <w:trPr/>
+        <w:tc>
+          <w:tcPr>
+            <w:tcW w:w="9638" w:type="dxa"/>
+            <w:tcBorders>
+              <w:top w:val="single" w:sz="4" w:space="0" w:color="000000"/>
+              <w:left w:val="single" w:sz="4" w:space="0" w:color="000000"/>
+              <w:bottom w:val="single" w:sz="4" w:space="0" w:color="000000"/>
+            </w:tcBorders>
+            <w:shd w:fill="auto" w:val="clear"/>
+          </w:tcPr>
+          <w:p>
+            <w:pPr>
+              <w:pStyle w:val="Tabelindhold"/>
+              <w:jc w:val="left"/>
+              <w:rPr>
+                <w:rFonts w:ascii="Liberation Serif" w:hAnsi="Liberation Serif"/>
+                <w:b w:val="false"/>
+                <w:b w:val="false"/>
+                <w:bCs w:val="false"/>
+                <w:i w:val="false"/>
+                <w:i w:val="false"/>
+                <w:iCs w:val="false"/>
+                <w:strike w:val="false"/>
+                <w:dstrike w:val="false"/>
+                <w:outline w:val="false"/>
+                <w:shadow w:val="false"/>
+                <w:color w:val="000000"/>
+                <w:sz w:val="24"/>
+                <w:szCs w:val="24"/>
+                <w:u w:val="none"/>
+              </w:rPr>
+            </w:pPr>
+            <w:r>
+              <w:rPr>
+                <w:b w:val="false"/>
+                <w:bCs w:val="false"/>
+                <w:i w:val="false"/>
+                <w:iCs w:val="false"/>
+                <w:strike w:val="false"/>
+                <w:dstrike w:val="false"/>
+                <w:outline w:val="false"/>
+                <w:shadow w:val="false"/>
+                <w:color w:val="000000"/>
+                <w:sz w:val="24"/>
+                <w:szCs w:val="24"/>
+                <w:u w:val="none"/>
+              </w:rPr>
+              <w:t>Side 1 Linje  21  ⠒⠜⠄⠼⠙⠲⠀⠐⠭⠀⠠⠑⠣⠠⠁⠣⠌⠉⠠⠑⠣⠴⠠⠑⠣⠼⠛</w:t>
+            </w:r>
+          </w:p>
+          <w:p>
+            <w:pPr>
+              <w:pStyle w:val="Tabelindhold"/>
+              <w:jc w:val="left"/>
+              <w:rPr>
+                <w:rFonts w:ascii="Liberation Serif" w:hAnsi="Liberation Serif"/>
+                <w:b w:val="false"/>
+                <w:b w:val="false"/>
+                <w:bCs w:val="false"/>
+                <w:i w:val="false"/>
+                <w:i w:val="false"/>
+                <w:iCs w:val="false"/>
+                <w:strike w:val="false"/>
+                <w:dstrike w:val="false"/>
+                <w:outline w:val="false"/>
+                <w:shadow w:val="false"/>
+                <w:color w:val="000000"/>
+                <w:sz w:val="24"/>
+                <w:szCs w:val="24"/>
+                <w:u w:val="none"/>
+              </w:rPr>
+            </w:pPr>
+            <w:r>
+              <w:rPr>
+                <w:b w:val="false"/>
+                <w:bCs w:val="false"/>
+                <w:i w:val="false"/>
+                <w:iCs w:val="false"/>
+                <w:strike w:val="false"/>
+                <w:dstrike w:val="false"/>
+                <w:outline w:val="false"/>
+                <w:shadow w:val="false"/>
+                <w:color w:val="000000"/>
+                <w:sz w:val="24"/>
+                <w:szCs w:val="24"/>
+                <w:u w:val="none"/>
+              </w:rPr>
+              <w:t xml:space="preserve">⠒⠜⠄ BecifringerChords </w:t>
+            </w:r>
+          </w:p>
+          <w:p>
+            <w:pPr>
+              <w:pStyle w:val="Tabelindhold"/>
+              <w:jc w:val="left"/>
+              <w:rPr>
+                <w:rFonts w:ascii="Liberation Serif" w:hAnsi="Liberation Serif"/>
+                <w:b w:val="false"/>
+                <w:b w:val="false"/>
+                <w:bCs w:val="false"/>
+                <w:i w:val="false"/>
+                <w:i w:val="false"/>
+                <w:iCs w:val="false"/>
+                <w:strike w:val="false"/>
+                <w:dstrike w:val="false"/>
+                <w:outline w:val="false"/>
+                <w:shadow w:val="false"/>
+                <w:color w:val="000000"/>
+                <w:sz w:val="24"/>
+                <w:szCs w:val="24"/>
+                <w:u w:val="none"/>
+              </w:rPr>
+            </w:pPr>
+            <w:r>
+              <w:rPr>
+                <w:b w:val="false"/>
+                <w:bCs w:val="false"/>
+                <w:i w:val="false"/>
+                <w:iCs w:val="false"/>
+                <w:strike w:val="false"/>
+                <w:dstrike w:val="false"/>
+                <w:outline w:val="false"/>
+                <w:shadow w:val="false"/>
+                <w:color w:val="000000"/>
+                <w:sz w:val="24"/>
+                <w:szCs w:val="24"/>
+                <w:u w:val="none"/>
+              </w:rPr>
+              <w:t xml:space="preserve">⠼⠙⠲⠀ Taktart4/4 </w:t>
+            </w:r>
+          </w:p>
+          <w:p>
+            <w:pPr>
+              <w:pStyle w:val="Tabelindhold"/>
+              <w:jc w:val="left"/>
+              <w:rPr>
+                <w:rFonts w:ascii="Liberation Serif" w:hAnsi="Liberation Serif"/>
+                <w:b w:val="false"/>
+                <w:b w:val="false"/>
+                <w:bCs w:val="false"/>
+                <w:i w:val="false"/>
+                <w:i w:val="false"/>
+                <w:iCs w:val="false"/>
+                <w:strike w:val="false"/>
+                <w:dstrike w:val="false"/>
+                <w:outline w:val="false"/>
+                <w:shadow w:val="false"/>
+                <w:color w:val="000000"/>
+                <w:sz w:val="24"/>
+                <w:szCs w:val="24"/>
+                <w:u w:val="none"/>
+              </w:rPr>
+            </w:pPr>
+            <w:r>
+              <w:rPr>
+                <w:b w:val="false"/>
+                <w:bCs w:val="false"/>
+                <w:i w:val="false"/>
+                <w:iCs w:val="false"/>
+                <w:strike w:val="false"/>
+                <w:dstrike w:val="false"/>
+                <w:outline w:val="false"/>
+                <w:shadow w:val="false"/>
+                <w:color w:val="000000"/>
+                <w:sz w:val="24"/>
+                <w:szCs w:val="24"/>
+                <w:u w:val="none"/>
+              </w:rPr>
+              <w:t xml:space="preserve">⠐⠭ Becifring timing8 </w:t>
+            </w:r>
+          </w:p>
+          <w:p>
+            <w:pPr>
+              <w:pStyle w:val="Tabelindhold"/>
+              <w:jc w:val="left"/>
+              <w:rPr>
+                <w:rFonts w:ascii="Liberation Serif" w:hAnsi="Liberation Serif"/>
+                <w:b w:val="false"/>
+                <w:b w:val="false"/>
+                <w:bCs w:val="false"/>
+                <w:i w:val="false"/>
+                <w:i w:val="false"/>
+                <w:iCs w:val="false"/>
+                <w:strike w:val="false"/>
+                <w:dstrike w:val="false"/>
+                <w:outline w:val="false"/>
+                <w:shadow w:val="false"/>
+                <w:color w:val="000000"/>
+                <w:sz w:val="24"/>
+                <w:szCs w:val="24"/>
+                <w:u w:val="none"/>
+              </w:rPr>
+            </w:pPr>
+            <w:r>
+              <w:rPr>
+                <w:b w:val="false"/>
+                <w:bCs w:val="false"/>
+                <w:i w:val="false"/>
+                <w:iCs w:val="false"/>
+                <w:strike w:val="false"/>
+                <w:dstrike w:val="false"/>
+                <w:outline w:val="false"/>
+                <w:shadow w:val="false"/>
+                <w:color w:val="000000"/>
+                <w:sz w:val="24"/>
+                <w:szCs w:val="24"/>
+                <w:u w:val="none"/>
+              </w:rPr>
+              <w:t xml:space="preserve">⠀ Taktstreg </w:t>
+            </w:r>
+          </w:p>
+          <w:p>
+            <w:pPr>
+              <w:pStyle w:val="Tabelindhold"/>
+              <w:jc w:val="left"/>
+              <w:rPr>
+                <w:rFonts w:ascii="Liberation Serif" w:hAnsi="Liberation Serif"/>
+                <w:b w:val="false"/>
+                <w:b w:val="false"/>
+                <w:bCs w:val="false"/>
+                <w:i w:val="false"/>
+                <w:i w:val="false"/>
+                <w:iCs w:val="false"/>
+                <w:strike w:val="false"/>
+                <w:dstrike w:val="false"/>
+                <w:outline w:val="false"/>
+                <w:shadow w:val="false"/>
+                <w:color w:val="000000"/>
+                <w:sz w:val="24"/>
+                <w:szCs w:val="24"/>
+                <w:u w:val="none"/>
+              </w:rPr>
+            </w:pPr>
+            <w:r>
+              <w:rPr>
+                <w:b w:val="false"/>
+                <w:bCs w:val="false"/>
+                <w:i w:val="false"/>
+                <w:iCs w:val="false"/>
+                <w:strike w:val="false"/>
+                <w:dstrike w:val="false"/>
+                <w:outline w:val="false"/>
+                <w:shadow w:val="false"/>
+                <w:color w:val="000000"/>
+                <w:sz w:val="24"/>
+                <w:szCs w:val="24"/>
+                <w:u w:val="none"/>
+              </w:rPr>
+              <w:t xml:space="preserve">⠠⠑⠣ Becifring grundtoneEb </w:t>
+            </w:r>
+          </w:p>
+          <w:p>
+            <w:pPr>
+              <w:pStyle w:val="Tabelindhold"/>
+              <w:jc w:val="left"/>
+              <w:rPr>
+                <w:rFonts w:ascii="Liberation Serif" w:hAnsi="Liberation Serif"/>
+                <w:b w:val="false"/>
+                <w:b w:val="false"/>
+                <w:bCs w:val="false"/>
+                <w:i w:val="false"/>
+                <w:i w:val="false"/>
+                <w:iCs w:val="false"/>
+                <w:strike w:val="false"/>
+                <w:dstrike w:val="false"/>
+                <w:outline w:val="false"/>
+                <w:shadow w:val="false"/>
+                <w:color w:val="000000"/>
+                <w:sz w:val="24"/>
+                <w:szCs w:val="24"/>
+                <w:u w:val="none"/>
+              </w:rPr>
+            </w:pPr>
+            <w:r>
+              <w:rPr>
+                <w:b w:val="false"/>
+                <w:bCs w:val="false"/>
+                <w:i w:val="false"/>
+                <w:iCs w:val="false"/>
+                <w:strike w:val="false"/>
+                <w:dstrike w:val="false"/>
+                <w:outline w:val="false"/>
+                <w:shadow w:val="false"/>
+                <w:color w:val="000000"/>
+                <w:sz w:val="24"/>
+                <w:szCs w:val="24"/>
+                <w:u w:val="none"/>
+              </w:rPr>
+              <w:t xml:space="preserve">⠠⠁⠣ Becifring grundtoneAb </w:t>
+            </w:r>
+          </w:p>
+          <w:p>
+            <w:pPr>
+              <w:pStyle w:val="Tabelindhold"/>
+              <w:jc w:val="left"/>
+              <w:rPr>
+                <w:rFonts w:ascii="Liberation Serif" w:hAnsi="Liberation Serif"/>
+                <w:b w:val="false"/>
+                <w:b w:val="false"/>
+                <w:bCs w:val="false"/>
+                <w:i w:val="false"/>
+                <w:i w:val="false"/>
+                <w:iCs w:val="false"/>
+                <w:strike w:val="false"/>
+                <w:dstrike w:val="false"/>
+                <w:outline w:val="false"/>
+                <w:shadow w:val="false"/>
+                <w:color w:val="000000"/>
+                <w:sz w:val="24"/>
+                <w:szCs w:val="24"/>
+                <w:u w:val="none"/>
+              </w:rPr>
+            </w:pPr>
+            <w:r>
+              <w:rPr>
+                <w:b w:val="false"/>
+                <w:bCs w:val="false"/>
+                <w:i w:val="false"/>
+                <w:iCs w:val="false"/>
+                <w:strike w:val="false"/>
+                <w:dstrike w:val="false"/>
+                <w:outline w:val="false"/>
+                <w:shadow w:val="false"/>
+                <w:color w:val="000000"/>
+                <w:sz w:val="24"/>
+                <w:szCs w:val="24"/>
+                <w:u w:val="none"/>
+              </w:rPr>
+              <w:t xml:space="preserve">⠌⠉ Becifring bastoneC </w:t>
+            </w:r>
+          </w:p>
+          <w:p>
+            <w:pPr>
+              <w:pStyle w:val="Tabelindhold"/>
+              <w:jc w:val="left"/>
+              <w:rPr>
+                <w:rFonts w:ascii="Liberation Serif" w:hAnsi="Liberation Serif"/>
+                <w:b w:val="false"/>
+                <w:b w:val="false"/>
+                <w:bCs w:val="false"/>
+                <w:i w:val="false"/>
+                <w:i w:val="false"/>
+                <w:iCs w:val="false"/>
+                <w:strike w:val="false"/>
+                <w:dstrike w:val="false"/>
+                <w:outline w:val="false"/>
+                <w:shadow w:val="false"/>
+                <w:color w:val="000000"/>
+                <w:sz w:val="24"/>
+                <w:szCs w:val="24"/>
+                <w:u w:val="none"/>
+              </w:rPr>
+            </w:pPr>
+            <w:r>
+              <w:rPr>
+                <w:b w:val="false"/>
+                <w:bCs w:val="false"/>
+                <w:i w:val="false"/>
+                <w:iCs w:val="false"/>
+                <w:strike w:val="false"/>
+                <w:dstrike w:val="false"/>
+                <w:outline w:val="false"/>
+                <w:shadow w:val="false"/>
+                <w:color w:val="000000"/>
+                <w:sz w:val="24"/>
+                <w:szCs w:val="24"/>
+                <w:u w:val="none"/>
+              </w:rPr>
+              <w:t xml:space="preserve">⠠⠑⠣ Becifring grundtoneEb </w:t>
+            </w:r>
+          </w:p>
+          <w:p>
+            <w:pPr>
+              <w:pStyle w:val="Tabelindhold"/>
+              <w:jc w:val="left"/>
+              <w:rPr>
+                <w:rFonts w:ascii="Liberation Serif" w:hAnsi="Liberation Serif"/>
+                <w:b w:val="false"/>
+                <w:b w:val="false"/>
+                <w:bCs w:val="false"/>
+                <w:i w:val="false"/>
+                <w:i w:val="false"/>
+                <w:iCs w:val="false"/>
+                <w:strike w:val="false"/>
+                <w:dstrike w:val="false"/>
+                <w:outline w:val="false"/>
+                <w:shadow w:val="false"/>
+                <w:color w:val="000000"/>
+                <w:sz w:val="24"/>
+                <w:szCs w:val="24"/>
+                <w:u w:val="none"/>
+              </w:rPr>
+            </w:pPr>
+            <w:r>
+              <w:rPr>
+                <w:b w:val="false"/>
+                <w:bCs w:val="false"/>
+                <w:i w:val="false"/>
+                <w:iCs w:val="false"/>
+                <w:strike w:val="false"/>
+                <w:dstrike w:val="false"/>
+                <w:outline w:val="false"/>
+                <w:shadow w:val="false"/>
+                <w:color w:val="000000"/>
+                <w:sz w:val="24"/>
+                <w:szCs w:val="24"/>
+                <w:u w:val="none"/>
+              </w:rPr>
+              <w:t xml:space="preserve">⠴ Becifring specialsymbol maj 7 </w:t>
+            </w:r>
+          </w:p>
+          <w:p>
+            <w:pPr>
+              <w:pStyle w:val="Tabelindhold"/>
+              <w:jc w:val="left"/>
+              <w:rPr>
+                <w:rFonts w:ascii="Liberation Serif" w:hAnsi="Liberation Serif"/>
+                <w:b w:val="false"/>
+                <w:b w:val="false"/>
+                <w:bCs w:val="false"/>
+                <w:i w:val="false"/>
+                <w:i w:val="false"/>
+                <w:iCs w:val="false"/>
+                <w:strike w:val="false"/>
+                <w:dstrike w:val="false"/>
+                <w:outline w:val="false"/>
+                <w:shadow w:val="false"/>
+                <w:color w:val="000000"/>
+                <w:sz w:val="24"/>
+                <w:szCs w:val="24"/>
+                <w:u w:val="none"/>
+              </w:rPr>
+            </w:pPr>
+            <w:r>
+              <w:rPr>
+                <w:b w:val="false"/>
+                <w:bCs w:val="false"/>
+                <w:i w:val="false"/>
+                <w:iCs w:val="false"/>
+                <w:strike w:val="false"/>
+                <w:dstrike w:val="false"/>
+                <w:outline w:val="false"/>
+                <w:shadow w:val="false"/>
+                <w:color w:val="000000"/>
+                <w:sz w:val="24"/>
+                <w:szCs w:val="24"/>
+                <w:u w:val="none"/>
+              </w:rPr>
+              <w:t xml:space="preserve">⠠⠑⠣ Becifring grundtoneEb </w:t>
+            </w:r>
+          </w:p>
+          <w:p>
+            <w:pPr>
+              <w:pStyle w:val="Tabelindhold"/>
+              <w:jc w:val="left"/>
+              <w:rPr>
+                <w:rFonts w:ascii="Liberation Serif" w:hAnsi="Liberation Serif"/>
+                <w:b w:val="false"/>
+                <w:b w:val="false"/>
+                <w:bCs w:val="false"/>
+                <w:i w:val="false"/>
+                <w:i w:val="false"/>
+                <w:iCs w:val="false"/>
+                <w:strike w:val="false"/>
+                <w:dstrike w:val="false"/>
+                <w:outline w:val="false"/>
+                <w:shadow w:val="false"/>
+                <w:color w:val="000000"/>
+                <w:sz w:val="24"/>
+                <w:szCs w:val="24"/>
+                <w:u w:val="none"/>
+              </w:rPr>
+            </w:pPr>
+            <w:r>
+              <w:rPr>
+                <w:b w:val="false"/>
+                <w:bCs w:val="false"/>
+                <w:i w:val="false"/>
+                <w:iCs w:val="false"/>
+                <w:strike w:val="false"/>
+                <w:dstrike w:val="false"/>
+                <w:outline w:val="false"/>
+                <w:shadow w:val="false"/>
+                <w:color w:val="000000"/>
+                <w:sz w:val="24"/>
+                <w:szCs w:val="24"/>
+                <w:u w:val="none"/>
+              </w:rPr>
+              <w:t xml:space="preserve">⠼⠛ Becifring udvidelse7 </w:t>
+            </w:r>
+          </w:p>
+          <w:p>
+            <w:pPr>
+              <w:pStyle w:val="Tabelindhold"/>
+              <w:jc w:val="left"/>
+              <w:rPr>
+                <w:rFonts w:ascii="Liberation Serif" w:hAnsi="Liberation Serif"/>
+                <w:b w:val="false"/>
+                <w:b w:val="false"/>
+                <w:bCs w:val="false"/>
+                <w:i w:val="false"/>
+                <w:i w:val="false"/>
+                <w:iCs w:val="false"/>
+                <w:strike w:val="false"/>
+                <w:dstrike w:val="false"/>
+                <w:outline w:val="false"/>
+                <w:shadow w:val="false"/>
+                <w:color w:val="000000"/>
+                <w:sz w:val="24"/>
+                <w:szCs w:val="24"/>
+                <w:u w:val="none"/>
+              </w:rPr>
+            </w:pPr>
+            <w:r>
+              <w:rPr>
+                <w:b w:val="false"/>
+                <w:bCs w:val="false"/>
+                <w:i w:val="false"/>
+                <w:iCs w:val="false"/>
+                <w:strike w:val="false"/>
+                <w:dstrike w:val="false"/>
+                <w:outline w:val="false"/>
+                <w:shadow w:val="false"/>
+                <w:color w:val="000000"/>
+                <w:sz w:val="24"/>
+                <w:szCs w:val="24"/>
+                <w:u w:val="none"/>
+              </w:rPr>
+              <w:t xml:space="preserve"> </w:t>
+            </w:r>
+            <w:r>
+              <w:rPr>
+                <w:b w:val="false"/>
+                <w:bCs w:val="false"/>
+                <w:i w:val="false"/>
+                <w:iCs w:val="false"/>
+                <w:strike w:val="false"/>
+                <w:dstrike w:val="false"/>
+                <w:outline w:val="false"/>
+                <w:shadow w:val="false"/>
+                <w:color w:val="000000"/>
+                <w:sz w:val="24"/>
+                <w:szCs w:val="24"/>
+                <w:u w:val="none"/>
+              </w:rPr>
+              <w:t xml:space="preserve">Ny linje </w:t>
+            </w:r>
+          </w:p>
+        </w:tc>
+      </w:tr>
+    </w:tbl>
     <w:p>
       <w:pPr>
         <w:pStyle w:val="Overskrift1"/>
+        <w:numPr>
+          <w:ilvl w:val="0"/>
+          <w:numId w:val="2"/>
+        </w:numPr>
         <w:rPr/>
       </w:pPr>
       <w:r>
         <w:rPr/>
-        <w:t xml:space="preserve">Brug af </w:t>
-      </w:r>
-      <w:r>
+      </w:r>
+    </w:p>
+    <w:p>
+      <w:pPr>
+        <w:pStyle w:val="Overskrift1"/>
+        <w:numPr>
+          <w:ilvl w:val="0"/>
+          <w:numId w:val="2"/>
+        </w:numPr>
         <w:rPr/>
-        <w:t>P</w:t>
-      </w:r>
+      </w:pPr>
       <w:r>
         <w:rPr/>
-        <w:t>unktnodefilteret</w:t>
+        <w:t>Brug af Punktnodefilteret</w:t>
       </w:r>
     </w:p>
     <w:p>
@@ -2953,15 +3432,15 @@
         </w:tblCellMar>
       </w:tblPr>
       <w:tblGrid>
-        <w:gridCol w:w="1530"/>
-        <w:gridCol w:w="6525"/>
-        <w:gridCol w:w="1590"/>
+        <w:gridCol w:w="1529"/>
+        <w:gridCol w:w="6524"/>
+        <w:gridCol w:w="1592"/>
       </w:tblGrid>
       <w:tr>
         <w:trPr/>
         <w:tc>
           <w:tcPr>
-            <w:tcW w:w="1530" w:type="dxa"/>
+            <w:tcW w:w="1529" w:type="dxa"/>
             <w:tcBorders>
               <w:top w:val="single" w:sz="4" w:space="0" w:color="000000"/>
               <w:left w:val="single" w:sz="4" w:space="0" w:color="000000"/>
@@ -3013,7 +3492,7 @@
         </w:tc>
         <w:tc>
           <w:tcPr>
-            <w:tcW w:w="6525" w:type="dxa"/>
+            <w:tcW w:w="6524" w:type="dxa"/>
             <w:tcBorders>
               <w:top w:val="single" w:sz="4" w:space="0" w:color="000000"/>
               <w:left w:val="single" w:sz="4" w:space="0" w:color="000000"/>
@@ -3065,7 +3544,7 @@
         </w:tc>
         <w:tc>
           <w:tcPr>
-            <w:tcW w:w="1590" w:type="dxa"/>
+            <w:tcW w:w="1592" w:type="dxa"/>
             <w:tcBorders>
               <w:top w:val="single" w:sz="4" w:space="0" w:color="000000"/>
               <w:left w:val="single" w:sz="4" w:space="0" w:color="000000"/>
@@ -3112,43 +3591,7 @@
                 <w:szCs w:val="24"/>
                 <w:u w:val="none"/>
               </w:rPr>
-              <w:t>Defau</w:t>
-            </w:r>
-            <w:r>
-              <w:rPr>
-                <w:rFonts w:ascii="Verdana" w:hAnsi="Verdana"/>
-                <w:b w:val="false"/>
-                <w:bCs w:val="false"/>
-                <w:i w:val="false"/>
-                <w:iCs w:val="false"/>
-                <w:strike w:val="false"/>
-                <w:dstrike w:val="false"/>
-                <w:outline w:val="false"/>
-                <w:shadow w:val="false"/>
-                <w:color w:val="000000"/>
-                <w:sz w:val="24"/>
-                <w:szCs w:val="24"/>
-                <w:u w:val="none"/>
-              </w:rPr>
-              <w:t>l</w:t>
-            </w:r>
-            <w:r>
-              <w:rPr>
-                <w:rFonts w:ascii="Verdana" w:hAnsi="Verdana"/>
-                <w:b w:val="false"/>
-                <w:bCs w:val="false"/>
-                <w:i w:val="false"/>
-                <w:iCs w:val="false"/>
-                <w:strike w:val="false"/>
-                <w:dstrike w:val="false"/>
-                <w:outline w:val="false"/>
-                <w:shadow w:val="false"/>
-                <w:color w:val="000000"/>
-                <w:sz w:val="24"/>
-                <w:szCs w:val="24"/>
-                <w:u w:val="none"/>
-              </w:rPr>
-              <w:t>t værdi</w:t>
+              <w:t>Default værdi</w:t>
             </w:r>
           </w:p>
         </w:tc>
@@ -3157,7 +3600,7 @@
         <w:trPr/>
         <w:tc>
           <w:tcPr>
-            <w:tcW w:w="1530" w:type="dxa"/>
+            <w:tcW w:w="1529" w:type="dxa"/>
             <w:tcBorders>
               <w:left w:val="single" w:sz="4" w:space="0" w:color="000000"/>
               <w:bottom w:val="single" w:sz="4" w:space="0" w:color="000000"/>
@@ -3208,7 +3651,7 @@
         </w:tc>
         <w:tc>
           <w:tcPr>
-            <w:tcW w:w="6525" w:type="dxa"/>
+            <w:tcW w:w="6524" w:type="dxa"/>
             <w:tcBorders>
               <w:left w:val="single" w:sz="4" w:space="0" w:color="000000"/>
               <w:bottom w:val="single" w:sz="4" w:space="0" w:color="000000"/>
@@ -3254,49 +3697,13 @@
                 <w:szCs w:val="24"/>
                 <w:u w:val="none"/>
               </w:rPr>
-              <w:t xml:space="preserve">Styrer afspilningen af noder </w:t>
-            </w:r>
-            <w:r>
-              <w:rPr>
-                <w:rFonts w:ascii="Verdana" w:hAnsi="Verdana"/>
-                <w:b w:val="false"/>
-                <w:bCs w:val="false"/>
-                <w:i w:val="false"/>
-                <w:iCs w:val="false"/>
-                <w:strike w:val="false"/>
-                <w:dstrike w:val="false"/>
-                <w:outline w:val="false"/>
-                <w:shadow w:val="false"/>
-                <w:color w:val="000000"/>
-                <w:sz w:val="24"/>
-                <w:szCs w:val="24"/>
-                <w:u w:val="none"/>
-              </w:rPr>
-              <w:t xml:space="preserve">som </w:t>
-            </w:r>
-            <w:r>
-              <w:rPr>
-                <w:rFonts w:ascii="Verdana" w:hAnsi="Verdana"/>
-                <w:b w:val="false"/>
-                <w:bCs w:val="false"/>
-                <w:i w:val="false"/>
-                <w:iCs w:val="false"/>
-                <w:strike w:val="false"/>
-                <w:dstrike w:val="false"/>
-                <w:outline w:val="false"/>
-                <w:shadow w:val="false"/>
-                <w:color w:val="000000"/>
-                <w:sz w:val="24"/>
-                <w:szCs w:val="24"/>
-                <w:u w:val="none"/>
-              </w:rPr>
-              <w:t xml:space="preserve"> toner (hvor det giver mening).</w:t>
+              <w:t>Styrer afspilningen af noder som  toner (hvor det giver mening).</w:t>
             </w:r>
           </w:p>
         </w:tc>
         <w:tc>
           <w:tcPr>
-            <w:tcW w:w="1590" w:type="dxa"/>
+            <w:tcW w:w="1592" w:type="dxa"/>
             <w:tcBorders>
               <w:left w:val="single" w:sz="4" w:space="0" w:color="000000"/>
               <w:bottom w:val="single" w:sz="4" w:space="0" w:color="000000"/>
@@ -3351,7 +3758,7 @@
         <w:trPr/>
         <w:tc>
           <w:tcPr>
-            <w:tcW w:w="1530" w:type="dxa"/>
+            <w:tcW w:w="1529" w:type="dxa"/>
             <w:tcBorders>
               <w:left w:val="single" w:sz="4" w:space="0" w:color="000000"/>
               <w:bottom w:val="single" w:sz="4" w:space="0" w:color="000000"/>
@@ -3402,7 +3809,7 @@
         </w:tc>
         <w:tc>
           <w:tcPr>
-            <w:tcW w:w="6525" w:type="dxa"/>
+            <w:tcW w:w="6524" w:type="dxa"/>
             <w:tcBorders>
               <w:left w:val="single" w:sz="4" w:space="0" w:color="000000"/>
               <w:bottom w:val="single" w:sz="4" w:space="0" w:color="000000"/>
@@ -3453,7 +3860,7 @@
         </w:tc>
         <w:tc>
           <w:tcPr>
-            <w:tcW w:w="1590" w:type="dxa"/>
+            <w:tcW w:w="1592" w:type="dxa"/>
             <w:tcBorders>
               <w:left w:val="single" w:sz="4" w:space="0" w:color="000000"/>
               <w:bottom w:val="single" w:sz="4" w:space="0" w:color="000000"/>
@@ -3508,7 +3915,7 @@
         <w:trPr/>
         <w:tc>
           <w:tcPr>
-            <w:tcW w:w="1530" w:type="dxa"/>
+            <w:tcW w:w="1529" w:type="dxa"/>
             <w:tcBorders>
               <w:left w:val="single" w:sz="4" w:space="0" w:color="000000"/>
               <w:bottom w:val="single" w:sz="4" w:space="0" w:color="000000"/>
@@ -3559,7 +3966,7 @@
         </w:tc>
         <w:tc>
           <w:tcPr>
-            <w:tcW w:w="6525" w:type="dxa"/>
+            <w:tcW w:w="6524" w:type="dxa"/>
             <w:tcBorders>
               <w:left w:val="single" w:sz="4" w:space="0" w:color="000000"/>
               <w:bottom w:val="single" w:sz="4" w:space="0" w:color="000000"/>
@@ -3610,7 +4017,7 @@
         </w:tc>
         <w:tc>
           <w:tcPr>
-            <w:tcW w:w="1590" w:type="dxa"/>
+            <w:tcW w:w="1592" w:type="dxa"/>
             <w:tcBorders>
               <w:left w:val="single" w:sz="4" w:space="0" w:color="000000"/>
               <w:bottom w:val="single" w:sz="4" w:space="0" w:color="000000"/>
@@ -3687,19 +4094,35 @@
           <w:rFonts w:ascii="Verdana" w:hAnsi="Verdana"/>
         </w:rPr>
       </w:r>
+      <w:r>
+        <w:br w:type="page"/>
+      </w:r>
+    </w:p>
+    <w:p>
+      <w:pPr>
+        <w:pStyle w:val="Brdtekst"/>
+        <w:rPr>
+          <w:rFonts w:ascii="Verdana" w:hAnsi="Verdana"/>
+        </w:rPr>
+      </w:pPr>
+      <w:r>
+        <w:rPr>
+          <w:rFonts w:ascii="Verdana" w:hAnsi="Verdana"/>
+        </w:rPr>
+      </w:r>
     </w:p>
     <w:p>
       <w:pPr>
         <w:pStyle w:val="Overskrift1"/>
+        <w:numPr>
+          <w:ilvl w:val="0"/>
+          <w:numId w:val="2"/>
+        </w:numPr>
         <w:rPr/>
       </w:pPr>
       <w:r>
         <w:rPr/>
-        <w:t>Start af ”MuseScor</w:t>
-      </w:r>
-      <w:r>
-        <w:rPr/>
-        <w:t>e 3”</w:t>
+        <w:t>Start af ”MuseScore 3”</w:t>
       </w:r>
     </w:p>
     <w:p>
@@ -3718,23 +4141,7 @@
       </w:pPr>
       <w:r>
         <w:rPr/>
-        <w:t xml:space="preserve">Version 4.1 af ”IBOS Punktnodelæser” indeholder en </w:t>
-      </w:r>
-      <w:r>
-        <w:rPr/>
-        <w:t xml:space="preserve">(eksperimentel) </w:t>
-      </w:r>
-      <w:r>
-        <w:rPr/>
-        <w:t xml:space="preserve">mulighed for at få vist og afspillet den indlæste punktnodefil i standardprogrammet ”MuseScore </w:t>
-      </w:r>
-      <w:r>
-        <w:rPr/>
-        <w:t>3</w:t>
-      </w:r>
-      <w:r>
-        <w:rPr/>
-        <w:t>”</w:t>
+        <w:t>Version 4.1 af ”IBOS Punktnodelæser” indeholder en (eksperimentel) mulighed for at få vist og afspillet den indlæste punktnodefil i standardprogrammet ”MuseScore 3”</w:t>
       </w:r>
     </w:p>
     <w:p>
@@ -3742,7 +4149,7 @@
         <w:pStyle w:val="Brdtekst"/>
         <w:numPr>
           <w:ilvl w:val="0"/>
-          <w:numId w:val="8"/>
+          <w:numId w:val="9"/>
         </w:numPr>
         <w:rPr/>
       </w:pPr>
@@ -3763,7 +4170,7 @@
         <w:pStyle w:val="Brdtekst"/>
         <w:numPr>
           <w:ilvl w:val="0"/>
-          <w:numId w:val="8"/>
+          <w:numId w:val="9"/>
         </w:numPr>
         <w:rPr/>
       </w:pPr>
@@ -3785,7 +4192,43 @@
           <w:sz w:val="22"/>
           <w:szCs w:val="22"/>
         </w:rPr>
-        <w:t>”Filer”→”Exporter som MusicXml”</w:t>
+        <w:t>”Filer”→”E</w:t>
+      </w:r>
+      <w:r>
+        <w:rPr>
+          <w:b/>
+          <w:bCs/>
+          <w:sz w:val="22"/>
+          <w:szCs w:val="22"/>
+        </w:rPr>
+        <w:t>ks</w:t>
+      </w:r>
+      <w:r>
+        <w:rPr>
+          <w:b/>
+          <w:bCs/>
+          <w:sz w:val="22"/>
+          <w:szCs w:val="22"/>
+        </w:rPr>
+        <w:t>port</w:t>
+      </w:r>
+      <w:r>
+        <w:rPr>
+          <w:b/>
+          <w:bCs/>
+          <w:sz w:val="22"/>
+          <w:szCs w:val="22"/>
+        </w:rPr>
+        <w:t>é</w:t>
+      </w:r>
+      <w:r>
+        <w:rPr>
+          <w:b/>
+          <w:bCs/>
+          <w:sz w:val="22"/>
+          <w:szCs w:val="22"/>
+        </w:rPr>
+        <w:t>r som MusicXml”</w:t>
       </w:r>
     </w:p>
     <w:p>
@@ -3793,7 +4236,7 @@
         <w:pStyle w:val="Brdtekst"/>
         <w:numPr>
           <w:ilvl w:val="0"/>
-          <w:numId w:val="8"/>
+          <w:numId w:val="9"/>
         </w:numPr>
         <w:rPr/>
       </w:pPr>
@@ -3894,7 +4337,7 @@
         <w:pStyle w:val="Overskrift1"/>
         <w:numPr>
           <w:ilvl w:val="0"/>
-          <w:numId w:val="3"/>
+          <w:numId w:val="4"/>
         </w:numPr>
         <w:rPr/>
       </w:pPr>
@@ -4214,7 +4657,7 @@
         <w:pStyle w:val="Overskrift2"/>
         <w:numPr>
           <w:ilvl w:val="1"/>
-          <w:numId w:val="2"/>
+          <w:numId w:val="3"/>
         </w:numPr>
         <w:rPr/>
       </w:pPr>
@@ -4818,7 +5261,7 @@
         <w:pStyle w:val="Overskrift3"/>
         <w:numPr>
           <w:ilvl w:val="2"/>
-          <w:numId w:val="2"/>
+          <w:numId w:val="3"/>
         </w:numPr>
         <w:rPr/>
       </w:pPr>
@@ -4897,14 +5340,14 @@
         </w:tblCellMar>
       </w:tblPr>
       <w:tblGrid>
-        <w:gridCol w:w="2894"/>
-        <w:gridCol w:w="6750"/>
+        <w:gridCol w:w="2893"/>
+        <w:gridCol w:w="6751"/>
       </w:tblGrid>
       <w:tr>
         <w:trPr/>
         <w:tc>
           <w:tcPr>
-            <w:tcW w:w="2894" w:type="dxa"/>
+            <w:tcW w:w="2893" w:type="dxa"/>
             <w:tcBorders>
               <w:top w:val="single" w:sz="4" w:space="0" w:color="000000"/>
               <w:left w:val="single" w:sz="4" w:space="0" w:color="000000"/>
@@ -4958,7 +5401,7 @@
         </w:tc>
         <w:tc>
           <w:tcPr>
-            <w:tcW w:w="6750" w:type="dxa"/>
+            <w:tcW w:w="6751" w:type="dxa"/>
             <w:tcBorders>
               <w:top w:val="single" w:sz="4" w:space="0" w:color="000000"/>
               <w:left w:val="single" w:sz="4" w:space="0" w:color="000000"/>
@@ -5014,7 +5457,7 @@
         <w:trPr/>
         <w:tc>
           <w:tcPr>
-            <w:tcW w:w="2894" w:type="dxa"/>
+            <w:tcW w:w="2893" w:type="dxa"/>
             <w:tcBorders>
               <w:left w:val="single" w:sz="4" w:space="0" w:color="000000"/>
               <w:bottom w:val="single" w:sz="4" w:space="0" w:color="000000"/>
@@ -5067,7 +5510,7 @@
         </w:tc>
         <w:tc>
           <w:tcPr>
-            <w:tcW w:w="6750" w:type="dxa"/>
+            <w:tcW w:w="6751" w:type="dxa"/>
             <w:tcBorders>
               <w:left w:val="single" w:sz="4" w:space="0" w:color="000000"/>
               <w:bottom w:val="single" w:sz="4" w:space="0" w:color="000000"/>
@@ -5192,7 +5635,7 @@
         <w:trPr/>
         <w:tc>
           <w:tcPr>
-            <w:tcW w:w="2894" w:type="dxa"/>
+            <w:tcW w:w="2893" w:type="dxa"/>
             <w:tcBorders>
               <w:left w:val="single" w:sz="4" w:space="0" w:color="000000"/>
               <w:bottom w:val="single" w:sz="4" w:space="0" w:color="000000"/>
@@ -5245,7 +5688,7 @@
         </w:tc>
         <w:tc>
           <w:tcPr>
-            <w:tcW w:w="6750" w:type="dxa"/>
+            <w:tcW w:w="6751" w:type="dxa"/>
             <w:tcBorders>
               <w:left w:val="single" w:sz="4" w:space="0" w:color="000000"/>
               <w:bottom w:val="single" w:sz="4" w:space="0" w:color="000000"/>
@@ -5302,7 +5745,7 @@
         <w:trPr/>
         <w:tc>
           <w:tcPr>
-            <w:tcW w:w="2894" w:type="dxa"/>
+            <w:tcW w:w="2893" w:type="dxa"/>
             <w:tcBorders>
               <w:left w:val="single" w:sz="4" w:space="0" w:color="000000"/>
               <w:bottom w:val="single" w:sz="4" w:space="0" w:color="000000"/>
@@ -5355,7 +5798,7 @@
         </w:tc>
         <w:tc>
           <w:tcPr>
-            <w:tcW w:w="6750" w:type="dxa"/>
+            <w:tcW w:w="6751" w:type="dxa"/>
             <w:tcBorders>
               <w:left w:val="single" w:sz="4" w:space="0" w:color="000000"/>
               <w:bottom w:val="single" w:sz="4" w:space="0" w:color="000000"/>
@@ -6228,6 +6671,98 @@
   <w:abstractNum w:abstractNumId="6">
     <w:lvl w:ilvl="0">
       <w:start w:val="1"/>
+      <w:numFmt w:val="none"/>
+      <w:suff w:val="nothing"/>
+      <w:lvlText w:val=""/>
+      <w:lvlJc w:val="left"/>
+      <w:pPr>
+        <w:ind w:left="0" w:hanging="0"/>
+      </w:pPr>
+    </w:lvl>
+    <w:lvl w:ilvl="1">
+      <w:start w:val="1"/>
+      <w:numFmt w:val="none"/>
+      <w:suff w:val="nothing"/>
+      <w:lvlText w:val=""/>
+      <w:lvlJc w:val="left"/>
+      <w:pPr>
+        <w:ind w:left="0" w:hanging="0"/>
+      </w:pPr>
+    </w:lvl>
+    <w:lvl w:ilvl="2">
+      <w:start w:val="1"/>
+      <w:numFmt w:val="none"/>
+      <w:suff w:val="nothing"/>
+      <w:lvlText w:val=""/>
+      <w:lvlJc w:val="left"/>
+      <w:pPr>
+        <w:ind w:left="0" w:hanging="0"/>
+      </w:pPr>
+    </w:lvl>
+    <w:lvl w:ilvl="3">
+      <w:start w:val="1"/>
+      <w:numFmt w:val="none"/>
+      <w:suff w:val="nothing"/>
+      <w:lvlText w:val=""/>
+      <w:lvlJc w:val="left"/>
+      <w:pPr>
+        <w:ind w:left="0" w:hanging="0"/>
+      </w:pPr>
+    </w:lvl>
+    <w:lvl w:ilvl="4">
+      <w:start w:val="1"/>
+      <w:numFmt w:val="none"/>
+      <w:suff w:val="nothing"/>
+      <w:lvlText w:val=""/>
+      <w:lvlJc w:val="left"/>
+      <w:pPr>
+        <w:ind w:left="0" w:hanging="0"/>
+      </w:pPr>
+    </w:lvl>
+    <w:lvl w:ilvl="5">
+      <w:start w:val="1"/>
+      <w:numFmt w:val="none"/>
+      <w:suff w:val="nothing"/>
+      <w:lvlText w:val=""/>
+      <w:lvlJc w:val="left"/>
+      <w:pPr>
+        <w:ind w:left="0" w:hanging="0"/>
+      </w:pPr>
+    </w:lvl>
+    <w:lvl w:ilvl="6">
+      <w:start w:val="1"/>
+      <w:numFmt w:val="none"/>
+      <w:suff w:val="nothing"/>
+      <w:lvlText w:val=""/>
+      <w:lvlJc w:val="left"/>
+      <w:pPr>
+        <w:ind w:left="0" w:hanging="0"/>
+      </w:pPr>
+    </w:lvl>
+    <w:lvl w:ilvl="7">
+      <w:start w:val="1"/>
+      <w:numFmt w:val="none"/>
+      <w:suff w:val="nothing"/>
+      <w:lvlText w:val=""/>
+      <w:lvlJc w:val="left"/>
+      <w:pPr>
+        <w:ind w:left="0" w:hanging="0"/>
+      </w:pPr>
+    </w:lvl>
+    <w:lvl w:ilvl="8">
+      <w:start w:val="1"/>
+      <w:numFmt w:val="none"/>
+      <w:suff w:val="nothing"/>
+      <w:lvlText w:val=""/>
+      <w:lvlJc w:val="left"/>
+      <w:pPr>
+        <w:ind w:left="0" w:hanging="0"/>
+      </w:pPr>
+    </w:lvl>
+  </w:abstractNum>
+  <w:abstractNum w:abstractNumId="7">
+    <w:lvl w:ilvl="0">
+      <w:start w:val="1"/>
       <w:numFmt w:val="bullet"/>
       <w:lvlText w:val=""/>
       <w:lvlJc w:val="left"/>
@@ -6371,7 +6906,7 @@
       </w:rPr>
     </w:lvl>
   </w:abstractNum>
-  <w:abstractNum w:abstractNumId="7">
+  <w:abstractNum w:abstractNumId="8">
     <w:lvl w:ilvl="0">
       <w:start w:val="1"/>
       <w:numFmt w:val="bullet"/>
@@ -6517,7 +7052,7 @@
       </w:rPr>
     </w:lvl>
   </w:abstractNum>
-  <w:abstractNum w:abstractNumId="8">
+  <w:abstractNum w:abstractNumId="9">
     <w:lvl w:ilvl="0">
       <w:start w:val="1"/>
       <w:numFmt w:val="bullet"/>
@@ -6686,6 +7221,9 @@
   </w:num>
   <w:num w:numId="8">
     <w:abstractNumId w:val="8"/>
+  </w:num>
+  <w:num w:numId="9">
+    <w:abstractNumId w:val="9"/>
   </w:num>
 </w:numbering>
 </file>

--- a/Documentation/Test descriptions/Version 4.1/Brugervejledning for IBOS Punktnodelæser.v4.1.docx
+++ b/Documentation/Test descriptions/Version 4.1/Brugervejledning for IBOS Punktnodelæser.v4.1.docx
@@ -65,7 +65,7 @@
         <w:pStyle w:val="Overskrift1"/>
         <w:numPr>
           <w:ilvl w:val="0"/>
-          <w:numId w:val="6"/>
+          <w:numId w:val="7"/>
         </w:numPr>
         <w:rPr>
           <w:rFonts w:ascii="Verdana" w:hAnsi="Verdana"/>
@@ -177,14 +177,14 @@
         </w:tblCellMar>
       </w:tblPr>
       <w:tblGrid>
-        <w:gridCol w:w="2771"/>
-        <w:gridCol w:w="6875"/>
+        <w:gridCol w:w="2770"/>
+        <w:gridCol w:w="6876"/>
       </w:tblGrid>
       <w:tr>
         <w:trPr/>
         <w:tc>
           <w:tcPr>
-            <w:tcW w:w="2771" w:type="dxa"/>
+            <w:tcW w:w="2770" w:type="dxa"/>
             <w:tcBorders>
               <w:top w:val="single" w:sz="2" w:space="0" w:color="000000"/>
               <w:left w:val="single" w:sz="2" w:space="0" w:color="000000"/>
@@ -211,7 +211,7 @@
         </w:tc>
         <w:tc>
           <w:tcPr>
-            <w:tcW w:w="6875" w:type="dxa"/>
+            <w:tcW w:w="6876" w:type="dxa"/>
             <w:tcBorders>
               <w:top w:val="single" w:sz="2" w:space="0" w:color="000000"/>
               <w:left w:val="single" w:sz="2" w:space="0" w:color="000000"/>
@@ -286,7 +286,7 @@
         <w:trPr/>
         <w:tc>
           <w:tcPr>
-            <w:tcW w:w="2771" w:type="dxa"/>
+            <w:tcW w:w="2770" w:type="dxa"/>
             <w:tcBorders>
               <w:left w:val="single" w:sz="2" w:space="0" w:color="000000"/>
               <w:bottom w:val="single" w:sz="2" w:space="0" w:color="000000"/>
@@ -312,7 +312,7 @@
         </w:tc>
         <w:tc>
           <w:tcPr>
-            <w:tcW w:w="6875" w:type="dxa"/>
+            <w:tcW w:w="6876" w:type="dxa"/>
             <w:tcBorders>
               <w:left w:val="single" w:sz="2" w:space="0" w:color="000000"/>
               <w:bottom w:val="single" w:sz="2" w:space="0" w:color="000000"/>
@@ -379,7 +379,7 @@
         <w:trPr/>
         <w:tc>
           <w:tcPr>
-            <w:tcW w:w="2771" w:type="dxa"/>
+            <w:tcW w:w="2770" w:type="dxa"/>
             <w:tcBorders>
               <w:left w:val="single" w:sz="2" w:space="0" w:color="000000"/>
               <w:bottom w:val="single" w:sz="2" w:space="0" w:color="000000"/>
@@ -405,7 +405,7 @@
         </w:tc>
         <w:tc>
           <w:tcPr>
-            <w:tcW w:w="6875" w:type="dxa"/>
+            <w:tcW w:w="6876" w:type="dxa"/>
             <w:tcBorders>
               <w:left w:val="single" w:sz="2" w:space="0" w:color="000000"/>
               <w:bottom w:val="single" w:sz="2" w:space="0" w:color="000000"/>
@@ -435,7 +435,7 @@
         <w:trPr/>
         <w:tc>
           <w:tcPr>
-            <w:tcW w:w="2771" w:type="dxa"/>
+            <w:tcW w:w="2770" w:type="dxa"/>
             <w:tcBorders>
               <w:left w:val="single" w:sz="2" w:space="0" w:color="000000"/>
             </w:tcBorders>
@@ -460,7 +460,7 @@
         </w:tc>
         <w:tc>
           <w:tcPr>
-            <w:tcW w:w="6875" w:type="dxa"/>
+            <w:tcW w:w="6876" w:type="dxa"/>
             <w:tcBorders>
               <w:left w:val="single" w:sz="2" w:space="0" w:color="000000"/>
               <w:right w:val="single" w:sz="2" w:space="0" w:color="000000"/>
@@ -495,7 +495,7 @@
         <w:trPr/>
         <w:tc>
           <w:tcPr>
-            <w:tcW w:w="2771" w:type="dxa"/>
+            <w:tcW w:w="2770" w:type="dxa"/>
             <w:tcBorders>
               <w:left w:val="single" w:sz="2" w:space="0" w:color="000000"/>
               <w:bottom w:val="single" w:sz="2" w:space="0" w:color="000000"/>
@@ -521,7 +521,7 @@
         </w:tc>
         <w:tc>
           <w:tcPr>
-            <w:tcW w:w="6875" w:type="dxa"/>
+            <w:tcW w:w="6876" w:type="dxa"/>
             <w:tcBorders>
               <w:left w:val="single" w:sz="2" w:space="0" w:color="000000"/>
               <w:bottom w:val="single" w:sz="2" w:space="0" w:color="000000"/>
@@ -627,7 +627,7 @@
         <w:pStyle w:val="Brdtekst"/>
         <w:numPr>
           <w:ilvl w:val="0"/>
-          <w:numId w:val="7"/>
+          <w:numId w:val="8"/>
         </w:numPr>
         <w:rPr/>
       </w:pPr>
@@ -637,138 +637,6 @@
           <w:color w:val="000000"/>
         </w:rPr>
         <w:t>Aktivere Menulinien ved at trykke på ALT knappen.</w:t>
-      </w:r>
-    </w:p>
-    <w:p>
-      <w:pPr>
-        <w:pStyle w:val="Brdtekst"/>
-        <w:numPr>
-          <w:ilvl w:val="0"/>
-          <w:numId w:val="7"/>
-        </w:numPr>
-        <w:rPr/>
-      </w:pPr>
-      <w:r>
-        <w:rPr>
-          <w:rFonts w:cs="Verdana" w:ascii="Verdana" w:hAnsi="Verdana"/>
-          <w:color w:val="000000"/>
-        </w:rPr>
-        <w:t>Skifte mellem de vigtigste visningskomponenter  (i dette tilfælde Punktnodelisten og Punktnodefilteret) med TAB knappen.</w:t>
-      </w:r>
-    </w:p>
-    <w:p>
-      <w:pPr>
-        <w:pStyle w:val="Brdtekst"/>
-        <w:numPr>
-          <w:ilvl w:val="0"/>
-          <w:numId w:val="7"/>
-        </w:numPr>
-        <w:rPr/>
-      </w:pPr>
-      <w:r>
-        <w:rPr>
-          <w:rFonts w:cs="Verdana" w:ascii="Verdana" w:hAnsi="Verdana"/>
-          <w:color w:val="000000"/>
-        </w:rPr>
-        <w:t>Afbryde en igangværende handling med ESC knappen.</w:t>
-      </w:r>
-    </w:p>
-    <w:p>
-      <w:pPr>
-        <w:pStyle w:val="Brdtekst"/>
-        <w:numPr>
-          <w:ilvl w:val="0"/>
-          <w:numId w:val="7"/>
-        </w:numPr>
-        <w:rPr/>
-      </w:pPr>
-      <w:r>
-        <w:rPr>
-          <w:rFonts w:cs="Verdana" w:ascii="Verdana" w:hAnsi="Verdana"/>
-          <w:color w:val="000000"/>
-        </w:rPr>
-        <w:t>Lukke programmet med ALT + F4</w:t>
-      </w:r>
-    </w:p>
-    <w:p>
-      <w:pPr>
-        <w:pStyle w:val="Brdtekst"/>
-        <w:rPr>
-          <w:rFonts w:ascii="Verdana" w:hAnsi="Verdana" w:cs="Verdana"/>
-          <w:color w:val="000000"/>
-        </w:rPr>
-      </w:pPr>
-      <w:r>
-        <w:rPr>
-          <w:rFonts w:cs="Verdana" w:ascii="Verdana" w:hAnsi="Verdana"/>
-          <w:color w:val="000000"/>
-        </w:rPr>
-      </w:r>
-    </w:p>
-    <w:p>
-      <w:pPr>
-        <w:pStyle w:val="Brdtekst"/>
-        <w:rPr/>
-      </w:pPr>
-      <w:r>
-        <w:rPr>
-          <w:rFonts w:cs="Verdana" w:ascii="Verdana" w:hAnsi="Verdana"/>
-          <w:color w:val="000000"/>
-        </w:rPr>
-        <w:t>Desuden kan man</w:t>
-      </w:r>
-      <w:r>
-        <w:rPr>
-          <w:rFonts w:cs="Verdana" w:ascii="Verdana" w:hAnsi="Verdana"/>
-          <w:color w:val="000000"/>
-          <w:lang w:val="da-DK"/>
-        </w:rPr>
-        <w:t xml:space="preserve">, </w:t>
-      </w:r>
-      <w:r>
-        <w:rPr>
-          <w:rFonts w:cs="Verdana" w:ascii="Verdana" w:hAnsi="Verdana"/>
-          <w:color w:val="000000"/>
-        </w:rPr>
-        <w:t>hvis JAWS kører</w:t>
-      </w:r>
-      <w:r>
-        <w:rPr>
-          <w:rFonts w:cs="Verdana" w:ascii="Verdana" w:hAnsi="Verdana"/>
-          <w:color w:val="000000"/>
-          <w:lang w:val="da-DK"/>
-        </w:rPr>
-        <w:t>,</w:t>
-      </w:r>
-      <w:r>
-        <w:rPr>
-          <w:rFonts w:cs="Verdana" w:ascii="Verdana" w:hAnsi="Verdana"/>
-          <w:color w:val="000000"/>
-        </w:rPr>
-        <w:t xml:space="preserve"> benytte de gængse JAWS kommandoer</w:t>
-      </w:r>
-      <w:r>
-        <w:rPr>
-          <w:rFonts w:cs="Verdana" w:ascii="Verdana" w:hAnsi="Verdana"/>
-          <w:color w:val="000000"/>
-          <w:lang w:val="da-DK"/>
-        </w:rPr>
-        <w:t>.</w:t>
-      </w:r>
-      <w:r>
-        <w:rPr>
-          <w:rFonts w:cs="Verdana" w:ascii="Verdana" w:hAnsi="Verdana"/>
-          <w:color w:val="000000"/>
-        </w:rPr>
-        <w:t xml:space="preserve"> Man kan blandt andet</w:t>
-      </w:r>
-      <w:r>
-        <w:rPr>
-          <w:rFonts w:cs="Verdana" w:ascii="Verdana" w:hAnsi="Verdana"/>
-          <w:color w:val="000000"/>
-          <w:lang w:val="da-DK"/>
-        </w:rPr>
-        <w:t>:</w:t>
       </w:r>
     </w:p>
     <w:p>
@@ -785,7 +653,7 @@
           <w:rFonts w:cs="Verdana" w:ascii="Verdana" w:hAnsi="Verdana"/>
           <w:color w:val="000000"/>
         </w:rPr>
-        <w:t>Få oplæst en meddelelse ved at taste INSERT + B</w:t>
+        <w:t>Skifte mellem de vigtigste visningskomponenter  (i dette tilfælde Punktnodelisten og Punktnodefilteret) med TAB knappen.</w:t>
       </w:r>
     </w:p>
     <w:p>
@@ -802,6 +670,138 @@
           <w:rFonts w:cs="Verdana" w:ascii="Verdana" w:hAnsi="Verdana"/>
           <w:color w:val="000000"/>
         </w:rPr>
+        <w:t>Afbryde en igangværende handling med ESC knappen.</w:t>
+      </w:r>
+    </w:p>
+    <w:p>
+      <w:pPr>
+        <w:pStyle w:val="Brdtekst"/>
+        <w:numPr>
+          <w:ilvl w:val="0"/>
+          <w:numId w:val="8"/>
+        </w:numPr>
+        <w:rPr/>
+      </w:pPr>
+      <w:r>
+        <w:rPr>
+          <w:rFonts w:cs="Verdana" w:ascii="Verdana" w:hAnsi="Verdana"/>
+          <w:color w:val="000000"/>
+        </w:rPr>
+        <w:t>Lukke programmet med ALT + F4</w:t>
+      </w:r>
+    </w:p>
+    <w:p>
+      <w:pPr>
+        <w:pStyle w:val="Brdtekst"/>
+        <w:rPr>
+          <w:rFonts w:ascii="Verdana" w:hAnsi="Verdana" w:cs="Verdana"/>
+          <w:color w:val="000000"/>
+        </w:rPr>
+      </w:pPr>
+      <w:r>
+        <w:rPr>
+          <w:rFonts w:cs="Verdana" w:ascii="Verdana" w:hAnsi="Verdana"/>
+          <w:color w:val="000000"/>
+        </w:rPr>
+      </w:r>
+    </w:p>
+    <w:p>
+      <w:pPr>
+        <w:pStyle w:val="Brdtekst"/>
+        <w:rPr/>
+      </w:pPr>
+      <w:r>
+        <w:rPr>
+          <w:rFonts w:cs="Verdana" w:ascii="Verdana" w:hAnsi="Verdana"/>
+          <w:color w:val="000000"/>
+        </w:rPr>
+        <w:t>Desuden kan man</w:t>
+      </w:r>
+      <w:r>
+        <w:rPr>
+          <w:rFonts w:cs="Verdana" w:ascii="Verdana" w:hAnsi="Verdana"/>
+          <w:color w:val="000000"/>
+          <w:lang w:val="da-DK"/>
+        </w:rPr>
+        <w:t xml:space="preserve">, </w:t>
+      </w:r>
+      <w:r>
+        <w:rPr>
+          <w:rFonts w:cs="Verdana" w:ascii="Verdana" w:hAnsi="Verdana"/>
+          <w:color w:val="000000"/>
+        </w:rPr>
+        <w:t>hvis JAWS kører</w:t>
+      </w:r>
+      <w:r>
+        <w:rPr>
+          <w:rFonts w:cs="Verdana" w:ascii="Verdana" w:hAnsi="Verdana"/>
+          <w:color w:val="000000"/>
+          <w:lang w:val="da-DK"/>
+        </w:rPr>
+        <w:t>,</w:t>
+      </w:r>
+      <w:r>
+        <w:rPr>
+          <w:rFonts w:cs="Verdana" w:ascii="Verdana" w:hAnsi="Verdana"/>
+          <w:color w:val="000000"/>
+        </w:rPr>
+        <w:t xml:space="preserve"> benytte de gængse JAWS kommandoer</w:t>
+      </w:r>
+      <w:r>
+        <w:rPr>
+          <w:rFonts w:cs="Verdana" w:ascii="Verdana" w:hAnsi="Verdana"/>
+          <w:color w:val="000000"/>
+          <w:lang w:val="da-DK"/>
+        </w:rPr>
+        <w:t>.</w:t>
+      </w:r>
+      <w:r>
+        <w:rPr>
+          <w:rFonts w:cs="Verdana" w:ascii="Verdana" w:hAnsi="Verdana"/>
+          <w:color w:val="000000"/>
+        </w:rPr>
+        <w:t xml:space="preserve"> Man kan blandt andet</w:t>
+      </w:r>
+      <w:r>
+        <w:rPr>
+          <w:rFonts w:cs="Verdana" w:ascii="Verdana" w:hAnsi="Verdana"/>
+          <w:color w:val="000000"/>
+          <w:lang w:val="da-DK"/>
+        </w:rPr>
+        <w:t>:</w:t>
+      </w:r>
+    </w:p>
+    <w:p>
+      <w:pPr>
+        <w:pStyle w:val="Brdtekst"/>
+        <w:numPr>
+          <w:ilvl w:val="0"/>
+          <w:numId w:val="9"/>
+        </w:numPr>
+        <w:rPr/>
+      </w:pPr>
+      <w:r>
+        <w:rPr>
+          <w:rFonts w:cs="Verdana" w:ascii="Verdana" w:hAnsi="Verdana"/>
+          <w:color w:val="000000"/>
+        </w:rPr>
+        <w:t>Få oplæst en meddelelse ved at taste INSERT + B</w:t>
+      </w:r>
+    </w:p>
+    <w:p>
+      <w:pPr>
+        <w:pStyle w:val="Brdtekst"/>
+        <w:numPr>
+          <w:ilvl w:val="0"/>
+          <w:numId w:val="9"/>
+        </w:numPr>
+        <w:rPr/>
+      </w:pPr>
+      <w:r>
+        <w:rPr>
+          <w:rFonts w:cs="Verdana" w:ascii="Verdana" w:hAnsi="Verdana"/>
+          <w:color w:val="000000"/>
+        </w:rPr>
         <w:t>Slå oplæsning fra/til ved at taste  INSERT + MELLEMRUM efterfulgt af s</w:t>
       </w:r>
     </w:p>
@@ -810,7 +810,7 @@
         <w:pStyle w:val="Overskrift1"/>
         <w:numPr>
           <w:ilvl w:val="0"/>
-          <w:numId w:val="5"/>
+          <w:numId w:val="6"/>
         </w:numPr>
         <w:rPr/>
       </w:pPr>
@@ -848,7 +848,7 @@
         <w:pStyle w:val="Overskrift1"/>
         <w:numPr>
           <w:ilvl w:val="0"/>
-          <w:numId w:val="5"/>
+          <w:numId w:val="6"/>
         </w:numPr>
         <w:rPr/>
       </w:pPr>
@@ -1026,6 +1026,10 @@
     <w:p>
       <w:pPr>
         <w:pStyle w:val="Overskrift1"/>
+        <w:numPr>
+          <w:ilvl w:val="0"/>
+          <w:numId w:val="2"/>
+        </w:numPr>
         <w:rPr/>
       </w:pPr>
       <w:r>
@@ -1042,31 +1046,7 @@
         <w:rPr>
           <w:rFonts w:ascii="Verdana" w:hAnsi="Verdana"/>
         </w:rPr>
-        <w:t>Herunder vises et typisk</w:t>
-      </w:r>
-      <w:r>
-        <w:rPr>
-          <w:rFonts w:ascii="Verdana" w:hAnsi="Verdana"/>
-        </w:rPr>
-        <w:t>e</w:t>
-      </w:r>
-      <w:r>
-        <w:rPr>
-          <w:rFonts w:ascii="Verdana" w:hAnsi="Verdana"/>
-        </w:rPr>
-        <w:t xml:space="preserve"> eksempel på visningen i Punktnodelisten af en indlæst og fortolket punktnodefil. Eksemple</w:t>
-      </w:r>
-      <w:r>
-        <w:rPr>
-          <w:rFonts w:ascii="Verdana" w:hAnsi="Verdana"/>
-        </w:rPr>
-        <w:t>rne</w:t>
-      </w:r>
-      <w:r>
-        <w:rPr>
-          <w:rFonts w:ascii="Verdana" w:hAnsi="Verdana"/>
-        </w:rPr>
-        <w:t xml:space="preserve"> stammer fra nummer 262 i Højskolesangbogen: Kaj Munks ”Den blå anemone”.</w:t>
+        <w:t>Herunder vises et typiske eksempel på visningen i Punktnodelisten af en indlæst og fortolket punktnodefil. Eksemplerne stammer fra nummer 262 i Højskolesangbogen: Kaj Munks ”Den blå anemone”.</w:t>
       </w:r>
     </w:p>
     <w:p>
@@ -1078,13 +1058,7 @@
         <w:rPr>
           <w:rFonts w:ascii="Verdana" w:hAnsi="Verdana"/>
         </w:rPr>
-        <w:t xml:space="preserve">Først et eksempel fra </w:t>
-      </w:r>
-      <w:r>
-        <w:rPr>
-          <w:rFonts w:ascii="Verdana" w:hAnsi="Verdana"/>
-        </w:rPr>
-        <w:t>starten af ”Højre Hånd”. Bemærk at eksemplet både viser brug af intervalnotation og bistemmenotation.</w:t>
+        <w:t>Først et eksempel fra starten af ”Højre Hånd”. Bemærk at eksemplet både viser brug af intervalnotation og bistemmenotation.</w:t>
       </w:r>
     </w:p>
     <w:tbl>
@@ -2828,23 +2802,7 @@
             <w:pPr>
               <w:pStyle w:val="Tabelindhold"/>
               <w:jc w:val="left"/>
-              <w:rPr>
-                <w:rFonts w:ascii="Liberation Serif" w:hAnsi="Liberation Serif"/>
-                <w:b w:val="false"/>
-                <w:b w:val="false"/>
-                <w:bCs w:val="false"/>
-                <w:i w:val="false"/>
-                <w:i w:val="false"/>
-                <w:iCs w:val="false"/>
-                <w:strike w:val="false"/>
-                <w:dstrike w:val="false"/>
-                <w:outline w:val="false"/>
-                <w:shadow w:val="false"/>
-                <w:color w:val="000000"/>
-                <w:sz w:val="24"/>
-                <w:szCs w:val="24"/>
-                <w:u w:val="none"/>
-              </w:rPr>
+              <w:rPr/>
             </w:pPr>
             <w:r>
               <w:rPr>
@@ -2868,23 +2826,7 @@
             <w:pPr>
               <w:pStyle w:val="Tabelindhold"/>
               <w:jc w:val="left"/>
-              <w:rPr>
-                <w:rFonts w:ascii="Liberation Serif" w:hAnsi="Liberation Serif"/>
-                <w:b w:val="false"/>
-                <w:b w:val="false"/>
-                <w:bCs w:val="false"/>
-                <w:i w:val="false"/>
-                <w:i w:val="false"/>
-                <w:iCs w:val="false"/>
-                <w:strike w:val="false"/>
-                <w:dstrike w:val="false"/>
-                <w:outline w:val="false"/>
-                <w:shadow w:val="false"/>
-                <w:color w:val="000000"/>
-                <w:sz w:val="24"/>
-                <w:szCs w:val="24"/>
-                <w:u w:val="none"/>
-              </w:rPr>
+              <w:rPr/>
             </w:pPr>
             <w:r>
               <w:rPr>
@@ -2908,23 +2850,7 @@
             <w:pPr>
               <w:pStyle w:val="Tabelindhold"/>
               <w:jc w:val="left"/>
-              <w:rPr>
-                <w:rFonts w:ascii="Liberation Serif" w:hAnsi="Liberation Serif"/>
-                <w:b w:val="false"/>
-                <w:b w:val="false"/>
-                <w:bCs w:val="false"/>
-                <w:i w:val="false"/>
-                <w:i w:val="false"/>
-                <w:iCs w:val="false"/>
-                <w:strike w:val="false"/>
-                <w:dstrike w:val="false"/>
-                <w:outline w:val="false"/>
-                <w:shadow w:val="false"/>
-                <w:color w:val="000000"/>
-                <w:sz w:val="24"/>
-                <w:szCs w:val="24"/>
-                <w:u w:val="none"/>
-              </w:rPr>
+              <w:rPr/>
             </w:pPr>
             <w:r>
               <w:rPr>
@@ -2948,23 +2874,7 @@
             <w:pPr>
               <w:pStyle w:val="Tabelindhold"/>
               <w:jc w:val="left"/>
-              <w:rPr>
-                <w:rFonts w:ascii="Liberation Serif" w:hAnsi="Liberation Serif"/>
-                <w:b w:val="false"/>
-                <w:b w:val="false"/>
-                <w:bCs w:val="false"/>
-                <w:i w:val="false"/>
-                <w:i w:val="false"/>
-                <w:iCs w:val="false"/>
-                <w:strike w:val="false"/>
-                <w:dstrike w:val="false"/>
-                <w:outline w:val="false"/>
-                <w:shadow w:val="false"/>
-                <w:color w:val="000000"/>
-                <w:sz w:val="24"/>
-                <w:szCs w:val="24"/>
-                <w:u w:val="none"/>
-              </w:rPr>
+              <w:rPr/>
             </w:pPr>
             <w:r>
               <w:rPr>
@@ -2988,23 +2898,7 @@
             <w:pPr>
               <w:pStyle w:val="Tabelindhold"/>
               <w:jc w:val="left"/>
-              <w:rPr>
-                <w:rFonts w:ascii="Liberation Serif" w:hAnsi="Liberation Serif"/>
-                <w:b w:val="false"/>
-                <w:b w:val="false"/>
-                <w:bCs w:val="false"/>
-                <w:i w:val="false"/>
-                <w:i w:val="false"/>
-                <w:iCs w:val="false"/>
-                <w:strike w:val="false"/>
-                <w:dstrike w:val="false"/>
-                <w:outline w:val="false"/>
-                <w:shadow w:val="false"/>
-                <w:color w:val="000000"/>
-                <w:sz w:val="24"/>
-                <w:szCs w:val="24"/>
-                <w:u w:val="none"/>
-              </w:rPr>
+              <w:rPr/>
             </w:pPr>
             <w:r>
               <w:rPr>
@@ -3028,183 +2922,103 @@
             <w:pPr>
               <w:pStyle w:val="Tabelindhold"/>
               <w:jc w:val="left"/>
-              <w:rPr>
-                <w:rFonts w:ascii="Liberation Serif" w:hAnsi="Liberation Serif"/>
-                <w:b w:val="false"/>
-                <w:b w:val="false"/>
-                <w:bCs w:val="false"/>
-                <w:i w:val="false"/>
-                <w:i w:val="false"/>
-                <w:iCs w:val="false"/>
-                <w:strike w:val="false"/>
-                <w:dstrike w:val="false"/>
-                <w:outline w:val="false"/>
-                <w:shadow w:val="false"/>
-                <w:color w:val="000000"/>
-                <w:sz w:val="24"/>
-                <w:szCs w:val="24"/>
-                <w:u w:val="none"/>
-              </w:rPr>
-            </w:pPr>
-            <w:r>
-              <w:rPr>
-                <w:b w:val="false"/>
-                <w:bCs w:val="false"/>
-                <w:i w:val="false"/>
-                <w:iCs w:val="false"/>
-                <w:strike w:val="false"/>
-                <w:dstrike w:val="false"/>
-                <w:outline w:val="false"/>
-                <w:shadow w:val="false"/>
-                <w:color w:val="000000"/>
-                <w:sz w:val="24"/>
-                <w:szCs w:val="24"/>
-                <w:u w:val="none"/>
-              </w:rPr>
-              <w:t xml:space="preserve">⠠⠑⠣ Becifring grundtoneEb </w:t>
+              <w:rPr/>
+            </w:pPr>
+            <w:r>
+              <w:rPr>
+                <w:b w:val="false"/>
+                <w:bCs w:val="false"/>
+                <w:i w:val="false"/>
+                <w:iCs w:val="false"/>
+                <w:strike w:val="false"/>
+                <w:dstrike w:val="false"/>
+                <w:outline w:val="false"/>
+                <w:shadow w:val="false"/>
+                <w:color w:val="000000"/>
+                <w:sz w:val="24"/>
+                <w:szCs w:val="24"/>
+                <w:u w:val="none"/>
+              </w:rPr>
+              <w:t xml:space="preserve">⠠⠑⠣ Becifring grundtone Es </w:t>
             </w:r>
           </w:p>
           <w:p>
             <w:pPr>
               <w:pStyle w:val="Tabelindhold"/>
               <w:jc w:val="left"/>
-              <w:rPr>
-                <w:rFonts w:ascii="Liberation Serif" w:hAnsi="Liberation Serif"/>
-                <w:b w:val="false"/>
-                <w:b w:val="false"/>
-                <w:bCs w:val="false"/>
-                <w:i w:val="false"/>
-                <w:i w:val="false"/>
-                <w:iCs w:val="false"/>
-                <w:strike w:val="false"/>
-                <w:dstrike w:val="false"/>
-                <w:outline w:val="false"/>
-                <w:shadow w:val="false"/>
-                <w:color w:val="000000"/>
-                <w:sz w:val="24"/>
-                <w:szCs w:val="24"/>
-                <w:u w:val="none"/>
-              </w:rPr>
-            </w:pPr>
-            <w:r>
-              <w:rPr>
-                <w:b w:val="false"/>
-                <w:bCs w:val="false"/>
-                <w:i w:val="false"/>
-                <w:iCs w:val="false"/>
-                <w:strike w:val="false"/>
-                <w:dstrike w:val="false"/>
-                <w:outline w:val="false"/>
-                <w:shadow w:val="false"/>
-                <w:color w:val="000000"/>
-                <w:sz w:val="24"/>
-                <w:szCs w:val="24"/>
-                <w:u w:val="none"/>
-              </w:rPr>
-              <w:t xml:space="preserve">⠠⠁⠣ Becifring grundtoneAb </w:t>
+              <w:rPr/>
+            </w:pPr>
+            <w:r>
+              <w:rPr>
+                <w:b w:val="false"/>
+                <w:bCs w:val="false"/>
+                <w:i w:val="false"/>
+                <w:iCs w:val="false"/>
+                <w:strike w:val="false"/>
+                <w:dstrike w:val="false"/>
+                <w:outline w:val="false"/>
+                <w:shadow w:val="false"/>
+                <w:color w:val="000000"/>
+                <w:sz w:val="24"/>
+                <w:szCs w:val="24"/>
+                <w:u w:val="none"/>
+              </w:rPr>
+              <w:t xml:space="preserve">⠠⠁⠣ Becifring grundtone As </w:t>
             </w:r>
           </w:p>
           <w:p>
             <w:pPr>
               <w:pStyle w:val="Tabelindhold"/>
               <w:jc w:val="left"/>
-              <w:rPr>
-                <w:rFonts w:ascii="Liberation Serif" w:hAnsi="Liberation Serif"/>
-                <w:b w:val="false"/>
-                <w:b w:val="false"/>
-                <w:bCs w:val="false"/>
-                <w:i w:val="false"/>
-                <w:i w:val="false"/>
-                <w:iCs w:val="false"/>
-                <w:strike w:val="false"/>
-                <w:dstrike w:val="false"/>
-                <w:outline w:val="false"/>
-                <w:shadow w:val="false"/>
-                <w:color w:val="000000"/>
-                <w:sz w:val="24"/>
-                <w:szCs w:val="24"/>
-                <w:u w:val="none"/>
-              </w:rPr>
-            </w:pPr>
-            <w:r>
-              <w:rPr>
-                <w:b w:val="false"/>
-                <w:bCs w:val="false"/>
-                <w:i w:val="false"/>
-                <w:iCs w:val="false"/>
-                <w:strike w:val="false"/>
-                <w:dstrike w:val="false"/>
-                <w:outline w:val="false"/>
-                <w:shadow w:val="false"/>
-                <w:color w:val="000000"/>
-                <w:sz w:val="24"/>
-                <w:szCs w:val="24"/>
-                <w:u w:val="none"/>
-              </w:rPr>
-              <w:t xml:space="preserve">⠌⠉ Becifring bastoneC </w:t>
+              <w:rPr/>
+            </w:pPr>
+            <w:r>
+              <w:rPr>
+                <w:b w:val="false"/>
+                <w:bCs w:val="false"/>
+                <w:i w:val="false"/>
+                <w:iCs w:val="false"/>
+                <w:strike w:val="false"/>
+                <w:dstrike w:val="false"/>
+                <w:outline w:val="false"/>
+                <w:shadow w:val="false"/>
+                <w:color w:val="000000"/>
+                <w:sz w:val="24"/>
+                <w:szCs w:val="24"/>
+                <w:u w:val="none"/>
+              </w:rPr>
+              <w:t xml:space="preserve">⠌⠉ Becifring bastone C </w:t>
             </w:r>
           </w:p>
           <w:p>
             <w:pPr>
               <w:pStyle w:val="Tabelindhold"/>
               <w:jc w:val="left"/>
-              <w:rPr>
-                <w:rFonts w:ascii="Liberation Serif" w:hAnsi="Liberation Serif"/>
-                <w:b w:val="false"/>
-                <w:b w:val="false"/>
-                <w:bCs w:val="false"/>
-                <w:i w:val="false"/>
-                <w:i w:val="false"/>
-                <w:iCs w:val="false"/>
-                <w:strike w:val="false"/>
-                <w:dstrike w:val="false"/>
-                <w:outline w:val="false"/>
-                <w:shadow w:val="false"/>
-                <w:color w:val="000000"/>
-                <w:sz w:val="24"/>
-                <w:szCs w:val="24"/>
-                <w:u w:val="none"/>
-              </w:rPr>
-            </w:pPr>
-            <w:r>
-              <w:rPr>
-                <w:b w:val="false"/>
-                <w:bCs w:val="false"/>
-                <w:i w:val="false"/>
-                <w:iCs w:val="false"/>
-                <w:strike w:val="false"/>
-                <w:dstrike w:val="false"/>
-                <w:outline w:val="false"/>
-                <w:shadow w:val="false"/>
-                <w:color w:val="000000"/>
-                <w:sz w:val="24"/>
-                <w:szCs w:val="24"/>
-                <w:u w:val="none"/>
-              </w:rPr>
-              <w:t xml:space="preserve">⠠⠑⠣ Becifring grundtoneEb </w:t>
+              <w:rPr/>
+            </w:pPr>
+            <w:r>
+              <w:rPr>
+                <w:b w:val="false"/>
+                <w:bCs w:val="false"/>
+                <w:i w:val="false"/>
+                <w:iCs w:val="false"/>
+                <w:strike w:val="false"/>
+                <w:dstrike w:val="false"/>
+                <w:outline w:val="false"/>
+                <w:shadow w:val="false"/>
+                <w:color w:val="000000"/>
+                <w:sz w:val="24"/>
+                <w:szCs w:val="24"/>
+                <w:u w:val="none"/>
+              </w:rPr>
+              <w:t xml:space="preserve">⠠⠑⠣ Becifring grundtone Es </w:t>
             </w:r>
           </w:p>
           <w:p>
             <w:pPr>
               <w:pStyle w:val="Tabelindhold"/>
               <w:jc w:val="left"/>
-              <w:rPr>
-                <w:rFonts w:ascii="Liberation Serif" w:hAnsi="Liberation Serif"/>
-                <w:b w:val="false"/>
-                <w:b w:val="false"/>
-                <w:bCs w:val="false"/>
-                <w:i w:val="false"/>
-                <w:i w:val="false"/>
-                <w:iCs w:val="false"/>
-                <w:strike w:val="false"/>
-                <w:dstrike w:val="false"/>
-                <w:outline w:val="false"/>
-                <w:shadow w:val="false"/>
-                <w:color w:val="000000"/>
-                <w:sz w:val="24"/>
-                <w:szCs w:val="24"/>
-                <w:u w:val="none"/>
-              </w:rPr>
+              <w:rPr/>
             </w:pPr>
             <w:r>
               <w:rPr>
@@ -3228,63 +3042,31 @@
             <w:pPr>
               <w:pStyle w:val="Tabelindhold"/>
               <w:jc w:val="left"/>
-              <w:rPr>
-                <w:rFonts w:ascii="Liberation Serif" w:hAnsi="Liberation Serif"/>
-                <w:b w:val="false"/>
-                <w:b w:val="false"/>
-                <w:bCs w:val="false"/>
-                <w:i w:val="false"/>
-                <w:i w:val="false"/>
-                <w:iCs w:val="false"/>
-                <w:strike w:val="false"/>
-                <w:dstrike w:val="false"/>
-                <w:outline w:val="false"/>
-                <w:shadow w:val="false"/>
-                <w:color w:val="000000"/>
-                <w:sz w:val="24"/>
-                <w:szCs w:val="24"/>
-                <w:u w:val="none"/>
-              </w:rPr>
-            </w:pPr>
-            <w:r>
-              <w:rPr>
-                <w:b w:val="false"/>
-                <w:bCs w:val="false"/>
-                <w:i w:val="false"/>
-                <w:iCs w:val="false"/>
-                <w:strike w:val="false"/>
-                <w:dstrike w:val="false"/>
-                <w:outline w:val="false"/>
-                <w:shadow w:val="false"/>
-                <w:color w:val="000000"/>
-                <w:sz w:val="24"/>
-                <w:szCs w:val="24"/>
-                <w:u w:val="none"/>
-              </w:rPr>
-              <w:t xml:space="preserve">⠠⠑⠣ Becifring grundtoneEb </w:t>
+              <w:rPr/>
+            </w:pPr>
+            <w:r>
+              <w:rPr>
+                <w:b w:val="false"/>
+                <w:bCs w:val="false"/>
+                <w:i w:val="false"/>
+                <w:iCs w:val="false"/>
+                <w:strike w:val="false"/>
+                <w:dstrike w:val="false"/>
+                <w:outline w:val="false"/>
+                <w:shadow w:val="false"/>
+                <w:color w:val="000000"/>
+                <w:sz w:val="24"/>
+                <w:szCs w:val="24"/>
+                <w:u w:val="none"/>
+              </w:rPr>
+              <w:t xml:space="preserve">⠠⠑⠣ Becifring grundtone Es </w:t>
             </w:r>
           </w:p>
           <w:p>
             <w:pPr>
               <w:pStyle w:val="Tabelindhold"/>
               <w:jc w:val="left"/>
-              <w:rPr>
-                <w:rFonts w:ascii="Liberation Serif" w:hAnsi="Liberation Serif"/>
-                <w:b w:val="false"/>
-                <w:b w:val="false"/>
-                <w:bCs w:val="false"/>
-                <w:i w:val="false"/>
-                <w:i w:val="false"/>
-                <w:iCs w:val="false"/>
-                <w:strike w:val="false"/>
-                <w:dstrike w:val="false"/>
-                <w:outline w:val="false"/>
-                <w:shadow w:val="false"/>
-                <w:color w:val="000000"/>
-                <w:sz w:val="24"/>
-                <w:szCs w:val="24"/>
-                <w:u w:val="none"/>
-              </w:rPr>
+              <w:rPr/>
             </w:pPr>
             <w:r>
               <w:rPr>
@@ -3308,23 +3090,7 @@
             <w:pPr>
               <w:pStyle w:val="Tabelindhold"/>
               <w:jc w:val="left"/>
-              <w:rPr>
-                <w:rFonts w:ascii="Liberation Serif" w:hAnsi="Liberation Serif"/>
-                <w:b w:val="false"/>
-                <w:b w:val="false"/>
-                <w:bCs w:val="false"/>
-                <w:i w:val="false"/>
-                <w:i w:val="false"/>
-                <w:iCs w:val="false"/>
-                <w:strike w:val="false"/>
-                <w:dstrike w:val="false"/>
-                <w:outline w:val="false"/>
-                <w:shadow w:val="false"/>
-                <w:color w:val="000000"/>
-                <w:sz w:val="24"/>
-                <w:szCs w:val="24"/>
-                <w:u w:val="none"/>
-              </w:rPr>
+              <w:rPr/>
             </w:pPr>
             <w:r>
               <w:rPr>
@@ -3369,7 +3135,7 @@
         <w:pStyle w:val="Overskrift1"/>
         <w:numPr>
           <w:ilvl w:val="0"/>
-          <w:numId w:val="2"/>
+          <w:numId w:val="3"/>
         </w:numPr>
         <w:rPr/>
       </w:pPr>
@@ -3382,7 +3148,7 @@
         <w:pStyle w:val="Overskrift1"/>
         <w:numPr>
           <w:ilvl w:val="0"/>
-          <w:numId w:val="2"/>
+          <w:numId w:val="3"/>
         </w:numPr>
         <w:rPr/>
       </w:pPr>
@@ -3432,15 +3198,15 @@
         </w:tblCellMar>
       </w:tblPr>
       <w:tblGrid>
-        <w:gridCol w:w="1529"/>
+        <w:gridCol w:w="1528"/>
         <w:gridCol w:w="6524"/>
-        <w:gridCol w:w="1592"/>
+        <w:gridCol w:w="1593"/>
       </w:tblGrid>
       <w:tr>
         <w:trPr/>
         <w:tc>
           <w:tcPr>
-            <w:tcW w:w="1529" w:type="dxa"/>
+            <w:tcW w:w="1528" w:type="dxa"/>
             <w:tcBorders>
               <w:top w:val="single" w:sz="4" w:space="0" w:color="000000"/>
               <w:left w:val="single" w:sz="4" w:space="0" w:color="000000"/>
@@ -3544,7 +3310,7 @@
         </w:tc>
         <w:tc>
           <w:tcPr>
-            <w:tcW w:w="1592" w:type="dxa"/>
+            <w:tcW w:w="1593" w:type="dxa"/>
             <w:tcBorders>
               <w:top w:val="single" w:sz="4" w:space="0" w:color="000000"/>
               <w:left w:val="single" w:sz="4" w:space="0" w:color="000000"/>
@@ -3600,7 +3366,7 @@
         <w:trPr/>
         <w:tc>
           <w:tcPr>
-            <w:tcW w:w="1529" w:type="dxa"/>
+            <w:tcW w:w="1528" w:type="dxa"/>
             <w:tcBorders>
               <w:left w:val="single" w:sz="4" w:space="0" w:color="000000"/>
               <w:bottom w:val="single" w:sz="4" w:space="0" w:color="000000"/>
@@ -3703,7 +3469,7 @@
         </w:tc>
         <w:tc>
           <w:tcPr>
-            <w:tcW w:w="1592" w:type="dxa"/>
+            <w:tcW w:w="1593" w:type="dxa"/>
             <w:tcBorders>
               <w:left w:val="single" w:sz="4" w:space="0" w:color="000000"/>
               <w:bottom w:val="single" w:sz="4" w:space="0" w:color="000000"/>
@@ -3758,7 +3524,7 @@
         <w:trPr/>
         <w:tc>
           <w:tcPr>
-            <w:tcW w:w="1529" w:type="dxa"/>
+            <w:tcW w:w="1528" w:type="dxa"/>
             <w:tcBorders>
               <w:left w:val="single" w:sz="4" w:space="0" w:color="000000"/>
               <w:bottom w:val="single" w:sz="4" w:space="0" w:color="000000"/>
@@ -3860,7 +3626,7 @@
         </w:tc>
         <w:tc>
           <w:tcPr>
-            <w:tcW w:w="1592" w:type="dxa"/>
+            <w:tcW w:w="1593" w:type="dxa"/>
             <w:tcBorders>
               <w:left w:val="single" w:sz="4" w:space="0" w:color="000000"/>
               <w:bottom w:val="single" w:sz="4" w:space="0" w:color="000000"/>
@@ -3915,7 +3681,7 @@
         <w:trPr/>
         <w:tc>
           <w:tcPr>
-            <w:tcW w:w="1529" w:type="dxa"/>
+            <w:tcW w:w="1528" w:type="dxa"/>
             <w:tcBorders>
               <w:left w:val="single" w:sz="4" w:space="0" w:color="000000"/>
               <w:bottom w:val="single" w:sz="4" w:space="0" w:color="000000"/>
@@ -4017,7 +3783,7 @@
         </w:tc>
         <w:tc>
           <w:tcPr>
-            <w:tcW w:w="1592" w:type="dxa"/>
+            <w:tcW w:w="1593" w:type="dxa"/>
             <w:tcBorders>
               <w:left w:val="single" w:sz="4" w:space="0" w:color="000000"/>
               <w:bottom w:val="single" w:sz="4" w:space="0" w:color="000000"/>
@@ -4116,7 +3882,7 @@
         <w:pStyle w:val="Overskrift1"/>
         <w:numPr>
           <w:ilvl w:val="0"/>
-          <w:numId w:val="2"/>
+          <w:numId w:val="3"/>
         </w:numPr>
         <w:rPr/>
       </w:pPr>
@@ -4149,7 +3915,7 @@
         <w:pStyle w:val="Brdtekst"/>
         <w:numPr>
           <w:ilvl w:val="0"/>
-          <w:numId w:val="9"/>
+          <w:numId w:val="10"/>
         </w:numPr>
         <w:rPr/>
       </w:pPr>
@@ -4170,7 +3936,7 @@
         <w:pStyle w:val="Brdtekst"/>
         <w:numPr>
           <w:ilvl w:val="0"/>
-          <w:numId w:val="9"/>
+          <w:numId w:val="10"/>
         </w:numPr>
         <w:rPr/>
       </w:pPr>
@@ -4192,43 +3958,7 @@
           <w:sz w:val="22"/>
           <w:szCs w:val="22"/>
         </w:rPr>
-        <w:t>”Filer”→”E</w:t>
-      </w:r>
-      <w:r>
-        <w:rPr>
-          <w:b/>
-          <w:bCs/>
-          <w:sz w:val="22"/>
-          <w:szCs w:val="22"/>
-        </w:rPr>
-        <w:t>ks</w:t>
-      </w:r>
-      <w:r>
-        <w:rPr>
-          <w:b/>
-          <w:bCs/>
-          <w:sz w:val="22"/>
-          <w:szCs w:val="22"/>
-        </w:rPr>
-        <w:t>port</w:t>
-      </w:r>
-      <w:r>
-        <w:rPr>
-          <w:b/>
-          <w:bCs/>
-          <w:sz w:val="22"/>
-          <w:szCs w:val="22"/>
-        </w:rPr>
-        <w:t>é</w:t>
-      </w:r>
-      <w:r>
-        <w:rPr>
-          <w:b/>
-          <w:bCs/>
-          <w:sz w:val="22"/>
-          <w:szCs w:val="22"/>
-        </w:rPr>
-        <w:t>r som MusicXml”</w:t>
+        <w:t>”Filer”→”Eksportér som MusicXml”</w:t>
       </w:r>
     </w:p>
     <w:p>
@@ -4236,7 +3966,7 @@
         <w:pStyle w:val="Brdtekst"/>
         <w:numPr>
           <w:ilvl w:val="0"/>
-          <w:numId w:val="9"/>
+          <w:numId w:val="10"/>
         </w:numPr>
         <w:rPr/>
       </w:pPr>
@@ -4337,7 +4067,7 @@
         <w:pStyle w:val="Overskrift1"/>
         <w:numPr>
           <w:ilvl w:val="0"/>
-          <w:numId w:val="4"/>
+          <w:numId w:val="5"/>
         </w:numPr>
         <w:rPr/>
       </w:pPr>
@@ -4657,7 +4387,7 @@
         <w:pStyle w:val="Overskrift2"/>
         <w:numPr>
           <w:ilvl w:val="1"/>
-          <w:numId w:val="3"/>
+          <w:numId w:val="4"/>
         </w:numPr>
         <w:rPr/>
       </w:pPr>
@@ -5261,7 +4991,7 @@
         <w:pStyle w:val="Overskrift3"/>
         <w:numPr>
           <w:ilvl w:val="2"/>
-          <w:numId w:val="3"/>
+          <w:numId w:val="4"/>
         </w:numPr>
         <w:rPr/>
       </w:pPr>
@@ -5340,14 +5070,14 @@
         </w:tblCellMar>
       </w:tblPr>
       <w:tblGrid>
-        <w:gridCol w:w="2893"/>
-        <w:gridCol w:w="6751"/>
+        <w:gridCol w:w="2892"/>
+        <w:gridCol w:w="6752"/>
       </w:tblGrid>
       <w:tr>
         <w:trPr/>
         <w:tc>
           <w:tcPr>
-            <w:tcW w:w="2893" w:type="dxa"/>
+            <w:tcW w:w="2892" w:type="dxa"/>
             <w:tcBorders>
               <w:top w:val="single" w:sz="4" w:space="0" w:color="000000"/>
               <w:left w:val="single" w:sz="4" w:space="0" w:color="000000"/>
@@ -5401,7 +5131,7 @@
         </w:tc>
         <w:tc>
           <w:tcPr>
-            <w:tcW w:w="6751" w:type="dxa"/>
+            <w:tcW w:w="6752" w:type="dxa"/>
             <w:tcBorders>
               <w:top w:val="single" w:sz="4" w:space="0" w:color="000000"/>
               <w:left w:val="single" w:sz="4" w:space="0" w:color="000000"/>
@@ -5457,7 +5187,7 @@
         <w:trPr/>
         <w:tc>
           <w:tcPr>
-            <w:tcW w:w="2893" w:type="dxa"/>
+            <w:tcW w:w="2892" w:type="dxa"/>
             <w:tcBorders>
               <w:left w:val="single" w:sz="4" w:space="0" w:color="000000"/>
               <w:bottom w:val="single" w:sz="4" w:space="0" w:color="000000"/>
@@ -5510,7 +5240,7 @@
         </w:tc>
         <w:tc>
           <w:tcPr>
-            <w:tcW w:w="6751" w:type="dxa"/>
+            <w:tcW w:w="6752" w:type="dxa"/>
             <w:tcBorders>
               <w:left w:val="single" w:sz="4" w:space="0" w:color="000000"/>
               <w:bottom w:val="single" w:sz="4" w:space="0" w:color="000000"/>
@@ -5635,7 +5365,7 @@
         <w:trPr/>
         <w:tc>
           <w:tcPr>
-            <w:tcW w:w="2893" w:type="dxa"/>
+            <w:tcW w:w="2892" w:type="dxa"/>
             <w:tcBorders>
               <w:left w:val="single" w:sz="4" w:space="0" w:color="000000"/>
               <w:bottom w:val="single" w:sz="4" w:space="0" w:color="000000"/>
@@ -5688,7 +5418,7 @@
         </w:tc>
         <w:tc>
           <w:tcPr>
-            <w:tcW w:w="6751" w:type="dxa"/>
+            <w:tcW w:w="6752" w:type="dxa"/>
             <w:tcBorders>
               <w:left w:val="single" w:sz="4" w:space="0" w:color="000000"/>
               <w:bottom w:val="single" w:sz="4" w:space="0" w:color="000000"/>
@@ -5745,7 +5475,7 @@
         <w:trPr/>
         <w:tc>
           <w:tcPr>
-            <w:tcW w:w="2893" w:type="dxa"/>
+            <w:tcW w:w="2892" w:type="dxa"/>
             <w:tcBorders>
               <w:left w:val="single" w:sz="4" w:space="0" w:color="000000"/>
               <w:bottom w:val="single" w:sz="4" w:space="0" w:color="000000"/>
@@ -5798,7 +5528,7 @@
         </w:tc>
         <w:tc>
           <w:tcPr>
-            <w:tcW w:w="6751" w:type="dxa"/>
+            <w:tcW w:w="6752" w:type="dxa"/>
             <w:tcBorders>
               <w:left w:val="single" w:sz="4" w:space="0" w:color="000000"/>
               <w:bottom w:val="single" w:sz="4" w:space="0" w:color="000000"/>
@@ -6763,6 +6493,98 @@
   <w:abstractNum w:abstractNumId="7">
     <w:lvl w:ilvl="0">
       <w:start w:val="1"/>
+      <w:numFmt w:val="none"/>
+      <w:suff w:val="nothing"/>
+      <w:lvlText w:val=""/>
+      <w:lvlJc w:val="left"/>
+      <w:pPr>
+        <w:ind w:left="0" w:hanging="0"/>
+      </w:pPr>
+    </w:lvl>
+    <w:lvl w:ilvl="1">
+      <w:start w:val="1"/>
+      <w:numFmt w:val="none"/>
+      <w:suff w:val="nothing"/>
+      <w:lvlText w:val=""/>
+      <w:lvlJc w:val="left"/>
+      <w:pPr>
+        <w:ind w:left="0" w:hanging="0"/>
+      </w:pPr>
+    </w:lvl>
+    <w:lvl w:ilvl="2">
+      <w:start w:val="1"/>
+      <w:numFmt w:val="none"/>
+      <w:suff w:val="nothing"/>
+      <w:lvlText w:val=""/>
+      <w:lvlJc w:val="left"/>
+      <w:pPr>
+        <w:ind w:left="0" w:hanging="0"/>
+      </w:pPr>
+    </w:lvl>
+    <w:lvl w:ilvl="3">
+      <w:start w:val="1"/>
+      <w:numFmt w:val="none"/>
+      <w:suff w:val="nothing"/>
+      <w:lvlText w:val=""/>
+      <w:lvlJc w:val="left"/>
+      <w:pPr>
+        <w:ind w:left="0" w:hanging="0"/>
+      </w:pPr>
+    </w:lvl>
+    <w:lvl w:ilvl="4">
+      <w:start w:val="1"/>
+      <w:numFmt w:val="none"/>
+      <w:suff w:val="nothing"/>
+      <w:lvlText w:val=""/>
+      <w:lvlJc w:val="left"/>
+      <w:pPr>
+        <w:ind w:left="0" w:hanging="0"/>
+      </w:pPr>
+    </w:lvl>
+    <w:lvl w:ilvl="5">
+      <w:start w:val="1"/>
+      <w:numFmt w:val="none"/>
+      <w:suff w:val="nothing"/>
+      <w:lvlText w:val=""/>
+      <w:lvlJc w:val="left"/>
+      <w:pPr>
+        <w:ind w:left="0" w:hanging="0"/>
+      </w:pPr>
+    </w:lvl>
+    <w:lvl w:ilvl="6">
+      <w:start w:val="1"/>
+      <w:numFmt w:val="none"/>
+      <w:suff w:val="nothing"/>
+      <w:lvlText w:val=""/>
+      <w:lvlJc w:val="left"/>
+      <w:pPr>
+        <w:ind w:left="0" w:hanging="0"/>
+      </w:pPr>
+    </w:lvl>
+    <w:lvl w:ilvl="7">
+      <w:start w:val="1"/>
+      <w:numFmt w:val="none"/>
+      <w:suff w:val="nothing"/>
+      <w:lvlText w:val=""/>
+      <w:lvlJc w:val="left"/>
+      <w:pPr>
+        <w:ind w:left="0" w:hanging="0"/>
+      </w:pPr>
+    </w:lvl>
+    <w:lvl w:ilvl="8">
+      <w:start w:val="1"/>
+      <w:numFmt w:val="none"/>
+      <w:suff w:val="nothing"/>
+      <w:lvlText w:val=""/>
+      <w:lvlJc w:val="left"/>
+      <w:pPr>
+        <w:ind w:left="0" w:hanging="0"/>
+      </w:pPr>
+    </w:lvl>
+  </w:abstractNum>
+  <w:abstractNum w:abstractNumId="8">
+    <w:lvl w:ilvl="0">
+      <w:start w:val="1"/>
       <w:numFmt w:val="bullet"/>
       <w:lvlText w:val=""/>
       <w:lvlJc w:val="left"/>
@@ -6906,7 +6728,7 @@
       </w:rPr>
     </w:lvl>
   </w:abstractNum>
-  <w:abstractNum w:abstractNumId="8">
+  <w:abstractNum w:abstractNumId="9">
     <w:lvl w:ilvl="0">
       <w:start w:val="1"/>
       <w:numFmt w:val="bullet"/>
@@ -7052,7 +6874,7 @@
       </w:rPr>
     </w:lvl>
   </w:abstractNum>
-  <w:abstractNum w:abstractNumId="9">
+  <w:abstractNum w:abstractNumId="10">
     <w:lvl w:ilvl="0">
       <w:start w:val="1"/>
       <w:numFmt w:val="bullet"/>
@@ -7224,6 +7046,9 @@
   </w:num>
   <w:num w:numId="9">
     <w:abstractNumId w:val="9"/>
+  </w:num>
+  <w:num w:numId="10">
+    <w:abstractNumId w:val="10"/>
   </w:num>
 </w:numbering>
 </file>

--- a/Documentation/Test descriptions/Version 4.1/Brugervejledning for IBOS Punktnodelæser.v4.1.docx
+++ b/Documentation/Test descriptions/Version 4.1/Brugervejledning for IBOS Punktnodelæser.v4.1.docx
@@ -177,14 +177,14 @@
         </w:tblCellMar>
       </w:tblPr>
       <w:tblGrid>
-        <w:gridCol w:w="2770"/>
-        <w:gridCol w:w="6876"/>
+        <w:gridCol w:w="2769"/>
+        <w:gridCol w:w="6877"/>
       </w:tblGrid>
       <w:tr>
         <w:trPr/>
         <w:tc>
           <w:tcPr>
-            <w:tcW w:w="2770" w:type="dxa"/>
+            <w:tcW w:w="2769" w:type="dxa"/>
             <w:tcBorders>
               <w:top w:val="single" w:sz="2" w:space="0" w:color="000000"/>
               <w:left w:val="single" w:sz="2" w:space="0" w:color="000000"/>
@@ -211,7 +211,7 @@
         </w:tc>
         <w:tc>
           <w:tcPr>
-            <w:tcW w:w="6876" w:type="dxa"/>
+            <w:tcW w:w="6877" w:type="dxa"/>
             <w:tcBorders>
               <w:top w:val="single" w:sz="2" w:space="0" w:color="000000"/>
               <w:left w:val="single" w:sz="2" w:space="0" w:color="000000"/>
@@ -286,7 +286,7 @@
         <w:trPr/>
         <w:tc>
           <w:tcPr>
-            <w:tcW w:w="2770" w:type="dxa"/>
+            <w:tcW w:w="2769" w:type="dxa"/>
             <w:tcBorders>
               <w:left w:val="single" w:sz="2" w:space="0" w:color="000000"/>
               <w:bottom w:val="single" w:sz="2" w:space="0" w:color="000000"/>
@@ -312,7 +312,7 @@
         </w:tc>
         <w:tc>
           <w:tcPr>
-            <w:tcW w:w="6876" w:type="dxa"/>
+            <w:tcW w:w="6877" w:type="dxa"/>
             <w:tcBorders>
               <w:left w:val="single" w:sz="2" w:space="0" w:color="000000"/>
               <w:bottom w:val="single" w:sz="2" w:space="0" w:color="000000"/>
@@ -379,7 +379,7 @@
         <w:trPr/>
         <w:tc>
           <w:tcPr>
-            <w:tcW w:w="2770" w:type="dxa"/>
+            <w:tcW w:w="2769" w:type="dxa"/>
             <w:tcBorders>
               <w:left w:val="single" w:sz="2" w:space="0" w:color="000000"/>
               <w:bottom w:val="single" w:sz="2" w:space="0" w:color="000000"/>
@@ -405,7 +405,7 @@
         </w:tc>
         <w:tc>
           <w:tcPr>
-            <w:tcW w:w="6876" w:type="dxa"/>
+            <w:tcW w:w="6877" w:type="dxa"/>
             <w:tcBorders>
               <w:left w:val="single" w:sz="2" w:space="0" w:color="000000"/>
               <w:bottom w:val="single" w:sz="2" w:space="0" w:color="000000"/>
@@ -435,7 +435,7 @@
         <w:trPr/>
         <w:tc>
           <w:tcPr>
-            <w:tcW w:w="2770" w:type="dxa"/>
+            <w:tcW w:w="2769" w:type="dxa"/>
             <w:tcBorders>
               <w:left w:val="single" w:sz="2" w:space="0" w:color="000000"/>
             </w:tcBorders>
@@ -460,7 +460,7 @@
         </w:tc>
         <w:tc>
           <w:tcPr>
-            <w:tcW w:w="6876" w:type="dxa"/>
+            <w:tcW w:w="6877" w:type="dxa"/>
             <w:tcBorders>
               <w:left w:val="single" w:sz="2" w:space="0" w:color="000000"/>
               <w:right w:val="single" w:sz="2" w:space="0" w:color="000000"/>
@@ -495,7 +495,7 @@
         <w:trPr/>
         <w:tc>
           <w:tcPr>
-            <w:tcW w:w="2770" w:type="dxa"/>
+            <w:tcW w:w="2769" w:type="dxa"/>
             <w:tcBorders>
               <w:left w:val="single" w:sz="2" w:space="0" w:color="000000"/>
               <w:bottom w:val="single" w:sz="2" w:space="0" w:color="000000"/>
@@ -521,7 +521,7 @@
         </w:tc>
         <w:tc>
           <w:tcPr>
-            <w:tcW w:w="6876" w:type="dxa"/>
+            <w:tcW w:w="6877" w:type="dxa"/>
             <w:tcBorders>
               <w:left w:val="single" w:sz="2" w:space="0" w:color="000000"/>
               <w:bottom w:val="single" w:sz="2" w:space="0" w:color="000000"/>
@@ -2843,7 +2843,41 @@
                 <w:szCs w:val="24"/>
                 <w:u w:val="none"/>
               </w:rPr>
-              <w:t xml:space="preserve">⠒⠜⠄ BecifringerChords </w:t>
+              <w:t>⠒⠜⠄ Becifring</w:t>
+            </w:r>
+            <w:r>
+              <w:rPr>
+                <w:b w:val="false"/>
+                <w:bCs w:val="false"/>
+                <w:i w:val="false"/>
+                <w:iCs w:val="false"/>
+                <w:strike w:val="false"/>
+                <w:dstrike w:val="false"/>
+                <w:outline w:val="false"/>
+                <w:shadow w:val="false"/>
+                <w:color w:val="000000"/>
+                <w:sz w:val="24"/>
+                <w:szCs w:val="24"/>
+                <w:u w:val="none"/>
+              </w:rPr>
+              <w:t>er</w:t>
+            </w:r>
+            <w:r>
+              <w:rPr>
+                <w:b w:val="false"/>
+                <w:bCs w:val="false"/>
+                <w:i w:val="false"/>
+                <w:iCs w:val="false"/>
+                <w:strike w:val="false"/>
+                <w:dstrike w:val="false"/>
+                <w:outline w:val="false"/>
+                <w:shadow w:val="false"/>
+                <w:color w:val="000000"/>
+                <w:sz w:val="24"/>
+                <w:szCs w:val="24"/>
+                <w:u w:val="none"/>
+              </w:rPr>
+              <w:t xml:space="preserve"> </w:t>
             </w:r>
           </w:p>
           <w:p>
@@ -3198,15 +3232,15 @@
         </w:tblCellMar>
       </w:tblPr>
       <w:tblGrid>
-        <w:gridCol w:w="1528"/>
+        <w:gridCol w:w="1527"/>
         <w:gridCol w:w="6524"/>
-        <w:gridCol w:w="1593"/>
+        <w:gridCol w:w="1594"/>
       </w:tblGrid>
       <w:tr>
         <w:trPr/>
         <w:tc>
           <w:tcPr>
-            <w:tcW w:w="1528" w:type="dxa"/>
+            <w:tcW w:w="1527" w:type="dxa"/>
             <w:tcBorders>
               <w:top w:val="single" w:sz="4" w:space="0" w:color="000000"/>
               <w:left w:val="single" w:sz="4" w:space="0" w:color="000000"/>
@@ -3310,7 +3344,7 @@
         </w:tc>
         <w:tc>
           <w:tcPr>
-            <w:tcW w:w="1593" w:type="dxa"/>
+            <w:tcW w:w="1594" w:type="dxa"/>
             <w:tcBorders>
               <w:top w:val="single" w:sz="4" w:space="0" w:color="000000"/>
               <w:left w:val="single" w:sz="4" w:space="0" w:color="000000"/>
@@ -3366,7 +3400,7 @@
         <w:trPr/>
         <w:tc>
           <w:tcPr>
-            <w:tcW w:w="1528" w:type="dxa"/>
+            <w:tcW w:w="1527" w:type="dxa"/>
             <w:tcBorders>
               <w:left w:val="single" w:sz="4" w:space="0" w:color="000000"/>
               <w:bottom w:val="single" w:sz="4" w:space="0" w:color="000000"/>
@@ -3469,7 +3503,7 @@
         </w:tc>
         <w:tc>
           <w:tcPr>
-            <w:tcW w:w="1593" w:type="dxa"/>
+            <w:tcW w:w="1594" w:type="dxa"/>
             <w:tcBorders>
               <w:left w:val="single" w:sz="4" w:space="0" w:color="000000"/>
               <w:bottom w:val="single" w:sz="4" w:space="0" w:color="000000"/>
@@ -3524,7 +3558,7 @@
         <w:trPr/>
         <w:tc>
           <w:tcPr>
-            <w:tcW w:w="1528" w:type="dxa"/>
+            <w:tcW w:w="1527" w:type="dxa"/>
             <w:tcBorders>
               <w:left w:val="single" w:sz="4" w:space="0" w:color="000000"/>
               <w:bottom w:val="single" w:sz="4" w:space="0" w:color="000000"/>
@@ -3626,7 +3660,7 @@
         </w:tc>
         <w:tc>
           <w:tcPr>
-            <w:tcW w:w="1593" w:type="dxa"/>
+            <w:tcW w:w="1594" w:type="dxa"/>
             <w:tcBorders>
               <w:left w:val="single" w:sz="4" w:space="0" w:color="000000"/>
               <w:bottom w:val="single" w:sz="4" w:space="0" w:color="000000"/>
@@ -3681,7 +3715,7 @@
         <w:trPr/>
         <w:tc>
           <w:tcPr>
-            <w:tcW w:w="1528" w:type="dxa"/>
+            <w:tcW w:w="1527" w:type="dxa"/>
             <w:tcBorders>
               <w:left w:val="single" w:sz="4" w:space="0" w:color="000000"/>
               <w:bottom w:val="single" w:sz="4" w:space="0" w:color="000000"/>
@@ -3783,7 +3817,7 @@
         </w:tc>
         <w:tc>
           <w:tcPr>
-            <w:tcW w:w="1593" w:type="dxa"/>
+            <w:tcW w:w="1594" w:type="dxa"/>
             <w:tcBorders>
               <w:left w:val="single" w:sz="4" w:space="0" w:color="000000"/>
               <w:bottom w:val="single" w:sz="4" w:space="0" w:color="000000"/>
@@ -5070,14 +5104,14 @@
         </w:tblCellMar>
       </w:tblPr>
       <w:tblGrid>
-        <w:gridCol w:w="2892"/>
-        <w:gridCol w:w="6752"/>
+        <w:gridCol w:w="2891"/>
+        <w:gridCol w:w="6753"/>
       </w:tblGrid>
       <w:tr>
         <w:trPr/>
         <w:tc>
           <w:tcPr>
-            <w:tcW w:w="2892" w:type="dxa"/>
+            <w:tcW w:w="2891" w:type="dxa"/>
             <w:tcBorders>
               <w:top w:val="single" w:sz="4" w:space="0" w:color="000000"/>
               <w:left w:val="single" w:sz="4" w:space="0" w:color="000000"/>
@@ -5131,7 +5165,7 @@
         </w:tc>
         <w:tc>
           <w:tcPr>
-            <w:tcW w:w="6752" w:type="dxa"/>
+            <w:tcW w:w="6753" w:type="dxa"/>
             <w:tcBorders>
               <w:top w:val="single" w:sz="4" w:space="0" w:color="000000"/>
               <w:left w:val="single" w:sz="4" w:space="0" w:color="000000"/>
@@ -5187,7 +5221,7 @@
         <w:trPr/>
         <w:tc>
           <w:tcPr>
-            <w:tcW w:w="2892" w:type="dxa"/>
+            <w:tcW w:w="2891" w:type="dxa"/>
             <w:tcBorders>
               <w:left w:val="single" w:sz="4" w:space="0" w:color="000000"/>
               <w:bottom w:val="single" w:sz="4" w:space="0" w:color="000000"/>
@@ -5240,7 +5274,7 @@
         </w:tc>
         <w:tc>
           <w:tcPr>
-            <w:tcW w:w="6752" w:type="dxa"/>
+            <w:tcW w:w="6753" w:type="dxa"/>
             <w:tcBorders>
               <w:left w:val="single" w:sz="4" w:space="0" w:color="000000"/>
               <w:bottom w:val="single" w:sz="4" w:space="0" w:color="000000"/>
@@ -5365,7 +5399,7 @@
         <w:trPr/>
         <w:tc>
           <w:tcPr>
-            <w:tcW w:w="2892" w:type="dxa"/>
+            <w:tcW w:w="2891" w:type="dxa"/>
             <w:tcBorders>
               <w:left w:val="single" w:sz="4" w:space="0" w:color="000000"/>
               <w:bottom w:val="single" w:sz="4" w:space="0" w:color="000000"/>
@@ -5418,7 +5452,7 @@
         </w:tc>
         <w:tc>
           <w:tcPr>
-            <w:tcW w:w="6752" w:type="dxa"/>
+            <w:tcW w:w="6753" w:type="dxa"/>
             <w:tcBorders>
               <w:left w:val="single" w:sz="4" w:space="0" w:color="000000"/>
               <w:bottom w:val="single" w:sz="4" w:space="0" w:color="000000"/>
@@ -5475,7 +5509,7 @@
         <w:trPr/>
         <w:tc>
           <w:tcPr>
-            <w:tcW w:w="2892" w:type="dxa"/>
+            <w:tcW w:w="2891" w:type="dxa"/>
             <w:tcBorders>
               <w:left w:val="single" w:sz="4" w:space="0" w:color="000000"/>
               <w:bottom w:val="single" w:sz="4" w:space="0" w:color="000000"/>
@@ -5528,7 +5562,7 @@
         </w:tc>
         <w:tc>
           <w:tcPr>
-            <w:tcW w:w="6752" w:type="dxa"/>
+            <w:tcW w:w="6753" w:type="dxa"/>
             <w:tcBorders>
               <w:left w:val="single" w:sz="4" w:space="0" w:color="000000"/>
               <w:bottom w:val="single" w:sz="4" w:space="0" w:color="000000"/>
